--- a/docs/manual_usuario.docx
+++ b/docs/manual_usuario.docx
@@ -46,7 +46,7 @@
           <w:sz w:val="22"/>
           <w:szCs w:val="22"/>
         </w:rPr>
-        <w:t xml:space="preserve">Versão 1.0 · 4 de agosto de 2026</w:t>
+        <w:t xml:space="preserve">Versão 1.3 · 4 de agosto de 2026</w:t>
       </w:r>
     </w:p>
     <w:p>
@@ -157,7 +157,7 @@
           <w:sz w:val="22"/>
           <w:szCs w:val="22"/>
         </w:rPr>
-        <w:t xml:space="preserve">Este pacote calcula o Risco de Fogo (RF) previsto em resolução de 1 km para a América do Sul, combinando a precipitação observada do IMERG (últimos 119 dias), as previsões do GFS (precipitação, temperatura e umidade relativa a 2 m), o mapa de vegetação (MapBiomas/IGBP) e a topografia (GTOPO30). São dois programas:</w:t>
+        <w:t xml:space="preserve">Este pacote calcula o Risco de Fogo (RF) previsto em resolução de 1 km para a América do Sul, combinando a precipitação observada do IMERG (últimos 119 dias), as previsões do GFS (precipitação, temperatura e umidade relativa a 2 m), o mapa de vegetação (MapBiomas/IGBP) e a topografia (GTOPO30). São três programas:</w:t>
       </w:r>
     </w:p>
     <w:p>
@@ -224,6 +224,37 @@
     </w:p>
     <w:p>
       <w:pPr>
+        <w:pStyle w:val="ListParagraph"/>
+        <w:numPr>
+          <w:ilvl w:val="0"/>
+          <w:numId w:val="2"/>
+        </w:numPr>
+        <w:spacing w:after="100" w:line="276"/>
+        <w:jc w:val="both"/>
+      </w:pPr>
+      <w:r>
+        <w:rPr>
+          <w:rFonts w:ascii="Calibri" w:cs="Calibri" w:eastAsia="Calibri" w:hAnsi="Calibri"/>
+          <w:b/>
+          <w:bCs/>
+          <w:sz w:val="22"/>
+          <w:szCs w:val="22"/>
+        </w:rPr>
+        <w:t xml:space="preserve">rf_previsto.py</w:t>
+      </w:r>
+      <w:r>
+        <w:rPr>
+          <w:rFonts w:ascii="Calibri" w:cs="Calibri" w:eastAsia="Calibri" w:hAnsi="Calibri"/>
+          <w:b w:val="false"/>
+          <w:bCs w:val="false"/>
+          <w:sz w:val="22"/>
+          <w:szCs w:val="22"/>
+        </w:rPr>
+        <w:t xml:space="preserve"> — script genérico: gera o RF para qualquer horizonte de previsão e diferentes fontes de dados (GFS, Eta, BESM) informados na linha de comando (seção 5).</w:t>
+      </w:r>
+    </w:p>
+    <w:p>
+      <w:pPr>
         <w:spacing w:after="160" w:line="276"/>
         <w:jc w:val="both"/>
       </w:pPr>
@@ -305,7 +336,7 @@
           <w:sz w:val="19"/>
           <w:szCs w:val="19"/>
         </w:rPr>
-        <w:t xml:space="preserve">pip install numpy xarray netCDF4 rasterio</w:t>
+        <w:t xml:space="preserve">pip install numpy xarray netCDF4 rasterio pyyaml</w:t>
       </w:r>
     </w:p>
     <w:p>
@@ -990,7 +1021,7 @@
           <w:sz w:val="22"/>
           <w:szCs w:val="22"/>
         </w:rPr>
-        <w:t xml:space="preserve">Copie os quatro arquivos para o diretório de scripts do modelo (os três primeiros são obrigatórios; o teste é opcional):</w:t>
+        <w:t xml:space="preserve">Copie os arquivos para o diretório de scripts do modelo (os testes são opcionais):</w:t>
       </w:r>
     </w:p>
     <w:p>
@@ -1018,7 +1049,7 @@
           <w:sz w:val="19"/>
           <w:szCs w:val="19"/>
         </w:rPr>
-        <w:t xml:space="preserve">rf_previsto_1_5dias.py</w:t>
+        <w:t xml:space="preserve">rf_fontes.py</w:t>
       </w:r>
     </w:p>
     <w:p>
@@ -1032,13 +1063,13 @@
           <w:sz w:val="19"/>
           <w:szCs w:val="19"/>
         </w:rPr>
-        <w:t xml:space="preserve">rf_previsto_1_2_semanas.py</w:t>
+        <w:t xml:space="preserve">rf_config.py</w:t>
       </w:r>
     </w:p>
     <w:p>
       <w:pPr>
         <w:shd w:fill="F2F2F2" w:val="clear"/>
-        <w:spacing w:after="160"/>
+        <w:spacing w:after="0"/>
       </w:pPr>
       <w:r>
         <w:rPr>
@@ -1046,7 +1077,91 @@
           <w:sz w:val="19"/>
           <w:szCs w:val="19"/>
         </w:rPr>
+        <w:t xml:space="preserve">config_exemplo.yaml</w:t>
+      </w:r>
+    </w:p>
+    <w:p>
+      <w:pPr>
+        <w:shd w:fill="F2F2F2" w:val="clear"/>
+        <w:spacing w:after="0"/>
+      </w:pPr>
+      <w:r>
+        <w:rPr>
+          <w:rFonts w:ascii="Consolas" w:cs="Consolas" w:eastAsia="Consolas" w:hAnsi="Consolas"/>
+          <w:sz w:val="19"/>
+          <w:szCs w:val="19"/>
+        </w:rPr>
+        <w:t xml:space="preserve">rf_previsto_1_5dias.py</w:t>
+      </w:r>
+    </w:p>
+    <w:p>
+      <w:pPr>
+        <w:shd w:fill="F2F2F2" w:val="clear"/>
+        <w:spacing w:after="0"/>
+      </w:pPr>
+      <w:r>
+        <w:rPr>
+          <w:rFonts w:ascii="Consolas" w:cs="Consolas" w:eastAsia="Consolas" w:hAnsi="Consolas"/>
+          <w:sz w:val="19"/>
+          <w:szCs w:val="19"/>
+        </w:rPr>
+        <w:t xml:space="preserve">rf_previsto_1_2_semanas.py</w:t>
+      </w:r>
+    </w:p>
+    <w:p>
+      <w:pPr>
+        <w:shd w:fill="F2F2F2" w:val="clear"/>
+        <w:spacing w:after="0"/>
+      </w:pPr>
+      <w:r>
+        <w:rPr>
+          <w:rFonts w:ascii="Consolas" w:cs="Consolas" w:eastAsia="Consolas" w:hAnsi="Consolas"/>
+          <w:sz w:val="19"/>
+          <w:szCs w:val="19"/>
+        </w:rPr>
+        <w:t xml:space="preserve">rf_previsto.py</w:t>
+      </w:r>
+    </w:p>
+    <w:p>
+      <w:pPr>
+        <w:shd w:fill="F2F2F2" w:val="clear"/>
+        <w:spacing w:after="0"/>
+      </w:pPr>
+      <w:r>
+        <w:rPr>
+          <w:rFonts w:ascii="Consolas" w:cs="Consolas" w:eastAsia="Consolas" w:hAnsi="Consolas"/>
+          <w:sz w:val="19"/>
+          <w:szCs w:val="19"/>
+        </w:rPr>
         <w:t xml:space="preserve">teste_rf.py</w:t>
+      </w:r>
+    </w:p>
+    <w:p>
+      <w:pPr>
+        <w:shd w:fill="F2F2F2" w:val="clear"/>
+        <w:spacing w:after="0"/>
+      </w:pPr>
+      <w:r>
+        <w:rPr>
+          <w:rFonts w:ascii="Consolas" w:cs="Consolas" w:eastAsia="Consolas" w:hAnsi="Consolas"/>
+          <w:sz w:val="19"/>
+          <w:szCs w:val="19"/>
+        </w:rPr>
+        <w:t xml:space="preserve">teste_rf_previsto.py</w:t>
+      </w:r>
+    </w:p>
+    <w:p>
+      <w:pPr>
+        <w:shd w:fill="F2F2F2" w:val="clear"/>
+        <w:spacing w:after="160"/>
+      </w:pPr>
+      <w:r>
+        <w:rPr>
+          <w:rFonts w:ascii="Consolas" w:cs="Consolas" w:eastAsia="Consolas" w:hAnsi="Consolas"/>
+          <w:sz w:val="19"/>
+          <w:szCs w:val="19"/>
+        </w:rPr>
+        <w:t xml:space="preserve">teste_rf_multifonte.py</w:t>
       </w:r>
     </w:p>
     <w:p>
@@ -1065,7 +1180,7 @@
           <w:sz w:val="22"/>
           <w:szCs w:val="22"/>
         </w:rPr>
-        <w:t xml:space="preserve">Os três arquivos devem ficar no mesmo diretório (os orquestradores fazem import rf_core). Se desejar, torne-os executáveis:</w:t>
+        <w:t xml:space="preserve">Os scripts devem ficar no mesmo diretório (os orquestradores fazem import rf_core). Se desejar, torne-os executáveis:</w:t>
       </w:r>
     </w:p>
     <w:p>
@@ -1808,7 +1923,26 @@
           <w:sz w:val="30"/>
           <w:szCs w:val="30"/>
         </w:rPr>
-        <w:t xml:space="preserve">5. Saídas</w:t>
+        <w:t xml:space="preserve">5. Script genérico para qualquer horizonte (rf_previsto.py)</w:t>
+      </w:r>
+    </w:p>
+    <w:p>
+      <w:pPr>
+        <w:spacing w:after="160" w:line="276"/>
+        <w:jc w:val="both"/>
+      </w:pPr>
+      <w:r>
+        <w:rPr>
+          <w:rFonts w:ascii="Calibri" w:cs="Calibri" w:eastAsia="Calibri" w:hAnsi="Calibri"/>
+          <w:b w:val="false"/>
+          <w:bCs w:val="false"/>
+          <w:i w:val="false"/>
+          <w:iCs w:val="false"/>
+          <w:color w:val="000000"/>
+          <w:sz w:val="22"/>
+          <w:szCs w:val="22"/>
+        </w:rPr>
+        <w:t xml:space="preserve">O rf_previsto.py generaliza os dois produtos: os horizontes de previsão são informados na linha de comando, contados a partir das 00 UTC da data do modelo. Um horizonte pode ser escrito como Nh (horas), Nd (dias), Nm (meses de calendário), combinações como 4d18h ou 1m15d, ou como data/hora absoluta YYYYMMDDHH.</w:t>
       </w:r>
     </w:p>
     <w:p>
@@ -1825,7 +1959,3072 @@
           <w:sz w:val="25"/>
           <w:szCs w:val="25"/>
         </w:rPr>
-        <w:t xml:space="preserve">5.1 Produto diário (1 a 5 dias)</w:t>
+        <w:t xml:space="preserve">5.1 Exemplos</w:t>
+      </w:r>
+    </w:p>
+    <w:p>
+      <w:pPr>
+        <w:shd w:fill="F2F2F2" w:val="clear"/>
+        <w:spacing w:after="0"/>
+      </w:pPr>
+      <w:r>
+        <w:rPr>
+          <w:rFonts w:ascii="Consolas" w:cs="Consolas" w:eastAsia="Consolas" w:hAnsi="Consolas"/>
+          <w:sz w:val="19"/>
+          <w:szCs w:val="19"/>
+        </w:rPr>
+        <w:t xml:space="preserve"># Um único horizonte: 36 horas</w:t>
+      </w:r>
+    </w:p>
+    <w:p>
+      <w:pPr>
+        <w:shd w:fill="F2F2F2" w:val="clear"/>
+        <w:spacing w:after="0"/>
+      </w:pPr>
+      <w:r>
+        <w:rPr>
+          <w:rFonts w:ascii="Consolas" w:cs="Consolas" w:eastAsia="Consolas" w:hAnsi="Consolas"/>
+          <w:sz w:val="19"/>
+          <w:szCs w:val="19"/>
+        </w:rPr>
+        <w:t xml:space="preserve">python3 rf_previsto.py --horizontes 36h</w:t>
+      </w:r>
+    </w:p>
+    <w:p>
+      <w:pPr>
+        <w:shd w:fill="F2F2F2" w:val="clear"/>
+        <w:spacing w:after="0"/>
+      </w:pPr>
+      <w:r>
+        <w:rPr>
+          <w:rFonts w:ascii="Consolas" w:cs="Consolas" w:eastAsia="Consolas" w:hAnsi="Consolas"/>
+          <w:sz w:val="19"/>
+          <w:szCs w:val="19"/>
+        </w:rPr>
+        <w:t xml:space="preserve"> </w:t>
+      </w:r>
+    </w:p>
+    <w:p>
+      <w:pPr>
+        <w:shd w:fill="F2F2F2" w:val="clear"/>
+        <w:spacing w:after="0"/>
+      </w:pPr>
+      <w:r>
+        <w:rPr>
+          <w:rFonts w:ascii="Consolas" w:cs="Consolas" w:eastAsia="Consolas" w:hAnsi="Consolas"/>
+          <w:sz w:val="19"/>
+          <w:szCs w:val="19"/>
+        </w:rPr>
+        <w:t xml:space="preserve"># Lista de horizontes: 1, 3, 7 e 14 dias às 18 UTC</w:t>
+      </w:r>
+    </w:p>
+    <w:p>
+      <w:pPr>
+        <w:shd w:fill="F2F2F2" w:val="clear"/>
+        <w:spacing w:after="0"/>
+      </w:pPr>
+      <w:r>
+        <w:rPr>
+          <w:rFonts w:ascii="Consolas" w:cs="Consolas" w:eastAsia="Consolas" w:hAnsi="Consolas"/>
+          <w:sz w:val="19"/>
+          <w:szCs w:val="19"/>
+        </w:rPr>
+        <w:t xml:space="preserve">python3 rf_previsto.py --horizontes 18h,2d18h,6d18h,13d18h</w:t>
+      </w:r>
+    </w:p>
+    <w:p>
+      <w:pPr>
+        <w:shd w:fill="F2F2F2" w:val="clear"/>
+        <w:spacing w:after="0"/>
+      </w:pPr>
+      <w:r>
+        <w:rPr>
+          <w:rFonts w:ascii="Consolas" w:cs="Consolas" w:eastAsia="Consolas" w:hAnsi="Consolas"/>
+          <w:sz w:val="19"/>
+          <w:szCs w:val="19"/>
+        </w:rPr>
+        <w:t xml:space="preserve"> </w:t>
+      </w:r>
+    </w:p>
+    <w:p>
+      <w:pPr>
+        <w:shd w:fill="F2F2F2" w:val="clear"/>
+        <w:spacing w:after="0"/>
+      </w:pPr>
+      <w:r>
+        <w:rPr>
+          <w:rFonts w:ascii="Consolas" w:cs="Consolas" w:eastAsia="Consolas" w:hAnsi="Consolas"/>
+          <w:sz w:val="19"/>
+          <w:szCs w:val="19"/>
+        </w:rPr>
+        <w:t xml:space="preserve"># Intervalo (equivalente ao produto diário de 1 a 5 dias)</w:t>
+      </w:r>
+    </w:p>
+    <w:p>
+      <w:pPr>
+        <w:shd w:fill="F2F2F2" w:val="clear"/>
+        <w:spacing w:after="0"/>
+      </w:pPr>
+      <w:r>
+        <w:rPr>
+          <w:rFonts w:ascii="Consolas" w:cs="Consolas" w:eastAsia="Consolas" w:hAnsi="Consolas"/>
+          <w:sz w:val="19"/>
+          <w:szCs w:val="19"/>
+        </w:rPr>
+        <w:t xml:space="preserve">python3 rf_previsto.py --de 6h --ate 4d18h --passo 6h</w:t>
+      </w:r>
+    </w:p>
+    <w:p>
+      <w:pPr>
+        <w:shd w:fill="F2F2F2" w:val="clear"/>
+        <w:spacing w:after="0"/>
+      </w:pPr>
+      <w:r>
+        <w:rPr>
+          <w:rFonts w:ascii="Consolas" w:cs="Consolas" w:eastAsia="Consolas" w:hAnsi="Consolas"/>
+          <w:sz w:val="19"/>
+          <w:szCs w:val="19"/>
+        </w:rPr>
+        <w:t xml:space="preserve"> </w:t>
+      </w:r>
+    </w:p>
+    <w:p>
+      <w:pPr>
+        <w:shd w:fill="F2F2F2" w:val="clear"/>
+        <w:spacing w:after="0"/>
+      </w:pPr>
+      <w:r>
+        <w:rPr>
+          <w:rFonts w:ascii="Consolas" w:cs="Consolas" w:eastAsia="Consolas" w:hAnsi="Consolas"/>
+          <w:sz w:val="19"/>
+          <w:szCs w:val="19"/>
+        </w:rPr>
+        <w:t xml:space="preserve"># Equivalente ao produto semanal (7 e 14 dias)</w:t>
+      </w:r>
+    </w:p>
+    <w:p>
+      <w:pPr>
+        <w:shd w:fill="F2F2F2" w:val="clear"/>
+        <w:spacing w:after="0"/>
+      </w:pPr>
+      <w:r>
+        <w:rPr>
+          <w:rFonts w:ascii="Consolas" w:cs="Consolas" w:eastAsia="Consolas" w:hAnsi="Consolas"/>
+          <w:sz w:val="19"/>
+          <w:szCs w:val="19"/>
+        </w:rPr>
+        <w:t xml:space="preserve">python3 rf_previsto.py --horizontes 7d18h,14d18h --rb-max 0.8 --fallback-gfs</w:t>
+      </w:r>
+    </w:p>
+    <w:p>
+      <w:pPr>
+        <w:shd w:fill="F2F2F2" w:val="clear"/>
+        <w:spacing w:after="0"/>
+      </w:pPr>
+      <w:r>
+        <w:rPr>
+          <w:rFonts w:ascii="Consolas" w:cs="Consolas" w:eastAsia="Consolas" w:hAnsi="Consolas"/>
+          <w:sz w:val="19"/>
+          <w:szCs w:val="19"/>
+        </w:rPr>
+        <w:t xml:space="preserve"> </w:t>
+      </w:r>
+    </w:p>
+    <w:p>
+      <w:pPr>
+        <w:shd w:fill="F2F2F2" w:val="clear"/>
+        <w:spacing w:after="0"/>
+      </w:pPr>
+      <w:r>
+        <w:rPr>
+          <w:rFonts w:ascii="Consolas" w:cs="Consolas" w:eastAsia="Consolas" w:hAnsi="Consolas"/>
+          <w:sz w:val="19"/>
+          <w:szCs w:val="19"/>
+        </w:rPr>
+        <w:t xml:space="preserve"># Data/hora absoluta com reprocessamento</w:t>
+      </w:r>
+    </w:p>
+    <w:p>
+      <w:pPr>
+        <w:shd w:fill="F2F2F2" w:val="clear"/>
+        <w:spacing w:after="0"/>
+      </w:pPr>
+      <w:r>
+        <w:rPr>
+          <w:rFonts w:ascii="Consolas" w:cs="Consolas" w:eastAsia="Consolas" w:hAnsi="Consolas"/>
+          <w:sz w:val="19"/>
+          <w:szCs w:val="19"/>
+        </w:rPr>
+        <w:t xml:space="preserve">python3 rf_previsto.py --data-final 20260801 --horizontes 2026080618</w:t>
+      </w:r>
+    </w:p>
+    <w:p>
+      <w:pPr>
+        <w:shd w:fill="F2F2F2" w:val="clear"/>
+        <w:spacing w:after="0"/>
+      </w:pPr>
+      <w:r>
+        <w:rPr>
+          <w:rFonts w:ascii="Consolas" w:cs="Consolas" w:eastAsia="Consolas" w:hAnsi="Consolas"/>
+          <w:sz w:val="19"/>
+          <w:szCs w:val="19"/>
+        </w:rPr>
+        <w:t xml:space="preserve"> </w:t>
+      </w:r>
+    </w:p>
+    <w:p>
+      <w:pPr>
+        <w:shd w:fill="F2F2F2" w:val="clear"/>
+        <w:spacing w:after="0"/>
+      </w:pPr>
+      <w:r>
+        <w:rPr>
+          <w:rFonts w:ascii="Consolas" w:cs="Consolas" w:eastAsia="Consolas" w:hAnsi="Consolas"/>
+          <w:sz w:val="19"/>
+          <w:szCs w:val="19"/>
+        </w:rPr>
+        <w:t xml:space="preserve"># Eta: previsões mensais de 1 a 13 meses</w:t>
+      </w:r>
+    </w:p>
+    <w:p>
+      <w:pPr>
+        <w:shd w:fill="F2F2F2" w:val="clear"/>
+        <w:spacing w:after="0"/>
+      </w:pPr>
+      <w:r>
+        <w:rPr>
+          <w:rFonts w:ascii="Consolas" w:cs="Consolas" w:eastAsia="Consolas" w:hAnsi="Consolas"/>
+          <w:sz w:val="19"/>
+          <w:szCs w:val="19"/>
+        </w:rPr>
+        <w:t xml:space="preserve">python3 rf_previsto.py --fonte eta --de 1m --ate 13m --passo 1m</w:t>
+      </w:r>
+    </w:p>
+    <w:p>
+      <w:pPr>
+        <w:shd w:fill="F2F2F2" w:val="clear"/>
+        <w:spacing w:after="0"/>
+      </w:pPr>
+      <w:r>
+        <w:rPr>
+          <w:rFonts w:ascii="Consolas" w:cs="Consolas" w:eastAsia="Consolas" w:hAnsi="Consolas"/>
+          <w:sz w:val="19"/>
+          <w:szCs w:val="19"/>
+        </w:rPr>
+        <w:t xml:space="preserve"> </w:t>
+      </w:r>
+    </w:p>
+    <w:p>
+      <w:pPr>
+        <w:shd w:fill="F2F2F2" w:val="clear"/>
+        <w:spacing w:after="0"/>
+      </w:pPr>
+      <w:r>
+        <w:rPr>
+          <w:rFonts w:ascii="Consolas" w:cs="Consolas" w:eastAsia="Consolas" w:hAnsi="Consolas"/>
+          <w:sz w:val="19"/>
+          <w:szCs w:val="19"/>
+        </w:rPr>
+        <w:t xml:space="preserve"># BESM (acúmulos de 12 h agregados automaticamente): 6 meses</w:t>
+      </w:r>
+    </w:p>
+    <w:p>
+      <w:pPr>
+        <w:shd w:fill="F2F2F2" w:val="clear"/>
+        <w:spacing w:after="160"/>
+      </w:pPr>
+      <w:r>
+        <w:rPr>
+          <w:rFonts w:ascii="Consolas" w:cs="Consolas" w:eastAsia="Consolas" w:hAnsi="Consolas"/>
+          <w:sz w:val="19"/>
+          <w:szCs w:val="19"/>
+        </w:rPr>
+        <w:t xml:space="preserve">python3 rf_previsto.py --fonte besm --horizontes 6m</w:t>
+      </w:r>
+    </w:p>
+    <w:p>
+      <w:pPr>
+        <w:pStyle w:val="Heading2"/>
+        <w:spacing w:after="160" w:before="280"/>
+      </w:pPr>
+      <w:r>
+        <w:rPr>
+          <w:rFonts w:ascii="Calibri" w:cs="Calibri" w:eastAsia="Calibri" w:hAnsi="Calibri"/>
+          <w:b/>
+          <w:bCs/>
+          <w:color w:val="1F4E79"/>
+          <w:sz w:val="25"/>
+          <w:szCs w:val="25"/>
+        </w:rPr>
+        <w:t xml:space="preserve">5.2 Opções</w:t>
+      </w:r>
+    </w:p>
+    <w:tbl>
+      <w:tblPr>
+        <w:tblW w:type="dxa" w:w="9026"/>
+        <w:tblBorders>
+          <w:top w:val="single" w:color="auto" w:sz="4"/>
+          <w:left w:val="single" w:color="auto" w:sz="4"/>
+          <w:bottom w:val="single" w:color="auto" w:sz="4"/>
+          <w:right w:val="single" w:color="auto" w:sz="4"/>
+          <w:insideH w:val="single" w:color="auto" w:sz="4"/>
+          <w:insideV w:val="single" w:color="auto" w:sz="4"/>
+        </w:tblBorders>
+      </w:tblPr>
+      <w:tblGrid>
+        <w:gridCol w:w="2166"/>
+        <w:gridCol w:w="4694"/>
+        <w:gridCol w:w="2166"/>
+      </w:tblGrid>
+      <w:tr>
+        <w:trPr>
+          <w:tblHeader/>
+        </w:trPr>
+        <w:tc>
+          <w:tcPr>
+            <w:tcW w:type="dxa" w:w="2166"/>
+            <w:tcBorders>
+              <w:top w:val="single" w:color="BFBFBF" w:sz="4"/>
+              <w:left w:val="single" w:color="BFBFBF" w:sz="4"/>
+              <w:bottom w:val="single" w:color="BFBFBF" w:sz="4"/>
+              <w:right w:val="single" w:color="BFBFBF" w:sz="4"/>
+            </w:tcBorders>
+            <w:shd w:fill="1F4E79" w:val="clear"/>
+            <w:tcMar>
+              <w:top w:type="dxa" w:w="60"/>
+              <w:left w:type="dxa" w:w="100"/>
+              <w:bottom w:type="dxa" w:w="60"/>
+              <w:right w:type="dxa" w:w="100"/>
+            </w:tcMar>
+          </w:tcPr>
+          <w:p>
+            <w:pPr>
+              <w:spacing w:after="0"/>
+            </w:pPr>
+            <w:r>
+              <w:rPr>
+                <w:rFonts w:ascii="Calibri" w:cs="Calibri" w:eastAsia="Calibri" w:hAnsi="Calibri"/>
+                <w:b/>
+                <w:bCs/>
+                <w:color w:val="FFFFFF"/>
+                <w:sz w:val="19"/>
+                <w:szCs w:val="19"/>
+              </w:rPr>
+              <w:t xml:space="preserve">Opção</w:t>
+            </w:r>
+          </w:p>
+        </w:tc>
+        <w:tc>
+          <w:tcPr>
+            <w:tcW w:type="dxa" w:w="4694"/>
+            <w:tcBorders>
+              <w:top w:val="single" w:color="BFBFBF" w:sz="4"/>
+              <w:left w:val="single" w:color="BFBFBF" w:sz="4"/>
+              <w:bottom w:val="single" w:color="BFBFBF" w:sz="4"/>
+              <w:right w:val="single" w:color="BFBFBF" w:sz="4"/>
+            </w:tcBorders>
+            <w:shd w:fill="1F4E79" w:val="clear"/>
+            <w:tcMar>
+              <w:top w:type="dxa" w:w="60"/>
+              <w:left w:type="dxa" w:w="100"/>
+              <w:bottom w:type="dxa" w:w="60"/>
+              <w:right w:type="dxa" w:w="100"/>
+            </w:tcMar>
+          </w:tcPr>
+          <w:p>
+            <w:pPr>
+              <w:spacing w:after="0"/>
+            </w:pPr>
+            <w:r>
+              <w:rPr>
+                <w:rFonts w:ascii="Calibri" w:cs="Calibri" w:eastAsia="Calibri" w:hAnsi="Calibri"/>
+                <w:b/>
+                <w:bCs/>
+                <w:color w:val="FFFFFF"/>
+                <w:sz w:val="19"/>
+                <w:szCs w:val="19"/>
+              </w:rPr>
+              <w:t xml:space="preserve">Efeito</w:t>
+            </w:r>
+          </w:p>
+        </w:tc>
+        <w:tc>
+          <w:tcPr>
+            <w:tcW w:type="dxa" w:w="2166"/>
+            <w:tcBorders>
+              <w:top w:val="single" w:color="BFBFBF" w:sz="4"/>
+              <w:left w:val="single" w:color="BFBFBF" w:sz="4"/>
+              <w:bottom w:val="single" w:color="BFBFBF" w:sz="4"/>
+              <w:right w:val="single" w:color="BFBFBF" w:sz="4"/>
+            </w:tcBorders>
+            <w:shd w:fill="1F4E79" w:val="clear"/>
+            <w:tcMar>
+              <w:top w:type="dxa" w:w="60"/>
+              <w:left w:type="dxa" w:w="100"/>
+              <w:bottom w:type="dxa" w:w="60"/>
+              <w:right w:type="dxa" w:w="100"/>
+            </w:tcMar>
+          </w:tcPr>
+          <w:p>
+            <w:pPr>
+              <w:spacing w:after="0"/>
+            </w:pPr>
+            <w:r>
+              <w:rPr>
+                <w:rFonts w:ascii="Calibri" w:cs="Calibri" w:eastAsia="Calibri" w:hAnsi="Calibri"/>
+                <w:b/>
+                <w:bCs/>
+                <w:color w:val="FFFFFF"/>
+                <w:sz w:val="19"/>
+                <w:szCs w:val="19"/>
+              </w:rPr>
+              <w:t xml:space="preserve">Padrão</w:t>
+            </w:r>
+          </w:p>
+        </w:tc>
+      </w:tr>
+      <w:tr>
+        <w:tc>
+          <w:tcPr>
+            <w:tcW w:type="dxa" w:w="2166"/>
+            <w:tcBorders>
+              <w:top w:val="single" w:color="BFBFBF" w:sz="4"/>
+              <w:left w:val="single" w:color="BFBFBF" w:sz="4"/>
+              <w:bottom w:val="single" w:color="BFBFBF" w:sz="4"/>
+              <w:right w:val="single" w:color="BFBFBF" w:sz="4"/>
+            </w:tcBorders>
+            <w:tcMar>
+              <w:top w:type="dxa" w:w="60"/>
+              <w:left w:type="dxa" w:w="100"/>
+              <w:bottom w:type="dxa" w:w="60"/>
+              <w:right w:type="dxa" w:w="100"/>
+            </w:tcMar>
+          </w:tcPr>
+          <w:p>
+            <w:pPr>
+              <w:spacing w:after="0"/>
+            </w:pPr>
+            <w:r>
+              <w:rPr>
+                <w:rFonts w:ascii="Calibri" w:cs="Calibri" w:eastAsia="Calibri" w:hAnsi="Calibri"/>
+                <w:b w:val="false"/>
+                <w:bCs w:val="false"/>
+                <w:color w:val="000000"/>
+                <w:sz w:val="19"/>
+                <w:szCs w:val="19"/>
+              </w:rPr>
+              <w:t xml:space="preserve">--horizontes LISTA</w:t>
+            </w:r>
+          </w:p>
+        </w:tc>
+        <w:tc>
+          <w:tcPr>
+            <w:tcW w:type="dxa" w:w="4694"/>
+            <w:tcBorders>
+              <w:top w:val="single" w:color="BFBFBF" w:sz="4"/>
+              <w:left w:val="single" w:color="BFBFBF" w:sz="4"/>
+              <w:bottom w:val="single" w:color="BFBFBF" w:sz="4"/>
+              <w:right w:val="single" w:color="BFBFBF" w:sz="4"/>
+            </w:tcBorders>
+            <w:tcMar>
+              <w:top w:type="dxa" w:w="60"/>
+              <w:left w:type="dxa" w:w="100"/>
+              <w:bottom w:type="dxa" w:w="60"/>
+              <w:right w:type="dxa" w:w="100"/>
+            </w:tcMar>
+          </w:tcPr>
+          <w:p>
+            <w:pPr>
+              <w:spacing w:after="0"/>
+            </w:pPr>
+            <w:r>
+              <w:rPr>
+                <w:rFonts w:ascii="Calibri" w:cs="Calibri" w:eastAsia="Calibri" w:hAnsi="Calibri"/>
+                <w:b w:val="false"/>
+                <w:bCs w:val="false"/>
+                <w:color w:val="000000"/>
+                <w:sz w:val="19"/>
+                <w:szCs w:val="19"/>
+              </w:rPr>
+              <w:t xml:space="preserve">Horizontes separados por vírgula (Nh, Nd, Nm, combinações ou YYYYMMDDHH)</w:t>
+            </w:r>
+          </w:p>
+        </w:tc>
+        <w:tc>
+          <w:tcPr>
+            <w:tcW w:type="dxa" w:w="2166"/>
+            <w:tcBorders>
+              <w:top w:val="single" w:color="BFBFBF" w:sz="4"/>
+              <w:left w:val="single" w:color="BFBFBF" w:sz="4"/>
+              <w:bottom w:val="single" w:color="BFBFBF" w:sz="4"/>
+              <w:right w:val="single" w:color="BFBFBF" w:sz="4"/>
+            </w:tcBorders>
+            <w:tcMar>
+              <w:top w:type="dxa" w:w="60"/>
+              <w:left w:type="dxa" w:w="100"/>
+              <w:bottom w:type="dxa" w:w="60"/>
+              <w:right w:type="dxa" w:w="100"/>
+            </w:tcMar>
+          </w:tcPr>
+          <w:p>
+            <w:pPr>
+              <w:spacing w:after="0"/>
+            </w:pPr>
+            <w:r>
+              <w:rPr>
+                <w:rFonts w:ascii="Calibri" w:cs="Calibri" w:eastAsia="Calibri" w:hAnsi="Calibri"/>
+                <w:b w:val="false"/>
+                <w:bCs w:val="false"/>
+                <w:color w:val="000000"/>
+                <w:sz w:val="19"/>
+                <w:szCs w:val="19"/>
+              </w:rPr>
+              <w:t xml:space="preserve">—</w:t>
+            </w:r>
+          </w:p>
+        </w:tc>
+      </w:tr>
+      <w:tr>
+        <w:tc>
+          <w:tcPr>
+            <w:tcW w:type="dxa" w:w="2166"/>
+            <w:tcBorders>
+              <w:top w:val="single" w:color="BFBFBF" w:sz="4"/>
+              <w:left w:val="single" w:color="BFBFBF" w:sz="4"/>
+              <w:bottom w:val="single" w:color="BFBFBF" w:sz="4"/>
+              <w:right w:val="single" w:color="BFBFBF" w:sz="4"/>
+            </w:tcBorders>
+            <w:tcMar>
+              <w:top w:type="dxa" w:w="60"/>
+              <w:left w:type="dxa" w:w="100"/>
+              <w:bottom w:type="dxa" w:w="60"/>
+              <w:right w:type="dxa" w:w="100"/>
+            </w:tcMar>
+          </w:tcPr>
+          <w:p>
+            <w:pPr>
+              <w:spacing w:after="0"/>
+            </w:pPr>
+            <w:r>
+              <w:rPr>
+                <w:rFonts w:ascii="Calibri" w:cs="Calibri" w:eastAsia="Calibri" w:hAnsi="Calibri"/>
+                <w:b w:val="false"/>
+                <w:bCs w:val="false"/>
+                <w:color w:val="000000"/>
+                <w:sz w:val="19"/>
+                <w:szCs w:val="19"/>
+              </w:rPr>
+              <w:t xml:space="preserve">--fonte NOME</w:t>
+            </w:r>
+          </w:p>
+        </w:tc>
+        <w:tc>
+          <w:tcPr>
+            <w:tcW w:type="dxa" w:w="4694"/>
+            <w:tcBorders>
+              <w:top w:val="single" w:color="BFBFBF" w:sz="4"/>
+              <w:left w:val="single" w:color="BFBFBF" w:sz="4"/>
+              <w:bottom w:val="single" w:color="BFBFBF" w:sz="4"/>
+              <w:right w:val="single" w:color="BFBFBF" w:sz="4"/>
+            </w:tcBorders>
+            <w:tcMar>
+              <w:top w:type="dxa" w:w="60"/>
+              <w:left w:type="dxa" w:w="100"/>
+              <w:bottom w:type="dxa" w:w="60"/>
+              <w:right w:type="dxa" w:w="100"/>
+            </w:tcMar>
+          </w:tcPr>
+          <w:p>
+            <w:pPr>
+              <w:spacing w:after="0"/>
+            </w:pPr>
+            <w:r>
+              <w:rPr>
+                <w:rFonts w:ascii="Calibri" w:cs="Calibri" w:eastAsia="Calibri" w:hAnsi="Calibri"/>
+                <w:b w:val="false"/>
+                <w:bCs w:val="false"/>
+                <w:color w:val="000000"/>
+                <w:sz w:val="19"/>
+                <w:szCs w:val="19"/>
+              </w:rPr>
+              <w:t xml:space="preserve">Fonte de previsão: gfs, eta, besm ou outra definida via JSON (seção 5.4)</w:t>
+            </w:r>
+          </w:p>
+        </w:tc>
+        <w:tc>
+          <w:tcPr>
+            <w:tcW w:type="dxa" w:w="2166"/>
+            <w:tcBorders>
+              <w:top w:val="single" w:color="BFBFBF" w:sz="4"/>
+              <w:left w:val="single" w:color="BFBFBF" w:sz="4"/>
+              <w:bottom w:val="single" w:color="BFBFBF" w:sz="4"/>
+              <w:right w:val="single" w:color="BFBFBF" w:sz="4"/>
+            </w:tcBorders>
+            <w:tcMar>
+              <w:top w:type="dxa" w:w="60"/>
+              <w:left w:type="dxa" w:w="100"/>
+              <w:bottom w:type="dxa" w:w="60"/>
+              <w:right w:type="dxa" w:w="100"/>
+            </w:tcMar>
+          </w:tcPr>
+          <w:p>
+            <w:pPr>
+              <w:spacing w:after="0"/>
+            </w:pPr>
+            <w:r>
+              <w:rPr>
+                <w:rFonts w:ascii="Calibri" w:cs="Calibri" w:eastAsia="Calibri" w:hAnsi="Calibri"/>
+                <w:b w:val="false"/>
+                <w:bCs w:val="false"/>
+                <w:color w:val="000000"/>
+                <w:sz w:val="19"/>
+                <w:szCs w:val="19"/>
+              </w:rPr>
+              <w:t xml:space="preserve">composição legada (GFS)</w:t>
+            </w:r>
+          </w:p>
+        </w:tc>
+      </w:tr>
+      <w:tr>
+        <w:tc>
+          <w:tcPr>
+            <w:tcW w:type="dxa" w:w="2166"/>
+            <w:tcBorders>
+              <w:top w:val="single" w:color="BFBFBF" w:sz="4"/>
+              <w:left w:val="single" w:color="BFBFBF" w:sz="4"/>
+              <w:bottom w:val="single" w:color="BFBFBF" w:sz="4"/>
+              <w:right w:val="single" w:color="BFBFBF" w:sz="4"/>
+            </w:tcBorders>
+            <w:tcMar>
+              <w:top w:type="dxa" w:w="60"/>
+              <w:left w:type="dxa" w:w="100"/>
+              <w:bottom w:type="dxa" w:w="60"/>
+              <w:right w:type="dxa" w:w="100"/>
+            </w:tcMar>
+          </w:tcPr>
+          <w:p>
+            <w:pPr>
+              <w:spacing w:after="0"/>
+            </w:pPr>
+            <w:r>
+              <w:rPr>
+                <w:rFonts w:ascii="Calibri" w:cs="Calibri" w:eastAsia="Calibri" w:hAnsi="Calibri"/>
+                <w:b w:val="false"/>
+                <w:bCs w:val="false"/>
+                <w:color w:val="000000"/>
+                <w:sz w:val="19"/>
+                <w:szCs w:val="19"/>
+              </w:rPr>
+              <w:t xml:space="preserve">--config-fontes ARQ</w:t>
+            </w:r>
+          </w:p>
+        </w:tc>
+        <w:tc>
+          <w:tcPr>
+            <w:tcW w:type="dxa" w:w="4694"/>
+            <w:tcBorders>
+              <w:top w:val="single" w:color="BFBFBF" w:sz="4"/>
+              <w:left w:val="single" w:color="BFBFBF" w:sz="4"/>
+              <w:bottom w:val="single" w:color="BFBFBF" w:sz="4"/>
+              <w:right w:val="single" w:color="BFBFBF" w:sz="4"/>
+            </w:tcBorders>
+            <w:tcMar>
+              <w:top w:type="dxa" w:w="60"/>
+              <w:left w:type="dxa" w:w="100"/>
+              <w:bottom w:type="dxa" w:w="60"/>
+              <w:right w:type="dxa" w:w="100"/>
+            </w:tcMar>
+          </w:tcPr>
+          <w:p>
+            <w:pPr>
+              <w:spacing w:after="0"/>
+            </w:pPr>
+            <w:r>
+              <w:rPr>
+                <w:rFonts w:ascii="Calibri" w:cs="Calibri" w:eastAsia="Calibri" w:hAnsi="Calibri"/>
+                <w:b w:val="false"/>
+                <w:bCs w:val="false"/>
+                <w:color w:val="000000"/>
+                <w:sz w:val="19"/>
+                <w:szCs w:val="19"/>
+              </w:rPr>
+              <w:t xml:space="preserve">Arquivo JSON que ajusta/acrescenta fontes (nomes de arquivos, variáveis, frequência)</w:t>
+            </w:r>
+          </w:p>
+        </w:tc>
+        <w:tc>
+          <w:tcPr>
+            <w:tcW w:type="dxa" w:w="2166"/>
+            <w:tcBorders>
+              <w:top w:val="single" w:color="BFBFBF" w:sz="4"/>
+              <w:left w:val="single" w:color="BFBFBF" w:sz="4"/>
+              <w:bottom w:val="single" w:color="BFBFBF" w:sz="4"/>
+              <w:right w:val="single" w:color="BFBFBF" w:sz="4"/>
+            </w:tcBorders>
+            <w:tcMar>
+              <w:top w:type="dxa" w:w="60"/>
+              <w:left w:type="dxa" w:w="100"/>
+              <w:bottom w:type="dxa" w:w="60"/>
+              <w:right w:type="dxa" w:w="100"/>
+            </w:tcMar>
+          </w:tcPr>
+          <w:p>
+            <w:pPr>
+              <w:spacing w:after="0"/>
+            </w:pPr>
+            <w:r>
+              <w:rPr>
+                <w:rFonts w:ascii="Calibri" w:cs="Calibri" w:eastAsia="Calibri" w:hAnsi="Calibri"/>
+                <w:b w:val="false"/>
+                <w:bCs w:val="false"/>
+                <w:color w:val="000000"/>
+                <w:sz w:val="19"/>
+                <w:szCs w:val="19"/>
+              </w:rPr>
+              <w:t xml:space="preserve">—</w:t>
+            </w:r>
+          </w:p>
+        </w:tc>
+      </w:tr>
+      <w:tr>
+        <w:tc>
+          <w:tcPr>
+            <w:tcW w:type="dxa" w:w="2166"/>
+            <w:tcBorders>
+              <w:top w:val="single" w:color="BFBFBF" w:sz="4"/>
+              <w:left w:val="single" w:color="BFBFBF" w:sz="4"/>
+              <w:bottom w:val="single" w:color="BFBFBF" w:sz="4"/>
+              <w:right w:val="single" w:color="BFBFBF" w:sz="4"/>
+            </w:tcBorders>
+            <w:tcMar>
+              <w:top w:type="dxa" w:w="60"/>
+              <w:left w:type="dxa" w:w="100"/>
+              <w:bottom w:type="dxa" w:w="60"/>
+              <w:right w:type="dxa" w:w="100"/>
+            </w:tcMar>
+          </w:tcPr>
+          <w:p>
+            <w:pPr>
+              <w:spacing w:after="0"/>
+            </w:pPr>
+            <w:r>
+              <w:rPr>
+                <w:rFonts w:ascii="Calibri" w:cs="Calibri" w:eastAsia="Calibri" w:hAnsi="Calibri"/>
+                <w:b w:val="false"/>
+                <w:bCs w:val="false"/>
+                <w:color w:val="000000"/>
+                <w:sz w:val="19"/>
+                <w:szCs w:val="19"/>
+              </w:rPr>
+              <w:t xml:space="preserve">--de / --ate / --passo</w:t>
+            </w:r>
+          </w:p>
+        </w:tc>
+        <w:tc>
+          <w:tcPr>
+            <w:tcW w:type="dxa" w:w="4694"/>
+            <w:tcBorders>
+              <w:top w:val="single" w:color="BFBFBF" w:sz="4"/>
+              <w:left w:val="single" w:color="BFBFBF" w:sz="4"/>
+              <w:bottom w:val="single" w:color="BFBFBF" w:sz="4"/>
+              <w:right w:val="single" w:color="BFBFBF" w:sz="4"/>
+            </w:tcBorders>
+            <w:tcMar>
+              <w:top w:type="dxa" w:w="60"/>
+              <w:left w:type="dxa" w:w="100"/>
+              <w:bottom w:type="dxa" w:w="60"/>
+              <w:right w:type="dxa" w:w="100"/>
+            </w:tcMar>
+          </w:tcPr>
+          <w:p>
+            <w:pPr>
+              <w:spacing w:after="0"/>
+            </w:pPr>
+            <w:r>
+              <w:rPr>
+                <w:rFonts w:ascii="Calibri" w:cs="Calibri" w:eastAsia="Calibri" w:hAnsi="Calibri"/>
+                <w:b w:val="false"/>
+                <w:bCs w:val="false"/>
+                <w:color w:val="000000"/>
+                <w:sz w:val="19"/>
+                <w:szCs w:val="19"/>
+              </w:rPr>
+              <w:t xml:space="preserve">Intervalo de horizontes relativo (pode ser combinado com --horizontes)</w:t>
+            </w:r>
+          </w:p>
+        </w:tc>
+        <w:tc>
+          <w:tcPr>
+            <w:tcW w:type="dxa" w:w="2166"/>
+            <w:tcBorders>
+              <w:top w:val="single" w:color="BFBFBF" w:sz="4"/>
+              <w:left w:val="single" w:color="BFBFBF" w:sz="4"/>
+              <w:bottom w:val="single" w:color="BFBFBF" w:sz="4"/>
+              <w:right w:val="single" w:color="BFBFBF" w:sz="4"/>
+            </w:tcBorders>
+            <w:tcMar>
+              <w:top w:type="dxa" w:w="60"/>
+              <w:left w:type="dxa" w:w="100"/>
+              <w:bottom w:type="dxa" w:w="60"/>
+              <w:right w:type="dxa" w:w="100"/>
+            </w:tcMar>
+          </w:tcPr>
+          <w:p>
+            <w:pPr>
+              <w:spacing w:after="0"/>
+            </w:pPr>
+            <w:r>
+              <w:rPr>
+                <w:rFonts w:ascii="Calibri" w:cs="Calibri" w:eastAsia="Calibri" w:hAnsi="Calibri"/>
+                <w:b w:val="false"/>
+                <w:bCs w:val="false"/>
+                <w:color w:val="000000"/>
+                <w:sz w:val="19"/>
+                <w:szCs w:val="19"/>
+              </w:rPr>
+              <w:t xml:space="preserve">passo 6h</w:t>
+            </w:r>
+          </w:p>
+        </w:tc>
+      </w:tr>
+      <w:tr>
+        <w:tc>
+          <w:tcPr>
+            <w:tcW w:type="dxa" w:w="2166"/>
+            <w:tcBorders>
+              <w:top w:val="single" w:color="BFBFBF" w:sz="4"/>
+              <w:left w:val="single" w:color="BFBFBF" w:sz="4"/>
+              <w:bottom w:val="single" w:color="BFBFBF" w:sz="4"/>
+              <w:right w:val="single" w:color="BFBFBF" w:sz="4"/>
+            </w:tcBorders>
+            <w:tcMar>
+              <w:top w:type="dxa" w:w="60"/>
+              <w:left w:type="dxa" w:w="100"/>
+              <w:bottom w:type="dxa" w:w="60"/>
+              <w:right w:type="dxa" w:w="100"/>
+            </w:tcMar>
+          </w:tcPr>
+          <w:p>
+            <w:pPr>
+              <w:spacing w:after="0"/>
+            </w:pPr>
+            <w:r>
+              <w:rPr>
+                <w:rFonts w:ascii="Calibri" w:cs="Calibri" w:eastAsia="Calibri" w:hAnsi="Calibri"/>
+                <w:b w:val="false"/>
+                <w:bCs w:val="false"/>
+                <w:color w:val="000000"/>
+                <w:sz w:val="19"/>
+                <w:szCs w:val="19"/>
+              </w:rPr>
+              <w:t xml:space="preserve">--rb-max X</w:t>
+            </w:r>
+          </w:p>
+        </w:tc>
+        <w:tc>
+          <w:tcPr>
+            <w:tcW w:type="dxa" w:w="4694"/>
+            <w:tcBorders>
+              <w:top w:val="single" w:color="BFBFBF" w:sz="4"/>
+              <w:left w:val="single" w:color="BFBFBF" w:sz="4"/>
+              <w:bottom w:val="single" w:color="BFBFBF" w:sz="4"/>
+              <w:right w:val="single" w:color="BFBFBF" w:sz="4"/>
+            </w:tcBorders>
+            <w:tcMar>
+              <w:top w:type="dxa" w:w="60"/>
+              <w:left w:type="dxa" w:w="100"/>
+              <w:bottom w:type="dxa" w:w="60"/>
+              <w:right w:type="dxa" w:w="100"/>
+            </w:tcMar>
+          </w:tcPr>
+          <w:p>
+            <w:pPr>
+              <w:spacing w:after="0"/>
+            </w:pPr>
+            <w:r>
+              <w:rPr>
+                <w:rFonts w:ascii="Calibri" w:cs="Calibri" w:eastAsia="Calibri" w:hAnsi="Calibri"/>
+                <w:b w:val="false"/>
+                <w:bCs w:val="false"/>
+                <w:color w:val="000000"/>
+                <w:sz w:val="19"/>
+                <w:szCs w:val="19"/>
+              </w:rPr>
+              <w:t xml:space="preserve">Risco básico máximo (o produto semanal usa 0.8)</w:t>
+            </w:r>
+          </w:p>
+        </w:tc>
+        <w:tc>
+          <w:tcPr>
+            <w:tcW w:type="dxa" w:w="2166"/>
+            <w:tcBorders>
+              <w:top w:val="single" w:color="BFBFBF" w:sz="4"/>
+              <w:left w:val="single" w:color="BFBFBF" w:sz="4"/>
+              <w:bottom w:val="single" w:color="BFBFBF" w:sz="4"/>
+              <w:right w:val="single" w:color="BFBFBF" w:sz="4"/>
+            </w:tcBorders>
+            <w:tcMar>
+              <w:top w:type="dxa" w:w="60"/>
+              <w:left w:type="dxa" w:w="100"/>
+              <w:bottom w:type="dxa" w:w="60"/>
+              <w:right w:type="dxa" w:w="100"/>
+            </w:tcMar>
+          </w:tcPr>
+          <w:p>
+            <w:pPr>
+              <w:spacing w:after="0"/>
+            </w:pPr>
+            <w:r>
+              <w:rPr>
+                <w:rFonts w:ascii="Calibri" w:cs="Calibri" w:eastAsia="Calibri" w:hAnsi="Calibri"/>
+                <w:b w:val="false"/>
+                <w:bCs w:val="false"/>
+                <w:color w:val="000000"/>
+                <w:sz w:val="19"/>
+                <w:szCs w:val="19"/>
+              </w:rPr>
+              <w:t xml:space="preserve">0.9</w:t>
+            </w:r>
+          </w:p>
+        </w:tc>
+      </w:tr>
+      <w:tr>
+        <w:tc>
+          <w:tcPr>
+            <w:tcW w:type="dxa" w:w="2166"/>
+            <w:tcBorders>
+              <w:top w:val="single" w:color="BFBFBF" w:sz="4"/>
+              <w:left w:val="single" w:color="BFBFBF" w:sz="4"/>
+              <w:bottom w:val="single" w:color="BFBFBF" w:sz="4"/>
+              <w:right w:val="single" w:color="BFBFBF" w:sz="4"/>
+            </w:tcBorders>
+            <w:tcMar>
+              <w:top w:type="dxa" w:w="60"/>
+              <w:left w:type="dxa" w:w="100"/>
+              <w:bottom w:type="dxa" w:w="60"/>
+              <w:right w:type="dxa" w:w="100"/>
+            </w:tcMar>
+          </w:tcPr>
+          <w:p>
+            <w:pPr>
+              <w:spacing w:after="0"/>
+            </w:pPr>
+            <w:r>
+              <w:rPr>
+                <w:rFonts w:ascii="Calibri" w:cs="Calibri" w:eastAsia="Calibri" w:hAnsi="Calibri"/>
+                <w:b w:val="false"/>
+                <w:bCs w:val="false"/>
+                <w:color w:val="000000"/>
+                <w:sz w:val="19"/>
+                <w:szCs w:val="19"/>
+              </w:rPr>
+              <w:t xml:space="preserve">--produto NOME</w:t>
+            </w:r>
+          </w:p>
+        </w:tc>
+        <w:tc>
+          <w:tcPr>
+            <w:tcW w:type="dxa" w:w="4694"/>
+            <w:tcBorders>
+              <w:top w:val="single" w:color="BFBFBF" w:sz="4"/>
+              <w:left w:val="single" w:color="BFBFBF" w:sz="4"/>
+              <w:bottom w:val="single" w:color="BFBFBF" w:sz="4"/>
+              <w:right w:val="single" w:color="BFBFBF" w:sz="4"/>
+            </w:tcBorders>
+            <w:tcMar>
+              <w:top w:type="dxa" w:w="60"/>
+              <w:left w:type="dxa" w:w="100"/>
+              <w:bottom w:type="dxa" w:w="60"/>
+              <w:right w:type="dxa" w:w="100"/>
+            </w:tcMar>
+          </w:tcPr>
+          <w:p>
+            <w:pPr>
+              <w:spacing w:after="0"/>
+            </w:pPr>
+            <w:r>
+              <w:rPr>
+                <w:rFonts w:ascii="Calibri" w:cs="Calibri" w:eastAsia="Calibri" w:hAnsi="Calibri"/>
+                <w:b w:val="false"/>
+                <w:bCs w:val="false"/>
+                <w:color w:val="000000"/>
+                <w:sz w:val="19"/>
+                <w:szCs w:val="19"/>
+              </w:rPr>
+              <w:t xml:space="preserve">Subdiretório de saída em data/output/2.2/</w:t>
+            </w:r>
+          </w:p>
+        </w:tc>
+        <w:tc>
+          <w:tcPr>
+            <w:tcW w:type="dxa" w:w="2166"/>
+            <w:tcBorders>
+              <w:top w:val="single" w:color="BFBFBF" w:sz="4"/>
+              <w:left w:val="single" w:color="BFBFBF" w:sz="4"/>
+              <w:bottom w:val="single" w:color="BFBFBF" w:sz="4"/>
+              <w:right w:val="single" w:color="BFBFBF" w:sz="4"/>
+            </w:tcBorders>
+            <w:tcMar>
+              <w:top w:type="dxa" w:w="60"/>
+              <w:left w:type="dxa" w:w="100"/>
+              <w:bottom w:type="dxa" w:w="60"/>
+              <w:right w:type="dxa" w:w="100"/>
+            </w:tcMar>
+          </w:tcPr>
+          <w:p>
+            <w:pPr>
+              <w:spacing w:after="0"/>
+            </w:pPr>
+            <w:r>
+              <w:rPr>
+                <w:rFonts w:ascii="Calibri" w:cs="Calibri" w:eastAsia="Calibri" w:hAnsi="Calibri"/>
+                <w:b w:val="false"/>
+                <w:bCs w:val="false"/>
+                <w:color w:val="000000"/>
+                <w:sz w:val="19"/>
+                <w:szCs w:val="19"/>
+              </w:rPr>
+              <w:t xml:space="preserve">RF_PREV_CUSTOM</w:t>
+            </w:r>
+          </w:p>
+        </w:tc>
+      </w:tr>
+      <w:tr>
+        <w:tc>
+          <w:tcPr>
+            <w:tcW w:type="dxa" w:w="2166"/>
+            <w:tcBorders>
+              <w:top w:val="single" w:color="BFBFBF" w:sz="4"/>
+              <w:left w:val="single" w:color="BFBFBF" w:sz="4"/>
+              <w:bottom w:val="single" w:color="BFBFBF" w:sz="4"/>
+              <w:right w:val="single" w:color="BFBFBF" w:sz="4"/>
+            </w:tcBorders>
+            <w:tcMar>
+              <w:top w:type="dxa" w:w="60"/>
+              <w:left w:type="dxa" w:w="100"/>
+              <w:bottom w:type="dxa" w:w="60"/>
+              <w:right w:type="dxa" w:w="100"/>
+            </w:tcMar>
+          </w:tcPr>
+          <w:p>
+            <w:pPr>
+              <w:spacing w:after="0"/>
+            </w:pPr>
+            <w:r>
+              <w:rPr>
+                <w:rFonts w:ascii="Calibri" w:cs="Calibri" w:eastAsia="Calibri" w:hAnsi="Calibri"/>
+                <w:b w:val="false"/>
+                <w:bCs w:val="false"/>
+                <w:color w:val="000000"/>
+                <w:sz w:val="19"/>
+                <w:szCs w:val="19"/>
+              </w:rPr>
+              <w:t xml:space="preserve">--base DIR</w:t>
+            </w:r>
+          </w:p>
+        </w:tc>
+        <w:tc>
+          <w:tcPr>
+            <w:tcW w:type="dxa" w:w="4694"/>
+            <w:tcBorders>
+              <w:top w:val="single" w:color="BFBFBF" w:sz="4"/>
+              <w:left w:val="single" w:color="BFBFBF" w:sz="4"/>
+              <w:bottom w:val="single" w:color="BFBFBF" w:sz="4"/>
+              <w:right w:val="single" w:color="BFBFBF" w:sz="4"/>
+            </w:tcBorders>
+            <w:tcMar>
+              <w:top w:type="dxa" w:w="60"/>
+              <w:left w:type="dxa" w:w="100"/>
+              <w:bottom w:type="dxa" w:w="60"/>
+              <w:right w:type="dxa" w:w="100"/>
+            </w:tcMar>
+          </w:tcPr>
+          <w:p>
+            <w:pPr>
+              <w:spacing w:after="0"/>
+            </w:pPr>
+            <w:r>
+              <w:rPr>
+                <w:rFonts w:ascii="Calibri" w:cs="Calibri" w:eastAsia="Calibri" w:hAnsi="Calibri"/>
+                <w:b w:val="false"/>
+                <w:bCs w:val="false"/>
+                <w:color w:val="000000"/>
+                <w:sz w:val="19"/>
+                <w:szCs w:val="19"/>
+              </w:rPr>
+              <w:t xml:space="preserve">Diretório base do modelo (permite rodar fora da produção)</w:t>
+            </w:r>
+          </w:p>
+        </w:tc>
+        <w:tc>
+          <w:tcPr>
+            <w:tcW w:type="dxa" w:w="2166"/>
+            <w:tcBorders>
+              <w:top w:val="single" w:color="BFBFBF" w:sz="4"/>
+              <w:left w:val="single" w:color="BFBFBF" w:sz="4"/>
+              <w:bottom w:val="single" w:color="BFBFBF" w:sz="4"/>
+              <w:right w:val="single" w:color="BFBFBF" w:sz="4"/>
+            </w:tcBorders>
+            <w:tcMar>
+              <w:top w:type="dxa" w:w="60"/>
+              <w:left w:type="dxa" w:w="100"/>
+              <w:bottom w:type="dxa" w:w="60"/>
+              <w:right w:type="dxa" w:w="100"/>
+            </w:tcMar>
+          </w:tcPr>
+          <w:p>
+            <w:pPr>
+              <w:spacing w:after="0"/>
+            </w:pPr>
+            <w:r>
+              <w:rPr>
+                <w:rFonts w:ascii="Calibri" w:cs="Calibri" w:eastAsia="Calibri" w:hAnsi="Calibri"/>
+                <w:b w:val="false"/>
+                <w:bCs w:val="false"/>
+                <w:color w:val="000000"/>
+                <w:sz w:val="19"/>
+                <w:szCs w:val="19"/>
+              </w:rPr>
+              <w:t xml:space="preserve">/home/queimadas/INPE_FireRiskModel</w:t>
+            </w:r>
+          </w:p>
+        </w:tc>
+      </w:tr>
+      <w:tr>
+        <w:tc>
+          <w:tcPr>
+            <w:tcW w:type="dxa" w:w="2166"/>
+            <w:tcBorders>
+              <w:top w:val="single" w:color="BFBFBF" w:sz="4"/>
+              <w:left w:val="single" w:color="BFBFBF" w:sz="4"/>
+              <w:bottom w:val="single" w:color="BFBFBF" w:sz="4"/>
+              <w:right w:val="single" w:color="BFBFBF" w:sz="4"/>
+            </w:tcBorders>
+            <w:tcMar>
+              <w:top w:type="dxa" w:w="60"/>
+              <w:left w:type="dxa" w:w="100"/>
+              <w:bottom w:type="dxa" w:w="60"/>
+              <w:right w:type="dxa" w:w="100"/>
+            </w:tcMar>
+          </w:tcPr>
+          <w:p>
+            <w:pPr>
+              <w:spacing w:after="0"/>
+            </w:pPr>
+            <w:r>
+              <w:rPr>
+                <w:rFonts w:ascii="Calibri" w:cs="Calibri" w:eastAsia="Calibri" w:hAnsi="Calibri"/>
+                <w:b w:val="false"/>
+                <w:bCs w:val="false"/>
+                <w:color w:val="000000"/>
+                <w:sz w:val="19"/>
+                <w:szCs w:val="19"/>
+              </w:rPr>
+              <w:t xml:space="preserve">--fallback-gfs</w:t>
+            </w:r>
+          </w:p>
+        </w:tc>
+        <w:tc>
+          <w:tcPr>
+            <w:tcW w:type="dxa" w:w="4694"/>
+            <w:tcBorders>
+              <w:top w:val="single" w:color="BFBFBF" w:sz="4"/>
+              <w:left w:val="single" w:color="BFBFBF" w:sz="4"/>
+              <w:bottom w:val="single" w:color="BFBFBF" w:sz="4"/>
+              <w:right w:val="single" w:color="BFBFBF" w:sz="4"/>
+            </w:tcBorders>
+            <w:tcMar>
+              <w:top w:type="dxa" w:w="60"/>
+              <w:left w:type="dxa" w:w="100"/>
+              <w:bottom w:type="dxa" w:w="60"/>
+              <w:right w:type="dxa" w:w="100"/>
+            </w:tcMar>
+          </w:tcPr>
+          <w:p>
+            <w:pPr>
+              <w:spacing w:after="0"/>
+            </w:pPr>
+            <w:r>
+              <w:rPr>
+                <w:rFonts w:ascii="Calibri" w:cs="Calibri" w:eastAsia="Calibri" w:hAnsi="Calibri"/>
+                <w:b w:val="false"/>
+                <w:bCs w:val="false"/>
+                <w:color w:val="000000"/>
+                <w:sz w:val="19"/>
+                <w:szCs w:val="19"/>
+              </w:rPr>
+              <w:t xml:space="preserve">Se o GFS do horário exato não existir, usa o horário anterior do mesmo dia (generaliza a cópia 12 UTC → 18 UTC do produto semanal)</w:t>
+            </w:r>
+          </w:p>
+        </w:tc>
+        <w:tc>
+          <w:tcPr>
+            <w:tcW w:type="dxa" w:w="2166"/>
+            <w:tcBorders>
+              <w:top w:val="single" w:color="BFBFBF" w:sz="4"/>
+              <w:left w:val="single" w:color="BFBFBF" w:sz="4"/>
+              <w:bottom w:val="single" w:color="BFBFBF" w:sz="4"/>
+              <w:right w:val="single" w:color="BFBFBF" w:sz="4"/>
+            </w:tcBorders>
+            <w:tcMar>
+              <w:top w:type="dxa" w:w="60"/>
+              <w:left w:type="dxa" w:w="100"/>
+              <w:bottom w:type="dxa" w:w="60"/>
+              <w:right w:type="dxa" w:w="100"/>
+            </w:tcMar>
+          </w:tcPr>
+          <w:p>
+            <w:pPr>
+              <w:spacing w:after="0"/>
+            </w:pPr>
+            <w:r>
+              <w:rPr>
+                <w:rFonts w:ascii="Calibri" w:cs="Calibri" w:eastAsia="Calibri" w:hAnsi="Calibri"/>
+                <w:b w:val="false"/>
+                <w:bCs w:val="false"/>
+                <w:color w:val="000000"/>
+                <w:sz w:val="19"/>
+                <w:szCs w:val="19"/>
+              </w:rPr>
+              <w:t xml:space="preserve">desativado</w:t>
+            </w:r>
+          </w:p>
+        </w:tc>
+      </w:tr>
+      <w:tr>
+        <w:tc>
+          <w:tcPr>
+            <w:tcW w:type="dxa" w:w="2166"/>
+            <w:tcBorders>
+              <w:top w:val="single" w:color="BFBFBF" w:sz="4"/>
+              <w:left w:val="single" w:color="BFBFBF" w:sz="4"/>
+              <w:bottom w:val="single" w:color="BFBFBF" w:sz="4"/>
+              <w:right w:val="single" w:color="BFBFBF" w:sz="4"/>
+            </w:tcBorders>
+            <w:tcMar>
+              <w:top w:type="dxa" w:w="60"/>
+              <w:left w:type="dxa" w:w="100"/>
+              <w:bottom w:type="dxa" w:w="60"/>
+              <w:right w:type="dxa" w:w="100"/>
+            </w:tcMar>
+          </w:tcPr>
+          <w:p>
+            <w:pPr>
+              <w:spacing w:after="0"/>
+            </w:pPr>
+            <w:r>
+              <w:rPr>
+                <w:rFonts w:ascii="Calibri" w:cs="Calibri" w:eastAsia="Calibri" w:hAnsi="Calibri"/>
+                <w:b w:val="false"/>
+                <w:bCs w:val="false"/>
+                <w:color w:val="000000"/>
+                <w:sz w:val="19"/>
+                <w:szCs w:val="19"/>
+              </w:rPr>
+              <w:t xml:space="preserve">--sem-tif</w:t>
+            </w:r>
+          </w:p>
+        </w:tc>
+        <w:tc>
+          <w:tcPr>
+            <w:tcW w:type="dxa" w:w="4694"/>
+            <w:tcBorders>
+              <w:top w:val="single" w:color="BFBFBF" w:sz="4"/>
+              <w:left w:val="single" w:color="BFBFBF" w:sz="4"/>
+              <w:bottom w:val="single" w:color="BFBFBF" w:sz="4"/>
+              <w:right w:val="single" w:color="BFBFBF" w:sz="4"/>
+            </w:tcBorders>
+            <w:tcMar>
+              <w:top w:type="dxa" w:w="60"/>
+              <w:left w:type="dxa" w:w="100"/>
+              <w:bottom w:type="dxa" w:w="60"/>
+              <w:right w:type="dxa" w:w="100"/>
+            </w:tcMar>
+          </w:tcPr>
+          <w:p>
+            <w:pPr>
+              <w:spacing w:after="0"/>
+            </w:pPr>
+            <w:r>
+              <w:rPr>
+                <w:rFonts w:ascii="Calibri" w:cs="Calibri" w:eastAsia="Calibri" w:hAnsi="Calibri"/>
+                <w:b w:val="false"/>
+                <w:bCs w:val="false"/>
+                <w:color w:val="000000"/>
+                <w:sz w:val="19"/>
+                <w:szCs w:val="19"/>
+              </w:rPr>
+              <w:t xml:space="preserve">Gera apenas os NetCDF, sem GeoTIFF</w:t>
+            </w:r>
+          </w:p>
+        </w:tc>
+        <w:tc>
+          <w:tcPr>
+            <w:tcW w:type="dxa" w:w="2166"/>
+            <w:tcBorders>
+              <w:top w:val="single" w:color="BFBFBF" w:sz="4"/>
+              <w:left w:val="single" w:color="BFBFBF" w:sz="4"/>
+              <w:bottom w:val="single" w:color="BFBFBF" w:sz="4"/>
+              <w:right w:val="single" w:color="BFBFBF" w:sz="4"/>
+            </w:tcBorders>
+            <w:tcMar>
+              <w:top w:type="dxa" w:w="60"/>
+              <w:left w:type="dxa" w:w="100"/>
+              <w:bottom w:type="dxa" w:w="60"/>
+              <w:right w:type="dxa" w:w="100"/>
+            </w:tcMar>
+          </w:tcPr>
+          <w:p>
+            <w:pPr>
+              <w:spacing w:after="0"/>
+            </w:pPr>
+            <w:r>
+              <w:rPr>
+                <w:rFonts w:ascii="Calibri" w:cs="Calibri" w:eastAsia="Calibri" w:hAnsi="Calibri"/>
+                <w:b w:val="false"/>
+                <w:bCs w:val="false"/>
+                <w:color w:val="000000"/>
+                <w:sz w:val="19"/>
+                <w:szCs w:val="19"/>
+              </w:rPr>
+              <w:t xml:space="preserve">TIF ativado</w:t>
+            </w:r>
+          </w:p>
+        </w:tc>
+      </w:tr>
+      <w:tr>
+        <w:tc>
+          <w:tcPr>
+            <w:tcW w:type="dxa" w:w="2166"/>
+            <w:tcBorders>
+              <w:top w:val="single" w:color="BFBFBF" w:sz="4"/>
+              <w:left w:val="single" w:color="BFBFBF" w:sz="4"/>
+              <w:bottom w:val="single" w:color="BFBFBF" w:sz="4"/>
+              <w:right w:val="single" w:color="BFBFBF" w:sz="4"/>
+            </w:tcBorders>
+            <w:tcMar>
+              <w:top w:type="dxa" w:w="60"/>
+              <w:left w:type="dxa" w:w="100"/>
+              <w:bottom w:type="dxa" w:w="60"/>
+              <w:right w:type="dxa" w:w="100"/>
+            </w:tcMar>
+          </w:tcPr>
+          <w:p>
+            <w:pPr>
+              <w:spacing w:after="0"/>
+            </w:pPr>
+            <w:r>
+              <w:rPr>
+                <w:rFonts w:ascii="Calibri" w:cs="Calibri" w:eastAsia="Calibri" w:hAnsi="Calibri"/>
+                <w:b w:val="false"/>
+                <w:bCs w:val="false"/>
+                <w:color w:val="000000"/>
+                <w:sz w:val="19"/>
+                <w:szCs w:val="19"/>
+              </w:rPr>
+              <w:t xml:space="preserve">--fogograma</w:t>
+            </w:r>
+          </w:p>
+        </w:tc>
+        <w:tc>
+          <w:tcPr>
+            <w:tcW w:type="dxa" w:w="4694"/>
+            <w:tcBorders>
+              <w:top w:val="single" w:color="BFBFBF" w:sz="4"/>
+              <w:left w:val="single" w:color="BFBFBF" w:sz="4"/>
+              <w:bottom w:val="single" w:color="BFBFBF" w:sz="4"/>
+              <w:right w:val="single" w:color="BFBFBF" w:sz="4"/>
+            </w:tcBorders>
+            <w:tcMar>
+              <w:top w:type="dxa" w:w="60"/>
+              <w:left w:type="dxa" w:w="100"/>
+              <w:bottom w:type="dxa" w:w="60"/>
+              <w:right w:type="dxa" w:w="100"/>
+            </w:tcMar>
+          </w:tcPr>
+          <w:p>
+            <w:pPr>
+              <w:spacing w:after="0"/>
+            </w:pPr>
+            <w:r>
+              <w:rPr>
+                <w:rFonts w:ascii="Calibri" w:cs="Calibri" w:eastAsia="Calibri" w:hAnsi="Calibri"/>
+                <w:b w:val="false"/>
+                <w:bCs w:val="false"/>
+                <w:color w:val="000000"/>
+                <w:sz w:val="19"/>
+                <w:szCs w:val="19"/>
+              </w:rPr>
+              <w:t xml:space="preserve">Gera também um único NetCDF com todos os horizontes</w:t>
+            </w:r>
+          </w:p>
+        </w:tc>
+        <w:tc>
+          <w:tcPr>
+            <w:tcW w:type="dxa" w:w="2166"/>
+            <w:tcBorders>
+              <w:top w:val="single" w:color="BFBFBF" w:sz="4"/>
+              <w:left w:val="single" w:color="BFBFBF" w:sz="4"/>
+              <w:bottom w:val="single" w:color="BFBFBF" w:sz="4"/>
+              <w:right w:val="single" w:color="BFBFBF" w:sz="4"/>
+            </w:tcBorders>
+            <w:tcMar>
+              <w:top w:type="dxa" w:w="60"/>
+              <w:left w:type="dxa" w:w="100"/>
+              <w:bottom w:type="dxa" w:w="60"/>
+              <w:right w:type="dxa" w:w="100"/>
+            </w:tcMar>
+          </w:tcPr>
+          <w:p>
+            <w:pPr>
+              <w:spacing w:after="0"/>
+            </w:pPr>
+            <w:r>
+              <w:rPr>
+                <w:rFonts w:ascii="Calibri" w:cs="Calibri" w:eastAsia="Calibri" w:hAnsi="Calibri"/>
+                <w:b w:val="false"/>
+                <w:bCs w:val="false"/>
+                <w:color w:val="000000"/>
+                <w:sz w:val="19"/>
+                <w:szCs w:val="19"/>
+              </w:rPr>
+              <w:t xml:space="preserve">desativado</w:t>
+            </w:r>
+          </w:p>
+        </w:tc>
+      </w:tr>
+      <w:tr>
+        <w:tc>
+          <w:tcPr>
+            <w:tcW w:type="dxa" w:w="2166"/>
+            <w:tcBorders>
+              <w:top w:val="single" w:color="BFBFBF" w:sz="4"/>
+              <w:left w:val="single" w:color="BFBFBF" w:sz="4"/>
+              <w:bottom w:val="single" w:color="BFBFBF" w:sz="4"/>
+              <w:right w:val="single" w:color="BFBFBF" w:sz="4"/>
+            </w:tcBorders>
+            <w:tcMar>
+              <w:top w:type="dxa" w:w="60"/>
+              <w:left w:type="dxa" w:w="100"/>
+              <w:bottom w:type="dxa" w:w="60"/>
+              <w:right w:type="dxa" w:w="100"/>
+            </w:tcMar>
+          </w:tcPr>
+          <w:p>
+            <w:pPr>
+              <w:spacing w:after="0"/>
+            </w:pPr>
+            <w:r>
+              <w:rPr>
+                <w:rFonts w:ascii="Calibri" w:cs="Calibri" w:eastAsia="Calibri" w:hAnsi="Calibri"/>
+                <w:b w:val="false"/>
+                <w:bCs w:val="false"/>
+                <w:color w:val="000000"/>
+                <w:sz w:val="19"/>
+                <w:szCs w:val="19"/>
+              </w:rPr>
+              <w:t xml:space="preserve">--data-final / --jobs N</w:t>
+            </w:r>
+          </w:p>
+        </w:tc>
+        <w:tc>
+          <w:tcPr>
+            <w:tcW w:type="dxa" w:w="4694"/>
+            <w:tcBorders>
+              <w:top w:val="single" w:color="BFBFBF" w:sz="4"/>
+              <w:left w:val="single" w:color="BFBFBF" w:sz="4"/>
+              <w:bottom w:val="single" w:color="BFBFBF" w:sz="4"/>
+              <w:right w:val="single" w:color="BFBFBF" w:sz="4"/>
+            </w:tcBorders>
+            <w:tcMar>
+              <w:top w:type="dxa" w:w="60"/>
+              <w:left w:type="dxa" w:w="100"/>
+              <w:bottom w:type="dxa" w:w="60"/>
+              <w:right w:type="dxa" w:w="100"/>
+            </w:tcMar>
+          </w:tcPr>
+          <w:p>
+            <w:pPr>
+              <w:spacing w:after="0"/>
+            </w:pPr>
+            <w:r>
+              <w:rPr>
+                <w:rFonts w:ascii="Calibri" w:cs="Calibri" w:eastAsia="Calibri" w:hAnsi="Calibri"/>
+                <w:b w:val="false"/>
+                <w:bCs w:val="false"/>
+                <w:color w:val="000000"/>
+                <w:sz w:val="19"/>
+                <w:szCs w:val="19"/>
+              </w:rPr>
+              <w:t xml:space="preserve">Como nos demais scripts</w:t>
+            </w:r>
+          </w:p>
+        </w:tc>
+        <w:tc>
+          <w:tcPr>
+            <w:tcW w:type="dxa" w:w="2166"/>
+            <w:tcBorders>
+              <w:top w:val="single" w:color="BFBFBF" w:sz="4"/>
+              <w:left w:val="single" w:color="BFBFBF" w:sz="4"/>
+              <w:bottom w:val="single" w:color="BFBFBF" w:sz="4"/>
+              <w:right w:val="single" w:color="BFBFBF" w:sz="4"/>
+            </w:tcBorders>
+            <w:tcMar>
+              <w:top w:type="dxa" w:w="60"/>
+              <w:left w:type="dxa" w:w="100"/>
+              <w:bottom w:type="dxa" w:w="60"/>
+              <w:right w:type="dxa" w:w="100"/>
+            </w:tcMar>
+          </w:tcPr>
+          <w:p>
+            <w:pPr>
+              <w:spacing w:after="0"/>
+            </w:pPr>
+            <w:r>
+              <w:rPr>
+                <w:rFonts w:ascii="Calibri" w:cs="Calibri" w:eastAsia="Calibri" w:hAnsi="Calibri"/>
+                <w:b w:val="false"/>
+                <w:bCs w:val="false"/>
+                <w:color w:val="000000"/>
+                <w:sz w:val="19"/>
+                <w:szCs w:val="19"/>
+              </w:rPr>
+              <w:t xml:space="preserve">hoje / 4</w:t>
+            </w:r>
+          </w:p>
+        </w:tc>
+      </w:tr>
+    </w:tbl>
+    <w:p>
+      <w:pPr>
+        <w:spacing w:after="160" w:line="276"/>
+        <w:jc w:val="both"/>
+      </w:pPr>
+      <w:r>
+        <w:rPr>
+          <w:rFonts w:ascii="Calibri" w:cs="Calibri" w:eastAsia="Calibri" w:hAnsi="Calibri"/>
+          <w:b w:val="false"/>
+          <w:bCs w:val="false"/>
+          <w:i w:val="false"/>
+          <w:iCs w:val="false"/>
+          <w:color w:val="000000"/>
+          <w:sz w:val="22"/>
+          <w:szCs w:val="22"/>
+        </w:rPr>
+        <w:t xml:space="preserve"/>
+      </w:r>
+    </w:p>
+    <w:p>
+      <w:pPr>
+        <w:spacing w:after="160" w:line="276"/>
+        <w:jc w:val="both"/>
+      </w:pPr>
+      <w:r>
+        <w:rPr>
+          <w:rFonts w:ascii="Calibri" w:cs="Calibri" w:eastAsia="Calibri" w:hAnsi="Calibri"/>
+          <w:b w:val="false"/>
+          <w:bCs w:val="false"/>
+          <w:i w:val="false"/>
+          <w:iCs w:val="false"/>
+          <w:color w:val="000000"/>
+          <w:sz w:val="22"/>
+          <w:szCs w:val="22"/>
+        </w:rPr>
+        <w:t xml:space="preserve">As saídas seguem o mesmo formato dos demais produtos (RF.PREV.YYYYMMDDHH.nc e .tif), gravadas em data/output/2.2/&lt;produto&gt;/netcdf|tif/&lt;modelo&gt;/. O script genérico não gera links D1–D5, cópias T7/T14 nem faz envio a servidores — para os produtos operacionais, use os scripts dedicados.</w:t>
+      </w:r>
+    </w:p>
+    <w:p>
+      <w:pPr>
+        <w:pStyle w:val="Heading2"/>
+        <w:spacing w:after="160" w:before="280"/>
+      </w:pPr>
+      <w:r>
+        <w:rPr>
+          <w:rFonts w:ascii="Calibri" w:cs="Calibri" w:eastAsia="Calibri" w:hAnsi="Calibri"/>
+          <w:b/>
+          <w:bCs/>
+          <w:color w:val="1F4E79"/>
+          <w:sz w:val="25"/>
+          <w:szCs w:val="25"/>
+        </w:rPr>
+        <w:t xml:space="preserve">5.3 Fontes de dados e horizontes longos (--fonte)</w:t>
+      </w:r>
+    </w:p>
+    <w:p>
+      <w:pPr>
+        <w:spacing w:after="160" w:line="276"/>
+        <w:jc w:val="both"/>
+      </w:pPr>
+      <w:r>
+        <w:rPr>
+          <w:rFonts w:ascii="Calibri" w:cs="Calibri" w:eastAsia="Calibri" w:hAnsi="Calibri"/>
+          <w:b w:val="false"/>
+          <w:bCs w:val="false"/>
+          <w:i w:val="false"/>
+          <w:iCs w:val="false"/>
+          <w:color w:val="000000"/>
+          <w:sz w:val="22"/>
+          <w:szCs w:val="22"/>
+        </w:rPr>
+        <w:t xml:space="preserve">O alcance depende da fonte de previsão escolhida com --fonte:</w:t>
+      </w:r>
+    </w:p>
+    <w:tbl>
+      <w:tblPr>
+        <w:tblW w:type="dxa" w:w="9026"/>
+        <w:tblBorders>
+          <w:top w:val="single" w:color="auto" w:sz="4"/>
+          <w:left w:val="single" w:color="auto" w:sz="4"/>
+          <w:bottom w:val="single" w:color="auto" w:sz="4"/>
+          <w:right w:val="single" w:color="auto" w:sz="4"/>
+          <w:insideH w:val="single" w:color="auto" w:sz="4"/>
+          <w:insideV w:val="single" w:color="auto" w:sz="4"/>
+        </w:tblBorders>
+      </w:tblPr>
+      <w:tblGrid>
+        <w:gridCol w:w="1805"/>
+        <w:gridCol w:w="3610"/>
+        <w:gridCol w:w="3610"/>
+      </w:tblGrid>
+      <w:tr>
+        <w:trPr>
+          <w:tblHeader/>
+        </w:trPr>
+        <w:tc>
+          <w:tcPr>
+            <w:tcW w:type="dxa" w:w="1805"/>
+            <w:tcBorders>
+              <w:top w:val="single" w:color="BFBFBF" w:sz="4"/>
+              <w:left w:val="single" w:color="BFBFBF" w:sz="4"/>
+              <w:bottom w:val="single" w:color="BFBFBF" w:sz="4"/>
+              <w:right w:val="single" w:color="BFBFBF" w:sz="4"/>
+            </w:tcBorders>
+            <w:shd w:fill="1F4E79" w:val="clear"/>
+            <w:tcMar>
+              <w:top w:type="dxa" w:w="60"/>
+              <w:left w:type="dxa" w:w="100"/>
+              <w:bottom w:type="dxa" w:w="60"/>
+              <w:right w:type="dxa" w:w="100"/>
+            </w:tcMar>
+          </w:tcPr>
+          <w:p>
+            <w:pPr>
+              <w:spacing w:after="0"/>
+            </w:pPr>
+            <w:r>
+              <w:rPr>
+                <w:rFonts w:ascii="Calibri" w:cs="Calibri" w:eastAsia="Calibri" w:hAnsi="Calibri"/>
+                <w:b/>
+                <w:bCs/>
+                <w:color w:val="FFFFFF"/>
+                <w:sz w:val="19"/>
+                <w:szCs w:val="19"/>
+              </w:rPr>
+              <w:t xml:space="preserve">Fonte</w:t>
+            </w:r>
+          </w:p>
+        </w:tc>
+        <w:tc>
+          <w:tcPr>
+            <w:tcW w:type="dxa" w:w="3610"/>
+            <w:tcBorders>
+              <w:top w:val="single" w:color="BFBFBF" w:sz="4"/>
+              <w:left w:val="single" w:color="BFBFBF" w:sz="4"/>
+              <w:bottom w:val="single" w:color="BFBFBF" w:sz="4"/>
+              <w:right w:val="single" w:color="BFBFBF" w:sz="4"/>
+            </w:tcBorders>
+            <w:shd w:fill="1F4E79" w:val="clear"/>
+            <w:tcMar>
+              <w:top w:type="dxa" w:w="60"/>
+              <w:left w:type="dxa" w:w="100"/>
+              <w:bottom w:type="dxa" w:w="60"/>
+              <w:right w:type="dxa" w:w="100"/>
+            </w:tcMar>
+          </w:tcPr>
+          <w:p>
+            <w:pPr>
+              <w:spacing w:after="0"/>
+            </w:pPr>
+            <w:r>
+              <w:rPr>
+                <w:rFonts w:ascii="Calibri" w:cs="Calibri" w:eastAsia="Calibri" w:hAnsi="Calibri"/>
+                <w:b/>
+                <w:bCs/>
+                <w:color w:val="FFFFFF"/>
+                <w:sz w:val="19"/>
+                <w:szCs w:val="19"/>
+              </w:rPr>
+              <w:t xml:space="preserve">Alcance</w:t>
+            </w:r>
+          </w:p>
+        </w:tc>
+        <w:tc>
+          <w:tcPr>
+            <w:tcW w:type="dxa" w:w="3610"/>
+            <w:tcBorders>
+              <w:top w:val="single" w:color="BFBFBF" w:sz="4"/>
+              <w:left w:val="single" w:color="BFBFBF" w:sz="4"/>
+              <w:bottom w:val="single" w:color="BFBFBF" w:sz="4"/>
+              <w:right w:val="single" w:color="BFBFBF" w:sz="4"/>
+            </w:tcBorders>
+            <w:shd w:fill="1F4E79" w:val="clear"/>
+            <w:tcMar>
+              <w:top w:type="dxa" w:w="60"/>
+              <w:left w:type="dxa" w:w="100"/>
+              <w:bottom w:type="dxa" w:w="60"/>
+              <w:right w:type="dxa" w:w="100"/>
+            </w:tcMar>
+          </w:tcPr>
+          <w:p>
+            <w:pPr>
+              <w:spacing w:after="0"/>
+            </w:pPr>
+            <w:r>
+              <w:rPr>
+                <w:rFonts w:ascii="Calibri" w:cs="Calibri" w:eastAsia="Calibri" w:hAnsi="Calibri"/>
+                <w:b/>
+                <w:bCs/>
+                <w:color w:val="FFFFFF"/>
+                <w:sz w:val="19"/>
+                <w:szCs w:val="19"/>
+              </w:rPr>
+              <w:t xml:space="preserve">Frequência padrão dos acúmulos</w:t>
+            </w:r>
+          </w:p>
+        </w:tc>
+      </w:tr>
+      <w:tr>
+        <w:tc>
+          <w:tcPr>
+            <w:tcW w:type="dxa" w:w="1805"/>
+            <w:tcBorders>
+              <w:top w:val="single" w:color="BFBFBF" w:sz="4"/>
+              <w:left w:val="single" w:color="BFBFBF" w:sz="4"/>
+              <w:bottom w:val="single" w:color="BFBFBF" w:sz="4"/>
+              <w:right w:val="single" w:color="BFBFBF" w:sz="4"/>
+            </w:tcBorders>
+            <w:tcMar>
+              <w:top w:type="dxa" w:w="60"/>
+              <w:left w:type="dxa" w:w="100"/>
+              <w:bottom w:type="dxa" w:w="60"/>
+              <w:right w:type="dxa" w:w="100"/>
+            </w:tcMar>
+          </w:tcPr>
+          <w:p>
+            <w:pPr>
+              <w:spacing w:after="0"/>
+            </w:pPr>
+            <w:r>
+              <w:rPr>
+                <w:rFonts w:ascii="Calibri" w:cs="Calibri" w:eastAsia="Calibri" w:hAnsi="Calibri"/>
+                <w:b w:val="false"/>
+                <w:bCs w:val="false"/>
+                <w:color w:val="000000"/>
+                <w:sz w:val="19"/>
+                <w:szCs w:val="19"/>
+              </w:rPr>
+              <w:t xml:space="preserve">gfs</w:t>
+            </w:r>
+          </w:p>
+        </w:tc>
+        <w:tc>
+          <w:tcPr>
+            <w:tcW w:type="dxa" w:w="3610"/>
+            <w:tcBorders>
+              <w:top w:val="single" w:color="BFBFBF" w:sz="4"/>
+              <w:left w:val="single" w:color="BFBFBF" w:sz="4"/>
+              <w:bottom w:val="single" w:color="BFBFBF" w:sz="4"/>
+              <w:right w:val="single" w:color="BFBFBF" w:sz="4"/>
+            </w:tcBorders>
+            <w:tcMar>
+              <w:top w:type="dxa" w:w="60"/>
+              <w:left w:type="dxa" w:w="100"/>
+              <w:bottom w:type="dxa" w:w="60"/>
+              <w:right w:type="dxa" w:w="100"/>
+            </w:tcMar>
+          </w:tcPr>
+          <w:p>
+            <w:pPr>
+              <w:spacing w:after="0"/>
+            </w:pPr>
+            <w:r>
+              <w:rPr>
+                <w:rFonts w:ascii="Calibri" w:cs="Calibri" w:eastAsia="Calibri" w:hAnsi="Calibri"/>
+                <w:b w:val="false"/>
+                <w:bCs w:val="false"/>
+                <w:color w:val="000000"/>
+                <w:sz w:val="19"/>
+                <w:szCs w:val="19"/>
+              </w:rPr>
+              <w:t xml:space="preserve">~16 dias</w:t>
+            </w:r>
+          </w:p>
+        </w:tc>
+        <w:tc>
+          <w:tcPr>
+            <w:tcW w:type="dxa" w:w="3610"/>
+            <w:tcBorders>
+              <w:top w:val="single" w:color="BFBFBF" w:sz="4"/>
+              <w:left w:val="single" w:color="BFBFBF" w:sz="4"/>
+              <w:bottom w:val="single" w:color="BFBFBF" w:sz="4"/>
+              <w:right w:val="single" w:color="BFBFBF" w:sz="4"/>
+            </w:tcBorders>
+            <w:tcMar>
+              <w:top w:type="dxa" w:w="60"/>
+              <w:left w:type="dxa" w:w="100"/>
+              <w:bottom w:type="dxa" w:w="60"/>
+              <w:right w:type="dxa" w:w="100"/>
+            </w:tcMar>
+          </w:tcPr>
+          <w:p>
+            <w:pPr>
+              <w:spacing w:after="0"/>
+            </w:pPr>
+            <w:r>
+              <w:rPr>
+                <w:rFonts w:ascii="Calibri" w:cs="Calibri" w:eastAsia="Calibri" w:hAnsi="Calibri"/>
+                <w:b w:val="false"/>
+                <w:bCs w:val="false"/>
+                <w:color w:val="000000"/>
+                <w:sz w:val="19"/>
+                <w:szCs w:val="19"/>
+              </w:rPr>
+              <w:t xml:space="preserve">1 dia</w:t>
+            </w:r>
+          </w:p>
+        </w:tc>
+      </w:tr>
+      <w:tr>
+        <w:tc>
+          <w:tcPr>
+            <w:tcW w:type="dxa" w:w="1805"/>
+            <w:tcBorders>
+              <w:top w:val="single" w:color="BFBFBF" w:sz="4"/>
+              <w:left w:val="single" w:color="BFBFBF" w:sz="4"/>
+              <w:bottom w:val="single" w:color="BFBFBF" w:sz="4"/>
+              <w:right w:val="single" w:color="BFBFBF" w:sz="4"/>
+            </w:tcBorders>
+            <w:tcMar>
+              <w:top w:type="dxa" w:w="60"/>
+              <w:left w:type="dxa" w:w="100"/>
+              <w:bottom w:type="dxa" w:w="60"/>
+              <w:right w:type="dxa" w:w="100"/>
+            </w:tcMar>
+          </w:tcPr>
+          <w:p>
+            <w:pPr>
+              <w:spacing w:after="0"/>
+            </w:pPr>
+            <w:r>
+              <w:rPr>
+                <w:rFonts w:ascii="Calibri" w:cs="Calibri" w:eastAsia="Calibri" w:hAnsi="Calibri"/>
+                <w:b w:val="false"/>
+                <w:bCs w:val="false"/>
+                <w:color w:val="000000"/>
+                <w:sz w:val="19"/>
+                <w:szCs w:val="19"/>
+              </w:rPr>
+              <w:t xml:space="preserve">eta</w:t>
+            </w:r>
+          </w:p>
+        </w:tc>
+        <w:tc>
+          <w:tcPr>
+            <w:tcW w:type="dxa" w:w="3610"/>
+            <w:tcBorders>
+              <w:top w:val="single" w:color="BFBFBF" w:sz="4"/>
+              <w:left w:val="single" w:color="BFBFBF" w:sz="4"/>
+              <w:bottom w:val="single" w:color="BFBFBF" w:sz="4"/>
+              <w:right w:val="single" w:color="BFBFBF" w:sz="4"/>
+            </w:tcBorders>
+            <w:tcMar>
+              <w:top w:type="dxa" w:w="60"/>
+              <w:left w:type="dxa" w:w="100"/>
+              <w:bottom w:type="dxa" w:w="60"/>
+              <w:right w:type="dxa" w:w="100"/>
+            </w:tcMar>
+          </w:tcPr>
+          <w:p>
+            <w:pPr>
+              <w:spacing w:after="0"/>
+            </w:pPr>
+            <w:r>
+              <w:rPr>
+                <w:rFonts w:ascii="Calibri" w:cs="Calibri" w:eastAsia="Calibri" w:hAnsi="Calibri"/>
+                <w:b w:val="false"/>
+                <w:bCs w:val="false"/>
+                <w:color w:val="000000"/>
+                <w:sz w:val="19"/>
+                <w:szCs w:val="19"/>
+              </w:rPr>
+              <w:t xml:space="preserve">até 13 meses</w:t>
+            </w:r>
+          </w:p>
+        </w:tc>
+        <w:tc>
+          <w:tcPr>
+            <w:tcW w:type="dxa" w:w="3610"/>
+            <w:tcBorders>
+              <w:top w:val="single" w:color="BFBFBF" w:sz="4"/>
+              <w:left w:val="single" w:color="BFBFBF" w:sz="4"/>
+              <w:bottom w:val="single" w:color="BFBFBF" w:sz="4"/>
+              <w:right w:val="single" w:color="BFBFBF" w:sz="4"/>
+            </w:tcBorders>
+            <w:tcMar>
+              <w:top w:type="dxa" w:w="60"/>
+              <w:left w:type="dxa" w:w="100"/>
+              <w:bottom w:type="dxa" w:w="60"/>
+              <w:right w:type="dxa" w:w="100"/>
+            </w:tcMar>
+          </w:tcPr>
+          <w:p>
+            <w:pPr>
+              <w:spacing w:after="0"/>
+            </w:pPr>
+            <w:r>
+              <w:rPr>
+                <w:rFonts w:ascii="Calibri" w:cs="Calibri" w:eastAsia="Calibri" w:hAnsi="Calibri"/>
+                <w:b w:val="false"/>
+                <w:bCs w:val="false"/>
+                <w:color w:val="000000"/>
+                <w:sz w:val="19"/>
+                <w:szCs w:val="19"/>
+              </w:rPr>
+              <w:t xml:space="preserve">1 dia</w:t>
+            </w:r>
+          </w:p>
+        </w:tc>
+      </w:tr>
+      <w:tr>
+        <w:tc>
+          <w:tcPr>
+            <w:tcW w:type="dxa" w:w="1805"/>
+            <w:tcBorders>
+              <w:top w:val="single" w:color="BFBFBF" w:sz="4"/>
+              <w:left w:val="single" w:color="BFBFBF" w:sz="4"/>
+              <w:bottom w:val="single" w:color="BFBFBF" w:sz="4"/>
+              <w:right w:val="single" w:color="BFBFBF" w:sz="4"/>
+            </w:tcBorders>
+            <w:tcMar>
+              <w:top w:type="dxa" w:w="60"/>
+              <w:left w:type="dxa" w:w="100"/>
+              <w:bottom w:type="dxa" w:w="60"/>
+              <w:right w:type="dxa" w:w="100"/>
+            </w:tcMar>
+          </w:tcPr>
+          <w:p>
+            <w:pPr>
+              <w:spacing w:after="0"/>
+            </w:pPr>
+            <w:r>
+              <w:rPr>
+                <w:rFonts w:ascii="Calibri" w:cs="Calibri" w:eastAsia="Calibri" w:hAnsi="Calibri"/>
+                <w:b w:val="false"/>
+                <w:bCs w:val="false"/>
+                <w:color w:val="000000"/>
+                <w:sz w:val="19"/>
+                <w:szCs w:val="19"/>
+              </w:rPr>
+              <w:t xml:space="preserve">besm</w:t>
+            </w:r>
+          </w:p>
+        </w:tc>
+        <w:tc>
+          <w:tcPr>
+            <w:tcW w:type="dxa" w:w="3610"/>
+            <w:tcBorders>
+              <w:top w:val="single" w:color="BFBFBF" w:sz="4"/>
+              <w:left w:val="single" w:color="BFBFBF" w:sz="4"/>
+              <w:bottom w:val="single" w:color="BFBFBF" w:sz="4"/>
+              <w:right w:val="single" w:color="BFBFBF" w:sz="4"/>
+            </w:tcBorders>
+            <w:tcMar>
+              <w:top w:type="dxa" w:w="60"/>
+              <w:left w:type="dxa" w:w="100"/>
+              <w:bottom w:type="dxa" w:w="60"/>
+              <w:right w:type="dxa" w:w="100"/>
+            </w:tcMar>
+          </w:tcPr>
+          <w:p>
+            <w:pPr>
+              <w:spacing w:after="0"/>
+            </w:pPr>
+            <w:r>
+              <w:rPr>
+                <w:rFonts w:ascii="Calibri" w:cs="Calibri" w:eastAsia="Calibri" w:hAnsi="Calibri"/>
+                <w:b w:val="false"/>
+                <w:bCs w:val="false"/>
+                <w:color w:val="000000"/>
+                <w:sz w:val="19"/>
+                <w:szCs w:val="19"/>
+              </w:rPr>
+              <w:t xml:space="preserve">até 13 meses</w:t>
+            </w:r>
+          </w:p>
+        </w:tc>
+        <w:tc>
+          <w:tcPr>
+            <w:tcW w:type="dxa" w:w="3610"/>
+            <w:tcBorders>
+              <w:top w:val="single" w:color="BFBFBF" w:sz="4"/>
+              <w:left w:val="single" w:color="BFBFBF" w:sz="4"/>
+              <w:bottom w:val="single" w:color="BFBFBF" w:sz="4"/>
+              <w:right w:val="single" w:color="BFBFBF" w:sz="4"/>
+            </w:tcBorders>
+            <w:tcMar>
+              <w:top w:type="dxa" w:w="60"/>
+              <w:left w:type="dxa" w:w="100"/>
+              <w:bottom w:type="dxa" w:w="60"/>
+              <w:right w:type="dxa" w:w="100"/>
+            </w:tcMar>
+          </w:tcPr>
+          <w:p>
+            <w:pPr>
+              <w:spacing w:after="0"/>
+            </w:pPr>
+            <w:r>
+              <w:rPr>
+                <w:rFonts w:ascii="Calibri" w:cs="Calibri" w:eastAsia="Calibri" w:hAnsi="Calibri"/>
+                <w:b w:val="false"/>
+                <w:bCs w:val="false"/>
+                <w:color w:val="000000"/>
+                <w:sz w:val="19"/>
+                <w:szCs w:val="19"/>
+              </w:rPr>
+              <w:t xml:space="preserve">1 dia (arquivo único por variável)</w:t>
+            </w:r>
+          </w:p>
+        </w:tc>
+      </w:tr>
+    </w:tbl>
+    <w:p>
+      <w:pPr>
+        <w:spacing w:after="160" w:line="276"/>
+        <w:jc w:val="both"/>
+      </w:pPr>
+      <w:r>
+        <w:rPr>
+          <w:rFonts w:ascii="Calibri" w:cs="Calibri" w:eastAsia="Calibri" w:hAnsi="Calibri"/>
+          <w:b w:val="false"/>
+          <w:bCs w:val="false"/>
+          <w:i w:val="false"/>
+          <w:iCs w:val="false"/>
+          <w:color w:val="000000"/>
+          <w:sz w:val="22"/>
+          <w:szCs w:val="22"/>
+        </w:rPr>
+        <w:t xml:space="preserve"/>
+      </w:r>
+    </w:p>
+    <w:p>
+      <w:pPr>
+        <w:spacing w:after="160" w:line="276"/>
+        <w:jc w:val="both"/>
+      </w:pPr>
+      <w:r>
+        <w:rPr>
+          <w:rFonts w:ascii="Calibri" w:cs="Calibri" w:eastAsia="Calibri" w:hAnsi="Calibri"/>
+          <w:b/>
+          <w:bCs/>
+          <w:i w:val="false"/>
+          <w:iCs w:val="false"/>
+          <w:color w:val="000000"/>
+          <w:sz w:val="22"/>
+          <w:szCs w:val="22"/>
+        </w:rPr>
+        <w:t xml:space="preserve">Sem --fonte</w:t>
+      </w:r>
+      <w:r>
+        <w:rPr>
+          <w:rFonts w:ascii="Calibri" w:cs="Calibri" w:eastAsia="Calibri" w:hAnsi="Calibri"/>
+          <w:b w:val="false"/>
+          <w:bCs w:val="false"/>
+          <w:i w:val="false"/>
+          <w:iCs w:val="false"/>
+          <w:color w:val="000000"/>
+          <w:sz w:val="22"/>
+          <w:szCs w:val="22"/>
+        </w:rPr>
+        <w:t xml:space="preserve">, o script usa a composição original dos produtos operacionais: 119 dias de IMERG observado + o acumulado do GFS do dia previsto (idêntica aos scripts dedicados, limitada ao alcance do GFS).</w:t>
+      </w:r>
+    </w:p>
+    <w:p>
+      <w:pPr>
+        <w:spacing w:after="160" w:line="276"/>
+        <w:jc w:val="both"/>
+      </w:pPr>
+      <w:r>
+        <w:rPr>
+          <w:rFonts w:ascii="Calibri" w:cs="Calibri" w:eastAsia="Calibri" w:hAnsi="Calibri"/>
+          <w:b/>
+          <w:bCs/>
+          <w:i w:val="false"/>
+          <w:iCs w:val="false"/>
+          <w:color w:val="000000"/>
+          <w:sz w:val="22"/>
+          <w:szCs w:val="22"/>
+        </w:rPr>
+        <w:t xml:space="preserve">Com --fonte</w:t>
+      </w:r>
+      <w:r>
+        <w:rPr>
+          <w:rFonts w:ascii="Calibri" w:cs="Calibri" w:eastAsia="Calibri" w:hAnsi="Calibri"/>
+          <w:b w:val="false"/>
+          <w:bCs w:val="false"/>
+          <w:i w:val="false"/>
+          <w:iCs w:val="false"/>
+          <w:color w:val="000000"/>
+          <w:sz w:val="22"/>
+          <w:szCs w:val="22"/>
+        </w:rPr>
+        <w:t xml:space="preserve">, a série diária de 120 tempos que antecede cada data prevista é montada de forma completa: IMERG observado para os dias anteriores à rodada e precipitação PREVISTA da fonte para os dias entre a rodada e a data válida. É isso que viabiliza horizontes de semanas a 13 meses (Eta/BESM) — num horizonte de 13 meses, os 120 dias da janela são inteiramente previstos. Os acúmulos da fonte podem vir em qualquer frequência (1h, 12h, 1d): são somados para o passo diário automaticamente, e campos em grade diferente da do IMERG são regradeados por interpolação bilinear. O horizonte pedido é validado contra o alcance da fonte (horizonte_max_dias).</w:t>
+      </w:r>
+    </w:p>
+    <w:p>
+      <w:pPr>
+        <w:pStyle w:val="Heading2"/>
+        <w:spacing w:after="160" w:before="280"/>
+      </w:pPr>
+      <w:r>
+        <w:rPr>
+          <w:rFonts w:ascii="Calibri" w:cs="Calibri" w:eastAsia="Calibri" w:hAnsi="Calibri"/>
+          <w:b/>
+          <w:bCs/>
+          <w:color w:val="1F4E79"/>
+          <w:sz w:val="25"/>
+          <w:szCs w:val="25"/>
+        </w:rPr>
+        <w:t xml:space="preserve">5.4 Configuração das fontes (rf_fontes.py e --config-fontes)</w:t>
+      </w:r>
+    </w:p>
+    <w:p>
+      <w:pPr>
+        <w:spacing w:after="160" w:line="276"/>
+        <w:jc w:val="both"/>
+      </w:pPr>
+      <w:r>
+        <w:rPr>
+          <w:rFonts w:ascii="Calibri" w:cs="Calibri" w:eastAsia="Calibri" w:hAnsi="Calibri"/>
+          <w:b w:val="false"/>
+          <w:bCs w:val="false"/>
+          <w:i w:val="false"/>
+          <w:iCs w:val="false"/>
+          <w:color w:val="000000"/>
+          <w:sz w:val="22"/>
+          <w:szCs w:val="22"/>
+        </w:rPr>
+        <w:t xml:space="preserve">Cada fonte é descrita em rf_fontes.py por: </w:t>
+      </w:r>
+      <w:r>
+        <w:rPr>
+          <w:rFonts w:ascii="Calibri" w:cs="Calibri" w:eastAsia="Calibri" w:hAnsi="Calibri"/>
+          <w:b/>
+          <w:bCs/>
+          <w:i w:val="false"/>
+          <w:iCs w:val="false"/>
+          <w:color w:val="000000"/>
+          <w:sz w:val="22"/>
+          <w:szCs w:val="22"/>
+        </w:rPr>
+        <w:t xml:space="preserve">layout</w:t>
+      </w:r>
+      <w:r>
+        <w:rPr>
+          <w:rFonts w:ascii="Calibri" w:cs="Calibri" w:eastAsia="Calibri" w:hAnsi="Calibri"/>
+          <w:b w:val="false"/>
+          <w:bCs w:val="false"/>
+          <w:i w:val="false"/>
+          <w:iCs w:val="false"/>
+          <w:color w:val="000000"/>
+          <w:sz w:val="22"/>
+          <w:szCs w:val="22"/>
+        </w:rPr>
+        <w:t xml:space="preserve"> dos arquivos (por_tempo = um arquivo por horário previsto, como o GFS deste pipeline; serie = um arquivo por variável com todos os tempos da rodada, como o BESM T062), subdiretório dos dados, padrões de nome dos arquivos (com os marcadores {modelo} e {valida}), nomes das variáveis (var_prec, var_temp, var_ur), frequência dos acúmulos (freq_prec: 1h, 12h, 1d), tipo de acumulação (intervalo = acumulado do próprio intervalo; desde_inicio = acumulado desde o início da rodada), unidades (unidade_temp: K/C; unidade_ur: %/frac) e alcance (horizonte_max_dias).</w:t>
+      </w:r>
+    </w:p>
+    <w:p>
+      <w:pPr>
+        <w:spacing w:after="160" w:line="276"/>
+        <w:jc w:val="both"/>
+      </w:pPr>
+      <w:r>
+        <w:rPr>
+          <w:rFonts w:ascii="Calibri" w:cs="Calibri" w:eastAsia="Calibri" w:hAnsi="Calibri"/>
+          <w:b/>
+          <w:bCs/>
+          <w:i w:val="false"/>
+          <w:iCs w:val="false"/>
+          <w:color w:val="000000"/>
+          <w:sz w:val="22"/>
+          <w:szCs w:val="22"/>
+        </w:rPr>
+        <w:t xml:space="preserve">A fonte besm já vem configurada com a convenção real do BESM T062 (pacote besm_queimada do CPTEC): </w:t>
+      </w:r>
+      <w:r>
+        <w:rPr>
+          <w:rFonts w:ascii="Calibri" w:cs="Calibri" w:eastAsia="Calibri" w:hAnsi="Calibri"/>
+          <w:b w:val="false"/>
+          <w:bCs w:val="false"/>
+          <w:i w:val="false"/>
+          <w:iCs w:val="false"/>
+          <w:color w:val="000000"/>
+          <w:sz w:val="22"/>
+          <w:szCs w:val="22"/>
+        </w:rPr>
+        <w:t xml:space="preserve">layout serie com tmp_prec.nc (mm/dia), tmp_t2mt.nc (K, média diária) e tmp_rsmt.nc (%, 0–100) em BESM/netcdf/&lt;modelo&gt;/, 396 tempos diários (rodada+1 até rodada+13 meses), grade gaussiana ~1,875° com latitude norte→sul (invertida automaticamente na leitura). Como a série começa em rodada+1, o dia da própria rodada é preenchido com o IMERG observado, se existir, ou aproximado pelo primeiro dia da série (aviso no log). Os padrões do Eta seguem PROVISÓRIOS — ajuste-os à convenção real com um JSON, sem alterar o código:</w:t>
+      </w:r>
+    </w:p>
+    <w:p>
+      <w:pPr>
+        <w:shd w:fill="F2F2F2" w:val="clear"/>
+        <w:spacing w:after="0"/>
+      </w:pPr>
+      <w:r>
+        <w:rPr>
+          <w:rFonts w:ascii="Consolas" w:cs="Consolas" w:eastAsia="Consolas" w:hAnsi="Consolas"/>
+          <w:sz w:val="19"/>
+          <w:szCs w:val="19"/>
+        </w:rPr>
+        <w:t xml:space="preserve">{</w:t>
+      </w:r>
+    </w:p>
+    <w:p>
+      <w:pPr>
+        <w:shd w:fill="F2F2F2" w:val="clear"/>
+        <w:spacing w:after="0"/>
+      </w:pPr>
+      <w:r>
+        <w:rPr>
+          <w:rFonts w:ascii="Consolas" w:cs="Consolas" w:eastAsia="Consolas" w:hAnsi="Consolas"/>
+          <w:sz w:val="19"/>
+          <w:szCs w:val="19"/>
+        </w:rPr>
+        <w:t xml:space="preserve">  "eta": {</w:t>
+      </w:r>
+    </w:p>
+    <w:p>
+      <w:pPr>
+        <w:shd w:fill="F2F2F2" w:val="clear"/>
+        <w:spacing w:after="0"/>
+      </w:pPr>
+      <w:r>
+        <w:rPr>
+          <w:rFonts w:ascii="Consolas" w:cs="Consolas" w:eastAsia="Consolas" w:hAnsi="Consolas"/>
+          <w:sz w:val="19"/>
+          <w:szCs w:val="19"/>
+        </w:rPr>
+        <w:t xml:space="preserve">    "subdir": "ETA/netcdf/{modelo}",</w:t>
+      </w:r>
+    </w:p>
+    <w:p>
+      <w:pPr>
+        <w:shd w:fill="F2F2F2" w:val="clear"/>
+        <w:spacing w:after="0"/>
+      </w:pPr>
+      <w:r>
+        <w:rPr>
+          <w:rFonts w:ascii="Consolas" w:cs="Consolas" w:eastAsia="Consolas" w:hAnsi="Consolas"/>
+          <w:sz w:val="19"/>
+          <w:szCs w:val="19"/>
+        </w:rPr>
+        <w:t xml:space="preserve">    "padrao_prec": "ETA.PREV.PREC.{modelo}.{valida}.nc",</w:t>
+      </w:r>
+    </w:p>
+    <w:p>
+      <w:pPr>
+        <w:shd w:fill="F2F2F2" w:val="clear"/>
+        <w:spacing w:after="0"/>
+      </w:pPr>
+      <w:r>
+        <w:rPr>
+          <w:rFonts w:ascii="Consolas" w:cs="Consolas" w:eastAsia="Consolas" w:hAnsi="Consolas"/>
+          <w:sz w:val="19"/>
+          <w:szCs w:val="19"/>
+        </w:rPr>
+        <w:t xml:space="preserve">    "padrao_temp_ur": "ETA.PREV.TEMP2m.RH2m.{modelo}.{valida}.nc",</w:t>
+      </w:r>
+    </w:p>
+    <w:p>
+      <w:pPr>
+        <w:shd w:fill="F2F2F2" w:val="clear"/>
+        <w:spacing w:after="0"/>
+      </w:pPr>
+      <w:r>
+        <w:rPr>
+          <w:rFonts w:ascii="Consolas" w:cs="Consolas" w:eastAsia="Consolas" w:hAnsi="Consolas"/>
+          <w:sz w:val="19"/>
+          <w:szCs w:val="19"/>
+        </w:rPr>
+        <w:t xml:space="preserve">    "var_prec": "prec",</w:t>
+      </w:r>
+    </w:p>
+    <w:p>
+      <w:pPr>
+        <w:shd w:fill="F2F2F2" w:val="clear"/>
+        <w:spacing w:after="0"/>
+      </w:pPr>
+      <w:r>
+        <w:rPr>
+          <w:rFonts w:ascii="Consolas" w:cs="Consolas" w:eastAsia="Consolas" w:hAnsi="Consolas"/>
+          <w:sz w:val="19"/>
+          <w:szCs w:val="19"/>
+        </w:rPr>
+        <w:t xml:space="preserve">    "freq_prec": "1d",</w:t>
+      </w:r>
+    </w:p>
+    <w:p>
+      <w:pPr>
+        <w:shd w:fill="F2F2F2" w:val="clear"/>
+        <w:spacing w:after="0"/>
+      </w:pPr>
+      <w:r>
+        <w:rPr>
+          <w:rFonts w:ascii="Consolas" w:cs="Consolas" w:eastAsia="Consolas" w:hAnsi="Consolas"/>
+          <w:sz w:val="19"/>
+          <w:szCs w:val="19"/>
+        </w:rPr>
+        <w:t xml:space="preserve">    "horizonte_max_dias": 396</w:t>
+      </w:r>
+    </w:p>
+    <w:p>
+      <w:pPr>
+        <w:shd w:fill="F2F2F2" w:val="clear"/>
+        <w:spacing w:after="0"/>
+      </w:pPr>
+      <w:r>
+        <w:rPr>
+          <w:rFonts w:ascii="Consolas" w:cs="Consolas" w:eastAsia="Consolas" w:hAnsi="Consolas"/>
+          <w:sz w:val="19"/>
+          <w:szCs w:val="19"/>
+        </w:rPr>
+        <w:t xml:space="preserve">  },</w:t>
+      </w:r>
+    </w:p>
+    <w:p>
+      <w:pPr>
+        <w:shd w:fill="F2F2F2" w:val="clear"/>
+        <w:spacing w:after="0"/>
+      </w:pPr>
+      <w:r>
+        <w:rPr>
+          <w:rFonts w:ascii="Consolas" w:cs="Consolas" w:eastAsia="Consolas" w:hAnsi="Consolas"/>
+          <w:sz w:val="19"/>
+          <w:szCs w:val="19"/>
+        </w:rPr>
+        <w:t xml:space="preserve">  "besm": { "freq_prec": "12h" }</w:t>
+      </w:r>
+    </w:p>
+    <w:p>
+      <w:pPr>
+        <w:shd w:fill="F2F2F2" w:val="clear"/>
+        <w:spacing w:after="160"/>
+      </w:pPr>
+      <w:r>
+        <w:rPr>
+          <w:rFonts w:ascii="Consolas" w:cs="Consolas" w:eastAsia="Consolas" w:hAnsi="Consolas"/>
+          <w:sz w:val="19"/>
+          <w:szCs w:val="19"/>
+        </w:rPr>
+        <w:t xml:space="preserve">}</w:t>
+      </w:r>
+    </w:p>
+    <w:p>
+      <w:pPr>
+        <w:shd w:fill="F2F2F2" w:val="clear"/>
+        <w:spacing w:after="160"/>
+      </w:pPr>
+      <w:r>
+        <w:rPr>
+          <w:rFonts w:ascii="Consolas" w:cs="Consolas" w:eastAsia="Consolas" w:hAnsi="Consolas"/>
+          <w:sz w:val="19"/>
+          <w:szCs w:val="19"/>
+        </w:rPr>
+        <w:t xml:space="preserve">python3 rf_previsto.py --fonte eta --horizontes 13m --config-fontes fontes.json</w:t>
+      </w:r>
+    </w:p>
+    <w:p>
+      <w:pPr>
+        <w:spacing w:after="160" w:line="276"/>
+        <w:jc w:val="both"/>
+      </w:pPr>
+      <w:r>
+        <w:rPr>
+          <w:rFonts w:ascii="Calibri" w:cs="Calibri" w:eastAsia="Calibri" w:hAnsi="Calibri"/>
+          <w:b w:val="false"/>
+          <w:bCs w:val="false"/>
+          <w:i w:val="false"/>
+          <w:iCs w:val="false"/>
+          <w:color w:val="000000"/>
+          <w:sz w:val="22"/>
+          <w:szCs w:val="22"/>
+        </w:rPr>
+        <w:t xml:space="preserve">Os arquivos das fontes devem ser NetCDF em grade regular lat/lon (como os do GFS já pré-processados neste pipeline); saídas nativas (grib do Eta, espectral do BESM) precisam ser convertidas antes. Novas fontes podem ser acrescentadas no mesmo JSON — o nome da chave passa a valer em --fonte.</w:t>
+      </w:r>
+    </w:p>
+    <w:p>
+      <w:pPr>
+        <w:pStyle w:val="Heading2"/>
+        <w:spacing w:after="160" w:before="280"/>
+      </w:pPr>
+      <w:r>
+        <w:rPr>
+          <w:rFonts w:ascii="Calibri" w:cs="Calibri" w:eastAsia="Calibri" w:hAnsi="Calibri"/>
+          <w:b/>
+          <w:bCs/>
+          <w:color w:val="1F4E79"/>
+          <w:sz w:val="25"/>
+          <w:szCs w:val="25"/>
+        </w:rPr>
+        <w:t xml:space="preserve">5.5 Arquivo de configuração YAML (--config)</w:t>
+      </w:r>
+    </w:p>
+    <w:p>
+      <w:pPr>
+        <w:spacing w:after="160" w:line="276"/>
+        <w:jc w:val="both"/>
+      </w:pPr>
+      <w:r>
+        <w:rPr>
+          <w:rFonts w:ascii="Calibri" w:cs="Calibri" w:eastAsia="Calibri" w:hAnsi="Calibri"/>
+          <w:b w:val="false"/>
+          <w:bCs w:val="false"/>
+          <w:i w:val="false"/>
+          <w:iCs w:val="false"/>
+          <w:color w:val="000000"/>
+          <w:sz w:val="22"/>
+          <w:szCs w:val="22"/>
+        </w:rPr>
+        <w:t xml:space="preserve">O --config arquivo.yaml centraliza toda a configuração dos dados de entrada num único arquivo YAML (ou JSON), com seções opcionais — o que não for informado usa os padrões da produção, e a linha de comando sempre prevalece sobre o arquivo:</w:t>
+      </w:r>
+    </w:p>
+    <w:tbl>
+      <w:tblPr>
+        <w:tblW w:type="dxa" w:w="9026"/>
+        <w:tblBorders>
+          <w:top w:val="single" w:color="auto" w:sz="4"/>
+          <w:left w:val="single" w:color="auto" w:sz="4"/>
+          <w:bottom w:val="single" w:color="auto" w:sz="4"/>
+          <w:right w:val="single" w:color="auto" w:sz="4"/>
+          <w:insideH w:val="single" w:color="auto" w:sz="4"/>
+          <w:insideV w:val="single" w:color="auto" w:sz="4"/>
+        </w:tblBorders>
+      </w:tblPr>
+      <w:tblGrid>
+        <w:gridCol w:w="1805"/>
+        <w:gridCol w:w="7221"/>
+      </w:tblGrid>
+      <w:tr>
+        <w:trPr>
+          <w:tblHeader/>
+        </w:trPr>
+        <w:tc>
+          <w:tcPr>
+            <w:tcW w:type="dxa" w:w="1805"/>
+            <w:tcBorders>
+              <w:top w:val="single" w:color="BFBFBF" w:sz="4"/>
+              <w:left w:val="single" w:color="BFBFBF" w:sz="4"/>
+              <w:bottom w:val="single" w:color="BFBFBF" w:sz="4"/>
+              <w:right w:val="single" w:color="BFBFBF" w:sz="4"/>
+            </w:tcBorders>
+            <w:shd w:fill="1F4E79" w:val="clear"/>
+            <w:tcMar>
+              <w:top w:type="dxa" w:w="60"/>
+              <w:left w:type="dxa" w:w="100"/>
+              <w:bottom w:type="dxa" w:w="60"/>
+              <w:right w:type="dxa" w:w="100"/>
+            </w:tcMar>
+          </w:tcPr>
+          <w:p>
+            <w:pPr>
+              <w:spacing w:after="0"/>
+            </w:pPr>
+            <w:r>
+              <w:rPr>
+                <w:rFonts w:ascii="Calibri" w:cs="Calibri" w:eastAsia="Calibri" w:hAnsi="Calibri"/>
+                <w:b/>
+                <w:bCs/>
+                <w:color w:val="FFFFFF"/>
+                <w:sz w:val="19"/>
+                <w:szCs w:val="19"/>
+              </w:rPr>
+              <w:t xml:space="preserve">Seção</w:t>
+            </w:r>
+          </w:p>
+        </w:tc>
+        <w:tc>
+          <w:tcPr>
+            <w:tcW w:type="dxa" w:w="7221"/>
+            <w:tcBorders>
+              <w:top w:val="single" w:color="BFBFBF" w:sz="4"/>
+              <w:left w:val="single" w:color="BFBFBF" w:sz="4"/>
+              <w:bottom w:val="single" w:color="BFBFBF" w:sz="4"/>
+              <w:right w:val="single" w:color="BFBFBF" w:sz="4"/>
+            </w:tcBorders>
+            <w:shd w:fill="1F4E79" w:val="clear"/>
+            <w:tcMar>
+              <w:top w:type="dxa" w:w="60"/>
+              <w:left w:type="dxa" w:w="100"/>
+              <w:bottom w:type="dxa" w:w="60"/>
+              <w:right w:type="dxa" w:w="100"/>
+            </w:tcMar>
+          </w:tcPr>
+          <w:p>
+            <w:pPr>
+              <w:spacing w:after="0"/>
+            </w:pPr>
+            <w:r>
+              <w:rPr>
+                <w:rFonts w:ascii="Calibri" w:cs="Calibri" w:eastAsia="Calibri" w:hAnsi="Calibri"/>
+                <w:b/>
+                <w:bCs/>
+                <w:color w:val="FFFFFF"/>
+                <w:sz w:val="19"/>
+                <w:szCs w:val="19"/>
+              </w:rPr>
+              <w:t xml:space="preserve">Conteúdo</w:t>
+            </w:r>
+          </w:p>
+        </w:tc>
+      </w:tr>
+      <w:tr>
+        <w:tc>
+          <w:tcPr>
+            <w:tcW w:type="dxa" w:w="1805"/>
+            <w:tcBorders>
+              <w:top w:val="single" w:color="BFBFBF" w:sz="4"/>
+              <w:left w:val="single" w:color="BFBFBF" w:sz="4"/>
+              <w:bottom w:val="single" w:color="BFBFBF" w:sz="4"/>
+              <w:right w:val="single" w:color="BFBFBF" w:sz="4"/>
+            </w:tcBorders>
+            <w:tcMar>
+              <w:top w:type="dxa" w:w="60"/>
+              <w:left w:type="dxa" w:w="100"/>
+              <w:bottom w:type="dxa" w:w="60"/>
+              <w:right w:type="dxa" w:w="100"/>
+            </w:tcMar>
+          </w:tcPr>
+          <w:p>
+            <w:pPr>
+              <w:spacing w:after="0"/>
+            </w:pPr>
+            <w:r>
+              <w:rPr>
+                <w:rFonts w:ascii="Calibri" w:cs="Calibri" w:eastAsia="Calibri" w:hAnsi="Calibri"/>
+                <w:b w:val="false"/>
+                <w:bCs w:val="false"/>
+                <w:color w:val="000000"/>
+                <w:sz w:val="19"/>
+                <w:szCs w:val="19"/>
+              </w:rPr>
+              <w:t xml:space="preserve">base</w:t>
+            </w:r>
+          </w:p>
+        </w:tc>
+        <w:tc>
+          <w:tcPr>
+            <w:tcW w:type="dxa" w:w="7221"/>
+            <w:tcBorders>
+              <w:top w:val="single" w:color="BFBFBF" w:sz="4"/>
+              <w:left w:val="single" w:color="BFBFBF" w:sz="4"/>
+              <w:bottom w:val="single" w:color="BFBFBF" w:sz="4"/>
+              <w:right w:val="single" w:color="BFBFBF" w:sz="4"/>
+            </w:tcBorders>
+            <w:tcMar>
+              <w:top w:type="dxa" w:w="60"/>
+              <w:left w:type="dxa" w:w="100"/>
+              <w:bottom w:type="dxa" w:w="60"/>
+              <w:right w:type="dxa" w:w="100"/>
+            </w:tcMar>
+          </w:tcPr>
+          <w:p>
+            <w:pPr>
+              <w:spacing w:after="0"/>
+            </w:pPr>
+            <w:r>
+              <w:rPr>
+                <w:rFonts w:ascii="Calibri" w:cs="Calibri" w:eastAsia="Calibri" w:hAnsi="Calibri"/>
+                <w:b w:val="false"/>
+                <w:bCs w:val="false"/>
+                <w:color w:val="000000"/>
+                <w:sz w:val="19"/>
+                <w:szCs w:val="19"/>
+              </w:rPr>
+              <w:t xml:space="preserve">Diretório base do modelo; os caminhos relativos são ancorados nele</w:t>
+            </w:r>
+          </w:p>
+        </w:tc>
+      </w:tr>
+      <w:tr>
+        <w:tc>
+          <w:tcPr>
+            <w:tcW w:type="dxa" w:w="1805"/>
+            <w:tcBorders>
+              <w:top w:val="single" w:color="BFBFBF" w:sz="4"/>
+              <w:left w:val="single" w:color="BFBFBF" w:sz="4"/>
+              <w:bottom w:val="single" w:color="BFBFBF" w:sz="4"/>
+              <w:right w:val="single" w:color="BFBFBF" w:sz="4"/>
+            </w:tcBorders>
+            <w:tcMar>
+              <w:top w:type="dxa" w:w="60"/>
+              <w:left w:type="dxa" w:w="100"/>
+              <w:bottom w:type="dxa" w:w="60"/>
+              <w:right w:type="dxa" w:w="100"/>
+            </w:tcMar>
+          </w:tcPr>
+          <w:p>
+            <w:pPr>
+              <w:spacing w:after="0"/>
+            </w:pPr>
+            <w:r>
+              <w:rPr>
+                <w:rFonts w:ascii="Calibri" w:cs="Calibri" w:eastAsia="Calibri" w:hAnsi="Calibri"/>
+                <w:b w:val="false"/>
+                <w:bCs w:val="false"/>
+                <w:color w:val="000000"/>
+                <w:sz w:val="19"/>
+                <w:szCs w:val="19"/>
+              </w:rPr>
+              <w:t xml:space="preserve">caminhos</w:t>
+            </w:r>
+          </w:p>
+        </w:tc>
+        <w:tc>
+          <w:tcPr>
+            <w:tcW w:type="dxa" w:w="7221"/>
+            <w:tcBorders>
+              <w:top w:val="single" w:color="BFBFBF" w:sz="4"/>
+              <w:left w:val="single" w:color="BFBFBF" w:sz="4"/>
+              <w:bottom w:val="single" w:color="BFBFBF" w:sz="4"/>
+              <w:right w:val="single" w:color="BFBFBF" w:sz="4"/>
+            </w:tcBorders>
+            <w:tcMar>
+              <w:top w:type="dxa" w:w="60"/>
+              <w:left w:type="dxa" w:w="100"/>
+              <w:bottom w:type="dxa" w:w="60"/>
+              <w:right w:type="dxa" w:w="100"/>
+            </w:tcMar>
+          </w:tcPr>
+          <w:p>
+            <w:pPr>
+              <w:spacing w:after="0"/>
+            </w:pPr>
+            <w:r>
+              <w:rPr>
+                <w:rFonts w:ascii="Calibri" w:cs="Calibri" w:eastAsia="Calibri" w:hAnsi="Calibri"/>
+                <w:b w:val="false"/>
+                <w:bCs w:val="false"/>
+                <w:color w:val="000000"/>
+                <w:sz w:val="19"/>
+                <w:szCs w:val="19"/>
+              </w:rPr>
+              <w:t xml:space="preserve">Onde estão os dados de entrada: imerg_dir, imerg_subpastas ({ano}/{mes}), imerg_padrao ({data}), mapa_vegetacao ({ano_veg}), topografia, log</w:t>
+            </w:r>
+          </w:p>
+        </w:tc>
+      </w:tr>
+      <w:tr>
+        <w:tc>
+          <w:tcPr>
+            <w:tcW w:type="dxa" w:w="1805"/>
+            <w:tcBorders>
+              <w:top w:val="single" w:color="BFBFBF" w:sz="4"/>
+              <w:left w:val="single" w:color="BFBFBF" w:sz="4"/>
+              <w:bottom w:val="single" w:color="BFBFBF" w:sz="4"/>
+              <w:right w:val="single" w:color="BFBFBF" w:sz="4"/>
+            </w:tcBorders>
+            <w:tcMar>
+              <w:top w:type="dxa" w:w="60"/>
+              <w:left w:type="dxa" w:w="100"/>
+              <w:bottom w:type="dxa" w:w="60"/>
+              <w:right w:type="dxa" w:w="100"/>
+            </w:tcMar>
+          </w:tcPr>
+          <w:p>
+            <w:pPr>
+              <w:spacing w:after="0"/>
+            </w:pPr>
+            <w:r>
+              <w:rPr>
+                <w:rFonts w:ascii="Calibri" w:cs="Calibri" w:eastAsia="Calibri" w:hAnsi="Calibri"/>
+                <w:b w:val="false"/>
+                <w:bCs w:val="false"/>
+                <w:color w:val="000000"/>
+                <w:sz w:val="19"/>
+                <w:szCs w:val="19"/>
+              </w:rPr>
+              <w:t xml:space="preserve">fontes</w:t>
+            </w:r>
+          </w:p>
+        </w:tc>
+        <w:tc>
+          <w:tcPr>
+            <w:tcW w:type="dxa" w:w="7221"/>
+            <w:tcBorders>
+              <w:top w:val="single" w:color="BFBFBF" w:sz="4"/>
+              <w:left w:val="single" w:color="BFBFBF" w:sz="4"/>
+              <w:bottom w:val="single" w:color="BFBFBF" w:sz="4"/>
+              <w:right w:val="single" w:color="BFBFBF" w:sz="4"/>
+            </w:tcBorders>
+            <w:tcMar>
+              <w:top w:type="dxa" w:w="60"/>
+              <w:left w:type="dxa" w:w="100"/>
+              <w:bottom w:type="dxa" w:w="60"/>
+              <w:right w:type="dxa" w:w="100"/>
+            </w:tcMar>
+          </w:tcPr>
+          <w:p>
+            <w:pPr>
+              <w:spacing w:after="0"/>
+            </w:pPr>
+            <w:r>
+              <w:rPr>
+                <w:rFonts w:ascii="Calibri" w:cs="Calibri" w:eastAsia="Calibri" w:hAnsi="Calibri"/>
+                <w:b w:val="false"/>
+                <w:bCs w:val="false"/>
+                <w:color w:val="000000"/>
+                <w:sz w:val="19"/>
+                <w:szCs w:val="19"/>
+              </w:rPr>
+              <w:t xml:space="preserve">Mesmas chaves do --config-fontes: ajusta ou acrescenta fontes (gfs, eta, besm, ...)</w:t>
+            </w:r>
+          </w:p>
+        </w:tc>
+      </w:tr>
+      <w:tr>
+        <w:tc>
+          <w:tcPr>
+            <w:tcW w:type="dxa" w:w="1805"/>
+            <w:tcBorders>
+              <w:top w:val="single" w:color="BFBFBF" w:sz="4"/>
+              <w:left w:val="single" w:color="BFBFBF" w:sz="4"/>
+              <w:bottom w:val="single" w:color="BFBFBF" w:sz="4"/>
+              <w:right w:val="single" w:color="BFBFBF" w:sz="4"/>
+            </w:tcBorders>
+            <w:tcMar>
+              <w:top w:type="dxa" w:w="60"/>
+              <w:left w:type="dxa" w:w="100"/>
+              <w:bottom w:type="dxa" w:w="60"/>
+              <w:right w:type="dxa" w:w="100"/>
+            </w:tcMar>
+          </w:tcPr>
+          <w:p>
+            <w:pPr>
+              <w:spacing w:after="0"/>
+            </w:pPr>
+            <w:r>
+              <w:rPr>
+                <w:rFonts w:ascii="Calibri" w:cs="Calibri" w:eastAsia="Calibri" w:hAnsi="Calibri"/>
+                <w:b w:val="false"/>
+                <w:bCs w:val="false"/>
+                <w:color w:val="000000"/>
+                <w:sz w:val="19"/>
+                <w:szCs w:val="19"/>
+              </w:rPr>
+              <w:t xml:space="preserve">execucao</w:t>
+            </w:r>
+          </w:p>
+        </w:tc>
+        <w:tc>
+          <w:tcPr>
+            <w:tcW w:type="dxa" w:w="7221"/>
+            <w:tcBorders>
+              <w:top w:val="single" w:color="BFBFBF" w:sz="4"/>
+              <w:left w:val="single" w:color="BFBFBF" w:sz="4"/>
+              <w:bottom w:val="single" w:color="BFBFBF" w:sz="4"/>
+              <w:right w:val="single" w:color="BFBFBF" w:sz="4"/>
+            </w:tcBorders>
+            <w:tcMar>
+              <w:top w:type="dxa" w:w="60"/>
+              <w:left w:type="dxa" w:w="100"/>
+              <w:bottom w:type="dxa" w:w="60"/>
+              <w:right w:type="dxa" w:w="100"/>
+            </w:tcMar>
+          </w:tcPr>
+          <w:p>
+            <w:pPr>
+              <w:spacing w:after="0"/>
+            </w:pPr>
+            <w:r>
+              <w:rPr>
+                <w:rFonts w:ascii="Calibri" w:cs="Calibri" w:eastAsia="Calibri" w:hAnsi="Calibri"/>
+                <w:b w:val="false"/>
+                <w:bCs w:val="false"/>
+                <w:color w:val="000000"/>
+                <w:sz w:val="19"/>
+                <w:szCs w:val="19"/>
+              </w:rPr>
+              <w:t xml:space="preserve">Padrões da linha de comando: fonte, horizontes ou de/ate/passo, data_final, rb_max, produto, jobs, fallback_gfs, sem_tif, fogograma</w:t>
+            </w:r>
+          </w:p>
+        </w:tc>
+      </w:tr>
+    </w:tbl>
+    <w:p>
+      <w:pPr>
+        <w:spacing w:after="160" w:line="276"/>
+        <w:jc w:val="both"/>
+      </w:pPr>
+      <w:r>
+        <w:rPr>
+          <w:rFonts w:ascii="Calibri" w:cs="Calibri" w:eastAsia="Calibri" w:hAnsi="Calibri"/>
+          <w:b w:val="false"/>
+          <w:bCs w:val="false"/>
+          <w:i w:val="false"/>
+          <w:iCs w:val="false"/>
+          <w:color w:val="000000"/>
+          <w:sz w:val="22"/>
+          <w:szCs w:val="22"/>
+        </w:rPr>
+        <w:t xml:space="preserve"/>
+      </w:r>
+    </w:p>
+    <w:p>
+      <w:pPr>
+        <w:shd w:fill="F2F2F2" w:val="clear"/>
+        <w:spacing w:after="0"/>
+      </w:pPr>
+      <w:r>
+        <w:rPr>
+          <w:rFonts w:ascii="Consolas" w:cs="Consolas" w:eastAsia="Consolas" w:hAnsi="Consolas"/>
+          <w:sz w:val="19"/>
+          <w:szCs w:val="19"/>
+        </w:rPr>
+        <w:t xml:space="preserve">base: /home/queimadas/INPE_FireRiskModel</w:t>
+      </w:r>
+    </w:p>
+    <w:p>
+      <w:pPr>
+        <w:shd w:fill="F2F2F2" w:val="clear"/>
+        <w:spacing w:after="0"/>
+      </w:pPr>
+      <w:r>
+        <w:rPr>
+          <w:rFonts w:ascii="Consolas" w:cs="Consolas" w:eastAsia="Consolas" w:hAnsi="Consolas"/>
+          <w:sz w:val="19"/>
+          <w:szCs w:val="19"/>
+        </w:rPr>
+        <w:t xml:space="preserve">caminhos:</w:t>
+      </w:r>
+    </w:p>
+    <w:p>
+      <w:pPr>
+        <w:shd w:fill="F2F2F2" w:val="clear"/>
+        <w:spacing w:after="0"/>
+      </w:pPr>
+      <w:r>
+        <w:rPr>
+          <w:rFonts w:ascii="Consolas" w:cs="Consolas" w:eastAsia="Consolas" w:hAnsi="Consolas"/>
+          <w:sz w:val="19"/>
+          <w:szCs w:val="19"/>
+        </w:rPr>
+        <w:t xml:space="preserve">  imerg_dir: data/output/2.2/Precipitation-2_2</w:t>
+      </w:r>
+    </w:p>
+    <w:p>
+      <w:pPr>
+        <w:shd w:fill="F2F2F2" w:val="clear"/>
+        <w:spacing w:after="0"/>
+      </w:pPr>
+      <w:r>
+        <w:rPr>
+          <w:rFonts w:ascii="Consolas" w:cs="Consolas" w:eastAsia="Consolas" w:hAnsi="Consolas"/>
+          <w:sz w:val="19"/>
+          <w:szCs w:val="19"/>
+        </w:rPr>
+        <w:t xml:space="preserve">  imerg_padrao: "INPE_FireRiskModel_2.2_Precipitation_{data}.nc"</w:t>
+      </w:r>
+    </w:p>
+    <w:p>
+      <w:pPr>
+        <w:shd w:fill="F2F2F2" w:val="clear"/>
+        <w:spacing w:after="0"/>
+      </w:pPr>
+      <w:r>
+        <w:rPr>
+          <w:rFonts w:ascii="Consolas" w:cs="Consolas" w:eastAsia="Consolas" w:hAnsi="Consolas"/>
+          <w:sz w:val="19"/>
+          <w:szCs w:val="19"/>
+        </w:rPr>
+        <w:t xml:space="preserve">fontes:</w:t>
+      </w:r>
+    </w:p>
+    <w:p>
+      <w:pPr>
+        <w:shd w:fill="F2F2F2" w:val="clear"/>
+        <w:spacing w:after="0"/>
+      </w:pPr>
+      <w:r>
+        <w:rPr>
+          <w:rFonts w:ascii="Consolas" w:cs="Consolas" w:eastAsia="Consolas" w:hAnsi="Consolas"/>
+          <w:sz w:val="19"/>
+          <w:szCs w:val="19"/>
+        </w:rPr>
+        <w:t xml:space="preserve">  besm: { horizonte_max_dias: 396 }</w:t>
+      </w:r>
+    </w:p>
+    <w:p>
+      <w:pPr>
+        <w:shd w:fill="F2F2F2" w:val="clear"/>
+        <w:spacing w:after="0"/>
+      </w:pPr>
+      <w:r>
+        <w:rPr>
+          <w:rFonts w:ascii="Consolas" w:cs="Consolas" w:eastAsia="Consolas" w:hAnsi="Consolas"/>
+          <w:sz w:val="19"/>
+          <w:szCs w:val="19"/>
+        </w:rPr>
+        <w:t xml:space="preserve">execucao:</w:t>
+      </w:r>
+    </w:p>
+    <w:p>
+      <w:pPr>
+        <w:shd w:fill="F2F2F2" w:val="clear"/>
+        <w:spacing w:after="0"/>
+      </w:pPr>
+      <w:r>
+        <w:rPr>
+          <w:rFonts w:ascii="Consolas" w:cs="Consolas" w:eastAsia="Consolas" w:hAnsi="Consolas"/>
+          <w:sz w:val="19"/>
+          <w:szCs w:val="19"/>
+        </w:rPr>
+        <w:t xml:space="preserve">  fonte: besm</w:t>
+      </w:r>
+    </w:p>
+    <w:p>
+      <w:pPr>
+        <w:shd w:fill="F2F2F2" w:val="clear"/>
+        <w:spacing w:after="0"/>
+      </w:pPr>
+      <w:r>
+        <w:rPr>
+          <w:rFonts w:ascii="Consolas" w:cs="Consolas" w:eastAsia="Consolas" w:hAnsi="Consolas"/>
+          <w:sz w:val="19"/>
+          <w:szCs w:val="19"/>
+        </w:rPr>
+        <w:t xml:space="preserve">  de: 1m</w:t>
+      </w:r>
+    </w:p>
+    <w:p>
+      <w:pPr>
+        <w:shd w:fill="F2F2F2" w:val="clear"/>
+        <w:spacing w:after="0"/>
+      </w:pPr>
+      <w:r>
+        <w:rPr>
+          <w:rFonts w:ascii="Consolas" w:cs="Consolas" w:eastAsia="Consolas" w:hAnsi="Consolas"/>
+          <w:sz w:val="19"/>
+          <w:szCs w:val="19"/>
+        </w:rPr>
+        <w:t xml:space="preserve">  ate: 13m</w:t>
+      </w:r>
+    </w:p>
+    <w:p>
+      <w:pPr>
+        <w:shd w:fill="F2F2F2" w:val="clear"/>
+        <w:spacing w:after="0"/>
+      </w:pPr>
+      <w:r>
+        <w:rPr>
+          <w:rFonts w:ascii="Consolas" w:cs="Consolas" w:eastAsia="Consolas" w:hAnsi="Consolas"/>
+          <w:sz w:val="19"/>
+          <w:szCs w:val="19"/>
+        </w:rPr>
+        <w:t xml:space="preserve">  passo: 1m</w:t>
+      </w:r>
+    </w:p>
+    <w:p>
+      <w:pPr>
+        <w:shd w:fill="F2F2F2" w:val="clear"/>
+        <w:spacing w:after="160"/>
+      </w:pPr>
+      <w:r>
+        <w:rPr>
+          <w:rFonts w:ascii="Consolas" w:cs="Consolas" w:eastAsia="Consolas" w:hAnsi="Consolas"/>
+          <w:sz w:val="19"/>
+          <w:szCs w:val="19"/>
+        </w:rPr>
+        <w:t xml:space="preserve">  produto: RF_PREV_BESM</w:t>
+      </w:r>
+    </w:p>
+    <w:p>
+      <w:pPr>
+        <w:shd w:fill="F2F2F2" w:val="clear"/>
+        <w:spacing w:after="0"/>
+      </w:pPr>
+      <w:r>
+        <w:rPr>
+          <w:rFonts w:ascii="Consolas" w:cs="Consolas" w:eastAsia="Consolas" w:hAnsi="Consolas"/>
+          <w:sz w:val="19"/>
+          <w:szCs w:val="19"/>
+        </w:rPr>
+        <w:t xml:space="preserve">python3 rf_previsto.py --config config.yaml               # tudo do arquivo</w:t>
+      </w:r>
+    </w:p>
+    <w:p>
+      <w:pPr>
+        <w:shd w:fill="F2F2F2" w:val="clear"/>
+        <w:spacing w:after="160"/>
+      </w:pPr>
+      <w:r>
+        <w:rPr>
+          <w:rFonts w:ascii="Consolas" w:cs="Consolas" w:eastAsia="Consolas" w:hAnsi="Consolas"/>
+          <w:sz w:val="19"/>
+          <w:szCs w:val="19"/>
+        </w:rPr>
+        <w:t xml:space="preserve">python3 rf_previsto.py --config config.yaml --horizontes 6m   # CLI prevalece</w:t>
+      </w:r>
+    </w:p>
+    <w:p>
+      <w:pPr>
+        <w:spacing w:after="160" w:line="276"/>
+        <w:jc w:val="both"/>
+      </w:pPr>
+      <w:r>
+        <w:rPr>
+          <w:rFonts w:ascii="Calibri" w:cs="Calibri" w:eastAsia="Calibri" w:hAnsi="Calibri"/>
+          <w:b w:val="false"/>
+          <w:bCs w:val="false"/>
+          <w:i w:val="false"/>
+          <w:iCs w:val="false"/>
+          <w:color w:val="000000"/>
+          <w:sz w:val="22"/>
+          <w:szCs w:val="22"/>
+        </w:rPr>
+        <w:t xml:space="preserve">O arquivo config_exemplo.yaml traz o modelo completo comentado; as seções são validadas na leitura (chave desconhecida gera erro com a lista das válidas). Requer PyYAML (pip install pyyaml) — arquivos .json funcionam sem ele.</w:t>
+      </w:r>
+    </w:p>
+    <w:p>
+      <w:pPr>
+        <w:pStyle w:val="Heading1"/>
+        <w:spacing w:after="200" w:before="360"/>
+      </w:pPr>
+      <w:r>
+        <w:rPr>
+          <w:rFonts w:ascii="Calibri" w:cs="Calibri" w:eastAsia="Calibri" w:hAnsi="Calibri"/>
+          <w:b/>
+          <w:bCs/>
+          <w:color w:val="1F4E79"/>
+          <w:sz w:val="30"/>
+          <w:szCs w:val="30"/>
+        </w:rPr>
+        <w:t xml:space="preserve">6. Saídas</w:t>
+      </w:r>
+    </w:p>
+    <w:p>
+      <w:pPr>
+        <w:pStyle w:val="Heading2"/>
+        <w:spacing w:after="160" w:before="280"/>
+      </w:pPr>
+      <w:r>
+        <w:rPr>
+          <w:rFonts w:ascii="Calibri" w:cs="Calibri" w:eastAsia="Calibri" w:hAnsi="Calibri"/>
+          <w:b/>
+          <w:bCs/>
+          <w:color w:val="1F4E79"/>
+          <w:sz w:val="25"/>
+          <w:szCs w:val="25"/>
+        </w:rPr>
+        <w:t xml:space="preserve">6.1 Produto diário (1 a 5 dias)</w:t>
       </w:r>
     </w:p>
     <w:tbl>
@@ -2291,7 +5490,7 @@
           <w:sz w:val="25"/>
           <w:szCs w:val="25"/>
         </w:rPr>
-        <w:t xml:space="preserve">5.2 Produto semanal (1 a 2 semanas)</w:t>
+        <w:t xml:space="preserve">6.2 Produto semanal (1 a 2 semanas)</w:t>
       </w:r>
     </w:p>
     <w:tbl>
@@ -2553,7 +5752,7 @@
           <w:sz w:val="25"/>
           <w:szCs w:val="25"/>
         </w:rPr>
-        <w:t xml:space="preserve">5.3 Formato dos arquivos</w:t>
+        <w:t xml:space="preserve">6.3 Formato dos arquivos</w:t>
       </w:r>
     </w:p>
     <w:p>
@@ -2608,7 +5807,7 @@
           <w:sz w:val="30"/>
           <w:szCs w:val="30"/>
         </w:rPr>
-        <w:t xml:space="preserve">6. Logs e monitoramento</w:t>
+        <w:t xml:space="preserve">7. Logs e monitoramento</w:t>
       </w:r>
     </w:p>
     <w:tbl>
@@ -2957,7 +6156,7 @@
           <w:sz w:val="30"/>
           <w:szCs w:val="30"/>
         </w:rPr>
-        <w:t xml:space="preserve">7. Solução de problemas</w:t>
+        <w:t xml:space="preserve">8. Solução de problemas</w:t>
       </w:r>
     </w:p>
     <w:tbl>
@@ -3825,7 +7024,7 @@
           <w:sz w:val="30"/>
           <w:szCs w:val="30"/>
         </w:rPr>
-        <w:t xml:space="preserve">8. Teste de validação</w:t>
+        <w:t xml:space="preserve">9. Testes de validação</w:t>
       </w:r>
     </w:p>
     <w:p>
@@ -3850,7 +7049,7 @@
     <w:p>
       <w:pPr>
         <w:shd w:fill="F2F2F2" w:val="clear"/>
-        <w:spacing w:after="160"/>
+        <w:spacing w:after="0"/>
       </w:pPr>
       <w:r>
         <w:rPr>
@@ -3858,7 +7057,35 @@
           <w:sz w:val="19"/>
           <w:szCs w:val="19"/>
         </w:rPr>
-        <w:t xml:space="preserve">python3 teste_rf.py</w:t>
+        <w:t xml:space="preserve">python3 teste_rf.py            # valida o núcleo do cálculo (rf_core)</w:t>
+      </w:r>
+    </w:p>
+    <w:p>
+      <w:pPr>
+        <w:shd w:fill="F2F2F2" w:val="clear"/>
+        <w:spacing w:after="0"/>
+      </w:pPr>
+      <w:r>
+        <w:rPr>
+          <w:rFonts w:ascii="Consolas" w:cs="Consolas" w:eastAsia="Consolas" w:hAnsi="Consolas"/>
+          <w:sz w:val="19"/>
+          <w:szCs w:val="19"/>
+        </w:rPr>
+        <w:t xml:space="preserve">python3 teste_rf_previsto.py   # valida o script genérico de ponta a ponta</w:t>
+      </w:r>
+    </w:p>
+    <w:p>
+      <w:pPr>
+        <w:shd w:fill="F2F2F2" w:val="clear"/>
+        <w:spacing w:after="160"/>
+      </w:pPr>
+      <w:r>
+        <w:rPr>
+          <w:rFonts w:ascii="Consolas" w:cs="Consolas" w:eastAsia="Consolas" w:hAnsi="Consolas"/>
+          <w:sz w:val="19"/>
+          <w:szCs w:val="19"/>
+        </w:rPr>
+        <w:t xml:space="preserve">python3 teste_rf_multifonte.py # valida o modo multifonte (Eta 13m, BESM 12h, JSON)</w:t>
       </w:r>
     </w:p>
     <w:p>
@@ -3877,7 +7104,7 @@
           <w:sz w:val="22"/>
           <w:szCs w:val="22"/>
         </w:rPr>
-        <w:t xml:space="preserve">O teste cria dados sintéticos em /tmp/teste_rf, executa o cálculo completo e compara com uma implementação de referência fiel ao NCL. A saída esperada termina com "TODOS OS TESTES PASSARAM".</w:t>
+        <w:t xml:space="preserve">O primeiro teste cria dados sintéticos em /tmp/teste_rf, executa o cálculo completo e compara com uma implementação de referência fiel ao NCL; a saída esperada termina com "TODOS OS TESTES PASSARAM". O segundo monta uma árvore com a estrutura de diretórios da produção em /tmp/teste_generico e executa o rf_previsto.py real em cinco cenários (lista, intervalo, fallback do GFS, horizonte absoluto e falha controlada).</w:t>
       </w:r>
     </w:p>
     <w:p>
@@ -3894,7 +7121,7 @@
           <w:sz w:val="30"/>
           <w:szCs w:val="30"/>
         </w:rPr>
-        <w:t xml:space="preserve">9. Segurança</w:t>
+        <w:t xml:space="preserve">10. Segurança</w:t>
       </w:r>
     </w:p>
     <w:p>
@@ -3930,7 +7157,7 @@
           <w:sz w:val="30"/>
           <w:szCs w:val="30"/>
         </w:rPr>
-        <w:t xml:space="preserve">10. Suporte</w:t>
+        <w:t xml:space="preserve">11. Suporte</w:t>
       </w:r>
     </w:p>
     <w:p>

--- a/docs/manual_usuario.docx
+++ b/docs/manual_usuario.docx
@@ -46,7 +46,7 @@
           <w:sz w:val="22"/>
           <w:szCs w:val="22"/>
         </w:rPr>
-        <w:t xml:space="preserve">Versão 1.3 · 4 de agosto de 2026</w:t>
+        <w:t xml:space="preserve">Versão 1.4 · 5 de agosto de 2026</w:t>
       </w:r>
     </w:p>
     <w:p>
@@ -1133,7 +1133,7 @@
           <w:sz w:val="19"/>
           <w:szCs w:val="19"/>
         </w:rPr>
-        <w:t xml:space="preserve">teste_rf.py</w:t>
+        <w:t xml:space="preserve">prepara_gfs.py</w:t>
       </w:r>
     </w:p>
     <w:p>
@@ -1147,13 +1147,13 @@
           <w:sz w:val="19"/>
           <w:szCs w:val="19"/>
         </w:rPr>
-        <w:t xml:space="preserve">teste_rf_previsto.py</w:t>
+        <w:t xml:space="preserve">teste_rf.py</w:t>
       </w:r>
     </w:p>
     <w:p>
       <w:pPr>
         <w:shd w:fill="F2F2F2" w:val="clear"/>
-        <w:spacing w:after="160"/>
+        <w:spacing w:after="0"/>
       </w:pPr>
       <w:r>
         <w:rPr>
@@ -1161,7 +1161,35 @@
           <w:sz w:val="19"/>
           <w:szCs w:val="19"/>
         </w:rPr>
+        <w:t xml:space="preserve">teste_rf_previsto.py</w:t>
+      </w:r>
+    </w:p>
+    <w:p>
+      <w:pPr>
+        <w:shd w:fill="F2F2F2" w:val="clear"/>
+        <w:spacing w:after="0"/>
+      </w:pPr>
+      <w:r>
+        <w:rPr>
+          <w:rFonts w:ascii="Consolas" w:cs="Consolas" w:eastAsia="Consolas" w:hAnsi="Consolas"/>
+          <w:sz w:val="19"/>
+          <w:szCs w:val="19"/>
+        </w:rPr>
         <w:t xml:space="preserve">teste_rf_multifonte.py</w:t>
+      </w:r>
+    </w:p>
+    <w:p>
+      <w:pPr>
+        <w:shd w:fill="F2F2F2" w:val="clear"/>
+        <w:spacing w:after="160"/>
+      </w:pPr>
+      <w:r>
+        <w:rPr>
+          <w:rFonts w:ascii="Consolas" w:cs="Consolas" w:eastAsia="Consolas" w:hAnsi="Consolas"/>
+          <w:sz w:val="19"/>
+          <w:szCs w:val="19"/>
+        </w:rPr>
+        <w:t xml:space="preserve">teste_prepara_gfs.py</w:t>
       </w:r>
     </w:p>
     <w:p>
@@ -5007,7 +5035,510 @@
           <w:sz w:val="30"/>
           <w:szCs w:val="30"/>
         </w:rPr>
-        <w:t xml:space="preserve">6. Saídas</w:t>
+        <w:t xml:space="preserve">6. Preparo dos dados de entrada do GFS (prepara_gfs.py)</w:t>
+      </w:r>
+    </w:p>
+    <w:p>
+      <w:pPr>
+        <w:spacing w:after="160" w:line="276"/>
+        <w:jc w:val="both"/>
+      </w:pPr>
+      <w:r>
+        <w:rPr>
+          <w:rFonts w:ascii="Calibri" w:cs="Calibri" w:eastAsia="Calibri" w:hAnsi="Calibri"/>
+          <w:b w:val="false"/>
+          <w:bCs w:val="false"/>
+          <w:i w:val="false"/>
+          <w:iCs w:val="false"/>
+          <w:color w:val="000000"/>
+          <w:sz w:val="22"/>
+          <w:szCs w:val="22"/>
+        </w:rPr>
+        <w:t xml:space="preserve">O prepara_gfs.py baixa a previsão do GFS 0,25° da NOAA e grava os arquivos GFS.PREV.PREC.* (prec em mm/dia) e GFS.PREV.TEMP2m.RH2m.* (T2m em K, UR2m em %) na convenção da seção 2.2, prontos para o rf_previsto.py. Requer o pygrib (python3 -m pip install pygrib).</w:t>
+      </w:r>
+    </w:p>
+    <w:p>
+      <w:pPr>
+        <w:spacing w:after="160" w:line="276"/>
+        <w:jc w:val="both"/>
+      </w:pPr>
+      <w:r>
+        <w:rPr>
+          <w:rFonts w:ascii="Calibri" w:cs="Calibri" w:eastAsia="Calibri" w:hAnsi="Calibri"/>
+          <w:b/>
+          <w:bCs/>
+          <w:i w:val="false"/>
+          <w:iCs w:val="false"/>
+          <w:color w:val="000000"/>
+          <w:sz w:val="22"/>
+          <w:szCs w:val="22"/>
+        </w:rPr>
+        <w:t xml:space="preserve">Importante: </w:t>
+      </w:r>
+      <w:r>
+        <w:rPr>
+          <w:rFonts w:ascii="Calibri" w:cs="Calibri" w:eastAsia="Calibri" w:hAnsi="Calibri"/>
+          <w:b w:val="false"/>
+          <w:bCs w:val="false"/>
+          <w:i w:val="false"/>
+          <w:iCs w:val="false"/>
+          <w:color w:val="000000"/>
+          <w:sz w:val="22"/>
+          <w:szCs w:val="22"/>
+        </w:rPr>
+        <w:t xml:space="preserve">o serviço OpenDAP do NOMADS foi aposentado pela NOAA (Service Change Notice 25-81, efetivo em 23/02/2026). O script usa os serviços vigentes indicados no próprio aviso:</w:t>
+      </w:r>
+    </w:p>
+    <w:tbl>
+      <w:tblPr>
+        <w:tblW w:type="dxa" w:w="9026"/>
+        <w:tblBorders>
+          <w:top w:val="single" w:color="auto" w:sz="4"/>
+          <w:left w:val="single" w:color="auto" w:sz="4"/>
+          <w:bottom w:val="single" w:color="auto" w:sz="4"/>
+          <w:right w:val="single" w:color="auto" w:sz="4"/>
+          <w:insideH w:val="single" w:color="auto" w:sz="4"/>
+          <w:insideV w:val="single" w:color="auto" w:sz="4"/>
+        </w:tblBorders>
+      </w:tblPr>
+      <w:tblGrid>
+        <w:gridCol w:w="1986"/>
+        <w:gridCol w:w="7040"/>
+      </w:tblGrid>
+      <w:tr>
+        <w:trPr>
+          <w:tblHeader/>
+        </w:trPr>
+        <w:tc>
+          <w:tcPr>
+            <w:tcW w:type="dxa" w:w="1986"/>
+            <w:tcBorders>
+              <w:top w:val="single" w:color="BFBFBF" w:sz="4"/>
+              <w:left w:val="single" w:color="BFBFBF" w:sz="4"/>
+              <w:bottom w:val="single" w:color="BFBFBF" w:sz="4"/>
+              <w:right w:val="single" w:color="BFBFBF" w:sz="4"/>
+            </w:tcBorders>
+            <w:shd w:fill="1F4E79" w:val="clear"/>
+            <w:tcMar>
+              <w:top w:type="dxa" w:w="60"/>
+              <w:left w:type="dxa" w:w="100"/>
+              <w:bottom w:type="dxa" w:w="60"/>
+              <w:right w:type="dxa" w:w="100"/>
+            </w:tcMar>
+          </w:tcPr>
+          <w:p>
+            <w:pPr>
+              <w:spacing w:after="0"/>
+            </w:pPr>
+            <w:r>
+              <w:rPr>
+                <w:rFonts w:ascii="Calibri" w:cs="Calibri" w:eastAsia="Calibri" w:hAnsi="Calibri"/>
+                <w:b/>
+                <w:bCs/>
+                <w:color w:val="FFFFFF"/>
+                <w:sz w:val="19"/>
+                <w:szCs w:val="19"/>
+              </w:rPr>
+              <w:t xml:space="preserve">Método</w:t>
+            </w:r>
+          </w:p>
+        </w:tc>
+        <w:tc>
+          <w:tcPr>
+            <w:tcW w:type="dxa" w:w="7040"/>
+            <w:tcBorders>
+              <w:top w:val="single" w:color="BFBFBF" w:sz="4"/>
+              <w:left w:val="single" w:color="BFBFBF" w:sz="4"/>
+              <w:bottom w:val="single" w:color="BFBFBF" w:sz="4"/>
+              <w:right w:val="single" w:color="BFBFBF" w:sz="4"/>
+            </w:tcBorders>
+            <w:shd w:fill="1F4E79" w:val="clear"/>
+            <w:tcMar>
+              <w:top w:type="dxa" w:w="60"/>
+              <w:left w:type="dxa" w:w="100"/>
+              <w:bottom w:type="dxa" w:w="60"/>
+              <w:right w:type="dxa" w:w="100"/>
+            </w:tcMar>
+          </w:tcPr>
+          <w:p>
+            <w:pPr>
+              <w:spacing w:after="0"/>
+            </w:pPr>
+            <w:r>
+              <w:rPr>
+                <w:rFonts w:ascii="Calibri" w:cs="Calibri" w:eastAsia="Calibri" w:hAnsi="Calibri"/>
+                <w:b/>
+                <w:bCs/>
+                <w:color w:val="FFFFFF"/>
+                <w:sz w:val="19"/>
+                <w:szCs w:val="19"/>
+              </w:rPr>
+              <w:t xml:space="preserve">Descrição</w:t>
+            </w:r>
+          </w:p>
+        </w:tc>
+      </w:tr>
+      <w:tr>
+        <w:tc>
+          <w:tcPr>
+            <w:tcW w:type="dxa" w:w="1986"/>
+            <w:tcBorders>
+              <w:top w:val="single" w:color="BFBFBF" w:sz="4"/>
+              <w:left w:val="single" w:color="BFBFBF" w:sz="4"/>
+              <w:bottom w:val="single" w:color="BFBFBF" w:sz="4"/>
+              <w:right w:val="single" w:color="BFBFBF" w:sz="4"/>
+            </w:tcBorders>
+            <w:tcMar>
+              <w:top w:type="dxa" w:w="60"/>
+              <w:left w:type="dxa" w:w="100"/>
+              <w:bottom w:type="dxa" w:w="60"/>
+              <w:right w:type="dxa" w:w="100"/>
+            </w:tcMar>
+          </w:tcPr>
+          <w:p>
+            <w:pPr>
+              <w:spacing w:after="0"/>
+            </w:pPr>
+            <w:r>
+              <w:rPr>
+                <w:rFonts w:ascii="Calibri" w:cs="Calibri" w:eastAsia="Calibri" w:hAnsi="Calibri"/>
+                <w:b w:val="false"/>
+                <w:bCs w:val="false"/>
+                <w:color w:val="000000"/>
+                <w:sz w:val="19"/>
+                <w:szCs w:val="19"/>
+              </w:rPr>
+              <w:t xml:space="preserve">s3 (padrão)</w:t>
+            </w:r>
+          </w:p>
+        </w:tc>
+        <w:tc>
+          <w:tcPr>
+            <w:tcW w:type="dxa" w:w="7040"/>
+            <w:tcBorders>
+              <w:top w:val="single" w:color="BFBFBF" w:sz="4"/>
+              <w:left w:val="single" w:color="BFBFBF" w:sz="4"/>
+              <w:bottom w:val="single" w:color="BFBFBF" w:sz="4"/>
+              <w:right w:val="single" w:color="BFBFBF" w:sz="4"/>
+            </w:tcBorders>
+            <w:tcMar>
+              <w:top w:type="dxa" w:w="60"/>
+              <w:left w:type="dxa" w:w="100"/>
+              <w:bottom w:type="dxa" w:w="60"/>
+              <w:right w:type="dxa" w:w="100"/>
+            </w:tcMar>
+          </w:tcPr>
+          <w:p>
+            <w:pPr>
+              <w:spacing w:after="0"/>
+            </w:pPr>
+            <w:r>
+              <w:rPr>
+                <w:rFonts w:ascii="Calibri" w:cs="Calibri" w:eastAsia="Calibri" w:hAnsi="Calibri"/>
+                <w:b w:val="false"/>
+                <w:bCs w:val="false"/>
+                <w:color w:val="000000"/>
+                <w:sz w:val="19"/>
+                <w:szCs w:val="19"/>
+              </w:rPr>
+              <w:t xml:space="preserve">"Fast download method": lê o índice .idx de cada horário e baixa por byte-range só as 3 mensagens GRIB necessárias, no espelho oficial da AWS (noaa-gfs-bdp-pds), ~2 MB por horário</w:t>
+            </w:r>
+          </w:p>
+        </w:tc>
+      </w:tr>
+      <w:tr>
+        <w:tc>
+          <w:tcPr>
+            <w:tcW w:type="dxa" w:w="1986"/>
+            <w:tcBorders>
+              <w:top w:val="single" w:color="BFBFBF" w:sz="4"/>
+              <w:left w:val="single" w:color="BFBFBF" w:sz="4"/>
+              <w:bottom w:val="single" w:color="BFBFBF" w:sz="4"/>
+              <w:right w:val="single" w:color="BFBFBF" w:sz="4"/>
+            </w:tcBorders>
+            <w:tcMar>
+              <w:top w:type="dxa" w:w="60"/>
+              <w:left w:type="dxa" w:w="100"/>
+              <w:bottom w:type="dxa" w:w="60"/>
+              <w:right w:type="dxa" w:w="100"/>
+            </w:tcMar>
+          </w:tcPr>
+          <w:p>
+            <w:pPr>
+              <w:spacing w:after="0"/>
+            </w:pPr>
+            <w:r>
+              <w:rPr>
+                <w:rFonts w:ascii="Calibri" w:cs="Calibri" w:eastAsia="Calibri" w:hAnsi="Calibri"/>
+                <w:b w:val="false"/>
+                <w:bCs w:val="false"/>
+                <w:color w:val="000000"/>
+                <w:sz w:val="19"/>
+                <w:szCs w:val="19"/>
+              </w:rPr>
+              <w:t xml:space="preserve">nomads</w:t>
+            </w:r>
+          </w:p>
+        </w:tc>
+        <w:tc>
+          <w:tcPr>
+            <w:tcW w:type="dxa" w:w="7040"/>
+            <w:tcBorders>
+              <w:top w:val="single" w:color="BFBFBF" w:sz="4"/>
+              <w:left w:val="single" w:color="BFBFBF" w:sz="4"/>
+              <w:bottom w:val="single" w:color="BFBFBF" w:sz="4"/>
+              <w:right w:val="single" w:color="BFBFBF" w:sz="4"/>
+            </w:tcBorders>
+            <w:tcMar>
+              <w:top w:type="dxa" w:w="60"/>
+              <w:left w:type="dxa" w:w="100"/>
+              <w:bottom w:type="dxa" w:w="60"/>
+              <w:right w:type="dxa" w:w="100"/>
+            </w:tcMar>
+          </w:tcPr>
+          <w:p>
+            <w:pPr>
+              <w:spacing w:after="0"/>
+            </w:pPr>
+            <w:r>
+              <w:rPr>
+                <w:rFonts w:ascii="Calibri" w:cs="Calibri" w:eastAsia="Calibri" w:hAnsi="Calibri"/>
+                <w:b w:val="false"/>
+                <w:bCs w:val="false"/>
+                <w:color w:val="000000"/>
+                <w:sz w:val="19"/>
+                <w:szCs w:val="19"/>
+              </w:rPr>
+              <w:t xml:space="preserve">O mesmo fast download, direto no HTTPS do NOMADS (/pub/data/nccf/com/gfs/prod/...)</w:t>
+            </w:r>
+          </w:p>
+        </w:tc>
+      </w:tr>
+      <w:tr>
+        <w:tc>
+          <w:tcPr>
+            <w:tcW w:type="dxa" w:w="1986"/>
+            <w:tcBorders>
+              <w:top w:val="single" w:color="BFBFBF" w:sz="4"/>
+              <w:left w:val="single" w:color="BFBFBF" w:sz="4"/>
+              <w:bottom w:val="single" w:color="BFBFBF" w:sz="4"/>
+              <w:right w:val="single" w:color="BFBFBF" w:sz="4"/>
+            </w:tcBorders>
+            <w:tcMar>
+              <w:top w:type="dxa" w:w="60"/>
+              <w:left w:type="dxa" w:w="100"/>
+              <w:bottom w:type="dxa" w:w="60"/>
+              <w:right w:type="dxa" w:w="100"/>
+            </w:tcMar>
+          </w:tcPr>
+          <w:p>
+            <w:pPr>
+              <w:spacing w:after="0"/>
+            </w:pPr>
+            <w:r>
+              <w:rPr>
+                <w:rFonts w:ascii="Calibri" w:cs="Calibri" w:eastAsia="Calibri" w:hAnsi="Calibri"/>
+                <w:b w:val="false"/>
+                <w:bCs w:val="false"/>
+                <w:color w:val="000000"/>
+                <w:sz w:val="19"/>
+                <w:szCs w:val="19"/>
+              </w:rPr>
+              <w:t xml:space="preserve">filtro</w:t>
+            </w:r>
+          </w:p>
+        </w:tc>
+        <w:tc>
+          <w:tcPr>
+            <w:tcW w:type="dxa" w:w="7040"/>
+            <w:tcBorders>
+              <w:top w:val="single" w:color="BFBFBF" w:sz="4"/>
+              <w:left w:val="single" w:color="BFBFBF" w:sz="4"/>
+              <w:bottom w:val="single" w:color="BFBFBF" w:sz="4"/>
+              <w:right w:val="single" w:color="BFBFBF" w:sz="4"/>
+            </w:tcBorders>
+            <w:tcMar>
+              <w:top w:type="dxa" w:w="60"/>
+              <w:left w:type="dxa" w:w="100"/>
+              <w:bottom w:type="dxa" w:w="60"/>
+              <w:right w:type="dxa" w:w="100"/>
+            </w:tcMar>
+          </w:tcPr>
+          <w:p>
+            <w:pPr>
+              <w:spacing w:after="0"/>
+            </w:pPr>
+            <w:r>
+              <w:rPr>
+                <w:rFonts w:ascii="Calibri" w:cs="Calibri" w:eastAsia="Calibri" w:hAnsi="Calibri"/>
+                <w:b w:val="false"/>
+                <w:bCs w:val="false"/>
+                <w:color w:val="000000"/>
+                <w:sz w:val="19"/>
+                <w:szCs w:val="19"/>
+              </w:rPr>
+              <w:t xml:space="preserve">Grib filter do NOMADS (recorte de variáveis/região no servidor; URL ajustável via --url-filtro)</w:t>
+            </w:r>
+          </w:p>
+        </w:tc>
+      </w:tr>
+    </w:tbl>
+    <w:p>
+      <w:pPr>
+        <w:spacing w:after="160" w:line="276"/>
+        <w:jc w:val="both"/>
+      </w:pPr>
+      <w:r>
+        <w:rPr>
+          <w:rFonts w:ascii="Calibri" w:cs="Calibri" w:eastAsia="Calibri" w:hAnsi="Calibri"/>
+          <w:b w:val="false"/>
+          <w:bCs w:val="false"/>
+          <w:i w:val="false"/>
+          <w:iCs w:val="false"/>
+          <w:color w:val="000000"/>
+          <w:sz w:val="22"/>
+          <w:szCs w:val="22"/>
+        </w:rPr>
+        <w:t xml:space="preserve"/>
+      </w:r>
+    </w:p>
+    <w:p>
+      <w:pPr>
+        <w:shd w:fill="F2F2F2" w:val="clear"/>
+        <w:spacing w:after="0"/>
+      </w:pPr>
+      <w:r>
+        <w:rPr>
+          <w:rFonts w:ascii="Consolas" w:cs="Consolas" w:eastAsia="Consolas" w:hAnsi="Consolas"/>
+          <w:sz w:val="19"/>
+          <w:szCs w:val="19"/>
+        </w:rPr>
+        <w:t xml:space="preserve">python3 prepara_gfs.py                          # rodada de hoje 00 UTC, 16 dias</w:t>
+      </w:r>
+    </w:p>
+    <w:p>
+      <w:pPr>
+        <w:shd w:fill="F2F2F2" w:val="clear"/>
+        <w:spacing w:after="0"/>
+      </w:pPr>
+      <w:r>
+        <w:rPr>
+          <w:rFonts w:ascii="Consolas" w:cs="Consolas" w:eastAsia="Consolas" w:hAnsi="Consolas"/>
+          <w:sz w:val="19"/>
+          <w:szCs w:val="19"/>
+        </w:rPr>
+        <w:t xml:space="preserve">python3 prepara_gfs.py --data 20260805 --config config.yaml</w:t>
+      </w:r>
+    </w:p>
+    <w:p>
+      <w:pPr>
+        <w:shd w:fill="F2F2F2" w:val="clear"/>
+        <w:spacing w:after="0"/>
+      </w:pPr>
+      <w:r>
+        <w:rPr>
+          <w:rFonts w:ascii="Consolas" w:cs="Consolas" w:eastAsia="Consolas" w:hAnsi="Consolas"/>
+          <w:sz w:val="19"/>
+          <w:szCs w:val="19"/>
+        </w:rPr>
+        <w:t xml:space="preserve">python3 prepara_gfs.py --simular                # só mostra o plano e a URL</w:t>
+      </w:r>
+    </w:p>
+    <w:p>
+      <w:pPr>
+        <w:shd w:fill="F2F2F2" w:val="clear"/>
+        <w:spacing w:after="160"/>
+      </w:pPr>
+      <w:r>
+        <w:rPr>
+          <w:rFonts w:ascii="Consolas" w:cs="Consolas" w:eastAsia="Consolas" w:hAnsi="Consolas"/>
+          <w:sz w:val="19"/>
+          <w:szCs w:val="19"/>
+        </w:rPr>
+        <w:t xml:space="preserve">python3 prepara_gfs.py --metodo nomads          # se a AWS estiver bloqueada</w:t>
+      </w:r>
+    </w:p>
+    <w:p>
+      <w:pPr>
+        <w:spacing w:after="160" w:line="276"/>
+        <w:jc w:val="both"/>
+      </w:pPr>
+      <w:r>
+        <w:rPr>
+          <w:rFonts w:ascii="Calibri" w:cs="Calibri" w:eastAsia="Calibri" w:hAnsi="Calibri"/>
+          <w:b w:val="false"/>
+          <w:bCs w:val="false"/>
+          <w:i w:val="false"/>
+          <w:iCs w:val="false"/>
+          <w:color w:val="000000"/>
+          <w:sz w:val="22"/>
+          <w:szCs w:val="22"/>
+        </w:rPr>
+        <w:t xml:space="preserve">Opções principais: --data/--rodada (rodada), --dias (alcance, padrão 16), --passo (validades, padrão 6 h), --dominio latS,latN,lonW,lonE, --acumulo 24h|dia, --jobs (downloads simultâneos), --base/--config (destino), --sobrescrever e --simular.</w:t>
+      </w:r>
+    </w:p>
+    <w:p>
+      <w:pPr>
+        <w:spacing w:after="160" w:line="276"/>
+        <w:jc w:val="both"/>
+      </w:pPr>
+      <w:r>
+        <w:rPr>
+          <w:rFonts w:ascii="Calibri" w:cs="Calibri" w:eastAsia="Calibri" w:hAnsi="Calibri"/>
+          <w:b w:val="false"/>
+          <w:bCs w:val="false"/>
+          <w:i w:val="false"/>
+          <w:iCs w:val="false"/>
+          <w:color w:val="000000"/>
+          <w:sz w:val="22"/>
+          <w:szCs w:val="22"/>
+        </w:rPr>
+        <w:t xml:space="preserve">Sobre a precipitação: o APCP do GFS vem em "baldes" (6 h até +240 h; 12 h de +240 h a +384 h). O acumulado diário de cada validade soma os baldes que cobrem as 24 h anteriores, com o intervalo lido do próprio GRIB — a transição 6 h/12 h é automática, e validades sem arquivo além de +240 h (fora do passo de 12 h) são puladas com aviso. Fluxo típico de uma rodada:</w:t>
+      </w:r>
+    </w:p>
+    <w:p>
+      <w:pPr>
+        <w:shd w:fill="F2F2F2" w:val="clear"/>
+        <w:spacing w:after="0"/>
+      </w:pPr>
+      <w:r>
+        <w:rPr>
+          <w:rFonts w:ascii="Consolas" w:cs="Consolas" w:eastAsia="Consolas" w:hAnsi="Consolas"/>
+          <w:sz w:val="19"/>
+          <w:szCs w:val="19"/>
+        </w:rPr>
+        <w:t xml:space="preserve">python3 prepara_gfs.py --config config.yaml           # 1. baixa e prepara o GFS</w:t>
+      </w:r>
+    </w:p>
+    <w:p>
+      <w:pPr>
+        <w:shd w:fill="F2F2F2" w:val="clear"/>
+        <w:spacing w:after="160"/>
+      </w:pPr>
+      <w:r>
+        <w:rPr>
+          <w:rFonts w:ascii="Consolas" w:cs="Consolas" w:eastAsia="Consolas" w:hAnsi="Consolas"/>
+          <w:sz w:val="19"/>
+          <w:szCs w:val="19"/>
+        </w:rPr>
+        <w:t xml:space="preserve">python3 rf_previsto.py --de 6h --ate 4d18h --passo 6h # 2. calcula o RF</w:t>
+      </w:r>
+    </w:p>
+    <w:p>
+      <w:pPr>
+        <w:pStyle w:val="Heading1"/>
+        <w:spacing w:after="200" w:before="360"/>
+      </w:pPr>
+      <w:r>
+        <w:rPr>
+          <w:rFonts w:ascii="Calibri" w:cs="Calibri" w:eastAsia="Calibri" w:hAnsi="Calibri"/>
+          <w:b/>
+          <w:bCs/>
+          <w:color w:val="1F4E79"/>
+          <w:sz w:val="30"/>
+          <w:szCs w:val="30"/>
+        </w:rPr>
+        <w:t xml:space="preserve">7. Saídas</w:t>
       </w:r>
     </w:p>
     <w:p>
@@ -5024,7 +5555,7 @@
           <w:sz w:val="25"/>
           <w:szCs w:val="25"/>
         </w:rPr>
-        <w:t xml:space="preserve">6.1 Produto diário (1 a 5 dias)</w:t>
+        <w:t xml:space="preserve">7.1 Produto diário (1 a 5 dias)</w:t>
       </w:r>
     </w:p>
     <w:tbl>
@@ -5490,7 +6021,7 @@
           <w:sz w:val="25"/>
           <w:szCs w:val="25"/>
         </w:rPr>
-        <w:t xml:space="preserve">6.2 Produto semanal (1 a 2 semanas)</w:t>
+        <w:t xml:space="preserve">7.2 Produto semanal (1 a 2 semanas)</w:t>
       </w:r>
     </w:p>
     <w:tbl>
@@ -5752,7 +6283,7 @@
           <w:sz w:val="25"/>
           <w:szCs w:val="25"/>
         </w:rPr>
-        <w:t xml:space="preserve">6.3 Formato dos arquivos</w:t>
+        <w:t xml:space="preserve">7.3 Formato dos arquivos</w:t>
       </w:r>
     </w:p>
     <w:p>
@@ -5807,7 +6338,7 @@
           <w:sz w:val="30"/>
           <w:szCs w:val="30"/>
         </w:rPr>
-        <w:t xml:space="preserve">7. Logs e monitoramento</w:t>
+        <w:t xml:space="preserve">8. Logs e monitoramento</w:t>
       </w:r>
     </w:p>
     <w:tbl>
@@ -6156,7 +6687,7 @@
           <w:sz w:val="30"/>
           <w:szCs w:val="30"/>
         </w:rPr>
-        <w:t xml:space="preserve">8. Solução de problemas</w:t>
+        <w:t xml:space="preserve">9. Solução de problemas</w:t>
       </w:r>
     </w:p>
     <w:tbl>
@@ -7024,7 +7555,7 @@
           <w:sz w:val="30"/>
           <w:szCs w:val="30"/>
         </w:rPr>
-        <w:t xml:space="preserve">9. Testes de validação</w:t>
+        <w:t xml:space="preserve">10. Testes de validação</w:t>
       </w:r>
     </w:p>
     <w:p>
@@ -7077,7 +7608,7 @@
     <w:p>
       <w:pPr>
         <w:shd w:fill="F2F2F2" w:val="clear"/>
-        <w:spacing w:after="160"/>
+        <w:spacing w:after="0"/>
       </w:pPr>
       <w:r>
         <w:rPr>
@@ -7086,6 +7617,20 @@
           <w:szCs w:val="19"/>
         </w:rPr>
         <w:t xml:space="preserve">python3 teste_rf_multifonte.py # valida o modo multifonte (Eta 13m, BESM 12h, JSON)</w:t>
+      </w:r>
+    </w:p>
+    <w:p>
+      <w:pPr>
+        <w:shd w:fill="F2F2F2" w:val="clear"/>
+        <w:spacing w:after="160"/>
+      </w:pPr>
+      <w:r>
+        <w:rPr>
+          <w:rFonts w:ascii="Consolas" w:cs="Consolas" w:eastAsia="Consolas" w:hAnsi="Consolas"/>
+          <w:sz w:val="19"/>
+          <w:szCs w:val="19"/>
+        </w:rPr>
+        <w:t xml:space="preserve">python3 teste_prepara_gfs.py   # valida o preparo do GFS (idx, baldes, NetCDF)</w:t>
       </w:r>
     </w:p>
     <w:p>
@@ -7121,7 +7666,7 @@
           <w:sz w:val="30"/>
           <w:szCs w:val="30"/>
         </w:rPr>
-        <w:t xml:space="preserve">10. Segurança</w:t>
+        <w:t xml:space="preserve">11. Segurança</w:t>
       </w:r>
     </w:p>
     <w:p>
@@ -7157,7 +7702,7 @@
           <w:sz w:val="30"/>
           <w:szCs w:val="30"/>
         </w:rPr>
-        <w:t xml:space="preserve">11. Suporte</w:t>
+        <w:t xml:space="preserve">12. Suporte</w:t>
       </w:r>
     </w:p>
     <w:p>

--- a/docs/manual_usuario.docx
+++ b/docs/manual_usuario.docx
@@ -46,7 +46,7 @@
           <w:sz w:val="22"/>
           <w:szCs w:val="22"/>
         </w:rPr>
-        <w:t xml:space="preserve">Versão 1.4 · 5 de agosto de 2026</w:t>
+        <w:t xml:space="preserve">Versão 1.5 · 5 de agosto de 2026</w:t>
       </w:r>
     </w:p>
     <w:p>
@@ -1147,6 +1147,20 @@
           <w:sz w:val="19"/>
           <w:szCs w:val="19"/>
         </w:rPr>
+        <w:t xml:space="preserve">prepara_imerg.py</w:t>
+      </w:r>
+    </w:p>
+    <w:p>
+      <w:pPr>
+        <w:shd w:fill="F2F2F2" w:val="clear"/>
+        <w:spacing w:after="0"/>
+      </w:pPr>
+      <w:r>
+        <w:rPr>
+          <w:rFonts w:ascii="Consolas" w:cs="Consolas" w:eastAsia="Consolas" w:hAnsi="Consolas"/>
+          <w:sz w:val="19"/>
+          <w:szCs w:val="19"/>
+        </w:rPr>
         <w:t xml:space="preserve">teste_rf.py</w:t>
       </w:r>
     </w:p>
@@ -1181,6 +1195,20 @@
     <w:p>
       <w:pPr>
         <w:shd w:fill="F2F2F2" w:val="clear"/>
+        <w:spacing w:after="0"/>
+      </w:pPr>
+      <w:r>
+        <w:rPr>
+          <w:rFonts w:ascii="Consolas" w:cs="Consolas" w:eastAsia="Consolas" w:hAnsi="Consolas"/>
+          <w:sz w:val="19"/>
+          <w:szCs w:val="19"/>
+        </w:rPr>
+        <w:t xml:space="preserve">teste_prepara_gfs.py</w:t>
+      </w:r>
+    </w:p>
+    <w:p>
+      <w:pPr>
+        <w:shd w:fill="F2F2F2" w:val="clear"/>
         <w:spacing w:after="160"/>
       </w:pPr>
       <w:r>
@@ -1189,7 +1217,7 @@
           <w:sz w:val="19"/>
           <w:szCs w:val="19"/>
         </w:rPr>
-        <w:t xml:space="preserve">teste_prepara_gfs.py</w:t>
+        <w:t xml:space="preserve">teste_prepara_imerg.py</w:t>
       </w:r>
     </w:p>
     <w:p>
@@ -5035,7 +5063,85 @@
           <w:sz w:val="30"/>
           <w:szCs w:val="30"/>
         </w:rPr>
-        <w:t xml:space="preserve">6. Preparo dos dados de entrada do GFS (prepara_gfs.py)</w:t>
+        <w:t xml:space="preserve">6. Preparo dos dados de entrada (prepara_gfs.py e prepara_imerg.py)</w:t>
+      </w:r>
+    </w:p>
+    <w:p>
+      <w:pPr>
+        <w:spacing w:after="160" w:line="276"/>
+        <w:jc w:val="both"/>
+      </w:pPr>
+      <w:r>
+        <w:rPr>
+          <w:rFonts w:ascii="Calibri" w:cs="Calibri" w:eastAsia="Calibri" w:hAnsi="Calibri"/>
+          <w:b w:val="false"/>
+          <w:bCs w:val="false"/>
+          <w:i w:val="false"/>
+          <w:iCs w:val="false"/>
+          <w:color w:val="000000"/>
+          <w:sz w:val="22"/>
+          <w:szCs w:val="22"/>
+        </w:rPr>
+        <w:t xml:space="preserve">Dois scripts geram o banco de dados de entrada do RF sem depender da área de produção do Programa Queimadas: o prepara_gfs.py (previsões) e o prepara_imerg.py (precipitação observada). Fluxo completo de uma rodada:</w:t>
+      </w:r>
+    </w:p>
+    <w:p>
+      <w:pPr>
+        <w:shd w:fill="F2F2F2" w:val="clear"/>
+        <w:spacing w:after="0"/>
+      </w:pPr>
+      <w:r>
+        <w:rPr>
+          <w:rFonts w:ascii="Consolas" w:cs="Consolas" w:eastAsia="Consolas" w:hAnsi="Consolas"/>
+          <w:sz w:val="19"/>
+          <w:szCs w:val="19"/>
+        </w:rPr>
+        <w:t xml:space="preserve">python3 prepara_imerg.py --config config.yaml         # 1. IMERG observado (119 dias)</w:t>
+      </w:r>
+    </w:p>
+    <w:p>
+      <w:pPr>
+        <w:shd w:fill="F2F2F2" w:val="clear"/>
+        <w:spacing w:after="0"/>
+      </w:pPr>
+      <w:r>
+        <w:rPr>
+          <w:rFonts w:ascii="Consolas" w:cs="Consolas" w:eastAsia="Consolas" w:hAnsi="Consolas"/>
+          <w:sz w:val="19"/>
+          <w:szCs w:val="19"/>
+        </w:rPr>
+        <w:t xml:space="preserve">python3 prepara_gfs.py   --config config.yaml         # 2. previsões do GFS</w:t>
+      </w:r>
+    </w:p>
+    <w:p>
+      <w:pPr>
+        <w:shd w:fill="F2F2F2" w:val="clear"/>
+        <w:spacing w:after="160"/>
+      </w:pPr>
+      <w:r>
+        <w:rPr>
+          <w:rFonts w:ascii="Consolas" w:cs="Consolas" w:eastAsia="Consolas" w:hAnsi="Consolas"/>
+          <w:sz w:val="19"/>
+          <w:szCs w:val="19"/>
+        </w:rPr>
+        <w:t xml:space="preserve">python3 rf_previsto.py   --de 6h --ate 4d18h --passo 6h   # 3. RF</w:t>
+      </w:r>
+    </w:p>
+    <w:p>
+      <w:pPr>
+        <w:pStyle w:val="Heading2"/>
+        <w:spacing w:after="160" w:before="280"/>
+      </w:pPr>
+      <w:r>
+        <w:rPr>
+          <w:rFonts w:ascii="Calibri" w:cs="Calibri" w:eastAsia="Calibri" w:hAnsi="Calibri"/>
+          <w:b/>
+          <w:bCs/>
+          <w:color w:val="1F4E79"/>
+          <w:sz w:val="25"/>
+          <w:szCs w:val="25"/>
+        </w:rPr>
+        <w:t xml:space="preserve">6.1 GFS (prepara_gfs.py)</w:t>
       </w:r>
     </w:p>
     <w:p>
@@ -5493,7 +5599,108 @@
           <w:sz w:val="22"/>
           <w:szCs w:val="22"/>
         </w:rPr>
-        <w:t xml:space="preserve">Sobre a precipitação: o APCP do GFS vem em "baldes" (6 h até +240 h; 12 h de +240 h a +384 h). O acumulado diário de cada validade soma os baldes que cobrem as 24 h anteriores, com o intervalo lido do próprio GRIB — a transição 6 h/12 h é automática, e validades sem arquivo além de +240 h (fora do passo de 12 h) são puladas com aviso. Fluxo típico de uma rodada:</w:t>
+        <w:t xml:space="preserve">Sobre a precipitação: o APCP do GFS vem em "baldes" (6 h até +240 h; 12 h de +240 h a +384 h). O acumulado diário de cada validade soma os baldes que cobrem as 24 h anteriores, com o intervalo lido do próprio GRIB — a transição 6 h/12 h é automática, e validades sem arquivo além de +240 h (fora do passo de 12 h) são puladas com aviso.</w:t>
+      </w:r>
+    </w:p>
+    <w:p>
+      <w:pPr>
+        <w:pStyle w:val="Heading2"/>
+        <w:spacing w:after="160" w:before="280"/>
+      </w:pPr>
+      <w:r>
+        <w:rPr>
+          <w:rFonts w:ascii="Calibri" w:cs="Calibri" w:eastAsia="Calibri" w:hAnsi="Calibri"/>
+          <w:b/>
+          <w:bCs/>
+          <w:color w:val="1F4E79"/>
+          <w:sz w:val="25"/>
+          <w:szCs w:val="25"/>
+        </w:rPr>
+        <w:t xml:space="preserve">6.2 IMERG (prepara_imerg.py)</w:t>
+      </w:r>
+    </w:p>
+    <w:p>
+      <w:pPr>
+        <w:spacing w:after="160" w:line="276"/>
+        <w:jc w:val="both"/>
+      </w:pPr>
+      <w:r>
+        <w:rPr>
+          <w:rFonts w:ascii="Calibri" w:cs="Calibri" w:eastAsia="Calibri" w:hAnsi="Calibri"/>
+          <w:b w:val="false"/>
+          <w:bCs w:val="false"/>
+          <w:i w:val="false"/>
+          <w:iCs w:val="false"/>
+          <w:color w:val="000000"/>
+          <w:sz w:val="22"/>
+          <w:szCs w:val="22"/>
+        </w:rPr>
+        <w:t xml:space="preserve">O prepara_imerg.py baixa a precipitação diária observada do IMERG — produto GPM_3IMERGDE V07 (Early Daily, ~4 h de latência, o mesmo da operação) — do GES DISC/NASA e converte para o padrão de leitura do pipeline (INPE_FireRiskModel_2.2_Precipitation_AAAAMMDD.nc, variável prec em mm/dia, lat sul→norte, domínio recortado), no destino definido pela seção caminhos do config.yaml.</w:t>
+      </w:r>
+    </w:p>
+    <w:p>
+      <w:pPr>
+        <w:spacing w:after="160" w:line="276"/>
+        <w:jc w:val="both"/>
+      </w:pPr>
+      <w:r>
+        <w:rPr>
+          <w:rFonts w:ascii="Calibri" w:cs="Calibri" w:eastAsia="Calibri" w:hAnsi="Calibri"/>
+          <w:b/>
+          <w:bCs/>
+          <w:i w:val="false"/>
+          <w:iCs w:val="false"/>
+          <w:color w:val="000000"/>
+          <w:sz w:val="22"/>
+          <w:szCs w:val="22"/>
+        </w:rPr>
+        <w:t xml:space="preserve">Pré-requisito (uma única vez): </w:t>
+      </w:r>
+      <w:r>
+        <w:rPr>
+          <w:rFonts w:ascii="Calibri" w:cs="Calibri" w:eastAsia="Calibri" w:hAnsi="Calibri"/>
+          <w:b w:val="false"/>
+          <w:bCs w:val="false"/>
+          <w:i w:val="false"/>
+          <w:iCs w:val="false"/>
+          <w:color w:val="000000"/>
+          <w:sz w:val="22"/>
+          <w:szCs w:val="22"/>
+        </w:rPr>
+        <w:t xml:space="preserve">conta gratuita no Earthdata (urs.earthdata.nasa.gov), autorizar o app "NASA GESDISC DATA ARCHIVE" em Applications → Authorized Apps e criar o ~/.netrc (chmod 600):</w:t>
+      </w:r>
+    </w:p>
+    <w:p>
+      <w:pPr>
+        <w:shd w:fill="F2F2F2" w:val="clear"/>
+        <w:spacing w:after="160"/>
+      </w:pPr>
+      <w:r>
+        <w:rPr>
+          <w:rFonts w:ascii="Consolas" w:cs="Consolas" w:eastAsia="Consolas" w:hAnsi="Consolas"/>
+          <w:sz w:val="19"/>
+          <w:szCs w:val="19"/>
+        </w:rPr>
+        <w:t xml:space="preserve">machine urs.earthdata.nasa.gov login SEU_USUARIO password SUA_SENHA</w:t>
+      </w:r>
+    </w:p>
+    <w:p>
+      <w:pPr>
+        <w:spacing w:after="160" w:line="276"/>
+        <w:jc w:val="both"/>
+      </w:pPr>
+      <w:r>
+        <w:rPr>
+          <w:rFonts w:ascii="Calibri" w:cs="Calibri" w:eastAsia="Calibri" w:hAnsi="Calibri"/>
+          <w:b w:val="false"/>
+          <w:bCs w:val="false"/>
+          <w:i w:val="false"/>
+          <w:iCs w:val="false"/>
+          <w:color w:val="000000"/>
+          <w:sz w:val="22"/>
+          <w:szCs w:val="22"/>
+        </w:rPr>
+        <w:t xml:space="preserve">Modos de uso:</w:t>
       </w:r>
     </w:p>
     <w:p>
@@ -5507,7 +5714,49 @@
           <w:sz w:val="19"/>
           <w:szCs w:val="19"/>
         </w:rPr>
-        <w:t xml:space="preserve">python3 prepara_gfs.py --config config.yaml           # 1. baixa e prepara o GFS</w:t>
+        <w:t xml:space="preserve">python3 prepara_imerg.py                           # data corrente: 119 dias até ontem</w:t>
+      </w:r>
+    </w:p>
+    <w:p>
+      <w:pPr>
+        <w:shd w:fill="F2F2F2" w:val="clear"/>
+        <w:spacing w:after="0"/>
+      </w:pPr>
+      <w:r>
+        <w:rPr>
+          <w:rFonts w:ascii="Consolas" w:cs="Consolas" w:eastAsia="Consolas" w:hAnsi="Consolas"/>
+          <w:sz w:val="19"/>
+          <w:szCs w:val="19"/>
+        </w:rPr>
+        <w:t xml:space="preserve">python3 prepara_imerg.py --data-final 20260804     # janela da rodada (reprocessamento)</w:t>
+      </w:r>
+    </w:p>
+    <w:p>
+      <w:pPr>
+        <w:shd w:fill="F2F2F2" w:val="clear"/>
+        <w:spacing w:after="0"/>
+      </w:pPr>
+      <w:r>
+        <w:rPr>
+          <w:rFonts w:ascii="Consolas" w:cs="Consolas" w:eastAsia="Consolas" w:hAnsi="Consolas"/>
+          <w:sz w:val="19"/>
+          <w:szCs w:val="19"/>
+        </w:rPr>
+        <w:t xml:space="preserve">python3 prepara_imerg.py --inicio 20250101 --fim 20251231   # período explícito</w:t>
+      </w:r>
+    </w:p>
+    <w:p>
+      <w:pPr>
+        <w:shd w:fill="F2F2F2" w:val="clear"/>
+        <w:spacing w:after="0"/>
+      </w:pPr>
+      <w:r>
+        <w:rPr>
+          <w:rFonts w:ascii="Consolas" w:cs="Consolas" w:eastAsia="Consolas" w:hAnsi="Consolas"/>
+          <w:sz w:val="19"/>
+          <w:szCs w:val="19"/>
+        </w:rPr>
+        <w:t xml:space="preserve">python3 prepara_imerg.py --produto final ...       # histórico consolidado da NASA</w:t>
       </w:r>
     </w:p>
     <w:p>
@@ -5521,7 +5770,26 @@
           <w:sz w:val="19"/>
           <w:szCs w:val="19"/>
         </w:rPr>
-        <w:t xml:space="preserve">python3 rf_previsto.py --de 6h --ate 4d18h --passo 6h # 2. calcula o RF</w:t>
+        <w:t xml:space="preserve">python3 prepara_imerg.py --simular                 # confere período e URLs</w:t>
+      </w:r>
+    </w:p>
+    <w:p>
+      <w:pPr>
+        <w:spacing w:after="160" w:line="276"/>
+        <w:jc w:val="both"/>
+      </w:pPr>
+      <w:r>
+        <w:rPr>
+          <w:rFonts w:ascii="Calibri" w:cs="Calibri" w:eastAsia="Calibri" w:hAnsi="Calibri"/>
+          <w:b w:val="false"/>
+          <w:bCs w:val="false"/>
+          <w:i w:val="false"/>
+          <w:iCs w:val="false"/>
+          <w:color w:val="000000"/>
+          <w:sz w:val="22"/>
+          <w:szCs w:val="22"/>
+        </w:rPr>
+        <w:t xml:space="preserve">O script pula dias já existentes (rodar de novo completa o que faltou; --sobrescrever regrava), tenta as letras de versão da NASA automaticamente (V07D→V07A), baixa em paralelo (--jobs) e trata a transposição lon/lat e os valores inválidos do formato IMERG. Cada dia baixa ~25 MB do arquivo global e grava ~2–3 MB recortados. Produtos: early (padrão), late (~14 h) e final (pesquisa, meses de latência — ideal para períodos históricos).</w:t>
       </w:r>
     </w:p>
     <w:p>
@@ -7622,6 +7890,20 @@
     <w:p>
       <w:pPr>
         <w:shd w:fill="F2F2F2" w:val="clear"/>
+        <w:spacing w:after="0"/>
+      </w:pPr>
+      <w:r>
+        <w:rPr>
+          <w:rFonts w:ascii="Consolas" w:cs="Consolas" w:eastAsia="Consolas" w:hAnsi="Consolas"/>
+          <w:sz w:val="19"/>
+          <w:szCs w:val="19"/>
+        </w:rPr>
+        <w:t xml:space="preserve">python3 teste_prepara_gfs.py   # valida o preparo do GFS (idx, baldes, NetCDF)</w:t>
+      </w:r>
+    </w:p>
+    <w:p>
+      <w:pPr>
+        <w:shd w:fill="F2F2F2" w:val="clear"/>
         <w:spacing w:after="160"/>
       </w:pPr>
       <w:r>
@@ -7630,7 +7912,7 @@
           <w:sz w:val="19"/>
           <w:szCs w:val="19"/>
         </w:rPr>
-        <w:t xml:space="preserve">python3 teste_prepara_gfs.py   # valida o preparo do GFS (idx, baldes, NetCDF)</w:t>
+        <w:t xml:space="preserve">python3 teste_prepara_imerg.py # valida o preparo do IMERG (conversão, caminhos)</w:t>
       </w:r>
     </w:p>
     <w:p>

--- a/docs/manual_usuario.docx
+++ b/docs/manual_usuario.docx
@@ -46,7 +46,7 @@
           <w:sz w:val="22"/>
           <w:szCs w:val="22"/>
         </w:rPr>
-        <w:t xml:space="preserve">Versão 1.5 · 5 de agosto de 2026</w:t>
+        <w:t xml:space="preserve">Versão 1.6 · 5 de agosto de 2026</w:t>
       </w:r>
     </w:p>
     <w:p>
@@ -1091,6 +1091,20 @@
           <w:sz w:val="19"/>
           <w:szCs w:val="19"/>
         </w:rPr>
+        <w:t xml:space="preserve">ativa_riscofogo.sh</w:t>
+      </w:r>
+    </w:p>
+    <w:p>
+      <w:pPr>
+        <w:shd w:fill="F2F2F2" w:val="clear"/>
+        <w:spacing w:after="0"/>
+      </w:pPr>
+      <w:r>
+        <w:rPr>
+          <w:rFonts w:ascii="Consolas" w:cs="Consolas" w:eastAsia="Consolas" w:hAnsi="Consolas"/>
+          <w:sz w:val="19"/>
+          <w:szCs w:val="19"/>
+        </w:rPr>
         <w:t xml:space="preserve">rf_previsto_1_5dias.py</w:t>
       </w:r>
     </w:p>
@@ -1251,6 +1265,75 @@
           <w:szCs w:val="19"/>
         </w:rPr>
         <w:t xml:space="preserve">chmod +x rf_previsto_1_5dias.py rf_previsto_1_2_semanas.py</w:t>
+      </w:r>
+    </w:p>
+    <w:p>
+      <w:pPr>
+        <w:pStyle w:val="Heading2"/>
+        <w:spacing w:after="160" w:before="280"/>
+      </w:pPr>
+      <w:r>
+        <w:rPr>
+          <w:rFonts w:ascii="Calibri" w:cs="Calibri" w:eastAsia="Calibri" w:hAnsi="Calibri"/>
+          <w:b/>
+          <w:bCs/>
+          <w:color w:val="1F4E79"/>
+          <w:sz w:val="25"/>
+          <w:szCs w:val="25"/>
+        </w:rPr>
+        <w:t xml:space="preserve">3.1 Ambiente Python no cluster (ativa_riscofogo.sh)</w:t>
+      </w:r>
+    </w:p>
+    <w:p>
+      <w:pPr>
+        <w:spacing w:after="160" w:line="276"/>
+        <w:jc w:val="both"/>
+      </w:pPr>
+      <w:r>
+        <w:rPr>
+          <w:rFonts w:ascii="Calibri" w:cs="Calibri" w:eastAsia="Calibri" w:hAnsi="Calibri"/>
+          <w:b w:val="false"/>
+          <w:bCs w:val="false"/>
+          <w:i w:val="false"/>
+          <w:iCs w:val="false"/>
+          <w:color w:val="000000"/>
+          <w:sz w:val="22"/>
+          <w:szCs w:val="22"/>
+        </w:rPr>
+        <w:t xml:space="preserve">Em clusters, o erro mais comum é instalar/rodar com interpretadores diferentes (o pip do sistema instala num lugar, o python3 do ambiente lê de outro). O ativa_riscofogo.sh resolve isso — use SEMPRE com source, a cada login (ou adicione ao ~/.bashrc):</w:t>
+      </w:r>
+    </w:p>
+    <w:p>
+      <w:pPr>
+        <w:shd w:fill="F2F2F2" w:val="clear"/>
+        <w:spacing w:after="160"/>
+      </w:pPr>
+      <w:r>
+        <w:rPr>
+          <w:rFonts w:ascii="Consolas" w:cs="Consolas" w:eastAsia="Consolas" w:hAnsi="Consolas"/>
+          <w:sz w:val="19"/>
+          <w:szCs w:val="19"/>
+        </w:rPr>
+        <w:t xml:space="preserve">source ativa_riscofogo.sh</w:t>
+      </w:r>
+    </w:p>
+    <w:p>
+      <w:pPr>
+        <w:spacing w:after="160" w:line="276"/>
+        <w:jc w:val="both"/>
+      </w:pPr>
+      <w:r>
+        <w:rPr>
+          <w:rFonts w:ascii="Calibri" w:cs="Calibri" w:eastAsia="Calibri" w:hAnsi="Calibri"/>
+          <w:b w:val="false"/>
+          <w:bCs w:val="false"/>
+          <w:i w:val="false"/>
+          <w:iCs w:val="false"/>
+          <w:color w:val="000000"/>
+          <w:sz w:val="22"/>
+          <w:szCs w:val="22"/>
+        </w:rPr>
+        <w:t xml:space="preserve">Ele carrega o módulo Anaconda do sistema (se existir; nome ajustável em MODULO_ANACONDA), ativa o env conda riscofogo — localizado por nome ou por caminho (envs fora do diretório padrão aparecem sem nome no conda env list) —, detecta env conda sem Python próprio (caindo para o venv ~/envs/riscofogo e imprimindo o conda install -p ... para populá-lo) e confere versão e bibliotecas ao final. Regra de ouro: dentro de qualquer ambiente, instale com python3 -m pip install ..., nunca com pip solto.</w:t>
       </w:r>
     </w:p>
     <w:p>
@@ -5667,7 +5750,69 @@
           <w:sz w:val="22"/>
           <w:szCs w:val="22"/>
         </w:rPr>
-        <w:t xml:space="preserve">conta gratuita no Earthdata (urs.earthdata.nasa.gov), autorizar o app "NASA GESDISC DATA ARCHIVE" em Applications → Authorized Apps e criar o ~/.netrc (chmod 600):</w:t>
+        <w:t xml:space="preserve">conta gratuita no Earthdata (urs.earthdata.nasa.gov) e um dos dois modos de autenticação:</w:t>
+      </w:r>
+    </w:p>
+    <w:p>
+      <w:pPr>
+        <w:pStyle w:val="ListParagraph"/>
+        <w:numPr>
+          <w:ilvl w:val="0"/>
+          <w:numId w:val="2"/>
+        </w:numPr>
+        <w:spacing w:after="100" w:line="276"/>
+        <w:jc w:val="both"/>
+      </w:pPr>
+      <w:r>
+        <w:rPr>
+          <w:rFonts w:ascii="Calibri" w:cs="Calibri" w:eastAsia="Calibri" w:hAnsi="Calibri"/>
+          <w:b/>
+          <w:bCs/>
+          <w:sz w:val="22"/>
+          <w:szCs w:val="22"/>
+        </w:rPr>
+        <w:t xml:space="preserve">Modo A — token (recomendado): </w:t>
+      </w:r>
+      <w:r>
+        <w:rPr>
+          <w:rFonts w:ascii="Calibri" w:cs="Calibri" w:eastAsia="Calibri" w:hAnsi="Calibri"/>
+          <w:b w:val="false"/>
+          <w:bCs w:val="false"/>
+          <w:sz w:val="22"/>
+          <w:szCs w:val="22"/>
+        </w:rPr>
+        <w:t xml:space="preserve">no perfil do Earthdata, aba Generate Token, copie o token e salve no servidor: echo 'SEU_TOKEN' &gt; ~/.edl_token &amp;&amp; chmod 600 ~/.edl_token (ou exporte EARTHDATA_TOKEN). Dispensa autorização de app e senha no disco.</w:t>
+      </w:r>
+    </w:p>
+    <w:p>
+      <w:pPr>
+        <w:pStyle w:val="ListParagraph"/>
+        <w:numPr>
+          <w:ilvl w:val="0"/>
+          <w:numId w:val="2"/>
+        </w:numPr>
+        <w:spacing w:after="100" w:line="276"/>
+        <w:jc w:val="both"/>
+      </w:pPr>
+      <w:r>
+        <w:rPr>
+          <w:rFonts w:ascii="Calibri" w:cs="Calibri" w:eastAsia="Calibri" w:hAnsi="Calibri"/>
+          <w:b/>
+          <w:bCs/>
+          <w:sz w:val="22"/>
+          <w:szCs w:val="22"/>
+        </w:rPr>
+        <w:t xml:space="preserve">Modo B — usuário/senha: </w:t>
+      </w:r>
+      <w:r>
+        <w:rPr>
+          <w:rFonts w:ascii="Calibri" w:cs="Calibri" w:eastAsia="Calibri" w:hAnsi="Calibri"/>
+          <w:b w:val="false"/>
+          <w:bCs w:val="false"/>
+          <w:sz w:val="22"/>
+          <w:szCs w:val="22"/>
+        </w:rPr>
+        <w:t xml:space="preserve">autorize o app "NASA GESDISC DATA ARCHIVE" em Applications → Authorized Apps (obrigatório) e crie o ~/.netrc (chmod 600; o login é o nome de usuário, não o e-mail):</w:t>
       </w:r>
     </w:p>
     <w:p>
@@ -5682,6 +5827,25 @@
           <w:szCs w:val="19"/>
         </w:rPr>
         <w:t xml:space="preserve">machine urs.earthdata.nasa.gov login SEU_USUARIO password SUA_SENHA</w:t>
+      </w:r>
+    </w:p>
+    <w:p>
+      <w:pPr>
+        <w:spacing w:after="160" w:line="276"/>
+        <w:jc w:val="both"/>
+      </w:pPr>
+      <w:r>
+        <w:rPr>
+          <w:rFonts w:ascii="Calibri" w:cs="Calibri" w:eastAsia="Calibri" w:hAnsi="Calibri"/>
+          <w:b w:val="false"/>
+          <w:bCs w:val="false"/>
+          <w:i w:val="false"/>
+          <w:iCs w:val="false"/>
+          <w:color w:val="000000"/>
+          <w:sz w:val="22"/>
+          <w:szCs w:val="22"/>
+        </w:rPr>
+        <w:t xml:space="preserve">Se a autenticação falhar, o script diz o motivo (página de LOGIN = usuário/senha errados; pedido de AUTORIZAÇÃO = app não aprovado; 401 = token inválido/expirado).</w:t>
       </w:r>
     </w:p>
     <w:p>
@@ -7784,7 +7948,310 @@
                 <w:sz w:val="19"/>
                 <w:szCs w:val="19"/>
               </w:rPr>
-              <w:t xml:space="preserve">pip install numpy xarray netCDF4 rasterio</w:t>
+              <w:t xml:space="preserve">source ativa_riscofogo.sh e instale com python3 -m pip install ... (nunca pip solto)</w:t>
+            </w:r>
+          </w:p>
+        </w:tc>
+      </w:tr>
+      <w:tr>
+        <w:tc>
+          <w:tcPr>
+            <w:tcW w:type="dxa" w:w="3249"/>
+            <w:tcBorders>
+              <w:top w:val="single" w:color="BFBFBF" w:sz="4"/>
+              <w:left w:val="single" w:color="BFBFBF" w:sz="4"/>
+              <w:bottom w:val="single" w:color="BFBFBF" w:sz="4"/>
+              <w:right w:val="single" w:color="BFBFBF" w:sz="4"/>
+            </w:tcBorders>
+            <w:tcMar>
+              <w:top w:type="dxa" w:w="60"/>
+              <w:left w:type="dxa" w:w="100"/>
+              <w:bottom w:type="dxa" w:w="60"/>
+              <w:right w:type="dxa" w:w="100"/>
+            </w:tcMar>
+          </w:tcPr>
+          <w:p>
+            <w:pPr>
+              <w:spacing w:after="0"/>
+            </w:pPr>
+            <w:r>
+              <w:rPr>
+                <w:rFonts w:ascii="Calibri" w:cs="Calibri" w:eastAsia="Calibri" w:hAnsi="Calibri"/>
+                <w:b w:val="false"/>
+                <w:bCs w:val="false"/>
+                <w:color w:val="000000"/>
+                <w:sz w:val="19"/>
+                <w:szCs w:val="19"/>
+              </w:rPr>
+              <w:t xml:space="preserve">prepara_imerg: erro "resposta HTML" do Earthdata</w:t>
+            </w:r>
+          </w:p>
+        </w:tc>
+        <w:tc>
+          <w:tcPr>
+            <w:tcW w:type="dxa" w:w="2888"/>
+            <w:tcBorders>
+              <w:top w:val="single" w:color="BFBFBF" w:sz="4"/>
+              <w:left w:val="single" w:color="BFBFBF" w:sz="4"/>
+              <w:bottom w:val="single" w:color="BFBFBF" w:sz="4"/>
+              <w:right w:val="single" w:color="BFBFBF" w:sz="4"/>
+            </w:tcBorders>
+            <w:tcMar>
+              <w:top w:type="dxa" w:w="60"/>
+              <w:left w:type="dxa" w:w="100"/>
+              <w:bottom w:type="dxa" w:w="60"/>
+              <w:right w:type="dxa" w:w="100"/>
+            </w:tcMar>
+          </w:tcPr>
+          <w:p>
+            <w:pPr>
+              <w:spacing w:after="0"/>
+            </w:pPr>
+            <w:r>
+              <w:rPr>
+                <w:rFonts w:ascii="Calibri" w:cs="Calibri" w:eastAsia="Calibri" w:hAnsi="Calibri"/>
+                <w:b w:val="false"/>
+                <w:bCs w:val="false"/>
+                <w:color w:val="000000"/>
+                <w:sz w:val="19"/>
+                <w:szCs w:val="19"/>
+              </w:rPr>
+              <w:t xml:space="preserve">Autenticação incompleta (app não autorizado, login=e-mail ou token expirado)</w:t>
+            </w:r>
+          </w:p>
+        </w:tc>
+        <w:tc>
+          <w:tcPr>
+            <w:tcW w:type="dxa" w:w="2888"/>
+            <w:tcBorders>
+              <w:top w:val="single" w:color="BFBFBF" w:sz="4"/>
+              <w:left w:val="single" w:color="BFBFBF" w:sz="4"/>
+              <w:bottom w:val="single" w:color="BFBFBF" w:sz="4"/>
+              <w:right w:val="single" w:color="BFBFBF" w:sz="4"/>
+            </w:tcBorders>
+            <w:tcMar>
+              <w:top w:type="dxa" w:w="60"/>
+              <w:left w:type="dxa" w:w="100"/>
+              <w:bottom w:type="dxa" w:w="60"/>
+              <w:right w:type="dxa" w:w="100"/>
+            </w:tcMar>
+          </w:tcPr>
+          <w:p>
+            <w:pPr>
+              <w:spacing w:after="0"/>
+            </w:pPr>
+            <w:r>
+              <w:rPr>
+                <w:rFonts w:ascii="Calibri" w:cs="Calibri" w:eastAsia="Calibri" w:hAnsi="Calibri"/>
+                <w:b w:val="false"/>
+                <w:bCs w:val="false"/>
+                <w:color w:val="000000"/>
+                <w:sz w:val="19"/>
+                <w:szCs w:val="19"/>
+              </w:rPr>
+              <w:t xml:space="preserve">A mensagem indica o caso; prefira o token (~/.edl_token) — seção 6.2</w:t>
+            </w:r>
+          </w:p>
+        </w:tc>
+      </w:tr>
+      <w:tr>
+        <w:tc>
+          <w:tcPr>
+            <w:tcW w:type="dxa" w:w="3249"/>
+            <w:tcBorders>
+              <w:top w:val="single" w:color="BFBFBF" w:sz="4"/>
+              <w:left w:val="single" w:color="BFBFBF" w:sz="4"/>
+              <w:bottom w:val="single" w:color="BFBFBF" w:sz="4"/>
+              <w:right w:val="single" w:color="BFBFBF" w:sz="4"/>
+            </w:tcBorders>
+            <w:tcMar>
+              <w:top w:type="dxa" w:w="60"/>
+              <w:left w:type="dxa" w:w="100"/>
+              <w:bottom w:type="dxa" w:w="60"/>
+              <w:right w:type="dxa" w:w="100"/>
+            </w:tcMar>
+          </w:tcPr>
+          <w:p>
+            <w:pPr>
+              <w:spacing w:after="0"/>
+            </w:pPr>
+            <w:r>
+              <w:rPr>
+                <w:rFonts w:ascii="Calibri" w:cs="Calibri" w:eastAsia="Calibri" w:hAnsi="Calibri"/>
+                <w:b w:val="false"/>
+                <w:bCs w:val="false"/>
+                <w:color w:val="000000"/>
+                <w:sz w:val="19"/>
+                <w:szCs w:val="19"/>
+              </w:rPr>
+              <w:t xml:space="preserve">Segmentation fault em prepara_imerg/prepara_gfs</w:t>
+            </w:r>
+          </w:p>
+        </w:tc>
+        <w:tc>
+          <w:tcPr>
+            <w:tcW w:type="dxa" w:w="2888"/>
+            <w:tcBorders>
+              <w:top w:val="single" w:color="BFBFBF" w:sz="4"/>
+              <w:left w:val="single" w:color="BFBFBF" w:sz="4"/>
+              <w:bottom w:val="single" w:color="BFBFBF" w:sz="4"/>
+              <w:right w:val="single" w:color="BFBFBF" w:sz="4"/>
+            </w:tcBorders>
+            <w:tcMar>
+              <w:top w:type="dxa" w:w="60"/>
+              <w:left w:type="dxa" w:w="100"/>
+              <w:bottom w:type="dxa" w:w="60"/>
+              <w:right w:type="dxa" w:w="100"/>
+            </w:tcMar>
+          </w:tcPr>
+          <w:p>
+            <w:pPr>
+              <w:spacing w:after="0"/>
+            </w:pPr>
+            <w:r>
+              <w:rPr>
+                <w:rFonts w:ascii="Calibri" w:cs="Calibri" w:eastAsia="Calibri" w:hAnsi="Calibri"/>
+                <w:b w:val="false"/>
+                <w:bCs w:val="false"/>
+                <w:color w:val="000000"/>
+                <w:sz w:val="19"/>
+                <w:szCs w:val="19"/>
+              </w:rPr>
+              <w:t xml:space="preserve">Versão antiga dos scripts (conversão HDF5/GRIB em threads simultâneas)</w:t>
+            </w:r>
+          </w:p>
+        </w:tc>
+        <w:tc>
+          <w:tcPr>
+            <w:tcW w:type="dxa" w:w="2888"/>
+            <w:tcBorders>
+              <w:top w:val="single" w:color="BFBFBF" w:sz="4"/>
+              <w:left w:val="single" w:color="BFBFBF" w:sz="4"/>
+              <w:bottom w:val="single" w:color="BFBFBF" w:sz="4"/>
+              <w:right w:val="single" w:color="BFBFBF" w:sz="4"/>
+            </w:tcBorders>
+            <w:tcMar>
+              <w:top w:type="dxa" w:w="60"/>
+              <w:left w:type="dxa" w:w="100"/>
+              <w:bottom w:type="dxa" w:w="60"/>
+              <w:right w:type="dxa" w:w="100"/>
+            </w:tcMar>
+          </w:tcPr>
+          <w:p>
+            <w:pPr>
+              <w:spacing w:after="0"/>
+            </w:pPr>
+            <w:r>
+              <w:rPr>
+                <w:rFonts w:ascii="Calibri" w:cs="Calibri" w:eastAsia="Calibri" w:hAnsi="Calibri"/>
+                <w:b w:val="false"/>
+                <w:bCs w:val="false"/>
+                <w:color w:val="000000"/>
+                <w:sz w:val="19"/>
+                <w:szCs w:val="19"/>
+              </w:rPr>
+              <w:t xml:space="preserve">Atualize: as versões atuais serializam a conversão com lock</w:t>
+            </w:r>
+          </w:p>
+        </w:tc>
+      </w:tr>
+      <w:tr>
+        <w:tc>
+          <w:tcPr>
+            <w:tcW w:type="dxa" w:w="3249"/>
+            <w:tcBorders>
+              <w:top w:val="single" w:color="BFBFBF" w:sz="4"/>
+              <w:left w:val="single" w:color="BFBFBF" w:sz="4"/>
+              <w:bottom w:val="single" w:color="BFBFBF" w:sz="4"/>
+              <w:right w:val="single" w:color="BFBFBF" w:sz="4"/>
+            </w:tcBorders>
+            <w:tcMar>
+              <w:top w:type="dxa" w:w="60"/>
+              <w:left w:type="dxa" w:w="100"/>
+              <w:bottom w:type="dxa" w:w="60"/>
+              <w:right w:type="dxa" w:w="100"/>
+            </w:tcMar>
+          </w:tcPr>
+          <w:p>
+            <w:pPr>
+              <w:spacing w:after="0"/>
+            </w:pPr>
+            <w:r>
+              <w:rPr>
+                <w:rFonts w:ascii="Calibri" w:cs="Calibri" w:eastAsia="Calibri" w:hAnsi="Calibri"/>
+                <w:b w:val="false"/>
+                <w:bCs w:val="false"/>
+                <w:color w:val="000000"/>
+                <w:sz w:val="19"/>
+                <w:szCs w:val="19"/>
+              </w:rPr>
+              <w:t xml:space="preserve">python3 continua sendo o 3.6 do sistema após ativar o conda</w:t>
+            </w:r>
+          </w:p>
+        </w:tc>
+        <w:tc>
+          <w:tcPr>
+            <w:tcW w:type="dxa" w:w="2888"/>
+            <w:tcBorders>
+              <w:top w:val="single" w:color="BFBFBF" w:sz="4"/>
+              <w:left w:val="single" w:color="BFBFBF" w:sz="4"/>
+              <w:bottom w:val="single" w:color="BFBFBF" w:sz="4"/>
+              <w:right w:val="single" w:color="BFBFBF" w:sz="4"/>
+            </w:tcBorders>
+            <w:tcMar>
+              <w:top w:type="dxa" w:w="60"/>
+              <w:left w:type="dxa" w:w="100"/>
+              <w:bottom w:type="dxa" w:w="60"/>
+              <w:right w:type="dxa" w:w="100"/>
+            </w:tcMar>
+          </w:tcPr>
+          <w:p>
+            <w:pPr>
+              <w:spacing w:after="0"/>
+            </w:pPr>
+            <w:r>
+              <w:rPr>
+                <w:rFonts w:ascii="Calibri" w:cs="Calibri" w:eastAsia="Calibri" w:hAnsi="Calibri"/>
+                <w:b w:val="false"/>
+                <w:bCs w:val="false"/>
+                <w:color w:val="000000"/>
+                <w:sz w:val="19"/>
+                <w:szCs w:val="19"/>
+              </w:rPr>
+              <w:t xml:space="preserve">Env conda sem Python próprio (env "vazio")</w:t>
+            </w:r>
+          </w:p>
+        </w:tc>
+        <w:tc>
+          <w:tcPr>
+            <w:tcW w:type="dxa" w:w="2888"/>
+            <w:tcBorders>
+              <w:top w:val="single" w:color="BFBFBF" w:sz="4"/>
+              <w:left w:val="single" w:color="BFBFBF" w:sz="4"/>
+              <w:bottom w:val="single" w:color="BFBFBF" w:sz="4"/>
+              <w:right w:val="single" w:color="BFBFBF" w:sz="4"/>
+            </w:tcBorders>
+            <w:tcMar>
+              <w:top w:type="dxa" w:w="60"/>
+              <w:left w:type="dxa" w:w="100"/>
+              <w:bottom w:type="dxa" w:w="60"/>
+              <w:right w:type="dxa" w:w="100"/>
+            </w:tcMar>
+          </w:tcPr>
+          <w:p>
+            <w:pPr>
+              <w:spacing w:after="0"/>
+            </w:pPr>
+            <w:r>
+              <w:rPr>
+                <w:rFonts w:ascii="Calibri" w:cs="Calibri" w:eastAsia="Calibri" w:hAnsi="Calibri"/>
+                <w:b w:val="false"/>
+                <w:bCs w:val="false"/>
+                <w:color w:val="000000"/>
+                <w:sz w:val="19"/>
+                <w:szCs w:val="19"/>
+              </w:rPr>
+              <w:t xml:space="preserve">conda install -p &lt;caminho_do_env&gt; -c conda-forge python=3.12 ... ou use o venv</w:t>
             </w:r>
           </w:p>
         </w:tc>

--- a/docs/manual_usuario.docx
+++ b/docs/manual_usuario.docx
@@ -46,7 +46,7 @@
           <w:sz w:val="22"/>
           <w:szCs w:val="22"/>
         </w:rPr>
-        <w:t xml:space="preserve">Versão 1.6 · 5 de agosto de 2026</w:t>
+        <w:t xml:space="preserve">Versão 1.7 · 5 de agosto de 2026</w:t>
       </w:r>
     </w:p>
     <w:p>
@@ -3562,6 +3562,309 @@
                 <w:sz w:val="19"/>
                 <w:szCs w:val="19"/>
               </w:rPr>
+              <w:t xml:space="preserve">--sem-vegetacao</w:t>
+            </w:r>
+          </w:p>
+        </w:tc>
+        <w:tc>
+          <w:tcPr>
+            <w:tcW w:type="dxa" w:w="4694"/>
+            <w:tcBorders>
+              <w:top w:val="single" w:color="BFBFBF" w:sz="4"/>
+              <w:left w:val="single" w:color="BFBFBF" w:sz="4"/>
+              <w:bottom w:val="single" w:color="BFBFBF" w:sz="4"/>
+              <w:right w:val="single" w:color="BFBFBF" w:sz="4"/>
+            </w:tcBorders>
+            <w:tcMar>
+              <w:top w:type="dxa" w:w="60"/>
+              <w:left w:type="dxa" w:w="100"/>
+              <w:bottom w:type="dxa" w:w="60"/>
+              <w:right w:type="dxa" w:w="100"/>
+            </w:tcMar>
+          </w:tcPr>
+          <w:p>
+            <w:pPr>
+              <w:spacing w:after="0"/>
+            </w:pPr>
+            <w:r>
+              <w:rPr>
+                <w:rFonts w:ascii="Calibri" w:cs="Calibri" w:eastAsia="Calibri" w:hAnsi="Calibri"/>
+                <w:b w:val="false"/>
+                <w:bCs w:val="false"/>
+                <w:color w:val="000000"/>
+                <w:sz w:val="19"/>
+                <w:szCs w:val="19"/>
+              </w:rPr>
+              <w:t xml:space="preserve">Sensibilidade: desliga o efeito da vegetação (classe uniforme --classe-veg em toda a terra; água preservada); sufixo _SEMVEG no produto</w:t>
+            </w:r>
+          </w:p>
+        </w:tc>
+        <w:tc>
+          <w:tcPr>
+            <w:tcW w:type="dxa" w:w="2166"/>
+            <w:tcBorders>
+              <w:top w:val="single" w:color="BFBFBF" w:sz="4"/>
+              <w:left w:val="single" w:color="BFBFBF" w:sz="4"/>
+              <w:bottom w:val="single" w:color="BFBFBF" w:sz="4"/>
+              <w:right w:val="single" w:color="BFBFBF" w:sz="4"/>
+            </w:tcBorders>
+            <w:tcMar>
+              <w:top w:type="dxa" w:w="60"/>
+              <w:left w:type="dxa" w:w="100"/>
+              <w:bottom w:type="dxa" w:w="60"/>
+              <w:right w:type="dxa" w:w="100"/>
+            </w:tcMar>
+          </w:tcPr>
+          <w:p>
+            <w:pPr>
+              <w:spacing w:after="0"/>
+            </w:pPr>
+            <w:r>
+              <w:rPr>
+                <w:rFonts w:ascii="Calibri" w:cs="Calibri" w:eastAsia="Calibri" w:hAnsi="Calibri"/>
+                <w:b w:val="false"/>
+                <w:bCs w:val="false"/>
+                <w:color w:val="000000"/>
+                <w:sz w:val="19"/>
+                <w:szCs w:val="19"/>
+              </w:rPr>
+              <w:t xml:space="preserve">desativado</w:t>
+            </w:r>
+          </w:p>
+        </w:tc>
+      </w:tr>
+      <w:tr>
+        <w:tc>
+          <w:tcPr>
+            <w:tcW w:type="dxa" w:w="2166"/>
+            <w:tcBorders>
+              <w:top w:val="single" w:color="BFBFBF" w:sz="4"/>
+              <w:left w:val="single" w:color="BFBFBF" w:sz="4"/>
+              <w:bottom w:val="single" w:color="BFBFBF" w:sz="4"/>
+              <w:right w:val="single" w:color="BFBFBF" w:sz="4"/>
+            </w:tcBorders>
+            <w:tcMar>
+              <w:top w:type="dxa" w:w="60"/>
+              <w:left w:type="dxa" w:w="100"/>
+              <w:bottom w:type="dxa" w:w="60"/>
+              <w:right w:type="dxa" w:w="100"/>
+            </w:tcMar>
+          </w:tcPr>
+          <w:p>
+            <w:pPr>
+              <w:spacing w:after="0"/>
+            </w:pPr>
+            <w:r>
+              <w:rPr>
+                <w:rFonts w:ascii="Calibri" w:cs="Calibri" w:eastAsia="Calibri" w:hAnsi="Calibri"/>
+                <w:b w:val="false"/>
+                <w:bCs w:val="false"/>
+                <w:color w:val="000000"/>
+                <w:sz w:val="19"/>
+                <w:szCs w:val="19"/>
+              </w:rPr>
+              <w:t xml:space="preserve">--sem-topografia</w:t>
+            </w:r>
+          </w:p>
+        </w:tc>
+        <w:tc>
+          <w:tcPr>
+            <w:tcW w:type="dxa" w:w="4694"/>
+            <w:tcBorders>
+              <w:top w:val="single" w:color="BFBFBF" w:sz="4"/>
+              <w:left w:val="single" w:color="BFBFBF" w:sz="4"/>
+              <w:bottom w:val="single" w:color="BFBFBF" w:sz="4"/>
+              <w:right w:val="single" w:color="BFBFBF" w:sz="4"/>
+            </w:tcBorders>
+            <w:tcMar>
+              <w:top w:type="dxa" w:w="60"/>
+              <w:left w:type="dxa" w:w="100"/>
+              <w:bottom w:type="dxa" w:w="60"/>
+              <w:right w:type="dxa" w:w="100"/>
+            </w:tcMar>
+          </w:tcPr>
+          <w:p>
+            <w:pPr>
+              <w:spacing w:after="0"/>
+            </w:pPr>
+            <w:r>
+              <w:rPr>
+                <w:rFonts w:ascii="Calibri" w:cs="Calibri" w:eastAsia="Calibri" w:hAnsi="Calibri"/>
+                <w:b w:val="false"/>
+                <w:bCs w:val="false"/>
+                <w:color w:val="000000"/>
+                <w:sz w:val="19"/>
+                <w:szCs w:val="19"/>
+              </w:rPr>
+              <w:t xml:space="preserve">Sensibilidade: desliga o Fator Topográfico (FTOP=1; arquivo de topografia dispensado); sufixo _SEMTOPO no produto</w:t>
+            </w:r>
+          </w:p>
+        </w:tc>
+        <w:tc>
+          <w:tcPr>
+            <w:tcW w:type="dxa" w:w="2166"/>
+            <w:tcBorders>
+              <w:top w:val="single" w:color="BFBFBF" w:sz="4"/>
+              <w:left w:val="single" w:color="BFBFBF" w:sz="4"/>
+              <w:bottom w:val="single" w:color="BFBFBF" w:sz="4"/>
+              <w:right w:val="single" w:color="BFBFBF" w:sz="4"/>
+            </w:tcBorders>
+            <w:tcMar>
+              <w:top w:type="dxa" w:w="60"/>
+              <w:left w:type="dxa" w:w="100"/>
+              <w:bottom w:type="dxa" w:w="60"/>
+              <w:right w:type="dxa" w:w="100"/>
+            </w:tcMar>
+          </w:tcPr>
+          <w:p>
+            <w:pPr>
+              <w:spacing w:after="0"/>
+            </w:pPr>
+            <w:r>
+              <w:rPr>
+                <w:rFonts w:ascii="Calibri" w:cs="Calibri" w:eastAsia="Calibri" w:hAnsi="Calibri"/>
+                <w:b w:val="false"/>
+                <w:bCs w:val="false"/>
+                <w:color w:val="000000"/>
+                <w:sz w:val="19"/>
+                <w:szCs w:val="19"/>
+              </w:rPr>
+              <w:t xml:space="preserve">desativado</w:t>
+            </w:r>
+          </w:p>
+        </w:tc>
+      </w:tr>
+      <w:tr>
+        <w:tc>
+          <w:tcPr>
+            <w:tcW w:type="dxa" w:w="2166"/>
+            <w:tcBorders>
+              <w:top w:val="single" w:color="BFBFBF" w:sz="4"/>
+              <w:left w:val="single" w:color="BFBFBF" w:sz="4"/>
+              <w:bottom w:val="single" w:color="BFBFBF" w:sz="4"/>
+              <w:right w:val="single" w:color="BFBFBF" w:sz="4"/>
+            </w:tcBorders>
+            <w:tcMar>
+              <w:top w:type="dxa" w:w="60"/>
+              <w:left w:type="dxa" w:w="100"/>
+              <w:bottom w:type="dxa" w:w="60"/>
+              <w:right w:type="dxa" w:w="100"/>
+            </w:tcMar>
+          </w:tcPr>
+          <w:p>
+            <w:pPr>
+              <w:spacing w:after="0"/>
+            </w:pPr>
+            <w:r>
+              <w:rPr>
+                <w:rFonts w:ascii="Calibri" w:cs="Calibri" w:eastAsia="Calibri" w:hAnsi="Calibri"/>
+                <w:b w:val="false"/>
+                <w:bCs w:val="false"/>
+                <w:color w:val="000000"/>
+                <w:sz w:val="19"/>
+                <w:szCs w:val="19"/>
+              </w:rPr>
+              <w:t xml:space="preserve">--classe-veg N</w:t>
+            </w:r>
+          </w:p>
+        </w:tc>
+        <w:tc>
+          <w:tcPr>
+            <w:tcW w:type="dxa" w:w="4694"/>
+            <w:tcBorders>
+              <w:top w:val="single" w:color="BFBFBF" w:sz="4"/>
+              <w:left w:val="single" w:color="BFBFBF" w:sz="4"/>
+              <w:bottom w:val="single" w:color="BFBFBF" w:sz="4"/>
+              <w:right w:val="single" w:color="BFBFBF" w:sz="4"/>
+            </w:tcBorders>
+            <w:tcMar>
+              <w:top w:type="dxa" w:w="60"/>
+              <w:left w:type="dxa" w:w="100"/>
+              <w:bottom w:type="dxa" w:w="60"/>
+              <w:right w:type="dxa" w:w="100"/>
+            </w:tcMar>
+          </w:tcPr>
+          <w:p>
+            <w:pPr>
+              <w:spacing w:after="0"/>
+            </w:pPr>
+            <w:r>
+              <w:rPr>
+                <w:rFonts w:ascii="Calibri" w:cs="Calibri" w:eastAsia="Calibri" w:hAnsi="Calibri"/>
+                <w:b w:val="false"/>
+                <w:bCs w:val="false"/>
+                <w:color w:val="000000"/>
+                <w:sz w:val="19"/>
+                <w:szCs w:val="19"/>
+              </w:rPr>
+              <w:t xml:space="preserve">Classe usada com --sem-vegetacao</w:t>
+            </w:r>
+          </w:p>
+        </w:tc>
+        <w:tc>
+          <w:tcPr>
+            <w:tcW w:type="dxa" w:w="2166"/>
+            <w:tcBorders>
+              <w:top w:val="single" w:color="BFBFBF" w:sz="4"/>
+              <w:left w:val="single" w:color="BFBFBF" w:sz="4"/>
+              <w:bottom w:val="single" w:color="BFBFBF" w:sz="4"/>
+              <w:right w:val="single" w:color="BFBFBF" w:sz="4"/>
+            </w:tcBorders>
+            <w:tcMar>
+              <w:top w:type="dxa" w:w="60"/>
+              <w:left w:type="dxa" w:w="100"/>
+              <w:bottom w:type="dxa" w:w="60"/>
+              <w:right w:type="dxa" w:w="100"/>
+            </w:tcMar>
+          </w:tcPr>
+          <w:p>
+            <w:pPr>
+              <w:spacing w:after="0"/>
+            </w:pPr>
+            <w:r>
+              <w:rPr>
+                <w:rFonts w:ascii="Calibri" w:cs="Calibri" w:eastAsia="Calibri" w:hAnsi="Calibri"/>
+                <w:b w:val="false"/>
+                <w:bCs w:val="false"/>
+                <w:color w:val="000000"/>
+                <w:sz w:val="19"/>
+                <w:szCs w:val="19"/>
+              </w:rPr>
+              <w:t xml:space="preserve">4 (A=2,4; PSE_max=75)</w:t>
+            </w:r>
+          </w:p>
+        </w:tc>
+      </w:tr>
+      <w:tr>
+        <w:tc>
+          <w:tcPr>
+            <w:tcW w:type="dxa" w:w="2166"/>
+            <w:tcBorders>
+              <w:top w:val="single" w:color="BFBFBF" w:sz="4"/>
+              <w:left w:val="single" w:color="BFBFBF" w:sz="4"/>
+              <w:bottom w:val="single" w:color="BFBFBF" w:sz="4"/>
+              <w:right w:val="single" w:color="BFBFBF" w:sz="4"/>
+            </w:tcBorders>
+            <w:tcMar>
+              <w:top w:type="dxa" w:w="60"/>
+              <w:left w:type="dxa" w:w="100"/>
+              <w:bottom w:type="dxa" w:w="60"/>
+              <w:right w:type="dxa" w:w="100"/>
+            </w:tcMar>
+          </w:tcPr>
+          <w:p>
+            <w:pPr>
+              <w:spacing w:after="0"/>
+            </w:pPr>
+            <w:r>
+              <w:rPr>
+                <w:rFonts w:ascii="Calibri" w:cs="Calibri" w:eastAsia="Calibri" w:hAnsi="Calibri"/>
+                <w:b w:val="false"/>
+                <w:bCs w:val="false"/>
+                <w:color w:val="000000"/>
+                <w:sz w:val="19"/>
+                <w:szCs w:val="19"/>
+              </w:rPr>
               <w:t xml:space="preserve">--data-final / --jobs N</w:t>
             </w:r>
           </w:p>
@@ -5130,6 +5433,117 @@
           <w:szCs w:val="22"/>
         </w:rPr>
         <w:t xml:space="preserve">O arquivo config_exemplo.yaml traz o modelo completo comentado; as seções são validadas na leitura (chave desconhecida gera erro com a lista das válidas). Requer PyYAML (pip install pyyaml) — arquivos .json funcionam sem ele.</w:t>
+      </w:r>
+    </w:p>
+    <w:p>
+      <w:pPr>
+        <w:pStyle w:val="Heading2"/>
+        <w:spacing w:after="160" w:before="280"/>
+      </w:pPr>
+      <w:r>
+        <w:rPr>
+          <w:rFonts w:ascii="Calibri" w:cs="Calibri" w:eastAsia="Calibri" w:hAnsi="Calibri"/>
+          <w:b/>
+          <w:bCs/>
+          <w:color w:val="1F4E79"/>
+          <w:sz w:val="25"/>
+          <w:szCs w:val="25"/>
+        </w:rPr>
+        <w:t xml:space="preserve">5.6 Análise de sensibilidade (--sem-vegetacao / --sem-topografia)</w:t>
+      </w:r>
+    </w:p>
+    <w:p>
+      <w:pPr>
+        <w:spacing w:after="160" w:line="276"/>
+        <w:jc w:val="both"/>
+      </w:pPr>
+      <w:r>
+        <w:rPr>
+          <w:rFonts w:ascii="Calibri" w:cs="Calibri" w:eastAsia="Calibri" w:hAnsi="Calibri"/>
+          <w:b w:val="false"/>
+          <w:bCs w:val="false"/>
+          <w:i w:val="false"/>
+          <w:iCs w:val="false"/>
+          <w:color w:val="000000"/>
+          <w:sz w:val="22"/>
+          <w:szCs w:val="22"/>
+        </w:rPr>
+        <w:t xml:space="preserve">Para medir o impacto individual de cada componente do modelo, as duas chaves podem ser desligadas de forma independente (e combinadas):</w:t>
+      </w:r>
+    </w:p>
+    <w:p>
+      <w:pPr>
+        <w:shd w:fill="F2F2F2" w:val="clear"/>
+        <w:spacing w:after="0"/>
+      </w:pPr>
+      <w:r>
+        <w:rPr>
+          <w:rFonts w:ascii="Consolas" w:cs="Consolas" w:eastAsia="Consolas" w:hAnsi="Consolas"/>
+          <w:sz w:val="19"/>
+          <w:szCs w:val="19"/>
+        </w:rPr>
+        <w:t xml:space="preserve">python3 rf_previsto.py --data-final 20260804 --horizontes 3d              # referência</w:t>
+      </w:r>
+    </w:p>
+    <w:p>
+      <w:pPr>
+        <w:shd w:fill="F2F2F2" w:val="clear"/>
+        <w:spacing w:after="0"/>
+      </w:pPr>
+      <w:r>
+        <w:rPr>
+          <w:rFonts w:ascii="Consolas" w:cs="Consolas" w:eastAsia="Consolas" w:hAnsi="Consolas"/>
+          <w:sz w:val="19"/>
+          <w:szCs w:val="19"/>
+        </w:rPr>
+        <w:t xml:space="preserve">python3 rf_previsto.py --data-final 20260804 --horizontes 3d --sem-topografia</w:t>
+      </w:r>
+    </w:p>
+    <w:p>
+      <w:pPr>
+        <w:shd w:fill="F2F2F2" w:val="clear"/>
+        <w:spacing w:after="0"/>
+      </w:pPr>
+      <w:r>
+        <w:rPr>
+          <w:rFonts w:ascii="Consolas" w:cs="Consolas" w:eastAsia="Consolas" w:hAnsi="Consolas"/>
+          <w:sz w:val="19"/>
+          <w:szCs w:val="19"/>
+        </w:rPr>
+        <w:t xml:space="preserve">python3 rf_previsto.py --data-final 20260804 --horizontes 3d --sem-vegetacao</w:t>
+      </w:r>
+    </w:p>
+    <w:p>
+      <w:pPr>
+        <w:shd w:fill="F2F2F2" w:val="clear"/>
+        <w:spacing w:after="160"/>
+      </w:pPr>
+      <w:r>
+        <w:rPr>
+          <w:rFonts w:ascii="Consolas" w:cs="Consolas" w:eastAsia="Consolas" w:hAnsi="Consolas"/>
+          <w:sz w:val="19"/>
+          <w:szCs w:val="19"/>
+        </w:rPr>
+        <w:t xml:space="preserve">python3 rf_previsto.py --data-final 20260804 --horizontes 3d --sem-vegetacao --sem-topografia</w:t>
+      </w:r>
+    </w:p>
+    <w:p>
+      <w:pPr>
+        <w:spacing w:after="160" w:line="276"/>
+        <w:jc w:val="both"/>
+      </w:pPr>
+      <w:r>
+        <w:rPr>
+          <w:rFonts w:ascii="Calibri" w:cs="Calibri" w:eastAsia="Calibri" w:hAnsi="Calibri"/>
+          <w:b w:val="false"/>
+          <w:bCs w:val="false"/>
+          <w:i w:val="false"/>
+          <w:iCs w:val="false"/>
+          <w:color w:val="000000"/>
+          <w:sz w:val="22"/>
+          <w:szCs w:val="22"/>
+        </w:rPr>
+        <w:t xml:space="preserve">Semântica: topografia desligada zera a correção (FTOP≡1) e dispensa o arquivo de topografia; vegetação desligada substitui as classes por uma classe uniforme (--classe-veg, padrão 4) mantendo a máscara d'água e a grade de 1 km — o domínio fica idêntico ao da referência, e a diferença entre os campos mede só o efeito das classes. Os fatores de latitude e meteorológicos permanecem ativos. Proteções: o produto ganha sufixo automático (_SEMVEG/_SEMTOPO), nunca sobrescrevendo a referência, e o NetCDF registra os fatores desligados nos atributos globais (fator_vegetacao/fator_topografia). As chaves também existem no YAML (sem_vegetacao, sem_topografia, classe_veg).</w:t>
       </w:r>
     </w:p>
     <w:p>

--- a/docs/manual_usuario.docx
+++ b/docs/manual_usuario.docx
@@ -46,7 +46,7 @@
           <w:sz w:val="22"/>
           <w:szCs w:val="22"/>
         </w:rPr>
-        <w:t xml:space="preserve">Versão 1.7 · 5 de agosto de 2026</w:t>
+        <w:t xml:space="preserve">Versão 1.8 · 5 de agosto de 2026</w:t>
       </w:r>
     </w:p>
     <w:p>
@@ -3595,7 +3595,7 @@
                 <w:sz w:val="19"/>
                 <w:szCs w:val="19"/>
               </w:rPr>
-              <w:t xml:space="preserve">Sensibilidade: desliga o efeito da vegetação (classe uniforme --classe-veg em toda a terra; água preservada); sufixo _SEMVEG no produto</w:t>
+              <w:t xml:space="preserve">Sensibilidade: desliga o efeito da vegetação; o mapa não é lido (classe uniforme --classe-veg, saída na grade da precipitação, sem máscara d'água); sufixo _SEMVEG no produto</w:t>
             </w:r>
           </w:p>
         </w:tc>
@@ -3898,7 +3898,7 @@
                 <w:sz w:val="19"/>
                 <w:szCs w:val="19"/>
               </w:rPr>
-              <w:t xml:space="preserve">Como nos demais scripts</w:t>
+              <w:t xml:space="preserve">Como nos demais scripts; aceita também "hoje" (= data do sistema, útil no YAML)</w:t>
             </w:r>
           </w:p>
         </w:tc>
@@ -5195,7 +5195,7 @@
                 <w:sz w:val="19"/>
                 <w:szCs w:val="19"/>
               </w:rPr>
-              <w:t xml:space="preserve">Padrões da linha de comando: fonte, horizontes ou de/ate/passo, data_final, rb_max, produto, jobs, fallback_gfs, sem_tif, fogograma</w:t>
+              <w:t xml:space="preserve">Padrões da linha de comando: fonte, horizontes ou de/ate/passo, data_final, rb_max, produto, jobs, fallback_gfs, sem_tif, fogograma, sem_vegetacao, sem_topografia, classe_veg</w:t>
             </w:r>
           </w:p>
         </w:tc>
@@ -5377,6 +5377,62 @@
     <w:p>
       <w:pPr>
         <w:shd w:fill="F2F2F2" w:val="clear"/>
+        <w:spacing w:after="0"/>
+      </w:pPr>
+      <w:r>
+        <w:rPr>
+          <w:rFonts w:ascii="Consolas" w:cs="Consolas" w:eastAsia="Consolas" w:hAnsi="Consolas"/>
+          <w:sz w:val="19"/>
+          <w:szCs w:val="19"/>
+        </w:rPr>
+        <w:t xml:space="preserve">  data_final: hoje       # data do sistema (tambem: auto, sistema) — ou "20260804"</w:t>
+      </w:r>
+    </w:p>
+    <w:p>
+      <w:pPr>
+        <w:shd w:fill="F2F2F2" w:val="clear"/>
+        <w:spacing w:after="0"/>
+      </w:pPr>
+      <w:r>
+        <w:rPr>
+          <w:rFonts w:ascii="Consolas" w:cs="Consolas" w:eastAsia="Consolas" w:hAnsi="Consolas"/>
+          <w:sz w:val="19"/>
+          <w:szCs w:val="19"/>
+        </w:rPr>
+        <w:t xml:space="preserve">  produto: RF_PREV_BESM</w:t>
+      </w:r>
+    </w:p>
+    <w:p>
+      <w:pPr>
+        <w:shd w:fill="F2F2F2" w:val="clear"/>
+        <w:spacing w:after="0"/>
+      </w:pPr>
+      <w:r>
+        <w:rPr>
+          <w:rFonts w:ascii="Consolas" w:cs="Consolas" w:eastAsia="Consolas" w:hAnsi="Consolas"/>
+          <w:sz w:val="19"/>
+          <w:szCs w:val="19"/>
+        </w:rPr>
+        <w:t xml:space="preserve">  sem_vegetacao: false   # sensibilidade (secao 5.6): true dispensa o mapa</w:t>
+      </w:r>
+    </w:p>
+    <w:p>
+      <w:pPr>
+        <w:shd w:fill="F2F2F2" w:val="clear"/>
+        <w:spacing w:after="0"/>
+      </w:pPr>
+      <w:r>
+        <w:rPr>
+          <w:rFonts w:ascii="Consolas" w:cs="Consolas" w:eastAsia="Consolas" w:hAnsi="Consolas"/>
+          <w:sz w:val="19"/>
+          <w:szCs w:val="19"/>
+        </w:rPr>
+        <w:t xml:space="preserve">  sem_topografia: false  # true dispensa a topografia (FTOP = 1)</w:t>
+      </w:r>
+    </w:p>
+    <w:p>
+      <w:pPr>
+        <w:shd w:fill="F2F2F2" w:val="clear"/>
         <w:spacing w:after="160"/>
       </w:pPr>
       <w:r>
@@ -5385,7 +5441,7 @@
           <w:sz w:val="19"/>
           <w:szCs w:val="19"/>
         </w:rPr>
-        <w:t xml:space="preserve">  produto: RF_PREV_BESM</w:t>
+        <w:t xml:space="preserve">  classe_veg: 4</w:t>
       </w:r>
     </w:p>
     <w:p>
@@ -5432,24 +5488,7 @@
           <w:sz w:val="22"/>
           <w:szCs w:val="22"/>
         </w:rPr>
-        <w:t xml:space="preserve">O arquivo config_exemplo.yaml traz o modelo completo comentado; as seções são validadas na leitura (chave desconhecida gera erro com a lista das válidas). Requer PyYAML (pip install pyyaml) — arquivos .json funcionam sem ele.</w:t>
-      </w:r>
-    </w:p>
-    <w:p>
-      <w:pPr>
-        <w:pStyle w:val="Heading2"/>
-        <w:spacing w:after="160" w:before="280"/>
-      </w:pPr>
-      <w:r>
-        <w:rPr>
-          <w:rFonts w:ascii="Calibri" w:cs="Calibri" w:eastAsia="Calibri" w:hAnsi="Calibri"/>
-          <w:b/>
-          <w:bCs/>
-          <w:color w:val="1F4E79"/>
-          <w:sz w:val="25"/>
-          <w:szCs w:val="25"/>
-        </w:rPr>
-        <w:t xml:space="preserve">5.6 Análise de sensibilidade (--sem-vegetacao / --sem-topografia)</w:t>
+        <w:t xml:space="preserve">Com data_final: hoje (equivalente a omitir a chave) e horizontes (ou de/ate/passo) declarados no arquivo, o YAML define uma rodada diária operacional: cada execução usa a data corrente do sistema e produz sempre os mesmos horizontes pré-estabelecidos — ideal para agendar no cron. As chaves de sensibilidade permitem manter arquivos separados por experimento (ex.: config.yaml de referência e config_semveg.yaml com sem_vegetacao: true), sem alterar a linha de comando.</w:t>
       </w:r>
     </w:p>
     <w:p>
@@ -5468,63 +5507,24 @@
           <w:sz w:val="22"/>
           <w:szCs w:val="22"/>
         </w:rPr>
-        <w:t xml:space="preserve">Para medir o impacto individual de cada componente do modelo, as duas chaves podem ser desligadas de forma independente (e combinadas):</w:t>
-      </w:r>
-    </w:p>
-    <w:p>
-      <w:pPr>
-        <w:shd w:fill="F2F2F2" w:val="clear"/>
-        <w:spacing w:after="0"/>
-      </w:pPr>
-      <w:r>
-        <w:rPr>
-          <w:rFonts w:ascii="Consolas" w:cs="Consolas" w:eastAsia="Consolas" w:hAnsi="Consolas"/>
-          <w:sz w:val="19"/>
-          <w:szCs w:val="19"/>
-        </w:rPr>
-        <w:t xml:space="preserve">python3 rf_previsto.py --data-final 20260804 --horizontes 3d              # referência</w:t>
-      </w:r>
-    </w:p>
-    <w:p>
-      <w:pPr>
-        <w:shd w:fill="F2F2F2" w:val="clear"/>
-        <w:spacing w:after="0"/>
-      </w:pPr>
-      <w:r>
-        <w:rPr>
-          <w:rFonts w:ascii="Consolas" w:cs="Consolas" w:eastAsia="Consolas" w:hAnsi="Consolas"/>
-          <w:sz w:val="19"/>
-          <w:szCs w:val="19"/>
-        </w:rPr>
-        <w:t xml:space="preserve">python3 rf_previsto.py --data-final 20260804 --horizontes 3d --sem-topografia</w:t>
-      </w:r>
-    </w:p>
-    <w:p>
-      <w:pPr>
-        <w:shd w:fill="F2F2F2" w:val="clear"/>
-        <w:spacing w:after="0"/>
-      </w:pPr>
-      <w:r>
-        <w:rPr>
-          <w:rFonts w:ascii="Consolas" w:cs="Consolas" w:eastAsia="Consolas" w:hAnsi="Consolas"/>
-          <w:sz w:val="19"/>
-          <w:szCs w:val="19"/>
-        </w:rPr>
-        <w:t xml:space="preserve">python3 rf_previsto.py --data-final 20260804 --horizontes 3d --sem-vegetacao</w:t>
-      </w:r>
-    </w:p>
-    <w:p>
-      <w:pPr>
-        <w:shd w:fill="F2F2F2" w:val="clear"/>
-        <w:spacing w:after="160"/>
-      </w:pPr>
-      <w:r>
-        <w:rPr>
-          <w:rFonts w:ascii="Consolas" w:cs="Consolas" w:eastAsia="Consolas" w:hAnsi="Consolas"/>
-          <w:sz w:val="19"/>
-          <w:szCs w:val="19"/>
-        </w:rPr>
-        <w:t xml:space="preserve">python3 rf_previsto.py --data-final 20260804 --horizontes 3d --sem-vegetacao --sem-topografia</w:t>
+        <w:t xml:space="preserve">O arquivo config_exemplo.yaml traz o modelo completo comentado; as seções são validadas na leitura (chave desconhecida gera erro com a lista das válidas). Requer PyYAML (pip install pyyaml) — arquivos .json funcionam sem ele.</w:t>
+      </w:r>
+    </w:p>
+    <w:p>
+      <w:pPr>
+        <w:pStyle w:val="Heading2"/>
+        <w:spacing w:after="160" w:before="280"/>
+      </w:pPr>
+      <w:r>
+        <w:rPr>
+          <w:rFonts w:ascii="Calibri" w:cs="Calibri" w:eastAsia="Calibri" w:hAnsi="Calibri"/>
+          <w:b/>
+          <w:bCs/>
+          <w:color w:val="1F4E79"/>
+          <w:sz w:val="25"/>
+          <w:szCs w:val="25"/>
+        </w:rPr>
+        <w:t xml:space="preserve">5.6 Análise de sensibilidade (--sem-vegetacao / --sem-topografia)</w:t>
       </w:r>
     </w:p>
     <w:p>
@@ -5543,7 +5543,82 @@
           <w:sz w:val="22"/>
           <w:szCs w:val="22"/>
         </w:rPr>
-        <w:t xml:space="preserve">Semântica: topografia desligada zera a correção (FTOP≡1) e dispensa o arquivo de topografia; vegetação desligada substitui as classes por uma classe uniforme (--classe-veg, padrão 4) mantendo a máscara d'água e a grade de 1 km — o domínio fica idêntico ao da referência, e a diferença entre os campos mede só o efeito das classes. Os fatores de latitude e meteorológicos permanecem ativos. Proteções: o produto ganha sufixo automático (_SEMVEG/_SEMTOPO), nunca sobrescrevendo a referência, e o NetCDF registra os fatores desligados nos atributos globais (fator_vegetacao/fator_topografia). As chaves também existem no YAML (sem_vegetacao, sem_topografia, classe_veg).</w:t>
+        <w:t xml:space="preserve">Para medir o impacto individual de cada componente do modelo, as duas chaves podem ser desligadas de forma independente (e combinadas):</w:t>
+      </w:r>
+    </w:p>
+    <w:p>
+      <w:pPr>
+        <w:shd w:fill="F2F2F2" w:val="clear"/>
+        <w:spacing w:after="0"/>
+      </w:pPr>
+      <w:r>
+        <w:rPr>
+          <w:rFonts w:ascii="Consolas" w:cs="Consolas" w:eastAsia="Consolas" w:hAnsi="Consolas"/>
+          <w:sz w:val="19"/>
+          <w:szCs w:val="19"/>
+        </w:rPr>
+        <w:t xml:space="preserve">python3 rf_previsto.py --data-final 20260804 --horizontes 3d              # referência</w:t>
+      </w:r>
+    </w:p>
+    <w:p>
+      <w:pPr>
+        <w:shd w:fill="F2F2F2" w:val="clear"/>
+        <w:spacing w:after="0"/>
+      </w:pPr>
+      <w:r>
+        <w:rPr>
+          <w:rFonts w:ascii="Consolas" w:cs="Consolas" w:eastAsia="Consolas" w:hAnsi="Consolas"/>
+          <w:sz w:val="19"/>
+          <w:szCs w:val="19"/>
+        </w:rPr>
+        <w:t xml:space="preserve">python3 rf_previsto.py --data-final 20260804 --horizontes 3d --sem-topografia</w:t>
+      </w:r>
+    </w:p>
+    <w:p>
+      <w:pPr>
+        <w:shd w:fill="F2F2F2" w:val="clear"/>
+        <w:spacing w:after="0"/>
+      </w:pPr>
+      <w:r>
+        <w:rPr>
+          <w:rFonts w:ascii="Consolas" w:cs="Consolas" w:eastAsia="Consolas" w:hAnsi="Consolas"/>
+          <w:sz w:val="19"/>
+          <w:szCs w:val="19"/>
+        </w:rPr>
+        <w:t xml:space="preserve">python3 rf_previsto.py --data-final 20260804 --horizontes 3d --sem-vegetacao</w:t>
+      </w:r>
+    </w:p>
+    <w:p>
+      <w:pPr>
+        <w:shd w:fill="F2F2F2" w:val="clear"/>
+        <w:spacing w:after="160"/>
+      </w:pPr>
+      <w:r>
+        <w:rPr>
+          <w:rFonts w:ascii="Consolas" w:cs="Consolas" w:eastAsia="Consolas" w:hAnsi="Consolas"/>
+          <w:sz w:val="19"/>
+          <w:szCs w:val="19"/>
+        </w:rPr>
+        <w:t xml:space="preserve">python3 rf_previsto.py --data-final 20260804 --horizontes 3d --sem-vegetacao --sem-topografia</w:t>
+      </w:r>
+    </w:p>
+    <w:p>
+      <w:pPr>
+        <w:spacing w:after="160" w:line="276"/>
+        <w:jc w:val="both"/>
+      </w:pPr>
+      <w:r>
+        <w:rPr>
+          <w:rFonts w:ascii="Calibri" w:cs="Calibri" w:eastAsia="Calibri" w:hAnsi="Calibri"/>
+          <w:b w:val="false"/>
+          <w:bCs w:val="false"/>
+          <w:i w:val="false"/>
+          <w:iCs w:val="false"/>
+          <w:color w:val="000000"/>
+          <w:sz w:val="22"/>
+          <w:szCs w:val="22"/>
+        </w:rPr>
+        <w:t xml:space="preserve">Semântica: topografia desligada zera a correção (FTOP≡1) e dispensa o arquivo de topografia; vegetação desligada dispensa o mapa de vegetação (o arquivo não é lido): todos os pontos recebem uma classe uniforme (--classe-veg, padrão 4) e a saída passa a usar a grade da precipitação — sem interpolação para 1 km e sem máscara d'água. Com as duas chaves ligadas, o RF roda sem nenhum arquivo estático (útil quando o mapa de vegetação e a topografia ainda não estão disponíveis); se a topografia permanecer ligada com a vegetação desligada, a elevação é regradeada automaticamente para a grade da precipitação. Os fatores de latitude e meteorológicos permanecem ativos. Proteções: o produto ganha sufixo automático (_SEMVEG/_SEMTOPO), nunca sobrescrevendo a referência, e o NetCDF registra os fatores desligados nos atributos globais (fator_vegetacao/fator_topografia). As chaves também existem no YAML (sem_vegetacao, sem_topografia, classe_veg).</w:t>
       </w:r>
     </w:p>
     <w:p>

--- a/docs/manual_usuario.docx
+++ b/docs/manual_usuario.docx
@@ -2686,7 +2686,7 @@
                 <w:sz w:val="19"/>
                 <w:szCs w:val="19"/>
               </w:rPr>
-              <w:t xml:space="preserve">Fonte de previsão: gfs, eta, besm ou outra definida via JSON (seção 5.4)</w:t>
+              <w:t xml:space="preserve">Fonte de previsão: gfs, eta, besm ou outra definida via JSON (seção 5.4); padrao (ou legado/nenhuma) força a composição legada do GFS mesmo com fonte no YAML</w:t>
             </w:r>
           </w:p>
         </w:tc>
@@ -5489,6 +5489,25 @@
           <w:szCs w:val="22"/>
         </w:rPr>
         <w:t xml:space="preserve">Com data_final: hoje (equivalente a omitir a chave) e horizontes (ou de/ate/passo) declarados no arquivo, o YAML define uma rodada diária operacional: cada execução usa a data corrente do sistema e produz sempre os mesmos horizontes pré-estabelecidos — ideal para agendar no cron. As chaves de sensibilidade permitem manter arquivos separados por experimento (ex.: config.yaml de referência e config_semveg.yaml com sem_vegetacao: true), sem alterar a linha de comando.</w:t>
+      </w:r>
+    </w:p>
+    <w:p>
+      <w:pPr>
+        <w:spacing w:after="160" w:line="276"/>
+        <w:jc w:val="both"/>
+      </w:pPr>
+      <w:r>
+        <w:rPr>
+          <w:rFonts w:ascii="Calibri" w:cs="Calibri" w:eastAsia="Calibri" w:hAnsi="Calibri"/>
+          <w:b w:val="false"/>
+          <w:bCs w:val="false"/>
+          <w:i w:val="false"/>
+          <w:iCs w:val="false"/>
+          <w:color w:val="000000"/>
+          <w:sz w:val="22"/>
+          <w:szCs w:val="22"/>
+        </w:rPr>
+        <w:t xml:space="preserve">Atenção com a chave fonte: sem ela (e sem --fonte na CLI), a rodada usa a composição original dos produtos operacionais com o GFS — este é o padrão. Se o YAML declarar fonte: besm (ou outra), essa fonte vale em toda execução que não passar --fonte na linha de comando (precedência CLI &gt; YAML). Para forçar o GFS sem editar o arquivo, use --fonte padrao (aceita também legado/nenhuma). Por isso o config_exemplo.yaml traz a chave comentada: declare-a apenas em arquivos dedicados a uma fonte específica (ex.: config_besm.yaml).</w:t>
       </w:r>
     </w:p>
     <w:p>

--- a/docs/manual_usuario.docx
+++ b/docs/manual_usuario.docx
@@ -46,7 +46,7 @@
           <w:sz w:val="22"/>
           <w:szCs w:val="22"/>
         </w:rPr>
-        <w:t xml:space="preserve">Versão 1.8 · 5 de agosto de 2026</w:t>
+        <w:t xml:space="preserve">Versão 1.9 · 5 de agosto de 2026</w:t>
       </w:r>
     </w:p>
     <w:p>
@@ -251,6 +251,37 @@
           <w:szCs w:val="22"/>
         </w:rPr>
         <w:t xml:space="preserve"> — script genérico: gera o RF para qualquer horizonte de previsão e diferentes fontes de dados (GFS, Eta, BESM) informados na linha de comando (seção 5).</w:t>
+      </w:r>
+    </w:p>
+    <w:p>
+      <w:pPr>
+        <w:pStyle w:val="ListParagraph"/>
+        <w:numPr>
+          <w:ilvl w:val="0"/>
+          <w:numId w:val="2"/>
+        </w:numPr>
+        <w:spacing w:after="100" w:line="276"/>
+        <w:jc w:val="both"/>
+      </w:pPr>
+      <w:r>
+        <w:rPr>
+          <w:rFonts w:ascii="Calibri" w:cs="Calibri" w:eastAsia="Calibri" w:hAnsi="Calibri"/>
+          <w:b/>
+          <w:bCs/>
+          <w:sz w:val="22"/>
+          <w:szCs w:val="22"/>
+        </w:rPr>
+        <w:t xml:space="preserve">rf_observado.py</w:t>
+      </w:r>
+      <w:r>
+        <w:rPr>
+          <w:rFonts w:ascii="Calibri" w:cs="Calibri" w:eastAsia="Calibri" w:hAnsi="Calibri"/>
+          <w:b w:val="false"/>
+          <w:bCs w:val="false"/>
+          <w:sz w:val="22"/>
+          <w:szCs w:val="22"/>
+        </w:rPr>
+        <w:t xml:space="preserve"> — RF observado dos últimos dias, semanas ou meses, com IMERG + ERA5 (seção 6.4).</w:t>
       </w:r>
     </w:p>
     <w:p>
@@ -1175,6 +1206,34 @@
           <w:sz w:val="19"/>
           <w:szCs w:val="19"/>
         </w:rPr>
+        <w:t xml:space="preserve">prepara_era5.py</w:t>
+      </w:r>
+    </w:p>
+    <w:p>
+      <w:pPr>
+        <w:shd w:fill="F2F2F2" w:val="clear"/>
+        <w:spacing w:after="0"/>
+      </w:pPr>
+      <w:r>
+        <w:rPr>
+          <w:rFonts w:ascii="Consolas" w:cs="Consolas" w:eastAsia="Consolas" w:hAnsi="Consolas"/>
+          <w:sz w:val="19"/>
+          <w:szCs w:val="19"/>
+        </w:rPr>
+        <w:t xml:space="preserve">rf_observado.py</w:t>
+      </w:r>
+    </w:p>
+    <w:p>
+      <w:pPr>
+        <w:shd w:fill="F2F2F2" w:val="clear"/>
+        <w:spacing w:after="0"/>
+      </w:pPr>
+      <w:r>
+        <w:rPr>
+          <w:rFonts w:ascii="Consolas" w:cs="Consolas" w:eastAsia="Consolas" w:hAnsi="Consolas"/>
+          <w:sz w:val="19"/>
+          <w:szCs w:val="19"/>
+        </w:rPr>
         <w:t xml:space="preserve">teste_rf.py</w:t>
       </w:r>
     </w:p>
@@ -1223,6 +1282,34 @@
     <w:p>
       <w:pPr>
         <w:shd w:fill="F2F2F2" w:val="clear"/>
+        <w:spacing w:after="0"/>
+      </w:pPr>
+      <w:r>
+        <w:rPr>
+          <w:rFonts w:ascii="Consolas" w:cs="Consolas" w:eastAsia="Consolas" w:hAnsi="Consolas"/>
+          <w:sz w:val="19"/>
+          <w:szCs w:val="19"/>
+        </w:rPr>
+        <w:t xml:space="preserve">teste_prepara_imerg.py</w:t>
+      </w:r>
+    </w:p>
+    <w:p>
+      <w:pPr>
+        <w:shd w:fill="F2F2F2" w:val="clear"/>
+        <w:spacing w:after="0"/>
+      </w:pPr>
+      <w:r>
+        <w:rPr>
+          <w:rFonts w:ascii="Consolas" w:cs="Consolas" w:eastAsia="Consolas" w:hAnsi="Consolas"/>
+          <w:sz w:val="19"/>
+          <w:szCs w:val="19"/>
+        </w:rPr>
+        <w:t xml:space="preserve">teste_prepara_era5.py</w:t>
+      </w:r>
+    </w:p>
+    <w:p>
+      <w:pPr>
+        <w:shd w:fill="F2F2F2" w:val="clear"/>
         <w:spacing w:after="160"/>
       </w:pPr>
       <w:r>
@@ -1231,7 +1318,7 @@
           <w:sz w:val="19"/>
           <w:szCs w:val="19"/>
         </w:rPr>
-        <w:t xml:space="preserve">teste_prepara_imerg.py</w:t>
+        <w:t xml:space="preserve">teste_rf_observado.py</w:t>
       </w:r>
     </w:p>
     <w:p>
@@ -5654,7 +5741,7 @@
           <w:sz w:val="30"/>
           <w:szCs w:val="30"/>
         </w:rPr>
-        <w:t xml:space="preserve">6. Preparo dos dados de entrada (prepara_gfs.py e prepara_imerg.py)</w:t>
+        <w:t xml:space="preserve">6. Preparo dos dados de entrada e RF observado (prepara_gfs, prepara_imerg, prepara_era5, rf_observado)</w:t>
       </w:r>
     </w:p>
     <w:p>
@@ -6462,6 +6549,561 @@
           <w:szCs w:val="22"/>
         </w:rPr>
         <w:t xml:space="preserve">O script pula dias já existentes (rodar de novo completa o que faltou; --sobrescrever regrava), tenta as letras de versão da NASA automaticamente (V07D→V07A), baixa em paralelo (--jobs) e trata a transposição lon/lat e os valores inválidos do formato IMERG. Cada dia baixa ~25 MB do arquivo global e grava ~2–3 MB recortados. Produtos: early (padrão), late (~14 h) e final (pesquisa, meses de latência — ideal para períodos históricos).</w:t>
+      </w:r>
+    </w:p>
+    <w:p>
+      <w:pPr>
+        <w:pStyle w:val="Heading2"/>
+        <w:spacing w:after="160" w:before="280"/>
+      </w:pPr>
+      <w:r>
+        <w:rPr>
+          <w:rFonts w:ascii="Calibri" w:cs="Calibri" w:eastAsia="Calibri" w:hAnsi="Calibri"/>
+          <w:b/>
+          <w:bCs/>
+          <w:color w:val="1F4E79"/>
+          <w:sz w:val="25"/>
+          <w:szCs w:val="25"/>
+        </w:rPr>
+        <w:t xml:space="preserve">6.3 ERA5 (prepara_era5.py)</w:t>
+      </w:r>
+    </w:p>
+    <w:p>
+      <w:pPr>
+        <w:spacing w:after="160" w:line="276"/>
+        <w:jc w:val="both"/>
+      </w:pPr>
+      <w:r>
+        <w:rPr>
+          <w:rFonts w:ascii="Calibri" w:cs="Calibri" w:eastAsia="Calibri" w:hAnsi="Calibri"/>
+          <w:b w:val="false"/>
+          <w:bCs w:val="false"/>
+          <w:i w:val="false"/>
+          <w:iCs w:val="false"/>
+          <w:color w:val="000000"/>
+          <w:sz w:val="22"/>
+          <w:szCs w:val="22"/>
+        </w:rPr>
+        <w:t xml:space="preserve">O prepara_era5.py baixa a reanálise ERA5 (Copernicus/ECMWF, 0,25°) e converte para o padrão de leitura do RF: temperatura a 2 m, umidade relativa a 2 m calculada da temperatura + ponto de orvalho (fórmula de Magnus, Alduchov &amp; Eskridge 1996) e vento a 10 m (u10/v10, para uso futuro). Para cada dia são gravados dois arquivos no destino da chave era5_dir do config.yaml:</w:t>
+      </w:r>
+    </w:p>
+    <w:tbl>
+      <w:tblPr>
+        <w:tblW w:type="dxa" w:w="9026"/>
+        <w:tblBorders>
+          <w:top w:val="single" w:color="auto" w:sz="4"/>
+          <w:left w:val="single" w:color="auto" w:sz="4"/>
+          <w:bottom w:val="single" w:color="auto" w:sz="4"/>
+          <w:right w:val="single" w:color="auto" w:sz="4"/>
+          <w:insideH w:val="single" w:color="auto" w:sz="4"/>
+          <w:insideV w:val="single" w:color="auto" w:sz="4"/>
+        </w:tblBorders>
+      </w:tblPr>
+      <w:tblGrid>
+        <w:gridCol w:w="4062"/>
+        <w:gridCol w:w="4964"/>
+      </w:tblGrid>
+      <w:tr>
+        <w:trPr>
+          <w:tblHeader/>
+        </w:trPr>
+        <w:tc>
+          <w:tcPr>
+            <w:tcW w:type="dxa" w:w="4062"/>
+            <w:tcBorders>
+              <w:top w:val="single" w:color="BFBFBF" w:sz="4"/>
+              <w:left w:val="single" w:color="BFBFBF" w:sz="4"/>
+              <w:bottom w:val="single" w:color="BFBFBF" w:sz="4"/>
+              <w:right w:val="single" w:color="BFBFBF" w:sz="4"/>
+            </w:tcBorders>
+            <w:shd w:fill="1F4E79" w:val="clear"/>
+            <w:tcMar>
+              <w:top w:type="dxa" w:w="60"/>
+              <w:left w:type="dxa" w:w="100"/>
+              <w:bottom w:type="dxa" w:w="60"/>
+              <w:right w:type="dxa" w:w="100"/>
+            </w:tcMar>
+          </w:tcPr>
+          <w:p>
+            <w:pPr>
+              <w:spacing w:after="0"/>
+            </w:pPr>
+            <w:r>
+              <w:rPr>
+                <w:rFonts w:ascii="Calibri" w:cs="Calibri" w:eastAsia="Calibri" w:hAnsi="Calibri"/>
+                <w:b/>
+                <w:bCs/>
+                <w:color w:val="FFFFFF"/>
+                <w:sz w:val="19"/>
+                <w:szCs w:val="19"/>
+              </w:rPr>
+              <w:t xml:space="preserve">Arquivo</w:t>
+            </w:r>
+          </w:p>
+        </w:tc>
+        <w:tc>
+          <w:tcPr>
+            <w:tcW w:type="dxa" w:w="4964"/>
+            <w:tcBorders>
+              <w:top w:val="single" w:color="BFBFBF" w:sz="4"/>
+              <w:left w:val="single" w:color="BFBFBF" w:sz="4"/>
+              <w:bottom w:val="single" w:color="BFBFBF" w:sz="4"/>
+              <w:right w:val="single" w:color="BFBFBF" w:sz="4"/>
+            </w:tcBorders>
+            <w:shd w:fill="1F4E79" w:val="clear"/>
+            <w:tcMar>
+              <w:top w:type="dxa" w:w="60"/>
+              <w:left w:type="dxa" w:w="100"/>
+              <w:bottom w:type="dxa" w:w="60"/>
+              <w:right w:type="dxa" w:w="100"/>
+            </w:tcMar>
+          </w:tcPr>
+          <w:p>
+            <w:pPr>
+              <w:spacing w:after="0"/>
+            </w:pPr>
+            <w:r>
+              <w:rPr>
+                <w:rFonts w:ascii="Calibri" w:cs="Calibri" w:eastAsia="Calibri" w:hAnsi="Calibri"/>
+                <w:b/>
+                <w:bCs/>
+                <w:color w:val="FFFFFF"/>
+                <w:sz w:val="19"/>
+                <w:szCs w:val="19"/>
+              </w:rPr>
+              <w:t xml:space="preserve">Variáveis</w:t>
+            </w:r>
+          </w:p>
+        </w:tc>
+      </w:tr>
+      <w:tr>
+        <w:tc>
+          <w:tcPr>
+            <w:tcW w:type="dxa" w:w="4062"/>
+            <w:tcBorders>
+              <w:top w:val="single" w:color="BFBFBF" w:sz="4"/>
+              <w:left w:val="single" w:color="BFBFBF" w:sz="4"/>
+              <w:bottom w:val="single" w:color="BFBFBF" w:sz="4"/>
+              <w:right w:val="single" w:color="BFBFBF" w:sz="4"/>
+            </w:tcBorders>
+            <w:tcMar>
+              <w:top w:type="dxa" w:w="60"/>
+              <w:left w:type="dxa" w:w="100"/>
+              <w:bottom w:type="dxa" w:w="60"/>
+              <w:right w:type="dxa" w:w="100"/>
+            </w:tcMar>
+          </w:tcPr>
+          <w:p>
+            <w:pPr>
+              <w:spacing w:after="0"/>
+            </w:pPr>
+            <w:r>
+              <w:rPr>
+                <w:rFonts w:ascii="Calibri" w:cs="Calibri" w:eastAsia="Calibri" w:hAnsi="Calibri"/>
+                <w:b w:val="false"/>
+                <w:bCs w:val="false"/>
+                <w:color w:val="000000"/>
+                <w:sz w:val="19"/>
+                <w:szCs w:val="19"/>
+              </w:rPr>
+              <w:t xml:space="preserve">ERA5.OBS.TEMP2m.RH2m.{data}{hora}.nc</w:t>
+            </w:r>
+          </w:p>
+        </w:tc>
+        <w:tc>
+          <w:tcPr>
+            <w:tcW w:type="dxa" w:w="4964"/>
+            <w:tcBorders>
+              <w:top w:val="single" w:color="BFBFBF" w:sz="4"/>
+              <w:left w:val="single" w:color="BFBFBF" w:sz="4"/>
+              <w:bottom w:val="single" w:color="BFBFBF" w:sz="4"/>
+              <w:right w:val="single" w:color="BFBFBF" w:sz="4"/>
+            </w:tcBorders>
+            <w:tcMar>
+              <w:top w:type="dxa" w:w="60"/>
+              <w:left w:type="dxa" w:w="100"/>
+              <w:bottom w:type="dxa" w:w="60"/>
+              <w:right w:type="dxa" w:w="100"/>
+            </w:tcMar>
+          </w:tcPr>
+          <w:p>
+            <w:pPr>
+              <w:spacing w:after="0"/>
+            </w:pPr>
+            <w:r>
+              <w:rPr>
+                <w:rFonts w:ascii="Calibri" w:cs="Calibri" w:eastAsia="Calibri" w:hAnsi="Calibri"/>
+                <w:b w:val="false"/>
+                <w:bCs w:val="false"/>
+                <w:color w:val="000000"/>
+                <w:sz w:val="19"/>
+                <w:szCs w:val="19"/>
+              </w:rPr>
+              <w:t xml:space="preserve">TEMP2m (K) e RH2m (%) — lido por rf_core.ler_temp_ur, mesmo formato do GFS</w:t>
+            </w:r>
+          </w:p>
+        </w:tc>
+      </w:tr>
+      <w:tr>
+        <w:tc>
+          <w:tcPr>
+            <w:tcW w:type="dxa" w:w="4062"/>
+            <w:tcBorders>
+              <w:top w:val="single" w:color="BFBFBF" w:sz="4"/>
+              <w:left w:val="single" w:color="BFBFBF" w:sz="4"/>
+              <w:bottom w:val="single" w:color="BFBFBF" w:sz="4"/>
+              <w:right w:val="single" w:color="BFBFBF" w:sz="4"/>
+            </w:tcBorders>
+            <w:tcMar>
+              <w:top w:type="dxa" w:w="60"/>
+              <w:left w:type="dxa" w:w="100"/>
+              <w:bottom w:type="dxa" w:w="60"/>
+              <w:right w:type="dxa" w:w="100"/>
+            </w:tcMar>
+          </w:tcPr>
+          <w:p>
+            <w:pPr>
+              <w:spacing w:after="0"/>
+            </w:pPr>
+            <w:r>
+              <w:rPr>
+                <w:rFonts w:ascii="Calibri" w:cs="Calibri" w:eastAsia="Calibri" w:hAnsi="Calibri"/>
+                <w:b w:val="false"/>
+                <w:bCs w:val="false"/>
+                <w:color w:val="000000"/>
+                <w:sz w:val="19"/>
+                <w:szCs w:val="19"/>
+              </w:rPr>
+              <w:t xml:space="preserve">ERA5.OBS.U10m.V10m.{data}{hora}.nc</w:t>
+            </w:r>
+          </w:p>
+        </w:tc>
+        <w:tc>
+          <w:tcPr>
+            <w:tcW w:type="dxa" w:w="4964"/>
+            <w:tcBorders>
+              <w:top w:val="single" w:color="BFBFBF" w:sz="4"/>
+              <w:left w:val="single" w:color="BFBFBF" w:sz="4"/>
+              <w:bottom w:val="single" w:color="BFBFBF" w:sz="4"/>
+              <w:right w:val="single" w:color="BFBFBF" w:sz="4"/>
+            </w:tcBorders>
+            <w:tcMar>
+              <w:top w:type="dxa" w:w="60"/>
+              <w:left w:type="dxa" w:w="100"/>
+              <w:bottom w:type="dxa" w:w="60"/>
+              <w:right w:type="dxa" w:w="100"/>
+            </w:tcMar>
+          </w:tcPr>
+          <w:p>
+            <w:pPr>
+              <w:spacing w:after="0"/>
+            </w:pPr>
+            <w:r>
+              <w:rPr>
+                <w:rFonts w:ascii="Calibri" w:cs="Calibri" w:eastAsia="Calibri" w:hAnsi="Calibri"/>
+                <w:b w:val="false"/>
+                <w:bCs w:val="false"/>
+                <w:color w:val="000000"/>
+                <w:sz w:val="19"/>
+                <w:szCs w:val="19"/>
+              </w:rPr>
+              <w:t xml:space="preserve">U10m e V10m (m/s)</w:t>
+            </w:r>
+          </w:p>
+        </w:tc>
+      </w:tr>
+    </w:tbl>
+    <w:p>
+      <w:pPr>
+        <w:spacing w:after="160" w:line="276"/>
+        <w:jc w:val="both"/>
+      </w:pPr>
+      <w:r>
+        <w:rPr>
+          <w:rFonts w:ascii="Calibri" w:cs="Calibri" w:eastAsia="Calibri" w:hAnsi="Calibri"/>
+          <w:b/>
+          <w:bCs/>
+          <w:i w:val="false"/>
+          <w:iCs w:val="false"/>
+          <w:color w:val="000000"/>
+          <w:sz w:val="22"/>
+          <w:szCs w:val="22"/>
+        </w:rPr>
+        <w:t xml:space="preserve">Pré-requisito (uma única vez): </w:t>
+      </w:r>
+      <w:r>
+        <w:rPr>
+          <w:rFonts w:ascii="Calibri" w:cs="Calibri" w:eastAsia="Calibri" w:hAnsi="Calibri"/>
+          <w:b w:val="false"/>
+          <w:bCs w:val="false"/>
+          <w:i w:val="false"/>
+          <w:iCs w:val="false"/>
+          <w:color w:val="000000"/>
+          <w:sz w:val="22"/>
+          <w:szCs w:val="22"/>
+        </w:rPr>
+        <w:t xml:space="preserve">conta gratuita no CDS (cds.climate.copernicus.eu), aceitar no site a licença do dataset "ERA5 hourly data on single levels", instalar a API (python3 -m pip install cdsapi) e criar o ~/.cdsapirc (chmod 600):</w:t>
+      </w:r>
+    </w:p>
+    <w:p>
+      <w:pPr>
+        <w:shd w:fill="F2F2F2" w:val="clear"/>
+        <w:spacing w:after="0"/>
+      </w:pPr>
+      <w:r>
+        <w:rPr>
+          <w:rFonts w:ascii="Consolas" w:cs="Consolas" w:eastAsia="Consolas" w:hAnsi="Consolas"/>
+          <w:sz w:val="19"/>
+          <w:szCs w:val="19"/>
+        </w:rPr>
+        <w:t xml:space="preserve">url: https://cds.climate.copernicus.eu/api</w:t>
+      </w:r>
+    </w:p>
+    <w:p>
+      <w:pPr>
+        <w:shd w:fill="F2F2F2" w:val="clear"/>
+        <w:spacing w:after="160"/>
+      </w:pPr>
+      <w:r>
+        <w:rPr>
+          <w:rFonts w:ascii="Consolas" w:cs="Consolas" w:eastAsia="Consolas" w:hAnsi="Consolas"/>
+          <w:sz w:val="19"/>
+          <w:szCs w:val="19"/>
+        </w:rPr>
+        <w:t xml:space="preserve">key: SEU-TOKEN-PESSOAL</w:t>
+      </w:r>
+    </w:p>
+    <w:p>
+      <w:pPr>
+        <w:spacing w:after="160" w:line="276"/>
+        <w:jc w:val="both"/>
+      </w:pPr>
+      <w:r>
+        <w:rPr>
+          <w:rFonts w:ascii="Calibri" w:cs="Calibri" w:eastAsia="Calibri" w:hAnsi="Calibri"/>
+          <w:b w:val="false"/>
+          <w:bCs w:val="false"/>
+          <w:i w:val="false"/>
+          <w:iCs w:val="false"/>
+          <w:color w:val="000000"/>
+          <w:sz w:val="22"/>
+          <w:szCs w:val="22"/>
+        </w:rPr>
+        <w:t xml:space="preserve">Modos de uso:</w:t>
+      </w:r>
+    </w:p>
+    <w:p>
+      <w:pPr>
+        <w:shd w:fill="F2F2F2" w:val="clear"/>
+        <w:spacing w:after="0"/>
+      </w:pPr>
+      <w:r>
+        <w:rPr>
+          <w:rFonts w:ascii="Consolas" w:cs="Consolas" w:eastAsia="Consolas" w:hAnsi="Consolas"/>
+          <w:sz w:val="19"/>
+          <w:szCs w:val="19"/>
+        </w:rPr>
+        <w:t xml:space="preserve">python3 prepara_era5.py --config config.yaml                 # últimos 7 dias disponíveis</w:t>
+      </w:r>
+    </w:p>
+    <w:p>
+      <w:pPr>
+        <w:shd w:fill="F2F2F2" w:val="clear"/>
+        <w:spacing w:after="0"/>
+      </w:pPr>
+      <w:r>
+        <w:rPr>
+          <w:rFonts w:ascii="Consolas" w:cs="Consolas" w:eastAsia="Consolas" w:hAnsi="Consolas"/>
+          <w:sz w:val="19"/>
+          <w:szCs w:val="19"/>
+        </w:rPr>
+        <w:t xml:space="preserve">python3 prepara_era5.py --inicio 20260601 --fim 20260731     # período explícito</w:t>
+      </w:r>
+    </w:p>
+    <w:p>
+      <w:pPr>
+        <w:shd w:fill="F2F2F2" w:val="clear"/>
+        <w:spacing w:after="0"/>
+      </w:pPr>
+      <w:r>
+        <w:rPr>
+          <w:rFonts w:ascii="Consolas" w:cs="Consolas" w:eastAsia="Consolas" w:hAnsi="Consolas"/>
+          <w:sz w:val="19"/>
+          <w:szCs w:val="19"/>
+        </w:rPr>
+        <w:t xml:space="preserve">python3 prepara_era5.py --data-final 20260730 --dias 120     # janela p/ rf_observado</w:t>
+      </w:r>
+    </w:p>
+    <w:p>
+      <w:pPr>
+        <w:shd w:fill="F2F2F2" w:val="clear"/>
+        <w:spacing w:after="160"/>
+      </w:pPr>
+      <w:r>
+        <w:rPr>
+          <w:rFonts w:ascii="Consolas" w:cs="Consolas" w:eastAsia="Consolas" w:hAnsi="Consolas"/>
+          <w:sz w:val="19"/>
+          <w:szCs w:val="19"/>
+        </w:rPr>
+        <w:t xml:space="preserve">python3 prepara_era5.py --simular                            # só o plano (sem baixar)</w:t>
+      </w:r>
+    </w:p>
+    <w:p>
+      <w:pPr>
+        <w:spacing w:after="160" w:line="276"/>
+        <w:jc w:val="both"/>
+      </w:pPr>
+      <w:r>
+        <w:rPr>
+          <w:rFonts w:ascii="Calibri" w:cs="Calibri" w:eastAsia="Calibri" w:hAnsi="Calibri"/>
+          <w:b w:val="false"/>
+          <w:bCs w:val="false"/>
+          <w:i w:val="false"/>
+          <w:iCs w:val="false"/>
+          <w:color w:val="000000"/>
+          <w:sz w:val="22"/>
+          <w:szCs w:val="22"/>
+        </w:rPr>
+        <w:t xml:space="preserve">A ERA5 tem atraso de ~5 dias (dias recentes vêm do produto preliminar ERA5T, tratado automaticamente), por isso a janela padrão termina 6 dias atrás. As requisições ao CDS são agrupadas por mês (mais eficientes na fila do Copernicus — cada uma pode esperar alguns minutos); a hora da análise é configurável (--hora, padrão 18 UTC, a mesma dos produtos do RF), dias completos são pulados e --sobrescrever regrava.</w:t>
+      </w:r>
+    </w:p>
+    <w:p>
+      <w:pPr>
+        <w:pStyle w:val="Heading2"/>
+        <w:spacing w:after="160" w:before="280"/>
+      </w:pPr>
+      <w:r>
+        <w:rPr>
+          <w:rFonts w:ascii="Calibri" w:cs="Calibri" w:eastAsia="Calibri" w:hAnsi="Calibri"/>
+          <w:b/>
+          <w:bCs/>
+          <w:color w:val="1F4E79"/>
+          <w:sz w:val="25"/>
+          <w:szCs w:val="25"/>
+        </w:rPr>
+        <w:t xml:space="preserve">6.4 Risco de Fogo observado (rf_observado.py)</w:t>
+      </w:r>
+    </w:p>
+    <w:p>
+      <w:pPr>
+        <w:spacing w:after="160" w:line="276"/>
+        <w:jc w:val="both"/>
+      </w:pPr>
+      <w:r>
+        <w:rPr>
+          <w:rFonts w:ascii="Calibri" w:cs="Calibri" w:eastAsia="Calibri" w:hAnsi="Calibri"/>
+          <w:b w:val="false"/>
+          <w:bCs w:val="false"/>
+          <w:i w:val="false"/>
+          <w:iCs w:val="false"/>
+          <w:color w:val="000000"/>
+          <w:sz w:val="22"/>
+          <w:szCs w:val="22"/>
+        </w:rPr>
+        <w:t xml:space="preserve">O rf_observado.py calcula o RF observado de dias que já passaram — últimos dias, semanas ou meses — usando apenas observações: a série completa de 120 dias do IMERG (incluindo o próprio dia analisado) e a T2m/UR2m da ERA5 na hora da análise. É a mesma formulação do modelo (rb_max 0,9 e fatores FU/FT/FLAT/FTOP), o que permite reconstituir o histórico recente e comparar com as previsões (RF.PREV.* × RF.OBS.*).</w:t>
+      </w:r>
+    </w:p>
+    <w:p>
+      <w:pPr>
+        <w:shd w:fill="F2F2F2" w:val="clear"/>
+        <w:spacing w:after="0"/>
+      </w:pPr>
+      <w:r>
+        <w:rPr>
+          <w:rFonts w:ascii="Consolas" w:cs="Consolas" w:eastAsia="Consolas" w:hAnsi="Consolas"/>
+          <w:sz w:val="19"/>
+          <w:szCs w:val="19"/>
+        </w:rPr>
+        <w:t xml:space="preserve">python3 rf_observado.py --config config.yaml --dias 7        # últimos 7 dias</w:t>
+      </w:r>
+    </w:p>
+    <w:p>
+      <w:pPr>
+        <w:shd w:fill="F2F2F2" w:val="clear"/>
+        <w:spacing w:after="0"/>
+      </w:pPr>
+      <w:r>
+        <w:rPr>
+          <w:rFonts w:ascii="Consolas" w:cs="Consolas" w:eastAsia="Consolas" w:hAnsi="Consolas"/>
+          <w:sz w:val="19"/>
+          <w:szCs w:val="19"/>
+        </w:rPr>
+        <w:t xml:space="preserve">python3 rf_observado.py --config config.yaml --semanas 2     # últimas 2 semanas</w:t>
+      </w:r>
+    </w:p>
+    <w:p>
+      <w:pPr>
+        <w:shd w:fill="F2F2F2" w:val="clear"/>
+        <w:spacing w:after="0"/>
+      </w:pPr>
+      <w:r>
+        <w:rPr>
+          <w:rFonts w:ascii="Consolas" w:cs="Consolas" w:eastAsia="Consolas" w:hAnsi="Consolas"/>
+          <w:sz w:val="19"/>
+          <w:szCs w:val="19"/>
+        </w:rPr>
+        <w:t xml:space="preserve">python3 rf_observado.py --config config.yaml --meses 3       # últimos 3 meses-calendário</w:t>
+      </w:r>
+    </w:p>
+    <w:p>
+      <w:pPr>
+        <w:shd w:fill="F2F2F2" w:val="clear"/>
+        <w:spacing w:after="0"/>
+      </w:pPr>
+      <w:r>
+        <w:rPr>
+          <w:rFonts w:ascii="Consolas" w:cs="Consolas" w:eastAsia="Consolas" w:hAnsi="Consolas"/>
+          <w:sz w:val="19"/>
+          <w:szCs w:val="19"/>
+        </w:rPr>
+        <w:t xml:space="preserve">python3 rf_observado.py --config config.yaml --de 20260601 --ate 20260731</w:t>
+      </w:r>
+    </w:p>
+    <w:p>
+      <w:pPr>
+        <w:shd w:fill="F2F2F2" w:val="clear"/>
+        <w:spacing w:after="0"/>
+      </w:pPr>
+      <w:r>
+        <w:rPr>
+          <w:rFonts w:ascii="Consolas" w:cs="Consolas" w:eastAsia="Consolas" w:hAnsi="Consolas"/>
+          <w:sz w:val="19"/>
+          <w:szCs w:val="19"/>
+        </w:rPr>
+        <w:t xml:space="preserve">python3 rf_observado.py --config config.yaml --dias 7 --simular   # confere as entradas</w:t>
+      </w:r>
+    </w:p>
+    <w:p>
+      <w:pPr>
+        <w:shd w:fill="F2F2F2" w:val="clear"/>
+        <w:spacing w:after="160"/>
+      </w:pPr>
+      <w:r>
+        <w:rPr>
+          <w:rFonts w:ascii="Consolas" w:cs="Consolas" w:eastAsia="Consolas" w:hAnsi="Consolas"/>
+          <w:sz w:val="19"/>
+          <w:szCs w:val="19"/>
+        </w:rPr>
+        <w:t xml:space="preserve">python3 rf_observado.py --config config.yaml --dias 7 --sem-vegetacao --sem-topografia</w:t>
+      </w:r>
+    </w:p>
+    <w:p>
+      <w:pPr>
+        <w:spacing w:after="160" w:line="276"/>
+        <w:jc w:val="both"/>
+      </w:pPr>
+      <w:r>
+        <w:rPr>
+          <w:rFonts w:ascii="Calibri" w:cs="Calibri" w:eastAsia="Calibri" w:hAnsi="Calibri"/>
+          <w:b w:val="false"/>
+          <w:bCs w:val="false"/>
+          <w:i w:val="false"/>
+          <w:iCs w:val="false"/>
+          <w:color w:val="000000"/>
+          <w:sz w:val="22"/>
+          <w:szCs w:val="22"/>
+        </w:rPr>
+        <w:t xml:space="preserve">O fluxo completo é: prepara_imerg.py (precipitação do período + 119 dias anteriores) → prepara_era5.py (T/UR do período) → rf_observado.py. O --simular confere as entradas e aponta o que falta; dias com entradas incompletas são pulados com aviso (e o comando de preparo sugerido), sem interromper os demais. As saídas RF.OBS.{data}{hora}.nc (e .tif) vão para data/output/2.2/RF_OBS/netcdf (produto configurável via --produto, com os sufixos automáticos _SEMVEG/_SEMTOPO da análise de sensibilidade). Demais opções como no rf_previsto.py: --hora, --rb-max, --jobs, --sem-tif, --classe-veg, --data-final (aceita 'hoje'; padrão 6 dias atrás, pelo atraso da ERA5).</w:t>
       </w:r>
     </w:p>
     <w:p>
@@ -8879,6 +9521,34 @@
     <w:p>
       <w:pPr>
         <w:shd w:fill="F2F2F2" w:val="clear"/>
+        <w:spacing w:after="0"/>
+      </w:pPr>
+      <w:r>
+        <w:rPr>
+          <w:rFonts w:ascii="Consolas" w:cs="Consolas" w:eastAsia="Consolas" w:hAnsi="Consolas"/>
+          <w:sz w:val="19"/>
+          <w:szCs w:val="19"/>
+        </w:rPr>
+        <w:t xml:space="preserve">python3 teste_prepara_imerg.py # valida o preparo do IMERG (conversão, caminhos)</w:t>
+      </w:r>
+    </w:p>
+    <w:p>
+      <w:pPr>
+        <w:shd w:fill="F2F2F2" w:val="clear"/>
+        <w:spacing w:after="0"/>
+      </w:pPr>
+      <w:r>
+        <w:rPr>
+          <w:rFonts w:ascii="Consolas" w:cs="Consolas" w:eastAsia="Consolas" w:hAnsi="Consolas"/>
+          <w:sz w:val="19"/>
+          <w:szCs w:val="19"/>
+        </w:rPr>
+        <w:t xml:space="preserve">python3 teste_prepara_era5.py  # valida o preparo da ERA5 (UR de T+Td, conversão)</w:t>
+      </w:r>
+    </w:p>
+    <w:p>
+      <w:pPr>
+        <w:shd w:fill="F2F2F2" w:val="clear"/>
         <w:spacing w:after="160"/>
       </w:pPr>
       <w:r>
@@ -8887,7 +9557,7 @@
           <w:sz w:val="19"/>
           <w:szCs w:val="19"/>
         </w:rPr>
-        <w:t xml:space="preserve">python3 teste_prepara_imerg.py # valida o preparo do IMERG (conversão, caminhos)</w:t>
+        <w:t xml:space="preserve">python3 teste_rf_observado.py  # valida o RF observado de ponta a ponta</w:t>
       </w:r>
     </w:p>
     <w:p>

--- a/docs/manual_usuario.docx
+++ b/docs/manual_usuario.docx
@@ -1016,7 +1016,7 @@
           <w:sz w:val="22"/>
           <w:szCs w:val="22"/>
         </w:rPr>
-        <w:t xml:space="preserve">Todos os caminhos partem de /home/queimadas/INPE_FireRiskModel e estão definidos como constantes no topo de cada script (seção "Configurações"). Para rodar em outra máquina, basta editar a constante BASE.</w:t>
+        <w:t xml:space="preserve">Todos os caminhos partem do diretório base. O padrão embutido (em rf_config.py) é /p/projetos/grpeta/Team/jorge.gomes/risco-fogo-python; a precedência é --base (CLI) &gt; base do --config &gt; variável de ambiente RF_BASE &gt; padrão embutido. Exceção: os dois scripts legados (rf_previsto_1_5dias.py e rf_previsto_1_2_semanas.py) mantêm a constante BASE = /home/queimadas/INPE_FireRiskModel da produção, editável no topo de cada um.</w:t>
       </w:r>
     </w:p>
     <w:p>
@@ -3278,7 +3278,7 @@
                 <w:sz w:val="19"/>
                 <w:szCs w:val="19"/>
               </w:rPr>
-              <w:t xml:space="preserve">Diretório base do modelo (permite rodar fora da produção)</w:t>
+              <w:t xml:space="preserve">Diretório base do modelo (precedência: --base &gt; base do --config &gt; variável RF_BASE &gt; padrão embutido; produção: /home/queimadas/INPE_FireRiskModel)</w:t>
             </w:r>
           </w:p>
         </w:tc>
@@ -3311,7 +3311,7 @@
                 <w:sz w:val="19"/>
                 <w:szCs w:val="19"/>
               </w:rPr>
-              <w:t xml:space="preserve">/home/queimadas/INPE_FireRiskModel</w:t>
+              <w:t xml:space="preserve">/p/projetos/grpeta/Team/jorge.gomes/risco-fogo-python</w:t>
             </w:r>
           </w:p>
         </w:tc>

--- a/docs/manual_usuario.docx
+++ b/docs/manual_usuario.docx
@@ -46,7 +46,7 @@
           <w:sz w:val="22"/>
           <w:szCs w:val="22"/>
         </w:rPr>
-        <w:t xml:space="preserve">Versão 1.9 · 5 de agosto de 2026</w:t>
+        <w:t xml:space="preserve">Versão 2.0 · 5 de agosto de 2026</w:t>
       </w:r>
     </w:p>
     <w:p>
@@ -281,7 +281,38 @@
           <w:sz w:val="22"/>
           <w:szCs w:val="22"/>
         </w:rPr>
-        <w:t xml:space="preserve"> — RF observado dos últimos dias, semanas ou meses, com IMERG + ERA5 (seção 6.4).</w:t>
+        <w:t xml:space="preserve"> — RF observado dos últimos dias, semanas ou meses, com IMERG + ERA5, incluindo médias do período e mensais (seção 6.4).</w:t>
+      </w:r>
+    </w:p>
+    <w:p>
+      <w:pPr>
+        <w:pStyle w:val="ListParagraph"/>
+        <w:numPr>
+          <w:ilvl w:val="0"/>
+          <w:numId w:val="2"/>
+        </w:numPr>
+        <w:spacing w:after="100" w:line="276"/>
+        <w:jc w:val="both"/>
+      </w:pPr>
+      <w:r>
+        <w:rPr>
+          <w:rFonts w:ascii="Calibri" w:cs="Calibri" w:eastAsia="Calibri" w:hAnsi="Calibri"/>
+          <w:b/>
+          <w:bCs/>
+          <w:sz w:val="22"/>
+          <w:szCs w:val="22"/>
+        </w:rPr>
+        <w:t xml:space="preserve">rf_figura.py</w:t>
+      </w:r>
+      <w:r>
+        <w:rPr>
+          <w:rFonts w:ascii="Calibri" w:cs="Calibri" w:eastAsia="Calibri" w:hAnsi="Calibri"/>
+          <w:b w:val="false"/>
+          <w:bCs w:val="false"/>
+          <w:sz w:val="22"/>
+          <w:szCs w:val="22"/>
+        </w:rPr>
+        <w:t xml:space="preserve"> — figuras PNG dos campos de RF na paleta oficial da operação (seção 6.5).</w:t>
       </w:r>
     </w:p>
     <w:p>
@@ -1234,6 +1265,34 @@
           <w:sz w:val="19"/>
           <w:szCs w:val="19"/>
         </w:rPr>
+        <w:t xml:space="preserve">rf_figura.py</w:t>
+      </w:r>
+    </w:p>
+    <w:p>
+      <w:pPr>
+        <w:shd w:fill="F2F2F2" w:val="clear"/>
+        <w:spacing w:after="0"/>
+      </w:pPr>
+      <w:r>
+        <w:rPr>
+          <w:rFonts w:ascii="Consolas" w:cs="Consolas" w:eastAsia="Consolas" w:hAnsi="Consolas"/>
+          <w:sz w:val="19"/>
+          <w:szCs w:val="19"/>
+        </w:rPr>
+        <w:t xml:space="preserve">config_besm.yaml</w:t>
+      </w:r>
+    </w:p>
+    <w:p>
+      <w:pPr>
+        <w:shd w:fill="F2F2F2" w:val="clear"/>
+        <w:spacing w:after="0"/>
+      </w:pPr>
+      <w:r>
+        <w:rPr>
+          <w:rFonts w:ascii="Consolas" w:cs="Consolas" w:eastAsia="Consolas" w:hAnsi="Consolas"/>
+          <w:sz w:val="19"/>
+          <w:szCs w:val="19"/>
+        </w:rPr>
         <w:t xml:space="preserve">teste_rf.py</w:t>
       </w:r>
     </w:p>
@@ -3952,6 +4011,208 @@
                 <w:sz w:val="19"/>
                 <w:szCs w:val="19"/>
               </w:rPr>
+              <w:t xml:space="preserve">--media-mensal / --media / --maximo</w:t>
+            </w:r>
+          </w:p>
+        </w:tc>
+        <w:tc>
+          <w:tcPr>
+            <w:tcW w:type="dxa" w:w="4694"/>
+            <w:tcBorders>
+              <w:top w:val="single" w:color="BFBFBF" w:sz="4"/>
+              <w:left w:val="single" w:color="BFBFBF" w:sz="4"/>
+              <w:bottom w:val="single" w:color="BFBFBF" w:sz="4"/>
+              <w:right w:val="single" w:color="BFBFBF" w:sz="4"/>
+            </w:tcBorders>
+            <w:tcMar>
+              <w:top w:type="dxa" w:w="60"/>
+              <w:left w:type="dxa" w:w="100"/>
+              <w:bottom w:type="dxa" w:w="60"/>
+              <w:right w:type="dxa" w:w="100"/>
+            </w:tcMar>
+          </w:tcPr>
+          <w:p>
+            <w:pPr>
+              <w:spacing w:after="0"/>
+            </w:pPr>
+            <w:r>
+              <w:rPr>
+                <w:rFonts w:ascii="Calibri" w:cs="Calibri" w:eastAsia="Calibri" w:hAnsi="Calibri"/>
+                <w:b w:val="false"/>
+                <w:bCs w:val="false"/>
+                <w:color w:val="000000"/>
+                <w:sz w:val="19"/>
+                <w:szCs w:val="19"/>
+              </w:rPr>
+              <w:t xml:space="preserve">Agregações da rodada: média por mês-calendário, média de toda a rodada, ou máximo (seção 5.7)</w:t>
+            </w:r>
+          </w:p>
+        </w:tc>
+        <w:tc>
+          <w:tcPr>
+            <w:tcW w:type="dxa" w:w="2166"/>
+            <w:tcBorders>
+              <w:top w:val="single" w:color="BFBFBF" w:sz="4"/>
+              <w:left w:val="single" w:color="BFBFBF" w:sz="4"/>
+              <w:bottom w:val="single" w:color="BFBFBF" w:sz="4"/>
+              <w:right w:val="single" w:color="BFBFBF" w:sz="4"/>
+            </w:tcBorders>
+            <w:tcMar>
+              <w:top w:type="dxa" w:w="60"/>
+              <w:left w:type="dxa" w:w="100"/>
+              <w:bottom w:type="dxa" w:w="60"/>
+              <w:right w:type="dxa" w:w="100"/>
+            </w:tcMar>
+          </w:tcPr>
+          <w:p>
+            <w:pPr>
+              <w:spacing w:after="0"/>
+            </w:pPr>
+            <w:r>
+              <w:rPr>
+                <w:rFonts w:ascii="Calibri" w:cs="Calibri" w:eastAsia="Calibri" w:hAnsi="Calibri"/>
+                <w:b w:val="false"/>
+                <w:bCs w:val="false"/>
+                <w:color w:val="000000"/>
+                <w:sz w:val="19"/>
+                <w:szCs w:val="19"/>
+              </w:rPr>
+              <w:t xml:space="preserve">desativado</w:t>
+            </w:r>
+          </w:p>
+        </w:tc>
+      </w:tr>
+      <w:tr>
+        <w:tc>
+          <w:tcPr>
+            <w:tcW w:type="dxa" w:w="2166"/>
+            <w:tcBorders>
+              <w:top w:val="single" w:color="BFBFBF" w:sz="4"/>
+              <w:left w:val="single" w:color="BFBFBF" w:sz="4"/>
+              <w:bottom w:val="single" w:color="BFBFBF" w:sz="4"/>
+              <w:right w:val="single" w:color="BFBFBF" w:sz="4"/>
+            </w:tcBorders>
+            <w:tcMar>
+              <w:top w:type="dxa" w:w="60"/>
+              <w:left w:type="dxa" w:w="100"/>
+              <w:bottom w:type="dxa" w:w="60"/>
+              <w:right w:type="dxa" w:w="100"/>
+            </w:tcMar>
+          </w:tcPr>
+          <w:p>
+            <w:pPr>
+              <w:spacing w:after="0"/>
+            </w:pPr>
+            <w:r>
+              <w:rPr>
+                <w:rFonts w:ascii="Calibri" w:cs="Calibri" w:eastAsia="Calibri" w:hAnsi="Calibri"/>
+                <w:b w:val="false"/>
+                <w:bCs w:val="false"/>
+                <w:color w:val="000000"/>
+                <w:sz w:val="19"/>
+                <w:szCs w:val="19"/>
+              </w:rPr>
+              <w:t xml:space="preserve">--so-agrega</w:t>
+            </w:r>
+          </w:p>
+        </w:tc>
+        <w:tc>
+          <w:tcPr>
+            <w:tcW w:type="dxa" w:w="4694"/>
+            <w:tcBorders>
+              <w:top w:val="single" w:color="BFBFBF" w:sz="4"/>
+              <w:left w:val="single" w:color="BFBFBF" w:sz="4"/>
+              <w:bottom w:val="single" w:color="BFBFBF" w:sz="4"/>
+              <w:right w:val="single" w:color="BFBFBF" w:sz="4"/>
+            </w:tcBorders>
+            <w:tcMar>
+              <w:top w:type="dxa" w:w="60"/>
+              <w:left w:type="dxa" w:w="100"/>
+              <w:bottom w:type="dxa" w:w="60"/>
+              <w:right w:type="dxa" w:w="100"/>
+            </w:tcMar>
+          </w:tcPr>
+          <w:p>
+            <w:pPr>
+              <w:spacing w:after="0"/>
+            </w:pPr>
+            <w:r>
+              <w:rPr>
+                <w:rFonts w:ascii="Calibri" w:cs="Calibri" w:eastAsia="Calibri" w:hAnsi="Calibri"/>
+                <w:b w:val="false"/>
+                <w:bCs w:val="false"/>
+                <w:color w:val="000000"/>
+                <w:sz w:val="19"/>
+                <w:szCs w:val="19"/>
+              </w:rPr>
+              <w:t xml:space="preserve">Só agrega os arquivos já existentes (não recalcula)</w:t>
+            </w:r>
+          </w:p>
+        </w:tc>
+        <w:tc>
+          <w:tcPr>
+            <w:tcW w:type="dxa" w:w="2166"/>
+            <w:tcBorders>
+              <w:top w:val="single" w:color="BFBFBF" w:sz="4"/>
+              <w:left w:val="single" w:color="BFBFBF" w:sz="4"/>
+              <w:bottom w:val="single" w:color="BFBFBF" w:sz="4"/>
+              <w:right w:val="single" w:color="BFBFBF" w:sz="4"/>
+            </w:tcBorders>
+            <w:tcMar>
+              <w:top w:type="dxa" w:w="60"/>
+              <w:left w:type="dxa" w:w="100"/>
+              <w:bottom w:type="dxa" w:w="60"/>
+              <w:right w:type="dxa" w:w="100"/>
+            </w:tcMar>
+          </w:tcPr>
+          <w:p>
+            <w:pPr>
+              <w:spacing w:after="0"/>
+            </w:pPr>
+            <w:r>
+              <w:rPr>
+                <w:rFonts w:ascii="Calibri" w:cs="Calibri" w:eastAsia="Calibri" w:hAnsi="Calibri"/>
+                <w:b w:val="false"/>
+                <w:bCs w:val="false"/>
+                <w:color w:val="000000"/>
+                <w:sz w:val="19"/>
+                <w:szCs w:val="19"/>
+              </w:rPr>
+              <w:t xml:space="preserve">desativado</w:t>
+            </w:r>
+          </w:p>
+        </w:tc>
+      </w:tr>
+      <w:tr>
+        <w:tc>
+          <w:tcPr>
+            <w:tcW w:type="dxa" w:w="2166"/>
+            <w:tcBorders>
+              <w:top w:val="single" w:color="BFBFBF" w:sz="4"/>
+              <w:left w:val="single" w:color="BFBFBF" w:sz="4"/>
+              <w:bottom w:val="single" w:color="BFBFBF" w:sz="4"/>
+              <w:right w:val="single" w:color="BFBFBF" w:sz="4"/>
+            </w:tcBorders>
+            <w:tcMar>
+              <w:top w:type="dxa" w:w="60"/>
+              <w:left w:type="dxa" w:w="100"/>
+              <w:bottom w:type="dxa" w:w="60"/>
+              <w:right w:type="dxa" w:w="100"/>
+            </w:tcMar>
+          </w:tcPr>
+          <w:p>
+            <w:pPr>
+              <w:spacing w:after="0"/>
+            </w:pPr>
+            <w:r>
+              <w:rPr>
+                <w:rFonts w:ascii="Calibri" w:cs="Calibri" w:eastAsia="Calibri" w:hAnsi="Calibri"/>
+                <w:b w:val="false"/>
+                <w:bCs w:val="false"/>
+                <w:color w:val="000000"/>
+                <w:sz w:val="19"/>
+                <w:szCs w:val="19"/>
+              </w:rPr>
               <w:t xml:space="preserve">--data-final / --jobs N</w:t>
             </w:r>
           </w:p>
@@ -5729,6 +5990,675 @@
     </w:p>
     <w:p>
       <w:pPr>
+        <w:pStyle w:val="Heading2"/>
+        <w:spacing w:after="160" w:before="280"/>
+      </w:pPr>
+      <w:r>
+        <w:rPr>
+          <w:rFonts w:ascii="Calibri" w:cs="Calibri" w:eastAsia="Calibri" w:hAnsi="Calibri"/>
+          <w:b/>
+          <w:bCs/>
+          <w:color w:val="1F4E79"/>
+          <w:sz w:val="25"/>
+          <w:szCs w:val="25"/>
+        </w:rPr>
+        <w:t xml:space="preserve">5.7 Risco médio: agregações da rodada (--media-mensal / --media)</w:t>
+      </w:r>
+    </w:p>
+    <w:p>
+      <w:pPr>
+        <w:spacing w:after="160" w:line="276"/>
+        <w:jc w:val="both"/>
+      </w:pPr>
+      <w:r>
+        <w:rPr>
+          <w:rFonts w:ascii="Calibri" w:cs="Calibri" w:eastAsia="Calibri" w:hAnsi="Calibri"/>
+          <w:b w:val="false"/>
+          <w:bCs w:val="false"/>
+          <w:i w:val="false"/>
+          <w:iCs w:val="false"/>
+          <w:color w:val="000000"/>
+          <w:sz w:val="22"/>
+          <w:szCs w:val="22"/>
+        </w:rPr>
+        <w:t xml:space="preserve">Cada horizonte gera o seu RF.PREV.{data}{hora}.nc. Para obter o risco médio — típico das rodadas sazonais (Eta/BESM), em que interessa o mês e não o dia — o rf_previsto.py agrega os campos ao final:</w:t>
+      </w:r>
+    </w:p>
+    <w:tbl>
+      <w:tblPr>
+        <w:tblW w:type="dxa" w:w="9026"/>
+        <w:tblBorders>
+          <w:top w:val="single" w:color="auto" w:sz="4"/>
+          <w:left w:val="single" w:color="auto" w:sz="4"/>
+          <w:bottom w:val="single" w:color="auto" w:sz="4"/>
+          <w:right w:val="single" w:color="auto" w:sz="4"/>
+          <w:insideH w:val="single" w:color="auto" w:sz="4"/>
+          <w:insideV w:val="single" w:color="auto" w:sz="4"/>
+        </w:tblBorders>
+      </w:tblPr>
+      <w:tblGrid>
+        <w:gridCol w:w="2527"/>
+        <w:gridCol w:w="6499"/>
+      </w:tblGrid>
+      <w:tr>
+        <w:trPr>
+          <w:tblHeader/>
+        </w:trPr>
+        <w:tc>
+          <w:tcPr>
+            <w:tcW w:type="dxa" w:w="2527"/>
+            <w:tcBorders>
+              <w:top w:val="single" w:color="BFBFBF" w:sz="4"/>
+              <w:left w:val="single" w:color="BFBFBF" w:sz="4"/>
+              <w:bottom w:val="single" w:color="BFBFBF" w:sz="4"/>
+              <w:right w:val="single" w:color="BFBFBF" w:sz="4"/>
+            </w:tcBorders>
+            <w:shd w:fill="1F4E79" w:val="clear"/>
+            <w:tcMar>
+              <w:top w:type="dxa" w:w="60"/>
+              <w:left w:type="dxa" w:w="100"/>
+              <w:bottom w:type="dxa" w:w="60"/>
+              <w:right w:type="dxa" w:w="100"/>
+            </w:tcMar>
+          </w:tcPr>
+          <w:p>
+            <w:pPr>
+              <w:spacing w:after="0"/>
+            </w:pPr>
+            <w:r>
+              <w:rPr>
+                <w:rFonts w:ascii="Calibri" w:cs="Calibri" w:eastAsia="Calibri" w:hAnsi="Calibri"/>
+                <w:b/>
+                <w:bCs/>
+                <w:color w:val="FFFFFF"/>
+                <w:sz w:val="19"/>
+                <w:szCs w:val="19"/>
+              </w:rPr>
+              <w:t xml:space="preserve">Opção</w:t>
+            </w:r>
+          </w:p>
+        </w:tc>
+        <w:tc>
+          <w:tcPr>
+            <w:tcW w:type="dxa" w:w="6499"/>
+            <w:tcBorders>
+              <w:top w:val="single" w:color="BFBFBF" w:sz="4"/>
+              <w:left w:val="single" w:color="BFBFBF" w:sz="4"/>
+              <w:bottom w:val="single" w:color="BFBFBF" w:sz="4"/>
+              <w:right w:val="single" w:color="BFBFBF" w:sz="4"/>
+            </w:tcBorders>
+            <w:shd w:fill="1F4E79" w:val="clear"/>
+            <w:tcMar>
+              <w:top w:type="dxa" w:w="60"/>
+              <w:left w:type="dxa" w:w="100"/>
+              <w:bottom w:type="dxa" w:w="60"/>
+              <w:right w:type="dxa" w:w="100"/>
+            </w:tcMar>
+          </w:tcPr>
+          <w:p>
+            <w:pPr>
+              <w:spacing w:after="0"/>
+            </w:pPr>
+            <w:r>
+              <w:rPr>
+                <w:rFonts w:ascii="Calibri" w:cs="Calibri" w:eastAsia="Calibri" w:hAnsi="Calibri"/>
+                <w:b/>
+                <w:bCs/>
+                <w:color w:val="FFFFFF"/>
+                <w:sz w:val="19"/>
+                <w:szCs w:val="19"/>
+              </w:rPr>
+              <w:t xml:space="preserve">Saída</w:t>
+            </w:r>
+          </w:p>
+        </w:tc>
+      </w:tr>
+      <w:tr>
+        <w:tc>
+          <w:tcPr>
+            <w:tcW w:type="dxa" w:w="2527"/>
+            <w:tcBorders>
+              <w:top w:val="single" w:color="BFBFBF" w:sz="4"/>
+              <w:left w:val="single" w:color="BFBFBF" w:sz="4"/>
+              <w:bottom w:val="single" w:color="BFBFBF" w:sz="4"/>
+              <w:right w:val="single" w:color="BFBFBF" w:sz="4"/>
+            </w:tcBorders>
+            <w:tcMar>
+              <w:top w:type="dxa" w:w="60"/>
+              <w:left w:type="dxa" w:w="100"/>
+              <w:bottom w:type="dxa" w:w="60"/>
+              <w:right w:type="dxa" w:w="100"/>
+            </w:tcMar>
+          </w:tcPr>
+          <w:p>
+            <w:pPr>
+              <w:spacing w:after="0"/>
+            </w:pPr>
+            <w:r>
+              <w:rPr>
+                <w:rFonts w:ascii="Calibri" w:cs="Calibri" w:eastAsia="Calibri" w:hAnsi="Calibri"/>
+                <w:b w:val="false"/>
+                <w:bCs w:val="false"/>
+                <w:color w:val="000000"/>
+                <w:sz w:val="19"/>
+                <w:szCs w:val="19"/>
+              </w:rPr>
+              <w:t xml:space="preserve">--media-mensal</w:t>
+            </w:r>
+          </w:p>
+        </w:tc>
+        <w:tc>
+          <w:tcPr>
+            <w:tcW w:type="dxa" w:w="6499"/>
+            <w:tcBorders>
+              <w:top w:val="single" w:color="BFBFBF" w:sz="4"/>
+              <w:left w:val="single" w:color="BFBFBF" w:sz="4"/>
+              <w:bottom w:val="single" w:color="BFBFBF" w:sz="4"/>
+              <w:right w:val="single" w:color="BFBFBF" w:sz="4"/>
+            </w:tcBorders>
+            <w:tcMar>
+              <w:top w:type="dxa" w:w="60"/>
+              <w:left w:type="dxa" w:w="100"/>
+              <w:bottom w:type="dxa" w:w="60"/>
+              <w:right w:type="dxa" w:w="100"/>
+            </w:tcMar>
+          </w:tcPr>
+          <w:p>
+            <w:pPr>
+              <w:spacing w:after="0"/>
+            </w:pPr>
+            <w:r>
+              <w:rPr>
+                <w:rFonts w:ascii="Calibri" w:cs="Calibri" w:eastAsia="Calibri" w:hAnsi="Calibri"/>
+                <w:b w:val="false"/>
+                <w:bCs w:val="false"/>
+                <w:color w:val="000000"/>
+                <w:sz w:val="19"/>
+                <w:szCs w:val="19"/>
+              </w:rPr>
+              <w:t xml:space="preserve">RF.PREV.MEDIA.AAAAMM.nc — uma média por mês-calendário coberto pelas previsões</w:t>
+            </w:r>
+          </w:p>
+        </w:tc>
+      </w:tr>
+      <w:tr>
+        <w:tc>
+          <w:tcPr>
+            <w:tcW w:type="dxa" w:w="2527"/>
+            <w:tcBorders>
+              <w:top w:val="single" w:color="BFBFBF" w:sz="4"/>
+              <w:left w:val="single" w:color="BFBFBF" w:sz="4"/>
+              <w:bottom w:val="single" w:color="BFBFBF" w:sz="4"/>
+              <w:right w:val="single" w:color="BFBFBF" w:sz="4"/>
+            </w:tcBorders>
+            <w:tcMar>
+              <w:top w:type="dxa" w:w="60"/>
+              <w:left w:type="dxa" w:w="100"/>
+              <w:bottom w:type="dxa" w:w="60"/>
+              <w:right w:type="dxa" w:w="100"/>
+            </w:tcMar>
+          </w:tcPr>
+          <w:p>
+            <w:pPr>
+              <w:spacing w:after="0"/>
+            </w:pPr>
+            <w:r>
+              <w:rPr>
+                <w:rFonts w:ascii="Calibri" w:cs="Calibri" w:eastAsia="Calibri" w:hAnsi="Calibri"/>
+                <w:b w:val="false"/>
+                <w:bCs w:val="false"/>
+                <w:color w:val="000000"/>
+                <w:sz w:val="19"/>
+                <w:szCs w:val="19"/>
+              </w:rPr>
+              <w:t xml:space="preserve">--media</w:t>
+            </w:r>
+          </w:p>
+        </w:tc>
+        <w:tc>
+          <w:tcPr>
+            <w:tcW w:type="dxa" w:w="6499"/>
+            <w:tcBorders>
+              <w:top w:val="single" w:color="BFBFBF" w:sz="4"/>
+              <w:left w:val="single" w:color="BFBFBF" w:sz="4"/>
+              <w:bottom w:val="single" w:color="BFBFBF" w:sz="4"/>
+              <w:right w:val="single" w:color="BFBFBF" w:sz="4"/>
+            </w:tcBorders>
+            <w:tcMar>
+              <w:top w:type="dxa" w:w="60"/>
+              <w:left w:type="dxa" w:w="100"/>
+              <w:bottom w:type="dxa" w:w="60"/>
+              <w:right w:type="dxa" w:w="100"/>
+            </w:tcMar>
+          </w:tcPr>
+          <w:p>
+            <w:pPr>
+              <w:spacing w:after="0"/>
+            </w:pPr>
+            <w:r>
+              <w:rPr>
+                <w:rFonts w:ascii="Calibri" w:cs="Calibri" w:eastAsia="Calibri" w:hAnsi="Calibri"/>
+                <w:b w:val="false"/>
+                <w:bCs w:val="false"/>
+                <w:color w:val="000000"/>
+                <w:sz w:val="19"/>
+                <w:szCs w:val="19"/>
+              </w:rPr>
+              <w:t xml:space="preserve">RF.PREV.MEDIA.{ini}-{fim}.nc — média de toda a rodada</w:t>
+            </w:r>
+          </w:p>
+        </w:tc>
+      </w:tr>
+      <w:tr>
+        <w:tc>
+          <w:tcPr>
+            <w:tcW w:type="dxa" w:w="2527"/>
+            <w:tcBorders>
+              <w:top w:val="single" w:color="BFBFBF" w:sz="4"/>
+              <w:left w:val="single" w:color="BFBFBF" w:sz="4"/>
+              <w:bottom w:val="single" w:color="BFBFBF" w:sz="4"/>
+              <w:right w:val="single" w:color="BFBFBF" w:sz="4"/>
+            </w:tcBorders>
+            <w:tcMar>
+              <w:top w:type="dxa" w:w="60"/>
+              <w:left w:type="dxa" w:w="100"/>
+              <w:bottom w:type="dxa" w:w="60"/>
+              <w:right w:type="dxa" w:w="100"/>
+            </w:tcMar>
+          </w:tcPr>
+          <w:p>
+            <w:pPr>
+              <w:spacing w:after="0"/>
+            </w:pPr>
+            <w:r>
+              <w:rPr>
+                <w:rFonts w:ascii="Calibri" w:cs="Calibri" w:eastAsia="Calibri" w:hAnsi="Calibri"/>
+                <w:b w:val="false"/>
+                <w:bCs w:val="false"/>
+                <w:color w:val="000000"/>
+                <w:sz w:val="19"/>
+                <w:szCs w:val="19"/>
+              </w:rPr>
+              <w:t xml:space="preserve">--maximo</w:t>
+            </w:r>
+          </w:p>
+        </w:tc>
+        <w:tc>
+          <w:tcPr>
+            <w:tcW w:type="dxa" w:w="6499"/>
+            <w:tcBorders>
+              <w:top w:val="single" w:color="BFBFBF" w:sz="4"/>
+              <w:left w:val="single" w:color="BFBFBF" w:sz="4"/>
+              <w:bottom w:val="single" w:color="BFBFBF" w:sz="4"/>
+              <w:right w:val="single" w:color="BFBFBF" w:sz="4"/>
+            </w:tcBorders>
+            <w:tcMar>
+              <w:top w:type="dxa" w:w="60"/>
+              <w:left w:type="dxa" w:w="100"/>
+              <w:bottom w:type="dxa" w:w="60"/>
+              <w:right w:type="dxa" w:w="100"/>
+            </w:tcMar>
+          </w:tcPr>
+          <w:p>
+            <w:pPr>
+              <w:spacing w:after="0"/>
+            </w:pPr>
+            <w:r>
+              <w:rPr>
+                <w:rFonts w:ascii="Calibri" w:cs="Calibri" w:eastAsia="Calibri" w:hAnsi="Calibri"/>
+                <w:b w:val="false"/>
+                <w:bCs w:val="false"/>
+                <w:color w:val="000000"/>
+                <w:sz w:val="19"/>
+                <w:szCs w:val="19"/>
+              </w:rPr>
+              <w:t xml:space="preserve">usa o máximo em vez da média (RF.PREV.MAXIMO.*)</w:t>
+            </w:r>
+          </w:p>
+        </w:tc>
+      </w:tr>
+      <w:tr>
+        <w:tc>
+          <w:tcPr>
+            <w:tcW w:type="dxa" w:w="2527"/>
+            <w:tcBorders>
+              <w:top w:val="single" w:color="BFBFBF" w:sz="4"/>
+              <w:left w:val="single" w:color="BFBFBF" w:sz="4"/>
+              <w:bottom w:val="single" w:color="BFBFBF" w:sz="4"/>
+              <w:right w:val="single" w:color="BFBFBF" w:sz="4"/>
+            </w:tcBorders>
+            <w:tcMar>
+              <w:top w:type="dxa" w:w="60"/>
+              <w:left w:type="dxa" w:w="100"/>
+              <w:bottom w:type="dxa" w:w="60"/>
+              <w:right w:type="dxa" w:w="100"/>
+            </w:tcMar>
+          </w:tcPr>
+          <w:p>
+            <w:pPr>
+              <w:spacing w:after="0"/>
+            </w:pPr>
+            <w:r>
+              <w:rPr>
+                <w:rFonts w:ascii="Calibri" w:cs="Calibri" w:eastAsia="Calibri" w:hAnsi="Calibri"/>
+                <w:b w:val="false"/>
+                <w:bCs w:val="false"/>
+                <w:color w:val="000000"/>
+                <w:sz w:val="19"/>
+                <w:szCs w:val="19"/>
+              </w:rPr>
+              <w:t xml:space="preserve">--so-agrega</w:t>
+            </w:r>
+          </w:p>
+        </w:tc>
+        <w:tc>
+          <w:tcPr>
+            <w:tcW w:type="dxa" w:w="6499"/>
+            <w:tcBorders>
+              <w:top w:val="single" w:color="BFBFBF" w:sz="4"/>
+              <w:left w:val="single" w:color="BFBFBF" w:sz="4"/>
+              <w:bottom w:val="single" w:color="BFBFBF" w:sz="4"/>
+              <w:right w:val="single" w:color="BFBFBF" w:sz="4"/>
+            </w:tcBorders>
+            <w:tcMar>
+              <w:top w:type="dxa" w:w="60"/>
+              <w:left w:type="dxa" w:w="100"/>
+              <w:bottom w:type="dxa" w:w="60"/>
+              <w:right w:type="dxa" w:w="100"/>
+            </w:tcMar>
+          </w:tcPr>
+          <w:p>
+            <w:pPr>
+              <w:spacing w:after="0"/>
+            </w:pPr>
+            <w:r>
+              <w:rPr>
+                <w:rFonts w:ascii="Calibri" w:cs="Calibri" w:eastAsia="Calibri" w:hAnsi="Calibri"/>
+                <w:b w:val="false"/>
+                <w:bCs w:val="false"/>
+                <w:color w:val="000000"/>
+                <w:sz w:val="19"/>
+                <w:szCs w:val="19"/>
+              </w:rPr>
+              <w:t xml:space="preserve">não recalcula nada: agrega os arquivos já existentes da rodada</w:t>
+            </w:r>
+          </w:p>
+        </w:tc>
+      </w:tr>
+    </w:tbl>
+    <w:p>
+      <w:pPr>
+        <w:spacing w:after="160" w:line="276"/>
+        <w:jc w:val="both"/>
+      </w:pPr>
+      <w:r>
+        <w:rPr>
+          <w:rFonts w:ascii="Calibri" w:cs="Calibri" w:eastAsia="Calibri" w:hAnsi="Calibri"/>
+          <w:b w:val="false"/>
+          <w:bCs w:val="false"/>
+          <w:i w:val="false"/>
+          <w:iCs w:val="false"/>
+          <w:color w:val="000000"/>
+          <w:sz w:val="22"/>
+          <w:szCs w:val="22"/>
+        </w:rPr>
+        <w:t xml:space="preserve">Os campos são agrupados pela data válida de cada previsão, e as médias ignoram valores ausentes ponto a ponto (o número de campos usados vai no atributo global dias_agregados). As mesmas chaves existem no YAML (media_mensal, media, maximo).</w:t>
+      </w:r>
+    </w:p>
+    <w:p>
+      <w:pPr>
+        <w:spacing w:after="160" w:line="276"/>
+        <w:jc w:val="both"/>
+      </w:pPr>
+      <w:r>
+        <w:rPr>
+          <w:rFonts w:ascii="Calibri" w:cs="Calibri" w:eastAsia="Calibri" w:hAnsi="Calibri"/>
+          <w:b/>
+          <w:bCs/>
+          <w:i w:val="false"/>
+          <w:iCs w:val="false"/>
+          <w:color w:val="000000"/>
+          <w:sz w:val="22"/>
+          <w:szCs w:val="22"/>
+        </w:rPr>
+        <w:t xml:space="preserve">Rodada sazonal do BESM (1 a 13 meses). </w:t>
+      </w:r>
+      <w:r>
+        <w:rPr>
+          <w:rFonts w:ascii="Calibri" w:cs="Calibri" w:eastAsia="Calibri" w:hAnsi="Calibri"/>
+          <w:b w:val="false"/>
+          <w:bCs w:val="false"/>
+          <w:i w:val="false"/>
+          <w:iCs w:val="false"/>
+          <w:color w:val="000000"/>
+          <w:sz w:val="22"/>
+          <w:szCs w:val="22"/>
+        </w:rPr>
+        <w:t xml:space="preserve">O BESM traz previsão diária por ~13 meses (396 dias), então há duas formas de produzir "um valor por mês":</w:t>
+      </w:r>
+    </w:p>
+    <w:p>
+      <w:pPr>
+        <w:shd w:fill="F2F2F2" w:val="clear"/>
+        <w:spacing w:after="0"/>
+      </w:pPr>
+      <w:r>
+        <w:rPr>
+          <w:rFonts w:ascii="Consolas" w:cs="Consolas" w:eastAsia="Consolas" w:hAnsi="Consolas"/>
+          <w:sz w:val="19"/>
+          <w:szCs w:val="19"/>
+        </w:rPr>
+        <w:t xml:space="preserve"># (a) Instantaneo: 13 mapas, um no mesmo dia de cada mes - rapido (13 calculos)</w:t>
+      </w:r>
+    </w:p>
+    <w:p>
+      <w:pPr>
+        <w:shd w:fill="F2F2F2" w:val="clear"/>
+        <w:spacing w:after="0"/>
+      </w:pPr>
+      <w:r>
+        <w:rPr>
+          <w:rFonts w:ascii="Consolas" w:cs="Consolas" w:eastAsia="Consolas" w:hAnsi="Consolas"/>
+          <w:sz w:val="19"/>
+          <w:szCs w:val="19"/>
+        </w:rPr>
+        <w:t xml:space="preserve">python3 rf_previsto.py --fonte besm --de 1m --ate 13m --passo 1m \</w:t>
+      </w:r>
+    </w:p>
+    <w:p>
+      <w:pPr>
+        <w:shd w:fill="F2F2F2" w:val="clear"/>
+        <w:spacing w:after="0"/>
+      </w:pPr>
+      <w:r>
+        <w:rPr>
+          <w:rFonts w:ascii="Consolas" w:cs="Consolas" w:eastAsia="Consolas" w:hAnsi="Consolas"/>
+          <w:sz w:val="19"/>
+          <w:szCs w:val="19"/>
+        </w:rPr>
+        <w:t xml:space="preserve">    --produto RF_PREV_BESM</w:t>
+      </w:r>
+    </w:p>
+    <w:p>
+      <w:pPr>
+        <w:shd w:fill="F2F2F2" w:val="clear"/>
+        <w:spacing w:after="0"/>
+      </w:pPr>
+      <w:r>
+        <w:rPr>
+          <w:rFonts w:ascii="Consolas" w:cs="Consolas" w:eastAsia="Consolas" w:hAnsi="Consolas"/>
+          <w:sz w:val="19"/>
+          <w:szCs w:val="19"/>
+        </w:rPr>
+        <w:t xml:space="preserve"> </w:t>
+      </w:r>
+    </w:p>
+    <w:p>
+      <w:pPr>
+        <w:shd w:fill="F2F2F2" w:val="clear"/>
+        <w:spacing w:after="0"/>
+      </w:pPr>
+      <w:r>
+        <w:rPr>
+          <w:rFonts w:ascii="Consolas" w:cs="Consolas" w:eastAsia="Consolas" w:hAnsi="Consolas"/>
+          <w:sz w:val="19"/>
+          <w:szCs w:val="19"/>
+        </w:rPr>
+        <w:t xml:space="preserve"># (b) Risco MEDIO de cada mes: usa todos os dias previstos (396 calculos)</w:t>
+      </w:r>
+    </w:p>
+    <w:p>
+      <w:pPr>
+        <w:shd w:fill="F2F2F2" w:val="clear"/>
+        <w:spacing w:after="0"/>
+      </w:pPr>
+      <w:r>
+        <w:rPr>
+          <w:rFonts w:ascii="Consolas" w:cs="Consolas" w:eastAsia="Consolas" w:hAnsi="Consolas"/>
+          <w:sz w:val="19"/>
+          <w:szCs w:val="19"/>
+        </w:rPr>
+        <w:t xml:space="preserve">python3 rf_previsto.py --fonte besm --de 1d --ate 396d --passo 1d \</w:t>
+      </w:r>
+    </w:p>
+    <w:p>
+      <w:pPr>
+        <w:shd w:fill="F2F2F2" w:val="clear"/>
+        <w:spacing w:after="0"/>
+      </w:pPr>
+      <w:r>
+        <w:rPr>
+          <w:rFonts w:ascii="Consolas" w:cs="Consolas" w:eastAsia="Consolas" w:hAnsi="Consolas"/>
+          <w:sz w:val="19"/>
+          <w:szCs w:val="19"/>
+        </w:rPr>
+        <w:t xml:space="preserve">    --media-mensal --media --produto RF_PREV_BESM --jobs 8 --sem-tif</w:t>
+      </w:r>
+    </w:p>
+    <w:p>
+      <w:pPr>
+        <w:shd w:fill="F2F2F2" w:val="clear"/>
+        <w:spacing w:after="0"/>
+      </w:pPr>
+      <w:r>
+        <w:rPr>
+          <w:rFonts w:ascii="Consolas" w:cs="Consolas" w:eastAsia="Consolas" w:hAnsi="Consolas"/>
+          <w:sz w:val="19"/>
+          <w:szCs w:val="19"/>
+        </w:rPr>
+        <w:t xml:space="preserve"> </w:t>
+      </w:r>
+    </w:p>
+    <w:p>
+      <w:pPr>
+        <w:shd w:fill="F2F2F2" w:val="clear"/>
+        <w:spacing w:after="0"/>
+      </w:pPr>
+      <w:r>
+        <w:rPr>
+          <w:rFonts w:ascii="Consolas" w:cs="Consolas" w:eastAsia="Consolas" w:hAnsi="Consolas"/>
+          <w:sz w:val="19"/>
+          <w:szCs w:val="19"/>
+        </w:rPr>
+        <w:t xml:space="preserve"># Se os diarios ja existirem, so as medias (nao recalcula nada):</w:t>
+      </w:r>
+    </w:p>
+    <w:p>
+      <w:pPr>
+        <w:shd w:fill="F2F2F2" w:val="clear"/>
+        <w:spacing w:after="0"/>
+      </w:pPr>
+      <w:r>
+        <w:rPr>
+          <w:rFonts w:ascii="Consolas" w:cs="Consolas" w:eastAsia="Consolas" w:hAnsi="Consolas"/>
+          <w:sz w:val="19"/>
+          <w:szCs w:val="19"/>
+        </w:rPr>
+        <w:t xml:space="preserve">python3 rf_previsto.py --fonte besm --de 1d --ate 396d --passo 1d \</w:t>
+      </w:r>
+    </w:p>
+    <w:p>
+      <w:pPr>
+        <w:shd w:fill="F2F2F2" w:val="clear"/>
+        <w:spacing w:after="160"/>
+      </w:pPr>
+      <w:r>
+        <w:rPr>
+          <w:rFonts w:ascii="Consolas" w:cs="Consolas" w:eastAsia="Consolas" w:hAnsi="Consolas"/>
+          <w:sz w:val="19"/>
+          <w:szCs w:val="19"/>
+        </w:rPr>
+        <w:t xml:space="preserve">    --media-mensal --so-agrega --produto RF_PREV_BESM</w:t>
+      </w:r>
+    </w:p>
+    <w:p>
+      <w:pPr>
+        <w:spacing w:after="160" w:line="276"/>
+        <w:jc w:val="both"/>
+      </w:pPr>
+      <w:r>
+        <w:rPr>
+          <w:rFonts w:ascii="Calibri" w:cs="Calibri" w:eastAsia="Calibri" w:hAnsi="Calibri"/>
+          <w:b w:val="false"/>
+          <w:bCs w:val="false"/>
+          <w:i w:val="false"/>
+          <w:iCs w:val="false"/>
+          <w:color w:val="000000"/>
+          <w:sz w:val="22"/>
+          <w:szCs w:val="22"/>
+        </w:rPr>
+        <w:t xml:space="preserve">A forma (b) é a recomendada quando o objetivo é a climatologia mensal prevista: o mapa de cada mês passa a representar todos os dias, e não um dia específico. O arquivo config_besm.yaml já traz essa configuração pronta — basta python3 rf_previsto.py --config config_besm.yaml. As figuras dos 13 mapas saem com o rf_figura.py (seção 6.5).</w:t>
+      </w:r>
+    </w:p>
+    <w:p>
+      <w:pPr>
+        <w:shd w:fill="F2F2F2" w:val="clear"/>
+        <w:spacing w:after="0"/>
+      </w:pPr>
+      <w:r>
+        <w:rPr>
+          <w:rFonts w:ascii="Consolas" w:cs="Consolas" w:eastAsia="Consolas" w:hAnsi="Consolas"/>
+          <w:sz w:val="19"/>
+          <w:szCs w:val="19"/>
+        </w:rPr>
+        <w:t xml:space="preserve">python3 rf_figura.py &lt;saida&gt;/RF.PREV.MEDIA.2026*.nc --painel --colunas 4 \</w:t>
+      </w:r>
+    </w:p>
+    <w:p>
+      <w:pPr>
+        <w:shd w:fill="F2F2F2" w:val="clear"/>
+        <w:spacing w:after="160"/>
+      </w:pPr>
+      <w:r>
+        <w:rPr>
+          <w:rFonts w:ascii="Consolas" w:cs="Consolas" w:eastAsia="Consolas" w:hAnsi="Consolas"/>
+          <w:sz w:val="19"/>
+          <w:szCs w:val="19"/>
+        </w:rPr>
+        <w:t xml:space="preserve">    --titulo "BESM - Risco de Fogo medio mensal"</w:t>
+      </w:r>
+    </w:p>
+    <w:p>
+      <w:pPr>
+        <w:spacing w:after="160" w:line="276"/>
+        <w:jc w:val="both"/>
+      </w:pPr>
+      <w:r>
+        <w:rPr>
+          <w:rFonts w:ascii="Calibri" w:cs="Calibri" w:eastAsia="Calibri" w:hAnsi="Calibri"/>
+          <w:b w:val="false"/>
+          <w:bCs w:val="false"/>
+          <w:i w:val="false"/>
+          <w:iCs w:val="false"/>
+          <w:color w:val="000000"/>
+          <w:sz w:val="22"/>
+          <w:szCs w:val="22"/>
+        </w:rPr>
+        <w:t xml:space="preserve">Atenção ao passo: ele tem a mesma unidade dos horizontes e precisa ser compatível com o intervalo — --de 6h --ate 4d18h --passo 1m não produz nada útil (o primeiro passo já ultrapassa o fim).</w:t>
+      </w:r>
+    </w:p>
+    <w:p>
+      <w:pPr>
         <w:pStyle w:val="Heading1"/>
         <w:spacing w:after="200" w:before="360"/>
       </w:pPr>
@@ -5741,7 +6671,7 @@
           <w:sz w:val="30"/>
           <w:szCs w:val="30"/>
         </w:rPr>
-        <w:t xml:space="preserve">6. Preparo dos dados de entrada e RF observado (prepara_gfs, prepara_imerg, prepara_era5, rf_observado)</w:t>
+        <w:t xml:space="preserve">6. Preparo dos dados, RF observado e figuras (prepara_gfs, prepara_imerg, prepara_era5, rf_observado, rf_figura)</w:t>
       </w:r>
     </w:p>
     <w:p>
@@ -7104,6 +8034,794 @@
           <w:szCs w:val="22"/>
         </w:rPr>
         <w:t xml:space="preserve">O fluxo completo é: prepara_imerg.py (precipitação do período + 119 dias anteriores) → prepara_era5.py (T/UR do período) → rf_observado.py. O --simular confere as entradas e aponta o que falta; dias com entradas incompletas são pulados com aviso (e o comando de preparo sugerido), sem interromper os demais. As saídas RF.OBS.{data}{hora}.nc (e .tif) vão para data/output/2.2/RF_OBS/netcdf (produto configurável via --produto, com os sufixos automáticos _SEMVEG/_SEMTOPO da análise de sensibilidade). Demais opções como no rf_previsto.py: --hora, --rb-max, --jobs, --sem-tif, --classe-veg, --data-final (aceita 'hoje'; padrão 6 dias atrás, pelo atraso da ERA5).</w:t>
+      </w:r>
+    </w:p>
+    <w:p>
+      <w:pPr>
+        <w:spacing w:after="160" w:line="276"/>
+        <w:jc w:val="both"/>
+      </w:pPr>
+      <w:r>
+        <w:rPr>
+          <w:rFonts w:ascii="Calibri" w:cs="Calibri" w:eastAsia="Calibri" w:hAnsi="Calibri"/>
+          <w:b/>
+          <w:bCs/>
+          <w:i w:val="false"/>
+          <w:iCs w:val="false"/>
+          <w:color w:val="000000"/>
+          <w:sz w:val="22"/>
+          <w:szCs w:val="22"/>
+        </w:rPr>
+        <w:t xml:space="preserve">Um arquivo por dia + agregações. </w:t>
+      </w:r>
+      <w:r>
+        <w:rPr>
+          <w:rFonts w:ascii="Calibri" w:cs="Calibri" w:eastAsia="Calibri" w:hAnsi="Calibri"/>
+          <w:b w:val="false"/>
+          <w:bCs w:val="false"/>
+          <w:i w:val="false"/>
+          <w:iCs w:val="false"/>
+          <w:color w:val="000000"/>
+          <w:sz w:val="22"/>
+          <w:szCs w:val="22"/>
+        </w:rPr>
+        <w:t xml:space="preserve">Cada dia do período gera o seu RF.OBS.{data}{hora}.nc. Para o risco médio — como nos mapas mensais do BESM — acrescente:</w:t>
+      </w:r>
+    </w:p>
+    <w:tbl>
+      <w:tblPr>
+        <w:tblW w:type="dxa" w:w="9026"/>
+        <w:tblBorders>
+          <w:top w:val="single" w:color="auto" w:sz="4"/>
+          <w:left w:val="single" w:color="auto" w:sz="4"/>
+          <w:bottom w:val="single" w:color="auto" w:sz="4"/>
+          <w:right w:val="single" w:color="auto" w:sz="4"/>
+          <w:insideH w:val="single" w:color="auto" w:sz="4"/>
+          <w:insideV w:val="single" w:color="auto" w:sz="4"/>
+        </w:tblBorders>
+      </w:tblPr>
+      <w:tblGrid>
+        <w:gridCol w:w="2527"/>
+        <w:gridCol w:w="6499"/>
+      </w:tblGrid>
+      <w:tr>
+        <w:trPr>
+          <w:tblHeader/>
+        </w:trPr>
+        <w:tc>
+          <w:tcPr>
+            <w:tcW w:type="dxa" w:w="2527"/>
+            <w:tcBorders>
+              <w:top w:val="single" w:color="BFBFBF" w:sz="4"/>
+              <w:left w:val="single" w:color="BFBFBF" w:sz="4"/>
+              <w:bottom w:val="single" w:color="BFBFBF" w:sz="4"/>
+              <w:right w:val="single" w:color="BFBFBF" w:sz="4"/>
+            </w:tcBorders>
+            <w:shd w:fill="1F4E79" w:val="clear"/>
+            <w:tcMar>
+              <w:top w:type="dxa" w:w="60"/>
+              <w:left w:type="dxa" w:w="100"/>
+              <w:bottom w:type="dxa" w:w="60"/>
+              <w:right w:type="dxa" w:w="100"/>
+            </w:tcMar>
+          </w:tcPr>
+          <w:p>
+            <w:pPr>
+              <w:spacing w:after="0"/>
+            </w:pPr>
+            <w:r>
+              <w:rPr>
+                <w:rFonts w:ascii="Calibri" w:cs="Calibri" w:eastAsia="Calibri" w:hAnsi="Calibri"/>
+                <w:b/>
+                <w:bCs/>
+                <w:color w:val="FFFFFF"/>
+                <w:sz w:val="19"/>
+                <w:szCs w:val="19"/>
+              </w:rPr>
+              <w:t xml:space="preserve">Opção</w:t>
+            </w:r>
+          </w:p>
+        </w:tc>
+        <w:tc>
+          <w:tcPr>
+            <w:tcW w:type="dxa" w:w="6499"/>
+            <w:tcBorders>
+              <w:top w:val="single" w:color="BFBFBF" w:sz="4"/>
+              <w:left w:val="single" w:color="BFBFBF" w:sz="4"/>
+              <w:bottom w:val="single" w:color="BFBFBF" w:sz="4"/>
+              <w:right w:val="single" w:color="BFBFBF" w:sz="4"/>
+            </w:tcBorders>
+            <w:shd w:fill="1F4E79" w:val="clear"/>
+            <w:tcMar>
+              <w:top w:type="dxa" w:w="60"/>
+              <w:left w:type="dxa" w:w="100"/>
+              <w:bottom w:type="dxa" w:w="60"/>
+              <w:right w:type="dxa" w:w="100"/>
+            </w:tcMar>
+          </w:tcPr>
+          <w:p>
+            <w:pPr>
+              <w:spacing w:after="0"/>
+            </w:pPr>
+            <w:r>
+              <w:rPr>
+                <w:rFonts w:ascii="Calibri" w:cs="Calibri" w:eastAsia="Calibri" w:hAnsi="Calibri"/>
+                <w:b/>
+                <w:bCs/>
+                <w:color w:val="FFFFFF"/>
+                <w:sz w:val="19"/>
+                <w:szCs w:val="19"/>
+              </w:rPr>
+              <w:t xml:space="preserve">Saída</w:t>
+            </w:r>
+          </w:p>
+        </w:tc>
+      </w:tr>
+      <w:tr>
+        <w:tc>
+          <w:tcPr>
+            <w:tcW w:type="dxa" w:w="2527"/>
+            <w:tcBorders>
+              <w:top w:val="single" w:color="BFBFBF" w:sz="4"/>
+              <w:left w:val="single" w:color="BFBFBF" w:sz="4"/>
+              <w:bottom w:val="single" w:color="BFBFBF" w:sz="4"/>
+              <w:right w:val="single" w:color="BFBFBF" w:sz="4"/>
+            </w:tcBorders>
+            <w:tcMar>
+              <w:top w:type="dxa" w:w="60"/>
+              <w:left w:type="dxa" w:w="100"/>
+              <w:bottom w:type="dxa" w:w="60"/>
+              <w:right w:type="dxa" w:w="100"/>
+            </w:tcMar>
+          </w:tcPr>
+          <w:p>
+            <w:pPr>
+              <w:spacing w:after="0"/>
+            </w:pPr>
+            <w:r>
+              <w:rPr>
+                <w:rFonts w:ascii="Calibri" w:cs="Calibri" w:eastAsia="Calibri" w:hAnsi="Calibri"/>
+                <w:b w:val="false"/>
+                <w:bCs w:val="false"/>
+                <w:color w:val="000000"/>
+                <w:sz w:val="19"/>
+                <w:szCs w:val="19"/>
+              </w:rPr>
+              <w:t xml:space="preserve">--media</w:t>
+            </w:r>
+          </w:p>
+        </w:tc>
+        <w:tc>
+          <w:tcPr>
+            <w:tcW w:type="dxa" w:w="6499"/>
+            <w:tcBorders>
+              <w:top w:val="single" w:color="BFBFBF" w:sz="4"/>
+              <w:left w:val="single" w:color="BFBFBF" w:sz="4"/>
+              <w:bottom w:val="single" w:color="BFBFBF" w:sz="4"/>
+              <w:right w:val="single" w:color="BFBFBF" w:sz="4"/>
+            </w:tcBorders>
+            <w:tcMar>
+              <w:top w:type="dxa" w:w="60"/>
+              <w:left w:type="dxa" w:w="100"/>
+              <w:bottom w:type="dxa" w:w="60"/>
+              <w:right w:type="dxa" w:w="100"/>
+            </w:tcMar>
+          </w:tcPr>
+          <w:p>
+            <w:pPr>
+              <w:spacing w:after="0"/>
+            </w:pPr>
+            <w:r>
+              <w:rPr>
+                <w:rFonts w:ascii="Calibri" w:cs="Calibri" w:eastAsia="Calibri" w:hAnsi="Calibri"/>
+                <w:b w:val="false"/>
+                <w:bCs w:val="false"/>
+                <w:color w:val="000000"/>
+                <w:sz w:val="19"/>
+                <w:szCs w:val="19"/>
+              </w:rPr>
+              <w:t xml:space="preserve">RF.OBS.MEDIA.{ini}-{fim}.nc — média de todo o período</w:t>
+            </w:r>
+          </w:p>
+        </w:tc>
+      </w:tr>
+      <w:tr>
+        <w:tc>
+          <w:tcPr>
+            <w:tcW w:type="dxa" w:w="2527"/>
+            <w:tcBorders>
+              <w:top w:val="single" w:color="BFBFBF" w:sz="4"/>
+              <w:left w:val="single" w:color="BFBFBF" w:sz="4"/>
+              <w:bottom w:val="single" w:color="BFBFBF" w:sz="4"/>
+              <w:right w:val="single" w:color="BFBFBF" w:sz="4"/>
+            </w:tcBorders>
+            <w:tcMar>
+              <w:top w:type="dxa" w:w="60"/>
+              <w:left w:type="dxa" w:w="100"/>
+              <w:bottom w:type="dxa" w:w="60"/>
+              <w:right w:type="dxa" w:w="100"/>
+            </w:tcMar>
+          </w:tcPr>
+          <w:p>
+            <w:pPr>
+              <w:spacing w:after="0"/>
+            </w:pPr>
+            <w:r>
+              <w:rPr>
+                <w:rFonts w:ascii="Calibri" w:cs="Calibri" w:eastAsia="Calibri" w:hAnsi="Calibri"/>
+                <w:b w:val="false"/>
+                <w:bCs w:val="false"/>
+                <w:color w:val="000000"/>
+                <w:sz w:val="19"/>
+                <w:szCs w:val="19"/>
+              </w:rPr>
+              <w:t xml:space="preserve">--media-mensal</w:t>
+            </w:r>
+          </w:p>
+        </w:tc>
+        <w:tc>
+          <w:tcPr>
+            <w:tcW w:type="dxa" w:w="6499"/>
+            <w:tcBorders>
+              <w:top w:val="single" w:color="BFBFBF" w:sz="4"/>
+              <w:left w:val="single" w:color="BFBFBF" w:sz="4"/>
+              <w:bottom w:val="single" w:color="BFBFBF" w:sz="4"/>
+              <w:right w:val="single" w:color="BFBFBF" w:sz="4"/>
+            </w:tcBorders>
+            <w:tcMar>
+              <w:top w:type="dxa" w:w="60"/>
+              <w:left w:type="dxa" w:w="100"/>
+              <w:bottom w:type="dxa" w:w="60"/>
+              <w:right w:type="dxa" w:w="100"/>
+            </w:tcMar>
+          </w:tcPr>
+          <w:p>
+            <w:pPr>
+              <w:spacing w:after="0"/>
+            </w:pPr>
+            <w:r>
+              <w:rPr>
+                <w:rFonts w:ascii="Calibri" w:cs="Calibri" w:eastAsia="Calibri" w:hAnsi="Calibri"/>
+                <w:b w:val="false"/>
+                <w:bCs w:val="false"/>
+                <w:color w:val="000000"/>
+                <w:sz w:val="19"/>
+                <w:szCs w:val="19"/>
+              </w:rPr>
+              <w:t xml:space="preserve">RF.OBS.MEDIA.AAAAMM.nc — uma média por mês-calendário do período</w:t>
+            </w:r>
+          </w:p>
+        </w:tc>
+      </w:tr>
+      <w:tr>
+        <w:tc>
+          <w:tcPr>
+            <w:tcW w:type="dxa" w:w="2527"/>
+            <w:tcBorders>
+              <w:top w:val="single" w:color="BFBFBF" w:sz="4"/>
+              <w:left w:val="single" w:color="BFBFBF" w:sz="4"/>
+              <w:bottom w:val="single" w:color="BFBFBF" w:sz="4"/>
+              <w:right w:val="single" w:color="BFBFBF" w:sz="4"/>
+            </w:tcBorders>
+            <w:tcMar>
+              <w:top w:type="dxa" w:w="60"/>
+              <w:left w:type="dxa" w:w="100"/>
+              <w:bottom w:type="dxa" w:w="60"/>
+              <w:right w:type="dxa" w:w="100"/>
+            </w:tcMar>
+          </w:tcPr>
+          <w:p>
+            <w:pPr>
+              <w:spacing w:after="0"/>
+            </w:pPr>
+            <w:r>
+              <w:rPr>
+                <w:rFonts w:ascii="Calibri" w:cs="Calibri" w:eastAsia="Calibri" w:hAnsi="Calibri"/>
+                <w:b w:val="false"/>
+                <w:bCs w:val="false"/>
+                <w:color w:val="000000"/>
+                <w:sz w:val="19"/>
+                <w:szCs w:val="19"/>
+              </w:rPr>
+              <w:t xml:space="preserve">--maximo</w:t>
+            </w:r>
+          </w:p>
+        </w:tc>
+        <w:tc>
+          <w:tcPr>
+            <w:tcW w:type="dxa" w:w="6499"/>
+            <w:tcBorders>
+              <w:top w:val="single" w:color="BFBFBF" w:sz="4"/>
+              <w:left w:val="single" w:color="BFBFBF" w:sz="4"/>
+              <w:bottom w:val="single" w:color="BFBFBF" w:sz="4"/>
+              <w:right w:val="single" w:color="BFBFBF" w:sz="4"/>
+            </w:tcBorders>
+            <w:tcMar>
+              <w:top w:type="dxa" w:w="60"/>
+              <w:left w:type="dxa" w:w="100"/>
+              <w:bottom w:type="dxa" w:w="60"/>
+              <w:right w:type="dxa" w:w="100"/>
+            </w:tcMar>
+          </w:tcPr>
+          <w:p>
+            <w:pPr>
+              <w:spacing w:after="0"/>
+            </w:pPr>
+            <w:r>
+              <w:rPr>
+                <w:rFonts w:ascii="Calibri" w:cs="Calibri" w:eastAsia="Calibri" w:hAnsi="Calibri"/>
+                <w:b w:val="false"/>
+                <w:bCs w:val="false"/>
+                <w:color w:val="000000"/>
+                <w:sz w:val="19"/>
+                <w:szCs w:val="19"/>
+              </w:rPr>
+              <w:t xml:space="preserve">usa o máximo em vez da média (arquivos RF.OBS.MAXIMO.*)</w:t>
+            </w:r>
+          </w:p>
+        </w:tc>
+      </w:tr>
+      <w:tr>
+        <w:tc>
+          <w:tcPr>
+            <w:tcW w:type="dxa" w:w="2527"/>
+            <w:tcBorders>
+              <w:top w:val="single" w:color="BFBFBF" w:sz="4"/>
+              <w:left w:val="single" w:color="BFBFBF" w:sz="4"/>
+              <w:bottom w:val="single" w:color="BFBFBF" w:sz="4"/>
+              <w:right w:val="single" w:color="BFBFBF" w:sz="4"/>
+            </w:tcBorders>
+            <w:tcMar>
+              <w:top w:type="dxa" w:w="60"/>
+              <w:left w:type="dxa" w:w="100"/>
+              <w:bottom w:type="dxa" w:w="60"/>
+              <w:right w:type="dxa" w:w="100"/>
+            </w:tcMar>
+          </w:tcPr>
+          <w:p>
+            <w:pPr>
+              <w:spacing w:after="0"/>
+            </w:pPr>
+            <w:r>
+              <w:rPr>
+                <w:rFonts w:ascii="Calibri" w:cs="Calibri" w:eastAsia="Calibri" w:hAnsi="Calibri"/>
+                <w:b w:val="false"/>
+                <w:bCs w:val="false"/>
+                <w:color w:val="000000"/>
+                <w:sz w:val="19"/>
+                <w:szCs w:val="19"/>
+              </w:rPr>
+              <w:t xml:space="preserve">--mergetime</w:t>
+            </w:r>
+          </w:p>
+        </w:tc>
+        <w:tc>
+          <w:tcPr>
+            <w:tcW w:type="dxa" w:w="6499"/>
+            <w:tcBorders>
+              <w:top w:val="single" w:color="BFBFBF" w:sz="4"/>
+              <w:left w:val="single" w:color="BFBFBF" w:sz="4"/>
+              <w:bottom w:val="single" w:color="BFBFBF" w:sz="4"/>
+              <w:right w:val="single" w:color="BFBFBF" w:sz="4"/>
+            </w:tcBorders>
+            <w:tcMar>
+              <w:top w:type="dxa" w:w="60"/>
+              <w:left w:type="dxa" w:w="100"/>
+              <w:bottom w:type="dxa" w:w="60"/>
+              <w:right w:type="dxa" w:w="100"/>
+            </w:tcMar>
+          </w:tcPr>
+          <w:p>
+            <w:pPr>
+              <w:spacing w:after="0"/>
+            </w:pPr>
+            <w:r>
+              <w:rPr>
+                <w:rFonts w:ascii="Calibri" w:cs="Calibri" w:eastAsia="Calibri" w:hAnsi="Calibri"/>
+                <w:b w:val="false"/>
+                <w:bCs w:val="false"/>
+                <w:color w:val="000000"/>
+                <w:sz w:val="19"/>
+                <w:szCs w:val="19"/>
+              </w:rPr>
+              <w:t xml:space="preserve">RF.OBS.SERIE.{ini}-{fim}.nc — todos os dias num só arquivo, com eixo de tempo</w:t>
+            </w:r>
+          </w:p>
+        </w:tc>
+      </w:tr>
+      <w:tr>
+        <w:tc>
+          <w:tcPr>
+            <w:tcW w:type="dxa" w:w="2527"/>
+            <w:tcBorders>
+              <w:top w:val="single" w:color="BFBFBF" w:sz="4"/>
+              <w:left w:val="single" w:color="BFBFBF" w:sz="4"/>
+              <w:bottom w:val="single" w:color="BFBFBF" w:sz="4"/>
+              <w:right w:val="single" w:color="BFBFBF" w:sz="4"/>
+            </w:tcBorders>
+            <w:tcMar>
+              <w:top w:type="dxa" w:w="60"/>
+              <w:left w:type="dxa" w:w="100"/>
+              <w:bottom w:type="dxa" w:w="60"/>
+              <w:right w:type="dxa" w:w="100"/>
+            </w:tcMar>
+          </w:tcPr>
+          <w:p>
+            <w:pPr>
+              <w:spacing w:after="0"/>
+            </w:pPr>
+            <w:r>
+              <w:rPr>
+                <w:rFonts w:ascii="Calibri" w:cs="Calibri" w:eastAsia="Calibri" w:hAnsi="Calibri"/>
+                <w:b w:val="false"/>
+                <w:bCs w:val="false"/>
+                <w:color w:val="000000"/>
+                <w:sz w:val="19"/>
+                <w:szCs w:val="19"/>
+              </w:rPr>
+              <w:t xml:space="preserve">--so-agrega</w:t>
+            </w:r>
+          </w:p>
+        </w:tc>
+        <w:tc>
+          <w:tcPr>
+            <w:tcW w:type="dxa" w:w="6499"/>
+            <w:tcBorders>
+              <w:top w:val="single" w:color="BFBFBF" w:sz="4"/>
+              <w:left w:val="single" w:color="BFBFBF" w:sz="4"/>
+              <w:bottom w:val="single" w:color="BFBFBF" w:sz="4"/>
+              <w:right w:val="single" w:color="BFBFBF" w:sz="4"/>
+            </w:tcBorders>
+            <w:tcMar>
+              <w:top w:type="dxa" w:w="60"/>
+              <w:left w:type="dxa" w:w="100"/>
+              <w:bottom w:type="dxa" w:w="60"/>
+              <w:right w:type="dxa" w:w="100"/>
+            </w:tcMar>
+          </w:tcPr>
+          <w:p>
+            <w:pPr>
+              <w:spacing w:after="0"/>
+            </w:pPr>
+            <w:r>
+              <w:rPr>
+                <w:rFonts w:ascii="Calibri" w:cs="Calibri" w:eastAsia="Calibri" w:hAnsi="Calibri"/>
+                <w:b w:val="false"/>
+                <w:bCs w:val="false"/>
+                <w:color w:val="000000"/>
+                <w:sz w:val="19"/>
+                <w:szCs w:val="19"/>
+              </w:rPr>
+              <w:t xml:space="preserve">não recalcula nada: agrega os diários já existentes no período</w:t>
+            </w:r>
+          </w:p>
+        </w:tc>
+      </w:tr>
+    </w:tbl>
+    <w:p>
+      <w:pPr>
+        <w:spacing w:after="160" w:line="276"/>
+        <w:jc w:val="both"/>
+      </w:pPr>
+      <w:r>
+        <w:rPr>
+          <w:rFonts w:ascii="Calibri" w:cs="Calibri" w:eastAsia="Calibri" w:hAnsi="Calibri"/>
+          <w:b w:val="false"/>
+          <w:bCs w:val="false"/>
+          <w:i w:val="false"/>
+          <w:iCs w:val="false"/>
+          <w:color w:val="000000"/>
+          <w:sz w:val="22"/>
+          <w:szCs w:val="22"/>
+        </w:rPr>
+        <w:t xml:space="preserve">As médias ignoram valores ausentes ponto a ponto (a contagem efetiva de dias usados fica no atributo global dias_agregados), e os arquivos saem no mesmo formato dos diários — podem ser abertos no QGIS/GeoServer ou passados ao rf_figura.py.</w:t>
+      </w:r>
+    </w:p>
+    <w:p>
+      <w:pPr>
+        <w:shd w:fill="F2F2F2" w:val="clear"/>
+        <w:spacing w:after="0"/>
+      </w:pPr>
+      <w:r>
+        <w:rPr>
+          <w:rFonts w:ascii="Consolas" w:cs="Consolas" w:eastAsia="Consolas" w:hAnsi="Consolas"/>
+          <w:sz w:val="19"/>
+          <w:szCs w:val="19"/>
+        </w:rPr>
+        <w:t xml:space="preserve"># Julho de 2026: 31 mapas diarios + a media do mes</w:t>
+      </w:r>
+    </w:p>
+    <w:p>
+      <w:pPr>
+        <w:shd w:fill="F2F2F2" w:val="clear"/>
+        <w:spacing w:after="0"/>
+      </w:pPr>
+      <w:r>
+        <w:rPr>
+          <w:rFonts w:ascii="Consolas" w:cs="Consolas" w:eastAsia="Consolas" w:hAnsi="Consolas"/>
+          <w:sz w:val="19"/>
+          <w:szCs w:val="19"/>
+        </w:rPr>
+        <w:t xml:space="preserve">python3 rf_observado.py --de 20260701 --ate 20260731 --media</w:t>
+      </w:r>
+    </w:p>
+    <w:p>
+      <w:pPr>
+        <w:shd w:fill="F2F2F2" w:val="clear"/>
+        <w:spacing w:after="0"/>
+      </w:pPr>
+      <w:r>
+        <w:rPr>
+          <w:rFonts w:ascii="Consolas" w:cs="Consolas" w:eastAsia="Consolas" w:hAnsi="Consolas"/>
+          <w:sz w:val="19"/>
+          <w:szCs w:val="19"/>
+        </w:rPr>
+        <w:t xml:space="preserve"> </w:t>
+      </w:r>
+    </w:p>
+    <w:p>
+      <w:pPr>
+        <w:shd w:fill="F2F2F2" w:val="clear"/>
+        <w:spacing w:after="0"/>
+      </w:pPr>
+      <w:r>
+        <w:rPr>
+          <w:rFonts w:ascii="Consolas" w:cs="Consolas" w:eastAsia="Consolas" w:hAnsi="Consolas"/>
+          <w:sz w:val="19"/>
+          <w:szCs w:val="19"/>
+        </w:rPr>
+        <w:t xml:space="preserve"># Jan-jul/2026: media de cada mes + media do periodo todo</w:t>
+      </w:r>
+    </w:p>
+    <w:p>
+      <w:pPr>
+        <w:shd w:fill="F2F2F2" w:val="clear"/>
+        <w:spacing w:after="0"/>
+      </w:pPr>
+      <w:r>
+        <w:rPr>
+          <w:rFonts w:ascii="Consolas" w:cs="Consolas" w:eastAsia="Consolas" w:hAnsi="Consolas"/>
+          <w:sz w:val="19"/>
+          <w:szCs w:val="19"/>
+        </w:rPr>
+        <w:t xml:space="preserve">python3 rf_observado.py --de 20260101 --ate 20260731 --media-mensal --media</w:t>
+      </w:r>
+    </w:p>
+    <w:p>
+      <w:pPr>
+        <w:shd w:fill="F2F2F2" w:val="clear"/>
+        <w:spacing w:after="0"/>
+      </w:pPr>
+      <w:r>
+        <w:rPr>
+          <w:rFonts w:ascii="Consolas" w:cs="Consolas" w:eastAsia="Consolas" w:hAnsi="Consolas"/>
+          <w:sz w:val="19"/>
+          <w:szCs w:val="19"/>
+        </w:rPr>
+        <w:t xml:space="preserve"> </w:t>
+      </w:r>
+    </w:p>
+    <w:p>
+      <w:pPr>
+        <w:shd w:fill="F2F2F2" w:val="clear"/>
+        <w:spacing w:after="0"/>
+      </w:pPr>
+      <w:r>
+        <w:rPr>
+          <w:rFonts w:ascii="Consolas" w:cs="Consolas" w:eastAsia="Consolas" w:hAnsi="Consolas"/>
+          <w:sz w:val="19"/>
+          <w:szCs w:val="19"/>
+        </w:rPr>
+        <w:t xml:space="preserve"># So as medias, a partir dos diarios ja calculados</w:t>
+      </w:r>
+    </w:p>
+    <w:p>
+      <w:pPr>
+        <w:shd w:fill="F2F2F2" w:val="clear"/>
+        <w:spacing w:after="160"/>
+      </w:pPr>
+      <w:r>
+        <w:rPr>
+          <w:rFonts w:ascii="Consolas" w:cs="Consolas" w:eastAsia="Consolas" w:hAnsi="Consolas"/>
+          <w:sz w:val="19"/>
+          <w:szCs w:val="19"/>
+        </w:rPr>
+        <w:t xml:space="preserve">python3 rf_observado.py --de 20260701 --ate 20260731 --media --so-agrega</w:t>
+      </w:r>
+    </w:p>
+    <w:p>
+      <w:pPr>
+        <w:pStyle w:val="Heading2"/>
+        <w:spacing w:after="160" w:before="280"/>
+      </w:pPr>
+      <w:r>
+        <w:rPr>
+          <w:rFonts w:ascii="Calibri" w:cs="Calibri" w:eastAsia="Calibri" w:hAnsi="Calibri"/>
+          <w:b/>
+          <w:bCs/>
+          <w:color w:val="1F4E79"/>
+          <w:sz w:val="25"/>
+          <w:szCs w:val="25"/>
+        </w:rPr>
+        <w:t xml:space="preserve">6.5 Figuras dos campos de RF (rf_figura.py)</w:t>
+      </w:r>
+    </w:p>
+    <w:p>
+      <w:pPr>
+        <w:spacing w:after="160" w:line="276"/>
+        <w:jc w:val="both"/>
+      </w:pPr>
+      <w:r>
+        <w:rPr>
+          <w:rFonts w:ascii="Calibri" w:cs="Calibri" w:eastAsia="Calibri" w:hAnsi="Calibri"/>
+          <w:b w:val="false"/>
+          <w:bCs w:val="false"/>
+          <w:i w:val="false"/>
+          <w:iCs w:val="false"/>
+          <w:color w:val="000000"/>
+          <w:sz w:val="22"/>
+          <w:szCs w:val="22"/>
+        </w:rPr>
+        <w:t xml:space="preserve">O rf_figura.py gera PNG de qualquer NetCDF do pipeline (RF.OBS.*, RF.PREV.*, médias mensais) usando a paleta oficial da operação, idêntica ao SLD do GeoServer (INPE_FireRiskModel_2.2): -999 transparente e as paradas #17b617 (Mínimo, 0,15), #79f674 (Baixo, 0,40), #ffff82 (Médio, 0,70), #ff2e00 (Alto, 0,95) e #a70000 (Crítico, 1,00), interpoladas como no type="ramp" do SLD.</w:t>
+      </w:r>
+    </w:p>
+    <w:p>
+      <w:pPr>
+        <w:shd w:fill="F2F2F2" w:val="clear"/>
+        <w:spacing w:after="0"/>
+      </w:pPr>
+      <w:r>
+        <w:rPr>
+          <w:rFonts w:ascii="Consolas" w:cs="Consolas" w:eastAsia="Consolas" w:hAnsi="Consolas"/>
+          <w:sz w:val="19"/>
+          <w:szCs w:val="19"/>
+        </w:rPr>
+        <w:t xml:space="preserve"># Um mapa (a figura vai para o lado do NetCDF, se --saida for omitido)</w:t>
+      </w:r>
+    </w:p>
+    <w:p>
+      <w:pPr>
+        <w:shd w:fill="F2F2F2" w:val="clear"/>
+        <w:spacing w:after="0"/>
+      </w:pPr>
+      <w:r>
+        <w:rPr>
+          <w:rFonts w:ascii="Consolas" w:cs="Consolas" w:eastAsia="Consolas" w:hAnsi="Consolas"/>
+          <w:sz w:val="19"/>
+          <w:szCs w:val="19"/>
+        </w:rPr>
+        <w:t xml:space="preserve">python3 rf_figura.py data/output/2.2/RF_OBS/netcdf/RF.OBS.MEDIA.202607.nc</w:t>
+      </w:r>
+    </w:p>
+    <w:p>
+      <w:pPr>
+        <w:shd w:fill="F2F2F2" w:val="clear"/>
+        <w:spacing w:after="0"/>
+      </w:pPr>
+      <w:r>
+        <w:rPr>
+          <w:rFonts w:ascii="Consolas" w:cs="Consolas" w:eastAsia="Consolas" w:hAnsi="Consolas"/>
+          <w:sz w:val="19"/>
+          <w:szCs w:val="19"/>
+        </w:rPr>
+        <w:t xml:space="preserve"> </w:t>
+      </w:r>
+    </w:p>
+    <w:p>
+      <w:pPr>
+        <w:shd w:fill="F2F2F2" w:val="clear"/>
+        <w:spacing w:after="0"/>
+      </w:pPr>
+      <w:r>
+        <w:rPr>
+          <w:rFonts w:ascii="Consolas" w:cs="Consolas" w:eastAsia="Consolas" w:hAnsi="Consolas"/>
+          <w:sz w:val="19"/>
+          <w:szCs w:val="19"/>
+        </w:rPr>
+        <w:t xml:space="preserve"># Painel com as medias mensais do ano</w:t>
+      </w:r>
+    </w:p>
+    <w:p>
+      <w:pPr>
+        <w:shd w:fill="F2F2F2" w:val="clear"/>
+        <w:spacing w:after="0"/>
+      </w:pPr>
+      <w:r>
+        <w:rPr>
+          <w:rFonts w:ascii="Consolas" w:cs="Consolas" w:eastAsia="Consolas" w:hAnsi="Consolas"/>
+          <w:sz w:val="19"/>
+          <w:szCs w:val="19"/>
+        </w:rPr>
+        <w:t xml:space="preserve">python3 rf_figura.py data/output/2.2/RF_OBS/netcdf/RF.OBS.MEDIA.2026*.nc \</w:t>
+      </w:r>
+    </w:p>
+    <w:p>
+      <w:pPr>
+        <w:shd w:fill="F2F2F2" w:val="clear"/>
+        <w:spacing w:after="0"/>
+      </w:pPr>
+      <w:r>
+        <w:rPr>
+          <w:rFonts w:ascii="Consolas" w:cs="Consolas" w:eastAsia="Consolas" w:hAnsi="Consolas"/>
+          <w:sz w:val="19"/>
+          <w:szCs w:val="19"/>
+        </w:rPr>
+        <w:t xml:space="preserve">    --painel --titulo "Risco de Fogo observado - media mensal" \</w:t>
+      </w:r>
+    </w:p>
+    <w:p>
+      <w:pPr>
+        <w:shd w:fill="F2F2F2" w:val="clear"/>
+        <w:spacing w:after="0"/>
+      </w:pPr>
+      <w:r>
+        <w:rPr>
+          <w:rFonts w:ascii="Consolas" w:cs="Consolas" w:eastAsia="Consolas" w:hAnsi="Consolas"/>
+          <w:sz w:val="19"/>
+          <w:szCs w:val="19"/>
+        </w:rPr>
+        <w:t xml:space="preserve">    --saida rf_obs_mensal_2026.png</w:t>
+      </w:r>
+    </w:p>
+    <w:p>
+      <w:pPr>
+        <w:shd w:fill="F2F2F2" w:val="clear"/>
+        <w:spacing w:after="0"/>
+      </w:pPr>
+      <w:r>
+        <w:rPr>
+          <w:rFonts w:ascii="Consolas" w:cs="Consolas" w:eastAsia="Consolas" w:hAnsi="Consolas"/>
+          <w:sz w:val="19"/>
+          <w:szCs w:val="19"/>
+        </w:rPr>
+        <w:t xml:space="preserve"> </w:t>
+      </w:r>
+    </w:p>
+    <w:p>
+      <w:pPr>
+        <w:shd w:fill="F2F2F2" w:val="clear"/>
+        <w:spacing w:after="0"/>
+      </w:pPr>
+      <w:r>
+        <w:rPr>
+          <w:rFonts w:ascii="Consolas" w:cs="Consolas" w:eastAsia="Consolas" w:hAnsi="Consolas"/>
+          <w:sz w:val="19"/>
+          <w:szCs w:val="19"/>
+        </w:rPr>
+        <w:t xml:space="preserve"># Todos os dias de julho, 7 colunas, faixas discretas</w:t>
+      </w:r>
+    </w:p>
+    <w:p>
+      <w:pPr>
+        <w:shd w:fill="F2F2F2" w:val="clear"/>
+        <w:spacing w:after="160"/>
+      </w:pPr>
+      <w:r>
+        <w:rPr>
+          <w:rFonts w:ascii="Consolas" w:cs="Consolas" w:eastAsia="Consolas" w:hAnsi="Consolas"/>
+          <w:sz w:val="19"/>
+          <w:szCs w:val="19"/>
+        </w:rPr>
+        <w:t xml:space="preserve">python3 rf_figura.py '.../RF.OBS.202607*18.nc' --painel --colunas 7 --classes</w:t>
+      </w:r>
+    </w:p>
+    <w:p>
+      <w:pPr>
+        <w:spacing w:after="160" w:line="276"/>
+        <w:jc w:val="both"/>
+      </w:pPr>
+      <w:r>
+        <w:rPr>
+          <w:rFonts w:ascii="Calibri" w:cs="Calibri" w:eastAsia="Calibri" w:hAnsi="Calibri"/>
+          <w:b w:val="false"/>
+          <w:bCs w:val="false"/>
+          <w:i w:val="false"/>
+          <w:iCs w:val="false"/>
+          <w:color w:val="000000"/>
+          <w:sz w:val="22"/>
+          <w:szCs w:val="22"/>
+        </w:rPr>
+        <w:t xml:space="preserve">Opções: --painel (vários campos numa figura) com --colunas, --titulo, --saida (arquivo ou pasta), --dpi, --classes (uma cor por faixa, em vez da rampa — útil para leitura por classe) e --sem-mascara (não aplica a máscara de oceano, necessária apenas em campos gerados com --sem-vegetacao, que não trazem a máscara d'água). Requer matplotlib (e global-land-mask para a máscara de oceano).</w:t>
       </w:r>
     </w:p>
     <w:p>
@@ -9557,7 +11275,7 @@
           <w:sz w:val="19"/>
           <w:szCs w:val="19"/>
         </w:rPr>
-        <w:t xml:space="preserve">python3 teste_rf_observado.py  # valida o RF observado de ponta a ponta</w:t>
+        <w:t xml:space="preserve">python3 teste_rf_observado.py  # valida o RF observado, as agregacoes e as figuras</w:t>
       </w:r>
     </w:p>
     <w:p>

--- a/docs/manual_usuario.docx
+++ b/docs/manual_usuario.docx
@@ -46,7 +46,7 @@
           <w:sz w:val="22"/>
           <w:szCs w:val="22"/>
         </w:rPr>
-        <w:t xml:space="preserve">Versão 2.0 · 5 de agosto de 2026</w:t>
+        <w:t xml:space="preserve">Versão 2.2 · 5 de agosto de 2026</w:t>
       </w:r>
     </w:p>
     <w:p>
@@ -313,6 +313,37 @@
           <w:szCs w:val="22"/>
         </w:rPr>
         <w:t xml:space="preserve"> — figuras PNG dos campos de RF na paleta oficial da operação (seção 6.5).</w:t>
+      </w:r>
+    </w:p>
+    <w:p>
+      <w:pPr>
+        <w:pStyle w:val="ListParagraph"/>
+        <w:numPr>
+          <w:ilvl w:val="0"/>
+          <w:numId w:val="2"/>
+        </w:numPr>
+        <w:spacing w:after="100" w:line="276"/>
+        <w:jc w:val="both"/>
+      </w:pPr>
+      <w:r>
+        <w:rPr>
+          <w:rFonts w:ascii="Calibri" w:cs="Calibri" w:eastAsia="Calibri" w:hAnsi="Calibri"/>
+          <w:b/>
+          <w:bCs/>
+          <w:sz w:val="22"/>
+          <w:szCs w:val="22"/>
+        </w:rPr>
+        <w:t xml:space="preserve">fwi_core.py / fwi_observado.py</w:t>
+      </w:r>
+      <w:r>
+        <w:rPr>
+          <w:rFonts w:ascii="Calibri" w:cs="Calibri" w:eastAsia="Calibri" w:hAnsi="Calibri"/>
+          <w:b w:val="false"/>
+          <w:bCs w:val="false"/>
+          <w:sz w:val="22"/>
+          <w:szCs w:val="22"/>
+        </w:rPr>
+        <w:t xml:space="preserve"> — motor do FWI (Canadian Fire Weather Index System) e o FWI observado diário (seção 7).</w:t>
       </w:r>
     </w:p>
     <w:p>
@@ -1279,6 +1310,48 @@
           <w:sz w:val="19"/>
           <w:szCs w:val="19"/>
         </w:rPr>
+        <w:t xml:space="preserve">fwi_core.py</w:t>
+      </w:r>
+    </w:p>
+    <w:p>
+      <w:pPr>
+        <w:shd w:fill="F2F2F2" w:val="clear"/>
+        <w:spacing w:after="0"/>
+      </w:pPr>
+      <w:r>
+        <w:rPr>
+          <w:rFonts w:ascii="Consolas" w:cs="Consolas" w:eastAsia="Consolas" w:hAnsi="Consolas"/>
+          <w:sz w:val="19"/>
+          <w:szCs w:val="19"/>
+        </w:rPr>
+        <w:t xml:space="preserve">fwi_observado.py</w:t>
+      </w:r>
+    </w:p>
+    <w:p>
+      <w:pPr>
+        <w:shd w:fill="F2F2F2" w:val="clear"/>
+        <w:spacing w:after="0"/>
+      </w:pPr>
+      <w:r>
+        <w:rPr>
+          <w:rFonts w:ascii="Consolas" w:cs="Consolas" w:eastAsia="Consolas" w:hAnsi="Consolas"/>
+          <w:sz w:val="19"/>
+          <w:szCs w:val="19"/>
+        </w:rPr>
+        <w:t xml:space="preserve">era5_tempo.py</w:t>
+      </w:r>
+    </w:p>
+    <w:p>
+      <w:pPr>
+        <w:shd w:fill="F2F2F2" w:val="clear"/>
+        <w:spacing w:after="0"/>
+      </w:pPr>
+      <w:r>
+        <w:rPr>
+          <w:rFonts w:ascii="Consolas" w:cs="Consolas" w:eastAsia="Consolas" w:hAnsi="Consolas"/>
+          <w:sz w:val="19"/>
+          <w:szCs w:val="19"/>
+        </w:rPr>
         <w:t xml:space="preserve">config_besm.yaml</w:t>
       </w:r>
     </w:p>
@@ -7899,6 +7972,112 @@
     </w:p>
     <w:p>
       <w:pPr>
+        <w:spacing w:after="160" w:line="276"/>
+        <w:jc w:val="both"/>
+      </w:pPr>
+      <w:r>
+        <w:rPr>
+          <w:rFonts w:ascii="Calibri" w:cs="Calibri" w:eastAsia="Calibri" w:hAnsi="Calibri"/>
+          <w:b/>
+          <w:bCs/>
+          <w:i w:val="false"/>
+          <w:iCs w:val="false"/>
+          <w:color w:val="000000"/>
+          <w:sz w:val="22"/>
+          <w:szCs w:val="22"/>
+        </w:rPr>
+        <w:t xml:space="preserve">Download incremental. </w:t>
+      </w:r>
+      <w:r>
+        <w:rPr>
+          <w:rFonts w:ascii="Calibri" w:cs="Calibri" w:eastAsia="Calibri" w:hAnsi="Calibri"/>
+          <w:b w:val="false"/>
+          <w:bCs w:val="false"/>
+          <w:i w:val="false"/>
+          <w:iCs w:val="false"/>
+          <w:color w:val="000000"/>
+          <w:sz w:val="22"/>
+          <w:szCs w:val="22"/>
+        </w:rPr>
+        <w:t xml:space="preserve">O script confere o que já existe por par (dia, hora) antes de pedir qualquer coisa ao CDS: um dia só é considerado pronto quando os dois arquivos daquela hora existem (T/UR e vento). O que já está no disco não é baixado nem regravado (para refazer, use --sobrescrever), então uma execução interrompida é retomada sem custo — basta rodar de novo que ele completa apenas as lacunas. O --simular mostra exatamente esse plano, uma requisição por mês e por hora:</w:t>
+      </w:r>
+    </w:p>
+    <w:p>
+      <w:pPr>
+        <w:shd w:fill="F2F2F2" w:val="clear"/>
+        <w:spacing w:after="0"/>
+      </w:pPr>
+      <w:r>
+        <w:rPr>
+          <w:rFonts w:ascii="Consolas" w:cs="Consolas" w:eastAsia="Consolas" w:hAnsi="Consolas"/>
+          <w:sz w:val="19"/>
+          <w:szCs w:val="19"/>
+        </w:rPr>
+        <w:t xml:space="preserve">Arquivos (dia x hora): 21; 5 ja existem, 16 a baixar</w:t>
+      </w:r>
+    </w:p>
+    <w:p>
+      <w:pPr>
+        <w:shd w:fill="F2F2F2" w:val="clear"/>
+        <w:spacing w:after="0"/>
+      </w:pPr>
+      <w:r>
+        <w:rPr>
+          <w:rFonts w:ascii="Consolas" w:cs="Consolas" w:eastAsia="Consolas" w:hAnsi="Consolas"/>
+          <w:sz w:val="19"/>
+          <w:szCs w:val="19"/>
+        </w:rPr>
+        <w:t xml:space="preserve">  requisicao CDS: 2026-06 as 17 UTC, 2 dia(s): [2, 3]</w:t>
+      </w:r>
+    </w:p>
+    <w:p>
+      <w:pPr>
+        <w:shd w:fill="F2F2F2" w:val="clear"/>
+        <w:spacing w:after="160"/>
+      </w:pPr>
+      <w:r>
+        <w:rPr>
+          <w:rFonts w:ascii="Consolas" w:cs="Consolas" w:eastAsia="Consolas" w:hAnsi="Consolas"/>
+          <w:sz w:val="19"/>
+          <w:szCs w:val="19"/>
+        </w:rPr>
+        <w:t xml:space="preserve">  requisicao CDS: 2026-06 as 18 UTC, 1 dia(s): [3]</w:t>
+      </w:r>
+    </w:p>
+    <w:p>
+      <w:pPr>
+        <w:spacing w:after="160" w:line="276"/>
+        <w:jc w:val="both"/>
+      </w:pPr>
+      <w:r>
+        <w:rPr>
+          <w:rFonts w:ascii="Calibri" w:cs="Calibri" w:eastAsia="Calibri" w:hAnsi="Calibri"/>
+          <w:b/>
+          <w:bCs/>
+          <w:i w:val="false"/>
+          <w:iCs w:val="false"/>
+          <w:color w:val="000000"/>
+          <w:sz w:val="22"/>
+          <w:szCs w:val="22"/>
+        </w:rPr>
+        <w:t xml:space="preserve">Dica de volume. </w:t>
+      </w:r>
+      <w:r>
+        <w:rPr>
+          <w:rFonts w:ascii="Calibri" w:cs="Calibri" w:eastAsia="Calibri" w:hAnsi="Calibri"/>
+          <w:b w:val="false"/>
+          <w:bCs w:val="false"/>
+          <w:i w:val="false"/>
+          <w:iCs w:val="false"/>
+          <w:color w:val="000000"/>
+          <w:sz w:val="22"/>
+          <w:szCs w:val="22"/>
+        </w:rPr>
+        <w:t xml:space="preserve">No modo solar, o número de horas depende da largura do domínio: o padrão (-114,95 a -30,05, que alcança o Pacífico) exige 7 horas UTC; restringindo ao Brasil (--dominio -35,7,-75,-32) caem para 4 — quase metade do volume. Confira antes se o domínio menor cobre toda a grade do IMERG, já que os produtos observados usam a grade da precipitação como referência.</w:t>
+      </w:r>
+    </w:p>
+    <w:p>
+      <w:pPr>
         <w:pStyle w:val="Heading2"/>
         <w:spacing w:after="160" w:before="280"/>
       </w:pPr>
@@ -8826,6 +9005,796 @@
     </w:p>
     <w:p>
       <w:pPr>
+        <w:pStyle w:val="Heading2"/>
+        <w:spacing w:after="160" w:before="280"/>
+      </w:pPr>
+      <w:r>
+        <w:rPr>
+          <w:rFonts w:ascii="Calibri" w:cs="Calibri" w:eastAsia="Calibri" w:hAnsi="Calibri"/>
+          <w:b/>
+          <w:bCs/>
+          <w:color w:val="1F4E79"/>
+          <w:sz w:val="25"/>
+          <w:szCs w:val="25"/>
+        </w:rPr>
+        <w:t xml:space="preserve">6.6 Horário da ERA5: hora fixa ou hora solar local</w:t>
+      </w:r>
+    </w:p>
+    <w:p>
+      <w:pPr>
+        <w:spacing w:after="160" w:line="276"/>
+        <w:jc w:val="both"/>
+      </w:pPr>
+      <w:r>
+        <w:rPr>
+          <w:rFonts w:ascii="Calibri" w:cs="Calibri" w:eastAsia="Calibri" w:hAnsi="Calibri"/>
+          <w:b w:val="false"/>
+          <w:bCs w:val="false"/>
+          <w:i w:val="false"/>
+          <w:iCs w:val="false"/>
+          <w:color w:val="000000"/>
+          <w:sz w:val="22"/>
+          <w:szCs w:val="22"/>
+        </w:rPr>
+        <w:t xml:space="preserve">As variáveis da ERA5 são instantâneas (o valor da hora cheia), e é isso que os índices de perigo pedem: as condições do momento mais crítico do dia — o meio da tarde no RF, o meio-dia local no FWI. Uma média diária não seria equivalente: ela rebaixa a temperatura, sobe a umidade e comprime a variabilidade, subestimando o risco de forma sistemática (num dia típico de seca no Cerrado, trocar as 18 UTC pela média do dia derruba o fator de temperatura em ~13 %).</w:t>
+      </w:r>
+    </w:p>
+    <w:p>
+      <w:pPr>
+        <w:spacing w:after="160" w:line="276"/>
+        <w:jc w:val="both"/>
+      </w:pPr>
+      <w:r>
+        <w:rPr>
+          <w:rFonts w:ascii="Calibri" w:cs="Calibri" w:eastAsia="Calibri" w:hAnsi="Calibri"/>
+          <w:b w:val="false"/>
+          <w:bCs w:val="false"/>
+          <w:i w:val="false"/>
+          <w:iCs w:val="false"/>
+          <w:color w:val="000000"/>
+          <w:sz w:val="22"/>
+          <w:szCs w:val="22"/>
+        </w:rPr>
+        <w:t xml:space="preserve">Há, porém, um problema real com a hora fixa num domínio largo: 18 UTC é 16 h no litoral do Nordeste e 13 h no Acre. Por isso a seção era5 do config.yaml oferece os dois modos:</w:t>
+      </w:r>
+    </w:p>
+    <w:p>
+      <w:pPr>
+        <w:shd w:fill="F2F2F2" w:val="clear"/>
+        <w:spacing w:after="0"/>
+      </w:pPr>
+      <w:r>
+        <w:rPr>
+          <w:rFonts w:ascii="Consolas" w:cs="Consolas" w:eastAsia="Consolas" w:hAnsi="Consolas"/>
+          <w:sz w:val="19"/>
+          <w:szCs w:val="19"/>
+        </w:rPr>
+        <w:t xml:space="preserve">era5:</w:t>
+      </w:r>
+    </w:p>
+    <w:p>
+      <w:pPr>
+        <w:shd w:fill="F2F2F2" w:val="clear"/>
+        <w:spacing w:after="0"/>
+      </w:pPr>
+      <w:r>
+        <w:rPr>
+          <w:rFonts w:ascii="Consolas" w:cs="Consolas" w:eastAsia="Consolas" w:hAnsi="Consolas"/>
+          <w:sz w:val="19"/>
+          <w:szCs w:val="19"/>
+        </w:rPr>
+        <w:t xml:space="preserve">  horario: fixo          # fixo | solar</w:t>
+      </w:r>
+    </w:p>
+    <w:p>
+      <w:pPr>
+        <w:shd w:fill="F2F2F2" w:val="clear"/>
+        <w:spacing w:after="0"/>
+      </w:pPr>
+      <w:r>
+        <w:rPr>
+          <w:rFonts w:ascii="Consolas" w:cs="Consolas" w:eastAsia="Consolas" w:hAnsi="Consolas"/>
+          <w:sz w:val="19"/>
+          <w:szCs w:val="19"/>
+        </w:rPr>
+        <w:t xml:space="preserve">  hora: 18               # hora UTC no modo fixo (o que a operacao usa)</w:t>
+      </w:r>
+    </w:p>
+    <w:p>
+      <w:pPr>
+        <w:shd w:fill="F2F2F2" w:val="clear"/>
+        <w:spacing w:after="0"/>
+      </w:pPr>
+      <w:r>
+        <w:rPr>
+          <w:rFonts w:ascii="Consolas" w:cs="Consolas" w:eastAsia="Consolas" w:hAnsi="Consolas"/>
+          <w:sz w:val="19"/>
+          <w:szCs w:val="19"/>
+        </w:rPr>
+        <w:t xml:space="preserve">  hora_local: 15         # hora solar local no modo solar (12 = convencao do FWI)</w:t>
+      </w:r>
+    </w:p>
+    <w:p>
+      <w:pPr>
+        <w:shd w:fill="F2F2F2" w:val="clear"/>
+        <w:spacing w:after="160"/>
+      </w:pPr>
+      <w:r>
+        <w:rPr>
+          <w:rFonts w:ascii="Consolas" w:cs="Consolas" w:eastAsia="Consolas" w:hAnsi="Consolas"/>
+          <w:sz w:val="19"/>
+          <w:szCs w:val="19"/>
+        </w:rPr>
+        <w:t xml:space="preserve">  # horas: [17, 18, 19, 20]   # opcional: horas UTC explicitas</w:t>
+      </w:r>
+    </w:p>
+    <w:p>
+      <w:pPr>
+        <w:spacing w:after="160" w:line="276"/>
+        <w:jc w:val="both"/>
+      </w:pPr>
+      <w:r>
+        <w:rPr>
+          <w:rFonts w:ascii="Calibri" w:cs="Calibri" w:eastAsia="Calibri" w:hAnsi="Calibri"/>
+          <w:b w:val="false"/>
+          <w:bCs w:val="false"/>
+          <w:i w:val="false"/>
+          <w:iCs w:val="false"/>
+          <w:color w:val="000000"/>
+          <w:sz w:val="22"/>
+          <w:szCs w:val="22"/>
+        </w:rPr>
+        <w:t xml:space="preserve">No modo solar, cada faixa de longitude (fusos solares de 15°) usa a hora UTC correspondente à hora local pedida, e o campo é montado faixa a faixa. Sobre o Brasil, hora_local: 15 precisa das horas 17, 18, 19 e 20 UTC; hora_local: 12 (FWI) precisa de 14 a 17 UTC. O prepara_era5.py lê a mesma seção e baixa exatamente essas horas:</w:t>
+      </w:r>
+    </w:p>
+    <w:p>
+      <w:pPr>
+        <w:shd w:fill="F2F2F2" w:val="clear"/>
+        <w:spacing w:after="0"/>
+      </w:pPr>
+      <w:r>
+        <w:rPr>
+          <w:rFonts w:ascii="Consolas" w:cs="Consolas" w:eastAsia="Consolas" w:hAnsi="Consolas"/>
+          <w:sz w:val="19"/>
+          <w:szCs w:val="19"/>
+        </w:rPr>
+        <w:t xml:space="preserve">python3 prepara_era5.py --config config.yaml --dias 30   # horas conforme o config</w:t>
+      </w:r>
+    </w:p>
+    <w:p>
+      <w:pPr>
+        <w:shd w:fill="F2F2F2" w:val="clear"/>
+        <w:spacing w:after="0"/>
+      </w:pPr>
+      <w:r>
+        <w:rPr>
+          <w:rFonts w:ascii="Consolas" w:cs="Consolas" w:eastAsia="Consolas" w:hAnsi="Consolas"/>
+          <w:sz w:val="19"/>
+          <w:szCs w:val="19"/>
+        </w:rPr>
+        <w:t xml:space="preserve">python3 prepara_era5.py --dias 30 --hora 17,18,19,20     # horas explicitas</w:t>
+      </w:r>
+    </w:p>
+    <w:p>
+      <w:pPr>
+        <w:shd w:fill="F2F2F2" w:val="clear"/>
+        <w:spacing w:after="160"/>
+      </w:pPr>
+      <w:r>
+        <w:rPr>
+          <w:rFonts w:ascii="Consolas" w:cs="Consolas" w:eastAsia="Consolas" w:hAnsi="Consolas"/>
+          <w:sz w:val="19"/>
+          <w:szCs w:val="19"/>
+        </w:rPr>
+        <w:t xml:space="preserve">python3 prepara_era5.py --config config.yaml --simular   # mostra o plano por hora</w:t>
+      </w:r>
+    </w:p>
+    <w:p>
+      <w:pPr>
+        <w:spacing w:after="160" w:line="276"/>
+        <w:jc w:val="both"/>
+      </w:pPr>
+      <w:r>
+        <w:rPr>
+          <w:rFonts w:ascii="Calibri" w:cs="Calibri" w:eastAsia="Calibri" w:hAnsi="Calibri"/>
+          <w:b w:val="false"/>
+          <w:bCs w:val="false"/>
+          <w:i w:val="false"/>
+          <w:iCs w:val="false"/>
+          <w:color w:val="000000"/>
+          <w:sz w:val="22"/>
+          <w:szCs w:val="22"/>
+        </w:rPr>
+        <w:t xml:space="preserve">Os produtos observados (rf_observado.py e fwi_observado.py) seguem a mesma configuração, com --horario e --hora-local para sobrepor pontualmente. No modo solar o produto ganha o sufixo _SOLAR e os arquivos são rotulados pela hora local (RF.OBS.2026073115.nc), de modo que as duas convenções nunca se misturam. Custo a considerar: o modo solar multiplica o volume baixado da ERA5 pelo número de horas (4x sobre o Brasil, mais em domínios que chegam ao Pacífico).</w:t>
+      </w:r>
+    </w:p>
+    <w:p>
+      <w:pPr>
+        <w:pStyle w:val="Heading2"/>
+        <w:spacing w:after="160" w:before="280"/>
+      </w:pPr>
+      <w:r>
+        <w:rPr>
+          <w:rFonts w:ascii="Calibri" w:cs="Calibri" w:eastAsia="Calibri" w:hAnsi="Calibri"/>
+          <w:b/>
+          <w:bCs/>
+          <w:color w:val="1F4E79"/>
+          <w:sz w:val="25"/>
+          <w:szCs w:val="25"/>
+        </w:rPr>
+        <w:t xml:space="preserve">6.7 Escala da umidade relativa no Fator de Umidade (correcao_ur)</w:t>
+      </w:r>
+    </w:p>
+    <w:p>
+      <w:pPr>
+        <w:spacing w:after="160" w:line="276"/>
+        <w:jc w:val="both"/>
+      </w:pPr>
+      <w:r>
+        <w:rPr>
+          <w:rFonts w:ascii="Calibri" w:cs="Calibri" w:eastAsia="Calibri" w:hAnsi="Calibri"/>
+          <w:b w:val="false"/>
+          <w:bCs w:val="false"/>
+          <w:i w:val="false"/>
+          <w:iCs w:val="false"/>
+          <w:color w:val="000000"/>
+          <w:sz w:val="22"/>
+          <w:szCs w:val="22"/>
+        </w:rPr>
+        <w:t xml:space="preserve">Um achado da conversão que merece atenção: o NCL original converte a UR de porcentagem para fração (ur2m = ur2m/100.) antes de aplicar FU = -0,008·UR + 1,3. Com a UR entre 0 e 1, o FU fica praticamente constante (1,292 a 1,300) — ou seja, na prática a umidade quase não modula o RF operacional, e o produto sai multiplicado por ~1,3. Os coeficientes, porém, parecem ter sido pensados para a UR em porcentagem: aí o FU iria de 1,14 (UR 20 %) a 0,58 (UR 90 %), que é o comportamento que a descrição do modelo sugere.</w:t>
+      </w:r>
+    </w:p>
+    <w:p>
+      <w:pPr>
+        <w:spacing w:after="160" w:line="276"/>
+        <w:jc w:val="both"/>
+      </w:pPr>
+      <w:r>
+        <w:rPr>
+          <w:rFonts w:ascii="Calibri" w:cs="Calibri" w:eastAsia="Calibri" w:hAnsi="Calibri"/>
+          <w:b w:val="false"/>
+          <w:bCs w:val="false"/>
+          <w:i w:val="false"/>
+          <w:iCs w:val="false"/>
+          <w:color w:val="000000"/>
+          <w:sz w:val="22"/>
+          <w:szCs w:val="22"/>
+        </w:rPr>
+        <w:t xml:space="preserve">Como a conversão para Python reproduz o NCL fielmente, o padrão continua sendo o comportamento da operação. A chave correcao_ur permite quantificar o efeito da escolha:</w:t>
+      </w:r>
+    </w:p>
+    <w:tbl>
+      <w:tblPr>
+        <w:tblW w:type="dxa" w:w="9026"/>
+        <w:tblBorders>
+          <w:top w:val="single" w:color="auto" w:sz="4"/>
+          <w:left w:val="single" w:color="auto" w:sz="4"/>
+          <w:bottom w:val="single" w:color="auto" w:sz="4"/>
+          <w:right w:val="single" w:color="auto" w:sz="4"/>
+          <w:insideH w:val="single" w:color="auto" w:sz="4"/>
+          <w:insideV w:val="single" w:color="auto" w:sz="4"/>
+        </w:tblBorders>
+      </w:tblPr>
+      <w:tblGrid>
+        <w:gridCol w:w="2257"/>
+        <w:gridCol w:w="4062"/>
+        <w:gridCol w:w="2708"/>
+      </w:tblGrid>
+      <w:tr>
+        <w:trPr>
+          <w:tblHeader/>
+        </w:trPr>
+        <w:tc>
+          <w:tcPr>
+            <w:tcW w:type="dxa" w:w="2257"/>
+            <w:tcBorders>
+              <w:top w:val="single" w:color="BFBFBF" w:sz="4"/>
+              <w:left w:val="single" w:color="BFBFBF" w:sz="4"/>
+              <w:bottom w:val="single" w:color="BFBFBF" w:sz="4"/>
+              <w:right w:val="single" w:color="BFBFBF" w:sz="4"/>
+            </w:tcBorders>
+            <w:shd w:fill="1F4E79" w:val="clear"/>
+            <w:tcMar>
+              <w:top w:type="dxa" w:w="60"/>
+              <w:left w:type="dxa" w:w="100"/>
+              <w:bottom w:type="dxa" w:w="60"/>
+              <w:right w:type="dxa" w:w="100"/>
+            </w:tcMar>
+          </w:tcPr>
+          <w:p>
+            <w:pPr>
+              <w:spacing w:after="0"/>
+            </w:pPr>
+            <w:r>
+              <w:rPr>
+                <w:rFonts w:ascii="Calibri" w:cs="Calibri" w:eastAsia="Calibri" w:hAnsi="Calibri"/>
+                <w:b/>
+                <w:bCs/>
+                <w:color w:val="FFFFFF"/>
+                <w:sz w:val="19"/>
+                <w:szCs w:val="19"/>
+              </w:rPr>
+              <w:t xml:space="preserve">Valor</w:t>
+            </w:r>
+          </w:p>
+        </w:tc>
+        <w:tc>
+          <w:tcPr>
+            <w:tcW w:type="dxa" w:w="4062"/>
+            <w:tcBorders>
+              <w:top w:val="single" w:color="BFBFBF" w:sz="4"/>
+              <w:left w:val="single" w:color="BFBFBF" w:sz="4"/>
+              <w:bottom w:val="single" w:color="BFBFBF" w:sz="4"/>
+              <w:right w:val="single" w:color="BFBFBF" w:sz="4"/>
+            </w:tcBorders>
+            <w:shd w:fill="1F4E79" w:val="clear"/>
+            <w:tcMar>
+              <w:top w:type="dxa" w:w="60"/>
+              <w:left w:type="dxa" w:w="100"/>
+              <w:bottom w:type="dxa" w:w="60"/>
+              <w:right w:type="dxa" w:w="100"/>
+            </w:tcMar>
+          </w:tcPr>
+          <w:p>
+            <w:pPr>
+              <w:spacing w:after="0"/>
+            </w:pPr>
+            <w:r>
+              <w:rPr>
+                <w:rFonts w:ascii="Calibri" w:cs="Calibri" w:eastAsia="Calibri" w:hAnsi="Calibri"/>
+                <w:b/>
+                <w:bCs/>
+                <w:color w:val="FFFFFF"/>
+                <w:sz w:val="19"/>
+                <w:szCs w:val="19"/>
+              </w:rPr>
+              <w:t xml:space="preserve">UR usada no FU</w:t>
+            </w:r>
+          </w:p>
+        </w:tc>
+        <w:tc>
+          <w:tcPr>
+            <w:tcW w:type="dxa" w:w="2708"/>
+            <w:tcBorders>
+              <w:top w:val="single" w:color="BFBFBF" w:sz="4"/>
+              <w:left w:val="single" w:color="BFBFBF" w:sz="4"/>
+              <w:bottom w:val="single" w:color="BFBFBF" w:sz="4"/>
+              <w:right w:val="single" w:color="BFBFBF" w:sz="4"/>
+            </w:tcBorders>
+            <w:shd w:fill="1F4E79" w:val="clear"/>
+            <w:tcMar>
+              <w:top w:type="dxa" w:w="60"/>
+              <w:left w:type="dxa" w:w="100"/>
+              <w:bottom w:type="dxa" w:w="60"/>
+              <w:right w:type="dxa" w:w="100"/>
+            </w:tcMar>
+          </w:tcPr>
+          <w:p>
+            <w:pPr>
+              <w:spacing w:after="0"/>
+            </w:pPr>
+            <w:r>
+              <w:rPr>
+                <w:rFonts w:ascii="Calibri" w:cs="Calibri" w:eastAsia="Calibri" w:hAnsi="Calibri"/>
+                <w:b/>
+                <w:bCs/>
+                <w:color w:val="FFFFFF"/>
+                <w:sz w:val="19"/>
+                <w:szCs w:val="19"/>
+              </w:rPr>
+              <w:t xml:space="preserve">FU a 40 % de UR</w:t>
+            </w:r>
+          </w:p>
+        </w:tc>
+      </w:tr>
+      <w:tr>
+        <w:tc>
+          <w:tcPr>
+            <w:tcW w:type="dxa" w:w="2257"/>
+            <w:tcBorders>
+              <w:top w:val="single" w:color="BFBFBF" w:sz="4"/>
+              <w:left w:val="single" w:color="BFBFBF" w:sz="4"/>
+              <w:bottom w:val="single" w:color="BFBFBF" w:sz="4"/>
+              <w:right w:val="single" w:color="BFBFBF" w:sz="4"/>
+            </w:tcBorders>
+            <w:tcMar>
+              <w:top w:type="dxa" w:w="60"/>
+              <w:left w:type="dxa" w:w="100"/>
+              <w:bottom w:type="dxa" w:w="60"/>
+              <w:right w:type="dxa" w:w="100"/>
+            </w:tcMar>
+          </w:tcPr>
+          <w:p>
+            <w:pPr>
+              <w:spacing w:after="0"/>
+            </w:pPr>
+            <w:r>
+              <w:rPr>
+                <w:rFonts w:ascii="Calibri" w:cs="Calibri" w:eastAsia="Calibri" w:hAnsi="Calibri"/>
+                <w:b w:val="false"/>
+                <w:bCs w:val="false"/>
+                <w:color w:val="000000"/>
+                <w:sz w:val="19"/>
+                <w:szCs w:val="19"/>
+              </w:rPr>
+              <w:t xml:space="preserve">ncl (padrão)</w:t>
+            </w:r>
+          </w:p>
+        </w:tc>
+        <w:tc>
+          <w:tcPr>
+            <w:tcW w:type="dxa" w:w="4062"/>
+            <w:tcBorders>
+              <w:top w:val="single" w:color="BFBFBF" w:sz="4"/>
+              <w:left w:val="single" w:color="BFBFBF" w:sz="4"/>
+              <w:bottom w:val="single" w:color="BFBFBF" w:sz="4"/>
+              <w:right w:val="single" w:color="BFBFBF" w:sz="4"/>
+            </w:tcBorders>
+            <w:tcMar>
+              <w:top w:type="dxa" w:w="60"/>
+              <w:left w:type="dxa" w:w="100"/>
+              <w:bottom w:type="dxa" w:w="60"/>
+              <w:right w:type="dxa" w:w="100"/>
+            </w:tcMar>
+          </w:tcPr>
+          <w:p>
+            <w:pPr>
+              <w:spacing w:after="0"/>
+            </w:pPr>
+            <w:r>
+              <w:rPr>
+                <w:rFonts w:ascii="Calibri" w:cs="Calibri" w:eastAsia="Calibri" w:hAnsi="Calibri"/>
+                <w:b w:val="false"/>
+                <w:bCs w:val="false"/>
+                <w:color w:val="000000"/>
+                <w:sz w:val="19"/>
+                <w:szCs w:val="19"/>
+              </w:rPr>
+              <w:t xml:space="preserve">fração (0–1)</w:t>
+            </w:r>
+          </w:p>
+        </w:tc>
+        <w:tc>
+          <w:tcPr>
+            <w:tcW w:type="dxa" w:w="2708"/>
+            <w:tcBorders>
+              <w:top w:val="single" w:color="BFBFBF" w:sz="4"/>
+              <w:left w:val="single" w:color="BFBFBF" w:sz="4"/>
+              <w:bottom w:val="single" w:color="BFBFBF" w:sz="4"/>
+              <w:right w:val="single" w:color="BFBFBF" w:sz="4"/>
+            </w:tcBorders>
+            <w:tcMar>
+              <w:top w:type="dxa" w:w="60"/>
+              <w:left w:type="dxa" w:w="100"/>
+              <w:bottom w:type="dxa" w:w="60"/>
+              <w:right w:type="dxa" w:w="100"/>
+            </w:tcMar>
+          </w:tcPr>
+          <w:p>
+            <w:pPr>
+              <w:spacing w:after="0"/>
+            </w:pPr>
+            <w:r>
+              <w:rPr>
+                <w:rFonts w:ascii="Calibri" w:cs="Calibri" w:eastAsia="Calibri" w:hAnsi="Calibri"/>
+                <w:b w:val="false"/>
+                <w:bCs w:val="false"/>
+                <w:color w:val="000000"/>
+                <w:sz w:val="19"/>
+                <w:szCs w:val="19"/>
+              </w:rPr>
+              <w:t xml:space="preserve">1,297</w:t>
+            </w:r>
+          </w:p>
+        </w:tc>
+      </w:tr>
+      <w:tr>
+        <w:tc>
+          <w:tcPr>
+            <w:tcW w:type="dxa" w:w="2257"/>
+            <w:tcBorders>
+              <w:top w:val="single" w:color="BFBFBF" w:sz="4"/>
+              <w:left w:val="single" w:color="BFBFBF" w:sz="4"/>
+              <w:bottom w:val="single" w:color="BFBFBF" w:sz="4"/>
+              <w:right w:val="single" w:color="BFBFBF" w:sz="4"/>
+            </w:tcBorders>
+            <w:tcMar>
+              <w:top w:type="dxa" w:w="60"/>
+              <w:left w:type="dxa" w:w="100"/>
+              <w:bottom w:type="dxa" w:w="60"/>
+              <w:right w:type="dxa" w:w="100"/>
+            </w:tcMar>
+          </w:tcPr>
+          <w:p>
+            <w:pPr>
+              <w:spacing w:after="0"/>
+            </w:pPr>
+            <w:r>
+              <w:rPr>
+                <w:rFonts w:ascii="Calibri" w:cs="Calibri" w:eastAsia="Calibri" w:hAnsi="Calibri"/>
+                <w:b w:val="false"/>
+                <w:bCs w:val="false"/>
+                <w:color w:val="000000"/>
+                <w:sz w:val="19"/>
+                <w:szCs w:val="19"/>
+              </w:rPr>
+              <w:t xml:space="preserve">decimos</w:t>
+            </w:r>
+          </w:p>
+        </w:tc>
+        <w:tc>
+          <w:tcPr>
+            <w:tcW w:type="dxa" w:w="4062"/>
+            <w:tcBorders>
+              <w:top w:val="single" w:color="BFBFBF" w:sz="4"/>
+              <w:left w:val="single" w:color="BFBFBF" w:sz="4"/>
+              <w:bottom w:val="single" w:color="BFBFBF" w:sz="4"/>
+              <w:right w:val="single" w:color="BFBFBF" w:sz="4"/>
+            </w:tcBorders>
+            <w:tcMar>
+              <w:top w:type="dxa" w:w="60"/>
+              <w:left w:type="dxa" w:w="100"/>
+              <w:bottom w:type="dxa" w:w="60"/>
+              <w:right w:type="dxa" w:w="100"/>
+            </w:tcMar>
+          </w:tcPr>
+          <w:p>
+            <w:pPr>
+              <w:spacing w:after="0"/>
+            </w:pPr>
+            <w:r>
+              <w:rPr>
+                <w:rFonts w:ascii="Calibri" w:cs="Calibri" w:eastAsia="Calibri" w:hAnsi="Calibri"/>
+                <w:b w:val="false"/>
+                <w:bCs w:val="false"/>
+                <w:color w:val="000000"/>
+                <w:sz w:val="19"/>
+                <w:szCs w:val="19"/>
+              </w:rPr>
+              <w:t xml:space="preserve">décimos (0–10)</w:t>
+            </w:r>
+          </w:p>
+        </w:tc>
+        <w:tc>
+          <w:tcPr>
+            <w:tcW w:type="dxa" w:w="2708"/>
+            <w:tcBorders>
+              <w:top w:val="single" w:color="BFBFBF" w:sz="4"/>
+              <w:left w:val="single" w:color="BFBFBF" w:sz="4"/>
+              <w:bottom w:val="single" w:color="BFBFBF" w:sz="4"/>
+              <w:right w:val="single" w:color="BFBFBF" w:sz="4"/>
+            </w:tcBorders>
+            <w:tcMar>
+              <w:top w:type="dxa" w:w="60"/>
+              <w:left w:type="dxa" w:w="100"/>
+              <w:bottom w:type="dxa" w:w="60"/>
+              <w:right w:type="dxa" w:w="100"/>
+            </w:tcMar>
+          </w:tcPr>
+          <w:p>
+            <w:pPr>
+              <w:spacing w:after="0"/>
+            </w:pPr>
+            <w:r>
+              <w:rPr>
+                <w:rFonts w:ascii="Calibri" w:cs="Calibri" w:eastAsia="Calibri" w:hAnsi="Calibri"/>
+                <w:b w:val="false"/>
+                <w:bCs w:val="false"/>
+                <w:color w:val="000000"/>
+                <w:sz w:val="19"/>
+                <w:szCs w:val="19"/>
+              </w:rPr>
+              <w:t xml:space="preserve">1,268</w:t>
+            </w:r>
+          </w:p>
+        </w:tc>
+      </w:tr>
+      <w:tr>
+        <w:tc>
+          <w:tcPr>
+            <w:tcW w:type="dxa" w:w="2257"/>
+            <w:tcBorders>
+              <w:top w:val="single" w:color="BFBFBF" w:sz="4"/>
+              <w:left w:val="single" w:color="BFBFBF" w:sz="4"/>
+              <w:bottom w:val="single" w:color="BFBFBF" w:sz="4"/>
+              <w:right w:val="single" w:color="BFBFBF" w:sz="4"/>
+            </w:tcBorders>
+            <w:tcMar>
+              <w:top w:type="dxa" w:w="60"/>
+              <w:left w:type="dxa" w:w="100"/>
+              <w:bottom w:type="dxa" w:w="60"/>
+              <w:right w:type="dxa" w:w="100"/>
+            </w:tcMar>
+          </w:tcPr>
+          <w:p>
+            <w:pPr>
+              <w:spacing w:after="0"/>
+            </w:pPr>
+            <w:r>
+              <w:rPr>
+                <w:rFonts w:ascii="Calibri" w:cs="Calibri" w:eastAsia="Calibri" w:hAnsi="Calibri"/>
+                <w:b w:val="false"/>
+                <w:bCs w:val="false"/>
+                <w:color w:val="000000"/>
+                <w:sz w:val="19"/>
+                <w:szCs w:val="19"/>
+              </w:rPr>
+              <w:t xml:space="preserve">percentual</w:t>
+            </w:r>
+          </w:p>
+        </w:tc>
+        <w:tc>
+          <w:tcPr>
+            <w:tcW w:type="dxa" w:w="4062"/>
+            <w:tcBorders>
+              <w:top w:val="single" w:color="BFBFBF" w:sz="4"/>
+              <w:left w:val="single" w:color="BFBFBF" w:sz="4"/>
+              <w:bottom w:val="single" w:color="BFBFBF" w:sz="4"/>
+              <w:right w:val="single" w:color="BFBFBF" w:sz="4"/>
+            </w:tcBorders>
+            <w:tcMar>
+              <w:top w:type="dxa" w:w="60"/>
+              <w:left w:type="dxa" w:w="100"/>
+              <w:bottom w:type="dxa" w:w="60"/>
+              <w:right w:type="dxa" w:w="100"/>
+            </w:tcMar>
+          </w:tcPr>
+          <w:p>
+            <w:pPr>
+              <w:spacing w:after="0"/>
+            </w:pPr>
+            <w:r>
+              <w:rPr>
+                <w:rFonts w:ascii="Calibri" w:cs="Calibri" w:eastAsia="Calibri" w:hAnsi="Calibri"/>
+                <w:b w:val="false"/>
+                <w:bCs w:val="false"/>
+                <w:color w:val="000000"/>
+                <w:sz w:val="19"/>
+                <w:szCs w:val="19"/>
+              </w:rPr>
+              <w:t xml:space="preserve">porcentagem (0–100)</w:t>
+            </w:r>
+          </w:p>
+        </w:tc>
+        <w:tc>
+          <w:tcPr>
+            <w:tcW w:type="dxa" w:w="2708"/>
+            <w:tcBorders>
+              <w:top w:val="single" w:color="BFBFBF" w:sz="4"/>
+              <w:left w:val="single" w:color="BFBFBF" w:sz="4"/>
+              <w:bottom w:val="single" w:color="BFBFBF" w:sz="4"/>
+              <w:right w:val="single" w:color="BFBFBF" w:sz="4"/>
+            </w:tcBorders>
+            <w:tcMar>
+              <w:top w:type="dxa" w:w="60"/>
+              <w:left w:type="dxa" w:w="100"/>
+              <w:bottom w:type="dxa" w:w="60"/>
+              <w:right w:type="dxa" w:w="100"/>
+            </w:tcMar>
+          </w:tcPr>
+          <w:p>
+            <w:pPr>
+              <w:spacing w:after="0"/>
+            </w:pPr>
+            <w:r>
+              <w:rPr>
+                <w:rFonts w:ascii="Calibri" w:cs="Calibri" w:eastAsia="Calibri" w:hAnsi="Calibri"/>
+                <w:b w:val="false"/>
+                <w:bCs w:val="false"/>
+                <w:color w:val="000000"/>
+                <w:sz w:val="19"/>
+                <w:szCs w:val="19"/>
+              </w:rPr>
+              <w:t xml:space="preserve">0,980</w:t>
+            </w:r>
+          </w:p>
+        </w:tc>
+      </w:tr>
+    </w:tbl>
+    <w:p>
+      <w:pPr>
+        <w:shd w:fill="F2F2F2" w:val="clear"/>
+        <w:spacing w:after="0"/>
+      </w:pPr>
+      <w:r>
+        <w:rPr>
+          <w:rFonts w:ascii="Consolas" w:cs="Consolas" w:eastAsia="Consolas" w:hAnsi="Consolas"/>
+          <w:sz w:val="19"/>
+          <w:szCs w:val="19"/>
+        </w:rPr>
+        <w:t xml:space="preserve">execucao:</w:t>
+      </w:r>
+    </w:p>
+    <w:p>
+      <w:pPr>
+        <w:shd w:fill="F2F2F2" w:val="clear"/>
+        <w:spacing w:after="0"/>
+      </w:pPr>
+      <w:r>
+        <w:rPr>
+          <w:rFonts w:ascii="Consolas" w:cs="Consolas" w:eastAsia="Consolas" w:hAnsi="Consolas"/>
+          <w:sz w:val="19"/>
+          <w:szCs w:val="19"/>
+        </w:rPr>
+        <w:t xml:space="preserve">  correcao_ur: ncl        # ncl | decimos | percentual</w:t>
+      </w:r>
+    </w:p>
+    <w:p>
+      <w:pPr>
+        <w:shd w:fill="F2F2F2" w:val="clear"/>
+        <w:spacing w:after="0"/>
+      </w:pPr>
+      <w:r>
+        <w:rPr>
+          <w:rFonts w:ascii="Consolas" w:cs="Consolas" w:eastAsia="Consolas" w:hAnsi="Consolas"/>
+          <w:sz w:val="19"/>
+          <w:szCs w:val="19"/>
+        </w:rPr>
+        <w:t xml:space="preserve"> </w:t>
+      </w:r>
+    </w:p>
+    <w:p>
+      <w:pPr>
+        <w:shd w:fill="F2F2F2" w:val="clear"/>
+        <w:spacing w:after="0"/>
+      </w:pPr>
+      <w:r>
+        <w:rPr>
+          <w:rFonts w:ascii="Consolas" w:cs="Consolas" w:eastAsia="Consolas" w:hAnsi="Consolas"/>
+          <w:sz w:val="19"/>
+          <w:szCs w:val="19"/>
+        </w:rPr>
+        <w:t xml:space="preserve">python3 rf_observado.py --de 20260701 --ate 20260731 --correcao-ur percentual</w:t>
+      </w:r>
+    </w:p>
+    <w:p>
+      <w:pPr>
+        <w:shd w:fill="F2F2F2" w:val="clear"/>
+        <w:spacing w:after="160"/>
+      </w:pPr>
+      <w:r>
+        <w:rPr>
+          <w:rFonts w:ascii="Consolas" w:cs="Consolas" w:eastAsia="Consolas" w:hAnsi="Consolas"/>
+          <w:sz w:val="19"/>
+          <w:szCs w:val="19"/>
+        </w:rPr>
+        <w:t xml:space="preserve">python3 rf_previsto.py  --horizontes 3d --correcao-ur percentual</w:t>
+      </w:r>
+    </w:p>
+    <w:p>
+      <w:pPr>
+        <w:spacing w:after="160" w:line="276"/>
+        <w:jc w:val="both"/>
+      </w:pPr>
+      <w:r>
+        <w:rPr>
+          <w:rFonts w:ascii="Calibri" w:cs="Calibri" w:eastAsia="Calibri" w:hAnsi="Calibri"/>
+          <w:b/>
+          <w:bCs/>
+          <w:i w:val="false"/>
+          <w:iCs w:val="false"/>
+          <w:color w:val="000000"/>
+          <w:sz w:val="22"/>
+          <w:szCs w:val="22"/>
+        </w:rPr>
+        <w:t xml:space="preserve">Recomendação: </w:t>
+      </w:r>
+      <w:r>
+        <w:rPr>
+          <w:rFonts w:ascii="Calibri" w:cs="Calibri" w:eastAsia="Calibri" w:hAnsi="Calibri"/>
+          <w:b w:val="false"/>
+          <w:bCs w:val="false"/>
+          <w:i w:val="false"/>
+          <w:iCs w:val="false"/>
+          <w:color w:val="000000"/>
+          <w:sz w:val="22"/>
+          <w:szCs w:val="22"/>
+        </w:rPr>
+        <w:t xml:space="preserve">qualquer valor diferente de ncl acrescenta sufixo ao produto (_URDEC, _URPER) e registra a escolha no atributo global escala_ur_no_FU, para nunca se misturar com a rodada de referência. Trate como análise de sensibilidade e valide com o autor do modelo antes de qualquer mudança na operação.</w:t>
+      </w:r>
+    </w:p>
+    <w:p>
+      <w:pPr>
         <w:pStyle w:val="Heading1"/>
         <w:spacing w:after="200" w:before="360"/>
       </w:pPr>
@@ -8838,7 +9807,26 @@
           <w:sz w:val="30"/>
           <w:szCs w:val="30"/>
         </w:rPr>
-        <w:t xml:space="preserve">7. Saídas</w:t>
+        <w:t xml:space="preserve">7. FWI — Canadian Fire Weather Index System</w:t>
+      </w:r>
+    </w:p>
+    <w:p>
+      <w:pPr>
+        <w:spacing w:after="160" w:line="276"/>
+        <w:jc w:val="both"/>
+      </w:pPr>
+      <w:r>
+        <w:rPr>
+          <w:rFonts w:ascii="Calibri" w:cs="Calibri" w:eastAsia="Calibri" w:hAnsi="Calibri"/>
+          <w:b w:val="false"/>
+          <w:bCs w:val="false"/>
+          <w:i w:val="false"/>
+          <w:iCs w:val="false"/>
+          <w:color w:val="000000"/>
+          <w:sz w:val="22"/>
+          <w:szCs w:val="22"/>
+        </w:rPr>
+        <w:t xml:space="preserve">Além do RF do INPE, o pacote traz o FWI canadense completo, o índice único proposto na metodologia multi-horizonte. Os dois convivem: consomem os mesmos arquivos de entrada e escrevem no mesmo padrão de saída, o que permite compará-los ponto a ponto.</w:t>
       </w:r>
     </w:p>
     <w:p>
@@ -8855,7 +9843,1230 @@
           <w:sz w:val="25"/>
           <w:szCs w:val="25"/>
         </w:rPr>
-        <w:t xml:space="preserve">7.1 Produto diário (1 a 5 dias)</w:t>
+        <w:t xml:space="preserve">7.1 O motor (fwi_core.py)</w:t>
+      </w:r>
+    </w:p>
+    <w:p>
+      <w:pPr>
+        <w:spacing w:after="160" w:line="276"/>
+        <w:jc w:val="both"/>
+      </w:pPr>
+      <w:r>
+        <w:rPr>
+          <w:rFonts w:ascii="Calibri" w:cs="Calibri" w:eastAsia="Calibri" w:hAnsi="Calibri"/>
+          <w:b w:val="false"/>
+          <w:bCs w:val="false"/>
+          <w:i w:val="false"/>
+          <w:iCs w:val="false"/>
+          <w:color w:val="000000"/>
+          <w:sz w:val="22"/>
+          <w:szCs w:val="22"/>
+        </w:rPr>
+        <w:t xml:space="preserve">Implementação vetorizada em numpy dos seis componentes do sistema, na ordem de cálculo:</w:t>
+      </w:r>
+    </w:p>
+    <w:tbl>
+      <w:tblPr>
+        <w:tblW w:type="dxa" w:w="9026"/>
+        <w:tblBorders>
+          <w:top w:val="single" w:color="auto" w:sz="4"/>
+          <w:left w:val="single" w:color="auto" w:sz="4"/>
+          <w:bottom w:val="single" w:color="auto" w:sz="4"/>
+          <w:right w:val="single" w:color="auto" w:sz="4"/>
+          <w:insideH w:val="single" w:color="auto" w:sz="4"/>
+          <w:insideV w:val="single" w:color="auto" w:sz="4"/>
+        </w:tblBorders>
+      </w:tblPr>
+      <w:tblGrid>
+        <w:gridCol w:w="1625"/>
+        <w:gridCol w:w="5145"/>
+        <w:gridCol w:w="2257"/>
+      </w:tblGrid>
+      <w:tr>
+        <w:trPr>
+          <w:tblHeader/>
+        </w:trPr>
+        <w:tc>
+          <w:tcPr>
+            <w:tcW w:type="dxa" w:w="1625"/>
+            <w:tcBorders>
+              <w:top w:val="single" w:color="BFBFBF" w:sz="4"/>
+              <w:left w:val="single" w:color="BFBFBF" w:sz="4"/>
+              <w:bottom w:val="single" w:color="BFBFBF" w:sz="4"/>
+              <w:right w:val="single" w:color="BFBFBF" w:sz="4"/>
+            </w:tcBorders>
+            <w:shd w:fill="1F4E79" w:val="clear"/>
+            <w:tcMar>
+              <w:top w:type="dxa" w:w="60"/>
+              <w:left w:type="dxa" w:w="100"/>
+              <w:bottom w:type="dxa" w:w="60"/>
+              <w:right w:type="dxa" w:w="100"/>
+            </w:tcMar>
+          </w:tcPr>
+          <w:p>
+            <w:pPr>
+              <w:spacing w:after="0"/>
+            </w:pPr>
+            <w:r>
+              <w:rPr>
+                <w:rFonts w:ascii="Calibri" w:cs="Calibri" w:eastAsia="Calibri" w:hAnsi="Calibri"/>
+                <w:b/>
+                <w:bCs/>
+                <w:color w:val="FFFFFF"/>
+                <w:sz w:val="19"/>
+                <w:szCs w:val="19"/>
+              </w:rPr>
+              <w:t xml:space="preserve">Componente</w:t>
+            </w:r>
+          </w:p>
+        </w:tc>
+        <w:tc>
+          <w:tcPr>
+            <w:tcW w:type="dxa" w:w="5145"/>
+            <w:tcBorders>
+              <w:top w:val="single" w:color="BFBFBF" w:sz="4"/>
+              <w:left w:val="single" w:color="BFBFBF" w:sz="4"/>
+              <w:bottom w:val="single" w:color="BFBFBF" w:sz="4"/>
+              <w:right w:val="single" w:color="BFBFBF" w:sz="4"/>
+            </w:tcBorders>
+            <w:shd w:fill="1F4E79" w:val="clear"/>
+            <w:tcMar>
+              <w:top w:type="dxa" w:w="60"/>
+              <w:left w:type="dxa" w:w="100"/>
+              <w:bottom w:type="dxa" w:w="60"/>
+              <w:right w:type="dxa" w:w="100"/>
+            </w:tcMar>
+          </w:tcPr>
+          <w:p>
+            <w:pPr>
+              <w:spacing w:after="0"/>
+            </w:pPr>
+            <w:r>
+              <w:rPr>
+                <w:rFonts w:ascii="Calibri" w:cs="Calibri" w:eastAsia="Calibri" w:hAnsi="Calibri"/>
+                <w:b/>
+                <w:bCs/>
+                <w:color w:val="FFFFFF"/>
+                <w:sz w:val="19"/>
+                <w:szCs w:val="19"/>
+              </w:rPr>
+              <w:t xml:space="preserve">O que representa</w:t>
+            </w:r>
+          </w:p>
+        </w:tc>
+        <w:tc>
+          <w:tcPr>
+            <w:tcW w:type="dxa" w:w="2257"/>
+            <w:tcBorders>
+              <w:top w:val="single" w:color="BFBFBF" w:sz="4"/>
+              <w:left w:val="single" w:color="BFBFBF" w:sz="4"/>
+              <w:bottom w:val="single" w:color="BFBFBF" w:sz="4"/>
+              <w:right w:val="single" w:color="BFBFBF" w:sz="4"/>
+            </w:tcBorders>
+            <w:shd w:fill="1F4E79" w:val="clear"/>
+            <w:tcMar>
+              <w:top w:type="dxa" w:w="60"/>
+              <w:left w:type="dxa" w:w="100"/>
+              <w:bottom w:type="dxa" w:w="60"/>
+              <w:right w:type="dxa" w:w="100"/>
+            </w:tcMar>
+          </w:tcPr>
+          <w:p>
+            <w:pPr>
+              <w:spacing w:after="0"/>
+            </w:pPr>
+            <w:r>
+              <w:rPr>
+                <w:rFonts w:ascii="Calibri" w:cs="Calibri" w:eastAsia="Calibri" w:hAnsi="Calibri"/>
+                <w:b/>
+                <w:bCs/>
+                <w:color w:val="FFFFFF"/>
+                <w:sz w:val="19"/>
+                <w:szCs w:val="19"/>
+              </w:rPr>
+              <w:t xml:space="preserve">Memória</w:t>
+            </w:r>
+          </w:p>
+        </w:tc>
+      </w:tr>
+      <w:tr>
+        <w:tc>
+          <w:tcPr>
+            <w:tcW w:type="dxa" w:w="1625"/>
+            <w:tcBorders>
+              <w:top w:val="single" w:color="BFBFBF" w:sz="4"/>
+              <w:left w:val="single" w:color="BFBFBF" w:sz="4"/>
+              <w:bottom w:val="single" w:color="BFBFBF" w:sz="4"/>
+              <w:right w:val="single" w:color="BFBFBF" w:sz="4"/>
+            </w:tcBorders>
+            <w:tcMar>
+              <w:top w:type="dxa" w:w="60"/>
+              <w:left w:type="dxa" w:w="100"/>
+              <w:bottom w:type="dxa" w:w="60"/>
+              <w:right w:type="dxa" w:w="100"/>
+            </w:tcMar>
+          </w:tcPr>
+          <w:p>
+            <w:pPr>
+              <w:spacing w:after="0"/>
+            </w:pPr>
+            <w:r>
+              <w:rPr>
+                <w:rFonts w:ascii="Calibri" w:cs="Calibri" w:eastAsia="Calibri" w:hAnsi="Calibri"/>
+                <w:b w:val="false"/>
+                <w:bCs w:val="false"/>
+                <w:color w:val="000000"/>
+                <w:sz w:val="19"/>
+                <w:szCs w:val="19"/>
+              </w:rPr>
+              <w:t xml:space="preserve">FFMC</w:t>
+            </w:r>
+          </w:p>
+        </w:tc>
+        <w:tc>
+          <w:tcPr>
+            <w:tcW w:type="dxa" w:w="5145"/>
+            <w:tcBorders>
+              <w:top w:val="single" w:color="BFBFBF" w:sz="4"/>
+              <w:left w:val="single" w:color="BFBFBF" w:sz="4"/>
+              <w:bottom w:val="single" w:color="BFBFBF" w:sz="4"/>
+              <w:right w:val="single" w:color="BFBFBF" w:sz="4"/>
+            </w:tcBorders>
+            <w:tcMar>
+              <w:top w:type="dxa" w:w="60"/>
+              <w:left w:type="dxa" w:w="100"/>
+              <w:bottom w:type="dxa" w:w="60"/>
+              <w:right w:type="dxa" w:w="100"/>
+            </w:tcMar>
+          </w:tcPr>
+          <w:p>
+            <w:pPr>
+              <w:spacing w:after="0"/>
+            </w:pPr>
+            <w:r>
+              <w:rPr>
+                <w:rFonts w:ascii="Calibri" w:cs="Calibri" w:eastAsia="Calibri" w:hAnsi="Calibri"/>
+                <w:b w:val="false"/>
+                <w:bCs w:val="false"/>
+                <w:color w:val="000000"/>
+                <w:sz w:val="19"/>
+                <w:szCs w:val="19"/>
+              </w:rPr>
+              <w:t xml:space="preserve">umidade do combustível fino</w:t>
+            </w:r>
+          </w:p>
+        </w:tc>
+        <w:tc>
+          <w:tcPr>
+            <w:tcW w:type="dxa" w:w="2257"/>
+            <w:tcBorders>
+              <w:top w:val="single" w:color="BFBFBF" w:sz="4"/>
+              <w:left w:val="single" w:color="BFBFBF" w:sz="4"/>
+              <w:bottom w:val="single" w:color="BFBFBF" w:sz="4"/>
+              <w:right w:val="single" w:color="BFBFBF" w:sz="4"/>
+            </w:tcBorders>
+            <w:tcMar>
+              <w:top w:type="dxa" w:w="60"/>
+              <w:left w:type="dxa" w:w="100"/>
+              <w:bottom w:type="dxa" w:w="60"/>
+              <w:right w:type="dxa" w:w="100"/>
+            </w:tcMar>
+          </w:tcPr>
+          <w:p>
+            <w:pPr>
+              <w:spacing w:after="0"/>
+            </w:pPr>
+            <w:r>
+              <w:rPr>
+                <w:rFonts w:ascii="Calibri" w:cs="Calibri" w:eastAsia="Calibri" w:hAnsi="Calibri"/>
+                <w:b w:val="false"/>
+                <w:bCs w:val="false"/>
+                <w:color w:val="000000"/>
+                <w:sz w:val="19"/>
+                <w:szCs w:val="19"/>
+              </w:rPr>
+              <w:t xml:space="preserve">~2/3 de dia</w:t>
+            </w:r>
+          </w:p>
+        </w:tc>
+      </w:tr>
+      <w:tr>
+        <w:tc>
+          <w:tcPr>
+            <w:tcW w:type="dxa" w:w="1625"/>
+            <w:tcBorders>
+              <w:top w:val="single" w:color="BFBFBF" w:sz="4"/>
+              <w:left w:val="single" w:color="BFBFBF" w:sz="4"/>
+              <w:bottom w:val="single" w:color="BFBFBF" w:sz="4"/>
+              <w:right w:val="single" w:color="BFBFBF" w:sz="4"/>
+            </w:tcBorders>
+            <w:tcMar>
+              <w:top w:type="dxa" w:w="60"/>
+              <w:left w:type="dxa" w:w="100"/>
+              <w:bottom w:type="dxa" w:w="60"/>
+              <w:right w:type="dxa" w:w="100"/>
+            </w:tcMar>
+          </w:tcPr>
+          <w:p>
+            <w:pPr>
+              <w:spacing w:after="0"/>
+            </w:pPr>
+            <w:r>
+              <w:rPr>
+                <w:rFonts w:ascii="Calibri" w:cs="Calibri" w:eastAsia="Calibri" w:hAnsi="Calibri"/>
+                <w:b w:val="false"/>
+                <w:bCs w:val="false"/>
+                <w:color w:val="000000"/>
+                <w:sz w:val="19"/>
+                <w:szCs w:val="19"/>
+              </w:rPr>
+              <w:t xml:space="preserve">DMC</w:t>
+            </w:r>
+          </w:p>
+        </w:tc>
+        <w:tc>
+          <w:tcPr>
+            <w:tcW w:type="dxa" w:w="5145"/>
+            <w:tcBorders>
+              <w:top w:val="single" w:color="BFBFBF" w:sz="4"/>
+              <w:left w:val="single" w:color="BFBFBF" w:sz="4"/>
+              <w:bottom w:val="single" w:color="BFBFBF" w:sz="4"/>
+              <w:right w:val="single" w:color="BFBFBF" w:sz="4"/>
+            </w:tcBorders>
+            <w:tcMar>
+              <w:top w:type="dxa" w:w="60"/>
+              <w:left w:type="dxa" w:w="100"/>
+              <w:bottom w:type="dxa" w:w="60"/>
+              <w:right w:type="dxa" w:w="100"/>
+            </w:tcMar>
+          </w:tcPr>
+          <w:p>
+            <w:pPr>
+              <w:spacing w:after="0"/>
+            </w:pPr>
+            <w:r>
+              <w:rPr>
+                <w:rFonts w:ascii="Calibri" w:cs="Calibri" w:eastAsia="Calibri" w:hAnsi="Calibri"/>
+                <w:b w:val="false"/>
+                <w:bCs w:val="false"/>
+                <w:color w:val="000000"/>
+                <w:sz w:val="19"/>
+                <w:szCs w:val="19"/>
+              </w:rPr>
+              <w:t xml:space="preserve">umidade da camada orgânica</w:t>
+            </w:r>
+          </w:p>
+        </w:tc>
+        <w:tc>
+          <w:tcPr>
+            <w:tcW w:type="dxa" w:w="2257"/>
+            <w:tcBorders>
+              <w:top w:val="single" w:color="BFBFBF" w:sz="4"/>
+              <w:left w:val="single" w:color="BFBFBF" w:sz="4"/>
+              <w:bottom w:val="single" w:color="BFBFBF" w:sz="4"/>
+              <w:right w:val="single" w:color="BFBFBF" w:sz="4"/>
+            </w:tcBorders>
+            <w:tcMar>
+              <w:top w:type="dxa" w:w="60"/>
+              <w:left w:type="dxa" w:w="100"/>
+              <w:bottom w:type="dxa" w:w="60"/>
+              <w:right w:type="dxa" w:w="100"/>
+            </w:tcMar>
+          </w:tcPr>
+          <w:p>
+            <w:pPr>
+              <w:spacing w:after="0"/>
+            </w:pPr>
+            <w:r>
+              <w:rPr>
+                <w:rFonts w:ascii="Calibri" w:cs="Calibri" w:eastAsia="Calibri" w:hAnsi="Calibri"/>
+                <w:b w:val="false"/>
+                <w:bCs w:val="false"/>
+                <w:color w:val="000000"/>
+                <w:sz w:val="19"/>
+                <w:szCs w:val="19"/>
+              </w:rPr>
+              <w:t xml:space="preserve">~12 dias</w:t>
+            </w:r>
+          </w:p>
+        </w:tc>
+      </w:tr>
+      <w:tr>
+        <w:tc>
+          <w:tcPr>
+            <w:tcW w:type="dxa" w:w="1625"/>
+            <w:tcBorders>
+              <w:top w:val="single" w:color="BFBFBF" w:sz="4"/>
+              <w:left w:val="single" w:color="BFBFBF" w:sz="4"/>
+              <w:bottom w:val="single" w:color="BFBFBF" w:sz="4"/>
+              <w:right w:val="single" w:color="BFBFBF" w:sz="4"/>
+            </w:tcBorders>
+            <w:tcMar>
+              <w:top w:type="dxa" w:w="60"/>
+              <w:left w:type="dxa" w:w="100"/>
+              <w:bottom w:type="dxa" w:w="60"/>
+              <w:right w:type="dxa" w:w="100"/>
+            </w:tcMar>
+          </w:tcPr>
+          <w:p>
+            <w:pPr>
+              <w:spacing w:after="0"/>
+            </w:pPr>
+            <w:r>
+              <w:rPr>
+                <w:rFonts w:ascii="Calibri" w:cs="Calibri" w:eastAsia="Calibri" w:hAnsi="Calibri"/>
+                <w:b w:val="false"/>
+                <w:bCs w:val="false"/>
+                <w:color w:val="000000"/>
+                <w:sz w:val="19"/>
+                <w:szCs w:val="19"/>
+              </w:rPr>
+              <w:t xml:space="preserve">DC</w:t>
+            </w:r>
+          </w:p>
+        </w:tc>
+        <w:tc>
+          <w:tcPr>
+            <w:tcW w:type="dxa" w:w="5145"/>
+            <w:tcBorders>
+              <w:top w:val="single" w:color="BFBFBF" w:sz="4"/>
+              <w:left w:val="single" w:color="BFBFBF" w:sz="4"/>
+              <w:bottom w:val="single" w:color="BFBFBF" w:sz="4"/>
+              <w:right w:val="single" w:color="BFBFBF" w:sz="4"/>
+            </w:tcBorders>
+            <w:tcMar>
+              <w:top w:type="dxa" w:w="60"/>
+              <w:left w:type="dxa" w:w="100"/>
+              <w:bottom w:type="dxa" w:w="60"/>
+              <w:right w:type="dxa" w:w="100"/>
+            </w:tcMar>
+          </w:tcPr>
+          <w:p>
+            <w:pPr>
+              <w:spacing w:after="0"/>
+            </w:pPr>
+            <w:r>
+              <w:rPr>
+                <w:rFonts w:ascii="Calibri" w:cs="Calibri" w:eastAsia="Calibri" w:hAnsi="Calibri"/>
+                <w:b w:val="false"/>
+                <w:bCs w:val="false"/>
+                <w:color w:val="000000"/>
+                <w:sz w:val="19"/>
+                <w:szCs w:val="19"/>
+              </w:rPr>
+              <w:t xml:space="preserve">seca profunda</w:t>
+            </w:r>
+          </w:p>
+        </w:tc>
+        <w:tc>
+          <w:tcPr>
+            <w:tcW w:type="dxa" w:w="2257"/>
+            <w:tcBorders>
+              <w:top w:val="single" w:color="BFBFBF" w:sz="4"/>
+              <w:left w:val="single" w:color="BFBFBF" w:sz="4"/>
+              <w:bottom w:val="single" w:color="BFBFBF" w:sz="4"/>
+              <w:right w:val="single" w:color="BFBFBF" w:sz="4"/>
+            </w:tcBorders>
+            <w:tcMar>
+              <w:top w:type="dxa" w:w="60"/>
+              <w:left w:type="dxa" w:w="100"/>
+              <w:bottom w:type="dxa" w:w="60"/>
+              <w:right w:type="dxa" w:w="100"/>
+            </w:tcMar>
+          </w:tcPr>
+          <w:p>
+            <w:pPr>
+              <w:spacing w:after="0"/>
+            </w:pPr>
+            <w:r>
+              <w:rPr>
+                <w:rFonts w:ascii="Calibri" w:cs="Calibri" w:eastAsia="Calibri" w:hAnsi="Calibri"/>
+                <w:b w:val="false"/>
+                <w:bCs w:val="false"/>
+                <w:color w:val="000000"/>
+                <w:sz w:val="19"/>
+                <w:szCs w:val="19"/>
+              </w:rPr>
+              <w:t xml:space="preserve">~52 dias</w:t>
+            </w:r>
+          </w:p>
+        </w:tc>
+      </w:tr>
+      <w:tr>
+        <w:tc>
+          <w:tcPr>
+            <w:tcW w:type="dxa" w:w="1625"/>
+            <w:tcBorders>
+              <w:top w:val="single" w:color="BFBFBF" w:sz="4"/>
+              <w:left w:val="single" w:color="BFBFBF" w:sz="4"/>
+              <w:bottom w:val="single" w:color="BFBFBF" w:sz="4"/>
+              <w:right w:val="single" w:color="BFBFBF" w:sz="4"/>
+            </w:tcBorders>
+            <w:tcMar>
+              <w:top w:type="dxa" w:w="60"/>
+              <w:left w:type="dxa" w:w="100"/>
+              <w:bottom w:type="dxa" w:w="60"/>
+              <w:right w:type="dxa" w:w="100"/>
+            </w:tcMar>
+          </w:tcPr>
+          <w:p>
+            <w:pPr>
+              <w:spacing w:after="0"/>
+            </w:pPr>
+            <w:r>
+              <w:rPr>
+                <w:rFonts w:ascii="Calibri" w:cs="Calibri" w:eastAsia="Calibri" w:hAnsi="Calibri"/>
+                <w:b w:val="false"/>
+                <w:bCs w:val="false"/>
+                <w:color w:val="000000"/>
+                <w:sz w:val="19"/>
+                <w:szCs w:val="19"/>
+              </w:rPr>
+              <w:t xml:space="preserve">ISI</w:t>
+            </w:r>
+          </w:p>
+        </w:tc>
+        <w:tc>
+          <w:tcPr>
+            <w:tcW w:type="dxa" w:w="5145"/>
+            <w:tcBorders>
+              <w:top w:val="single" w:color="BFBFBF" w:sz="4"/>
+              <w:left w:val="single" w:color="BFBFBF" w:sz="4"/>
+              <w:bottom w:val="single" w:color="BFBFBF" w:sz="4"/>
+              <w:right w:val="single" w:color="BFBFBF" w:sz="4"/>
+            </w:tcBorders>
+            <w:tcMar>
+              <w:top w:type="dxa" w:w="60"/>
+              <w:left w:type="dxa" w:w="100"/>
+              <w:bottom w:type="dxa" w:w="60"/>
+              <w:right w:type="dxa" w:w="100"/>
+            </w:tcMar>
+          </w:tcPr>
+          <w:p>
+            <w:pPr>
+              <w:spacing w:after="0"/>
+            </w:pPr>
+            <w:r>
+              <w:rPr>
+                <w:rFonts w:ascii="Calibri" w:cs="Calibri" w:eastAsia="Calibri" w:hAnsi="Calibri"/>
+                <w:b w:val="false"/>
+                <w:bCs w:val="false"/>
+                <w:color w:val="000000"/>
+                <w:sz w:val="19"/>
+                <w:szCs w:val="19"/>
+              </w:rPr>
+              <w:t xml:space="preserve">FFMC + vento (espalhamento inicial)</w:t>
+            </w:r>
+          </w:p>
+        </w:tc>
+        <w:tc>
+          <w:tcPr>
+            <w:tcW w:type="dxa" w:w="2257"/>
+            <w:tcBorders>
+              <w:top w:val="single" w:color="BFBFBF" w:sz="4"/>
+              <w:left w:val="single" w:color="BFBFBF" w:sz="4"/>
+              <w:bottom w:val="single" w:color="BFBFBF" w:sz="4"/>
+              <w:right w:val="single" w:color="BFBFBF" w:sz="4"/>
+            </w:tcBorders>
+            <w:tcMar>
+              <w:top w:type="dxa" w:w="60"/>
+              <w:left w:type="dxa" w:w="100"/>
+              <w:bottom w:type="dxa" w:w="60"/>
+              <w:right w:type="dxa" w:w="100"/>
+            </w:tcMar>
+          </w:tcPr>
+          <w:p>
+            <w:pPr>
+              <w:spacing w:after="0"/>
+            </w:pPr>
+            <w:r>
+              <w:rPr>
+                <w:rFonts w:ascii="Calibri" w:cs="Calibri" w:eastAsia="Calibri" w:hAnsi="Calibri"/>
+                <w:b w:val="false"/>
+                <w:bCs w:val="false"/>
+                <w:color w:val="000000"/>
+                <w:sz w:val="19"/>
+                <w:szCs w:val="19"/>
+              </w:rPr>
+              <w:t xml:space="preserve">—</w:t>
+            </w:r>
+          </w:p>
+        </w:tc>
+      </w:tr>
+      <w:tr>
+        <w:tc>
+          <w:tcPr>
+            <w:tcW w:type="dxa" w:w="1625"/>
+            <w:tcBorders>
+              <w:top w:val="single" w:color="BFBFBF" w:sz="4"/>
+              <w:left w:val="single" w:color="BFBFBF" w:sz="4"/>
+              <w:bottom w:val="single" w:color="BFBFBF" w:sz="4"/>
+              <w:right w:val="single" w:color="BFBFBF" w:sz="4"/>
+            </w:tcBorders>
+            <w:tcMar>
+              <w:top w:type="dxa" w:w="60"/>
+              <w:left w:type="dxa" w:w="100"/>
+              <w:bottom w:type="dxa" w:w="60"/>
+              <w:right w:type="dxa" w:w="100"/>
+            </w:tcMar>
+          </w:tcPr>
+          <w:p>
+            <w:pPr>
+              <w:spacing w:after="0"/>
+            </w:pPr>
+            <w:r>
+              <w:rPr>
+                <w:rFonts w:ascii="Calibri" w:cs="Calibri" w:eastAsia="Calibri" w:hAnsi="Calibri"/>
+                <w:b w:val="false"/>
+                <w:bCs w:val="false"/>
+                <w:color w:val="000000"/>
+                <w:sz w:val="19"/>
+                <w:szCs w:val="19"/>
+              </w:rPr>
+              <w:t xml:space="preserve">BUI</w:t>
+            </w:r>
+          </w:p>
+        </w:tc>
+        <w:tc>
+          <w:tcPr>
+            <w:tcW w:type="dxa" w:w="5145"/>
+            <w:tcBorders>
+              <w:top w:val="single" w:color="BFBFBF" w:sz="4"/>
+              <w:left w:val="single" w:color="BFBFBF" w:sz="4"/>
+              <w:bottom w:val="single" w:color="BFBFBF" w:sz="4"/>
+              <w:right w:val="single" w:color="BFBFBF" w:sz="4"/>
+            </w:tcBorders>
+            <w:tcMar>
+              <w:top w:type="dxa" w:w="60"/>
+              <w:left w:type="dxa" w:w="100"/>
+              <w:bottom w:type="dxa" w:w="60"/>
+              <w:right w:type="dxa" w:w="100"/>
+            </w:tcMar>
+          </w:tcPr>
+          <w:p>
+            <w:pPr>
+              <w:spacing w:after="0"/>
+            </w:pPr>
+            <w:r>
+              <w:rPr>
+                <w:rFonts w:ascii="Calibri" w:cs="Calibri" w:eastAsia="Calibri" w:hAnsi="Calibri"/>
+                <w:b w:val="false"/>
+                <w:bCs w:val="false"/>
+                <w:color w:val="000000"/>
+                <w:sz w:val="19"/>
+                <w:szCs w:val="19"/>
+              </w:rPr>
+              <w:t xml:space="preserve">DMC + DC (combustível disponível)</w:t>
+            </w:r>
+          </w:p>
+        </w:tc>
+        <w:tc>
+          <w:tcPr>
+            <w:tcW w:type="dxa" w:w="2257"/>
+            <w:tcBorders>
+              <w:top w:val="single" w:color="BFBFBF" w:sz="4"/>
+              <w:left w:val="single" w:color="BFBFBF" w:sz="4"/>
+              <w:bottom w:val="single" w:color="BFBFBF" w:sz="4"/>
+              <w:right w:val="single" w:color="BFBFBF" w:sz="4"/>
+            </w:tcBorders>
+            <w:tcMar>
+              <w:top w:type="dxa" w:w="60"/>
+              <w:left w:type="dxa" w:w="100"/>
+              <w:bottom w:type="dxa" w:w="60"/>
+              <w:right w:type="dxa" w:w="100"/>
+            </w:tcMar>
+          </w:tcPr>
+          <w:p>
+            <w:pPr>
+              <w:spacing w:after="0"/>
+            </w:pPr>
+            <w:r>
+              <w:rPr>
+                <w:rFonts w:ascii="Calibri" w:cs="Calibri" w:eastAsia="Calibri" w:hAnsi="Calibri"/>
+                <w:b w:val="false"/>
+                <w:bCs w:val="false"/>
+                <w:color w:val="000000"/>
+                <w:sz w:val="19"/>
+                <w:szCs w:val="19"/>
+              </w:rPr>
+              <w:t xml:space="preserve">—</w:t>
+            </w:r>
+          </w:p>
+        </w:tc>
+      </w:tr>
+      <w:tr>
+        <w:tc>
+          <w:tcPr>
+            <w:tcW w:type="dxa" w:w="1625"/>
+            <w:tcBorders>
+              <w:top w:val="single" w:color="BFBFBF" w:sz="4"/>
+              <w:left w:val="single" w:color="BFBFBF" w:sz="4"/>
+              <w:bottom w:val="single" w:color="BFBFBF" w:sz="4"/>
+              <w:right w:val="single" w:color="BFBFBF" w:sz="4"/>
+            </w:tcBorders>
+            <w:tcMar>
+              <w:top w:type="dxa" w:w="60"/>
+              <w:left w:type="dxa" w:w="100"/>
+              <w:bottom w:type="dxa" w:w="60"/>
+              <w:right w:type="dxa" w:w="100"/>
+            </w:tcMar>
+          </w:tcPr>
+          <w:p>
+            <w:pPr>
+              <w:spacing w:after="0"/>
+            </w:pPr>
+            <w:r>
+              <w:rPr>
+                <w:rFonts w:ascii="Calibri" w:cs="Calibri" w:eastAsia="Calibri" w:hAnsi="Calibri"/>
+                <w:b w:val="false"/>
+                <w:bCs w:val="false"/>
+                <w:color w:val="000000"/>
+                <w:sz w:val="19"/>
+                <w:szCs w:val="19"/>
+              </w:rPr>
+              <w:t xml:space="preserve">FWI</w:t>
+            </w:r>
+          </w:p>
+        </w:tc>
+        <w:tc>
+          <w:tcPr>
+            <w:tcW w:type="dxa" w:w="5145"/>
+            <w:tcBorders>
+              <w:top w:val="single" w:color="BFBFBF" w:sz="4"/>
+              <w:left w:val="single" w:color="BFBFBF" w:sz="4"/>
+              <w:bottom w:val="single" w:color="BFBFBF" w:sz="4"/>
+              <w:right w:val="single" w:color="BFBFBF" w:sz="4"/>
+            </w:tcBorders>
+            <w:tcMar>
+              <w:top w:type="dxa" w:w="60"/>
+              <w:left w:type="dxa" w:w="100"/>
+              <w:bottom w:type="dxa" w:w="60"/>
+              <w:right w:type="dxa" w:w="100"/>
+            </w:tcMar>
+          </w:tcPr>
+          <w:p>
+            <w:pPr>
+              <w:spacing w:after="0"/>
+            </w:pPr>
+            <w:r>
+              <w:rPr>
+                <w:rFonts w:ascii="Calibri" w:cs="Calibri" w:eastAsia="Calibri" w:hAnsi="Calibri"/>
+                <w:b w:val="false"/>
+                <w:bCs w:val="false"/>
+                <w:color w:val="000000"/>
+                <w:sz w:val="19"/>
+                <w:szCs w:val="19"/>
+              </w:rPr>
+              <w:t xml:space="preserve">ISI + BUI (índice final)</w:t>
+            </w:r>
+          </w:p>
+        </w:tc>
+        <w:tc>
+          <w:tcPr>
+            <w:tcW w:type="dxa" w:w="2257"/>
+            <w:tcBorders>
+              <w:top w:val="single" w:color="BFBFBF" w:sz="4"/>
+              <w:left w:val="single" w:color="BFBFBF" w:sz="4"/>
+              <w:bottom w:val="single" w:color="BFBFBF" w:sz="4"/>
+              <w:right w:val="single" w:color="BFBFBF" w:sz="4"/>
+            </w:tcBorders>
+            <w:tcMar>
+              <w:top w:type="dxa" w:w="60"/>
+              <w:left w:type="dxa" w:w="100"/>
+              <w:bottom w:type="dxa" w:w="60"/>
+              <w:right w:type="dxa" w:w="100"/>
+            </w:tcMar>
+          </w:tcPr>
+          <w:p>
+            <w:pPr>
+              <w:spacing w:after="0"/>
+            </w:pPr>
+            <w:r>
+              <w:rPr>
+                <w:rFonts w:ascii="Calibri" w:cs="Calibri" w:eastAsia="Calibri" w:hAnsi="Calibri"/>
+                <w:b w:val="false"/>
+                <w:bCs w:val="false"/>
+                <w:color w:val="000000"/>
+                <w:sz w:val="19"/>
+                <w:szCs w:val="19"/>
+              </w:rPr>
+              <w:t xml:space="preserve">—</w:t>
+            </w:r>
+          </w:p>
+        </w:tc>
+      </w:tr>
+    </w:tbl>
+    <w:p>
+      <w:pPr>
+        <w:spacing w:after="160" w:line="276"/>
+        <w:jc w:val="both"/>
+      </w:pPr>
+      <w:r>
+        <w:rPr>
+          <w:rFonts w:ascii="Calibri" w:cs="Calibri" w:eastAsia="Calibri" w:hAnsi="Calibri"/>
+          <w:b w:val="false"/>
+          <w:bCs w:val="false"/>
+          <w:i w:val="false"/>
+          <w:iCs w:val="false"/>
+          <w:color w:val="000000"/>
+          <w:sz w:val="22"/>
+          <w:szCs w:val="22"/>
+        </w:rPr>
+        <w:t xml:space="preserve">Também é calculado o DSR (Daily Severity Rating). As entradas seguem a convenção do sistema — condições do meio-dia local: temperatura (°C), umidade relativa (%), vento a 10 m (km/h) e precipitação acumulada nas 24 h anteriores (mm). O ajuste hemisférico é feito por faixas de latitude (tabelas de duração do dia para DMC e DC), de modo que o comportamento sazonal fica correto no Hemisfério Sul e na faixa equatorial.</w:t>
+      </w:r>
+    </w:p>
+    <w:p>
+      <w:pPr>
+        <w:spacing w:after="160" w:line="276"/>
+        <w:jc w:val="both"/>
+      </w:pPr>
+      <w:r>
+        <w:rPr>
+          <w:rFonts w:ascii="Calibri" w:cs="Calibri" w:eastAsia="Calibri" w:hAnsi="Calibri"/>
+          <w:b/>
+          <w:bCs/>
+          <w:i w:val="false"/>
+          <w:iCs w:val="false"/>
+          <w:color w:val="000000"/>
+          <w:sz w:val="22"/>
+          <w:szCs w:val="22"/>
+        </w:rPr>
+        <w:t xml:space="preserve">Validação: </w:t>
+      </w:r>
+      <w:r>
+        <w:rPr>
+          <w:rFonts w:ascii="Calibri" w:cs="Calibri" w:eastAsia="Calibri" w:hAnsi="Calibri"/>
+          <w:b w:val="false"/>
+          <w:bCs w:val="false"/>
+          <w:i w:val="false"/>
+          <w:iCs w:val="false"/>
+          <w:color w:val="000000"/>
+          <w:sz w:val="22"/>
+          <w:szCs w:val="22"/>
+        </w:rPr>
+        <w:t xml:space="preserve">o motor é comparado, no teste_fwi.py, com a tabela de referência do sistema — incluindo o exemplo clássico de Van Wagner &amp; Pickett (T=17 °C, UR=42 %, vento=25 km/h, chuva=0, partindo de FFMC=85, DMC=6, DC=15, que deve dar FFMC 87,7 · DMC 8,5 · DC 19,0 · ISI 10,9 · BUI 8,5 · FWI 10,1) — e, quando o xclim está instalado, também contra a implementação de referência do CFFWIS, em cinco faixas de latitude e quatro meses, com diferença menor que 1e-9.</w:t>
+      </w:r>
+    </w:p>
+    <w:p>
+      <w:pPr>
+        <w:pStyle w:val="Heading2"/>
+        <w:spacing w:after="160" w:before="280"/>
+      </w:pPr>
+      <w:r>
+        <w:rPr>
+          <w:rFonts w:ascii="Calibri" w:cs="Calibri" w:eastAsia="Calibri" w:hAnsi="Calibri"/>
+          <w:b/>
+          <w:bCs/>
+          <w:color w:val="1F4E79"/>
+          <w:sz w:val="25"/>
+          <w:szCs w:val="25"/>
+        </w:rPr>
+        <w:t xml:space="preserve">7.2 FWI observado (fwi_observado.py)</w:t>
+      </w:r>
+    </w:p>
+    <w:p>
+      <w:pPr>
+        <w:spacing w:after="160" w:line="276"/>
+        <w:jc w:val="both"/>
+      </w:pPr>
+      <w:r>
+        <w:rPr>
+          <w:rFonts w:ascii="Calibri" w:cs="Calibri" w:eastAsia="Calibri" w:hAnsi="Calibri"/>
+          <w:b w:val="false"/>
+          <w:bCs w:val="false"/>
+          <w:i w:val="false"/>
+          <w:iCs w:val="false"/>
+          <w:color w:val="000000"/>
+          <w:sz w:val="22"/>
+          <w:szCs w:val="22"/>
+        </w:rPr>
+        <w:t xml:space="preserve">Calcula o FWI diário a partir do IMERG (chuva) e da ERA5 (T, UR e vento — daí a importância do prepara_era5.py já baixar U10m/V10m). Diferente do RF, que é independente por dia, o FWI é sequencial: cada dia parte dos códigos de umidade do dia anterior. O script cuida disso de duas formas: rodando um período de aquecimento (spin-up, padrão 90 dias) antes do primeiro dia pedido, e permitindo salvar/retomar o estado entre execuções.</w:t>
+      </w:r>
+    </w:p>
+    <w:p>
+      <w:pPr>
+        <w:shd w:fill="F2F2F2" w:val="clear"/>
+        <w:spacing w:after="0"/>
+      </w:pPr>
+      <w:r>
+        <w:rPr>
+          <w:rFonts w:ascii="Consolas" w:cs="Consolas" w:eastAsia="Consolas" w:hAnsi="Consolas"/>
+          <w:sz w:val="19"/>
+          <w:szCs w:val="19"/>
+        </w:rPr>
+        <w:t xml:space="preserve"># Ultimos 30 dias (com 90 dias de spin-up antes)</w:t>
+      </w:r>
+    </w:p>
+    <w:p>
+      <w:pPr>
+        <w:shd w:fill="F2F2F2" w:val="clear"/>
+        <w:spacing w:after="0"/>
+      </w:pPr>
+      <w:r>
+        <w:rPr>
+          <w:rFonts w:ascii="Consolas" w:cs="Consolas" w:eastAsia="Consolas" w:hAnsi="Consolas"/>
+          <w:sz w:val="19"/>
+          <w:szCs w:val="19"/>
+        </w:rPr>
+        <w:t xml:space="preserve">python3 fwi_observado.py --config config.yaml --dias 30</w:t>
+      </w:r>
+    </w:p>
+    <w:p>
+      <w:pPr>
+        <w:shd w:fill="F2F2F2" w:val="clear"/>
+        <w:spacing w:after="0"/>
+      </w:pPr>
+      <w:r>
+        <w:rPr>
+          <w:rFonts w:ascii="Consolas" w:cs="Consolas" w:eastAsia="Consolas" w:hAnsi="Consolas"/>
+          <w:sz w:val="19"/>
+          <w:szCs w:val="19"/>
+        </w:rPr>
+        <w:t xml:space="preserve"> </w:t>
+      </w:r>
+    </w:p>
+    <w:p>
+      <w:pPr>
+        <w:shd w:fill="F2F2F2" w:val="clear"/>
+        <w:spacing w:after="0"/>
+      </w:pPr>
+      <w:r>
+        <w:rPr>
+          <w:rFonts w:ascii="Consolas" w:cs="Consolas" w:eastAsia="Consolas" w:hAnsi="Consolas"/>
+          <w:sz w:val="19"/>
+          <w:szCs w:val="19"/>
+        </w:rPr>
+        <w:t xml:space="preserve"># Um mes fechado + a media mensal do FWI</w:t>
+      </w:r>
+    </w:p>
+    <w:p>
+      <w:pPr>
+        <w:shd w:fill="F2F2F2" w:val="clear"/>
+        <w:spacing w:after="0"/>
+      </w:pPr>
+      <w:r>
+        <w:rPr>
+          <w:rFonts w:ascii="Consolas" w:cs="Consolas" w:eastAsia="Consolas" w:hAnsi="Consolas"/>
+          <w:sz w:val="19"/>
+          <w:szCs w:val="19"/>
+        </w:rPr>
+        <w:t xml:space="preserve">python3 fwi_observado.py --de 20260701 --ate 20260731 --media-mensal</w:t>
+      </w:r>
+    </w:p>
+    <w:p>
+      <w:pPr>
+        <w:shd w:fill="F2F2F2" w:val="clear"/>
+        <w:spacing w:after="0"/>
+      </w:pPr>
+      <w:r>
+        <w:rPr>
+          <w:rFonts w:ascii="Consolas" w:cs="Consolas" w:eastAsia="Consolas" w:hAnsi="Consolas"/>
+          <w:sz w:val="19"/>
+          <w:szCs w:val="19"/>
+        </w:rPr>
+        <w:t xml:space="preserve"> </w:t>
+      </w:r>
+    </w:p>
+    <w:p>
+      <w:pPr>
+        <w:shd w:fill="F2F2F2" w:val="clear"/>
+        <w:spacing w:after="0"/>
+      </w:pPr>
+      <w:r>
+        <w:rPr>
+          <w:rFonts w:ascii="Consolas" w:cs="Consolas" w:eastAsia="Consolas" w:hAnsi="Consolas"/>
+          <w:sz w:val="19"/>
+          <w:szCs w:val="19"/>
+        </w:rPr>
+        <w:t xml:space="preserve"># Rodada continua: retoma do estado salvo e grava o novo</w:t>
+      </w:r>
+    </w:p>
+    <w:p>
+      <w:pPr>
+        <w:shd w:fill="F2F2F2" w:val="clear"/>
+        <w:spacing w:after="0"/>
+      </w:pPr>
+      <w:r>
+        <w:rPr>
+          <w:rFonts w:ascii="Consolas" w:cs="Consolas" w:eastAsia="Consolas" w:hAnsi="Consolas"/>
+          <w:sz w:val="19"/>
+          <w:szCs w:val="19"/>
+        </w:rPr>
+        <w:t xml:space="preserve">python3 fwi_observado.py --de 20260801 --ate 20260805 \</w:t>
+      </w:r>
+    </w:p>
+    <w:p>
+      <w:pPr>
+        <w:shd w:fill="F2F2F2" w:val="clear"/>
+        <w:spacing w:after="0"/>
+      </w:pPr>
+      <w:r>
+        <w:rPr>
+          <w:rFonts w:ascii="Consolas" w:cs="Consolas" w:eastAsia="Consolas" w:hAnsi="Consolas"/>
+          <w:sz w:val="19"/>
+          <w:szCs w:val="19"/>
+        </w:rPr>
+        <w:t xml:space="preserve">    --estado-inicial estado_fwi.nc --salvar-estado estado_fwi.nc</w:t>
+      </w:r>
+    </w:p>
+    <w:p>
+      <w:pPr>
+        <w:shd w:fill="F2F2F2" w:val="clear"/>
+        <w:spacing w:after="0"/>
+      </w:pPr>
+      <w:r>
+        <w:rPr>
+          <w:rFonts w:ascii="Consolas" w:cs="Consolas" w:eastAsia="Consolas" w:hAnsi="Consolas"/>
+          <w:sz w:val="19"/>
+          <w:szCs w:val="19"/>
+        </w:rPr>
+        <w:t xml:space="preserve"> </w:t>
+      </w:r>
+    </w:p>
+    <w:p>
+      <w:pPr>
+        <w:shd w:fill="F2F2F2" w:val="clear"/>
+        <w:spacing w:after="0"/>
+      </w:pPr>
+      <w:r>
+        <w:rPr>
+          <w:rFonts w:ascii="Consolas" w:cs="Consolas" w:eastAsia="Consolas" w:hAnsi="Consolas"/>
+          <w:sz w:val="19"/>
+          <w:szCs w:val="19"/>
+        </w:rPr>
+        <w:t xml:space="preserve"># Conferir as entradas sem calcular</w:t>
+      </w:r>
+    </w:p>
+    <w:p>
+      <w:pPr>
+        <w:shd w:fill="F2F2F2" w:val="clear"/>
+        <w:spacing w:after="160"/>
+      </w:pPr>
+      <w:r>
+        <w:rPr>
+          <w:rFonts w:ascii="Consolas" w:cs="Consolas" w:eastAsia="Consolas" w:hAnsi="Consolas"/>
+          <w:sz w:val="19"/>
+          <w:szCs w:val="19"/>
+        </w:rPr>
+        <w:t xml:space="preserve">python3 fwi_observado.py --de 20260701 --ate 20260731 --simular</w:t>
+      </w:r>
+    </w:p>
+    <w:p>
+      <w:pPr>
+        <w:spacing w:after="160" w:line="276"/>
+        <w:jc w:val="both"/>
+      </w:pPr>
+      <w:r>
+        <w:rPr>
+          <w:rFonts w:ascii="Calibri" w:cs="Calibri" w:eastAsia="Calibri" w:hAnsi="Calibri"/>
+          <w:b w:val="false"/>
+          <w:bCs w:val="false"/>
+          <w:i w:val="false"/>
+          <w:iCs w:val="false"/>
+          <w:color w:val="000000"/>
+          <w:sz w:val="22"/>
+          <w:szCs w:val="22"/>
+        </w:rPr>
+        <w:t xml:space="preserve">Cada dia gera um FWI.OBS.{data}{hora}.nc com os sete campos (FFMC, DMC, DC, ISI, BUI, FWI, DSR) em data/output/2.2/FWI_OBS/netcdf. As variáveis meteorológicas da ERA5 (0,25°) são interpoladas para a grade do IMERG (0,1°), que é a grade de saída. Dias sem entradas completas são pulados com aviso e o estado é mantido, sem quebrar a série.</w:t>
+      </w:r>
+    </w:p>
+    <w:p>
+      <w:pPr>
+        <w:spacing w:after="160" w:line="276"/>
+        <w:jc w:val="both"/>
+      </w:pPr>
+      <w:r>
+        <w:rPr>
+          <w:rFonts w:ascii="Calibri" w:cs="Calibri" w:eastAsia="Calibri" w:hAnsi="Calibri"/>
+          <w:b w:val="false"/>
+          <w:bCs w:val="false"/>
+          <w:i w:val="false"/>
+          <w:iCs w:val="false"/>
+          <w:color w:val="000000"/>
+          <w:sz w:val="22"/>
+          <w:szCs w:val="22"/>
+        </w:rPr>
+        <w:t xml:space="preserve">Opções: --dias/--semanas/--meses/--de+--ate e --data-final (como no rf_observado.py), --spinup N, --estado-inicial/--salvar-estado, --ffmc0/--dmc0/--dc0 (partida a frio, padrão 85/6/15), --media, --media-mensal, --maximo, --var-agrega (componente agregado, padrão FWI), --produto, --hora e --simular.</w:t>
+      </w:r>
+    </w:p>
+    <w:p>
+      <w:pPr>
+        <w:spacing w:after="160" w:line="276"/>
+        <w:jc w:val="both"/>
+      </w:pPr>
+      <w:r>
+        <w:rPr>
+          <w:rFonts w:ascii="Calibri" w:cs="Calibri" w:eastAsia="Calibri" w:hAnsi="Calibri"/>
+          <w:b/>
+          <w:bCs/>
+          <w:i w:val="false"/>
+          <w:iCs w:val="false"/>
+          <w:color w:val="000000"/>
+          <w:sz w:val="22"/>
+          <w:szCs w:val="22"/>
+        </w:rPr>
+        <w:t xml:space="preserve">Convenção de hora: </w:t>
+      </w:r>
+      <w:r>
+        <w:rPr>
+          <w:rFonts w:ascii="Calibri" w:cs="Calibri" w:eastAsia="Calibri" w:hAnsi="Calibri"/>
+          <w:b w:val="false"/>
+          <w:bCs w:val="false"/>
+          <w:i w:val="false"/>
+          <w:iCs w:val="false"/>
+          <w:color w:val="000000"/>
+          <w:sz w:val="22"/>
+          <w:szCs w:val="22"/>
+        </w:rPr>
+        <w:t xml:space="preserve">o sistema canadense usa as condições do meio-dia local — sobre o Brasil (UTC−3), ~15 UTC. O padrão do script é 18 UTC apenas para reaproveitar o banco de ERA5 já baixado para o RF; para seguir a convenção à risca, baixe a ERA5 com prepara_era5.py --hora 15 e rode o FWI com --hora 15.</w:t>
+      </w:r>
+    </w:p>
+    <w:p>
+      <w:pPr>
+        <w:pStyle w:val="Heading2"/>
+        <w:spacing w:after="160" w:before="280"/>
+      </w:pPr>
+      <w:r>
+        <w:rPr>
+          <w:rFonts w:ascii="Calibri" w:cs="Calibri" w:eastAsia="Calibri" w:hAnsi="Calibri"/>
+          <w:b/>
+          <w:bCs/>
+          <w:color w:val="1F4E79"/>
+          <w:sz w:val="25"/>
+          <w:szCs w:val="25"/>
+        </w:rPr>
+        <w:t xml:space="preserve">7.3 Figuras do FWI</w:t>
+      </w:r>
+    </w:p>
+    <w:p>
+      <w:pPr>
+        <w:spacing w:after="160" w:line="276"/>
+        <w:jc w:val="both"/>
+      </w:pPr>
+      <w:r>
+        <w:rPr>
+          <w:rFonts w:ascii="Calibri" w:cs="Calibri" w:eastAsia="Calibri" w:hAnsi="Calibri"/>
+          <w:b w:val="false"/>
+          <w:bCs w:val="false"/>
+          <w:i w:val="false"/>
+          <w:iCs w:val="false"/>
+          <w:color w:val="000000"/>
+          <w:sz w:val="22"/>
+          <w:szCs w:val="22"/>
+        </w:rPr>
+        <w:t xml:space="preserve">O rf_figura.py reconhece os arquivos FWI.* e usa automaticamente as classes do índice (0–5–12–22–35), além de permitir plotar qualquer componente:</w:t>
+      </w:r>
+    </w:p>
+    <w:p>
+      <w:pPr>
+        <w:shd w:fill="F2F2F2" w:val="clear"/>
+        <w:spacing w:after="0"/>
+      </w:pPr>
+      <w:r>
+        <w:rPr>
+          <w:rFonts w:ascii="Consolas" w:cs="Consolas" w:eastAsia="Consolas" w:hAnsi="Consolas"/>
+          <w:sz w:val="19"/>
+          <w:szCs w:val="19"/>
+        </w:rPr>
+        <w:t xml:space="preserve">python3 rf_figura.py data/output/2.2/FWI_OBS/netcdf/FWI.OBS.2026073118.nc</w:t>
+      </w:r>
+    </w:p>
+    <w:p>
+      <w:pPr>
+        <w:shd w:fill="F2F2F2" w:val="clear"/>
+        <w:spacing w:after="0"/>
+      </w:pPr>
+      <w:r>
+        <w:rPr>
+          <w:rFonts w:ascii="Consolas" w:cs="Consolas" w:eastAsia="Consolas" w:hAnsi="Consolas"/>
+          <w:sz w:val="19"/>
+          <w:szCs w:val="19"/>
+        </w:rPr>
+        <w:t xml:space="preserve">python3 rf_figura.py .../FWI.OBS.2026073118.nc --var DC     # seca profunda</w:t>
+      </w:r>
+    </w:p>
+    <w:p>
+      <w:pPr>
+        <w:shd w:fill="F2F2F2" w:val="clear"/>
+        <w:spacing w:after="160"/>
+      </w:pPr>
+      <w:r>
+        <w:rPr>
+          <w:rFonts w:ascii="Consolas" w:cs="Consolas" w:eastAsia="Consolas" w:hAnsi="Consolas"/>
+          <w:sz w:val="19"/>
+          <w:szCs w:val="19"/>
+        </w:rPr>
+        <w:t xml:space="preserve">python3 rf_figura.py .../FWI.OBS.202607*.nc --painel --colunas 7</w:t>
+      </w:r>
+    </w:p>
+    <w:p>
+      <w:pPr>
+        <w:pStyle w:val="Heading2"/>
+        <w:spacing w:after="160" w:before="280"/>
+      </w:pPr>
+      <w:r>
+        <w:rPr>
+          <w:rFonts w:ascii="Calibri" w:cs="Calibri" w:eastAsia="Calibri" w:hAnsi="Calibri"/>
+          <w:b/>
+          <w:bCs/>
+          <w:color w:val="1F4E79"/>
+          <w:sz w:val="25"/>
+          <w:szCs w:val="25"/>
+        </w:rPr>
+        <w:t xml:space="preserve">7.4 O que falta para o FWI previsto</w:t>
+      </w:r>
+    </w:p>
+    <w:p>
+      <w:pPr>
+        <w:spacing w:after="160" w:line="276"/>
+        <w:jc w:val="both"/>
+      </w:pPr>
+      <w:r>
+        <w:rPr>
+          <w:rFonts w:ascii="Calibri" w:cs="Calibri" w:eastAsia="Calibri" w:hAnsi="Calibri"/>
+          <w:b w:val="false"/>
+          <w:bCs w:val="false"/>
+          <w:i w:val="false"/>
+          <w:iCs w:val="false"/>
+          <w:color w:val="000000"/>
+          <w:sz w:val="22"/>
+          <w:szCs w:val="22"/>
+        </w:rPr>
+        <w:t xml:space="preserve">O FWI observado fecha a "análise de fogo contínua" da metodologia. Para o FWI previsto falta apenas o vento nas fontes de previsão: o prepara_gfs.py hoje baixa APCP, TMP e RH — acrescentar UGRD/VGRD a 10 m habilita o FWI de curto prazo; nas fontes sazonais (BESM/Eta) o vento precisa vir no pacote de dados. A condição inicial dos códigos de umidade sai naturalmente do estado salvo pelo fwi_observado.py (--estado-inicial).</w:t>
+      </w:r>
+    </w:p>
+    <w:p>
+      <w:pPr>
+        <w:pStyle w:val="Heading1"/>
+        <w:spacing w:after="200" w:before="360"/>
+      </w:pPr>
+      <w:r>
+        <w:rPr>
+          <w:rFonts w:ascii="Calibri" w:cs="Calibri" w:eastAsia="Calibri" w:hAnsi="Calibri"/>
+          <w:b/>
+          <w:bCs/>
+          <w:color w:val="1F4E79"/>
+          <w:sz w:val="30"/>
+          <w:szCs w:val="30"/>
+        </w:rPr>
+        <w:t xml:space="preserve">8. Saídas</w:t>
+      </w:r>
+    </w:p>
+    <w:p>
+      <w:pPr>
+        <w:pStyle w:val="Heading2"/>
+        <w:spacing w:after="160" w:before="280"/>
+      </w:pPr>
+      <w:r>
+        <w:rPr>
+          <w:rFonts w:ascii="Calibri" w:cs="Calibri" w:eastAsia="Calibri" w:hAnsi="Calibri"/>
+          <w:b/>
+          <w:bCs/>
+          <w:color w:val="1F4E79"/>
+          <w:sz w:val="25"/>
+          <w:szCs w:val="25"/>
+        </w:rPr>
+        <w:t xml:space="preserve">8.1 Produto diário (1 a 5 dias)</w:t>
       </w:r>
     </w:p>
     <w:tbl>
@@ -9321,7 +11532,7 @@
           <w:sz w:val="25"/>
           <w:szCs w:val="25"/>
         </w:rPr>
-        <w:t xml:space="preserve">7.2 Produto semanal (1 a 2 semanas)</w:t>
+        <w:t xml:space="preserve">8.2 Produto semanal (1 a 2 semanas)</w:t>
       </w:r>
     </w:p>
     <w:tbl>
@@ -9583,7 +11794,7 @@
           <w:sz w:val="25"/>
           <w:szCs w:val="25"/>
         </w:rPr>
-        <w:t xml:space="preserve">7.3 Formato dos arquivos</w:t>
+        <w:t xml:space="preserve">8.3 Formato dos arquivos</w:t>
       </w:r>
     </w:p>
     <w:p>
@@ -9638,7 +11849,7 @@
           <w:sz w:val="30"/>
           <w:szCs w:val="30"/>
         </w:rPr>
-        <w:t xml:space="preserve">8. Logs e monitoramento</w:t>
+        <w:t xml:space="preserve">9. Logs e monitoramento</w:t>
       </w:r>
     </w:p>
     <w:tbl>
@@ -9987,7 +12198,7 @@
           <w:sz w:val="30"/>
           <w:szCs w:val="30"/>
         </w:rPr>
-        <w:t xml:space="preserve">9. Solução de problemas</w:t>
+        <w:t xml:space="preserve">10. Solução de problemas</w:t>
       </w:r>
     </w:p>
     <w:tbl>
@@ -11158,7 +13369,7 @@
           <w:sz w:val="30"/>
           <w:szCs w:val="30"/>
         </w:rPr>
-        <w:t xml:space="preserve">10. Testes de validação</w:t>
+        <w:t xml:space="preserve">11. Testes de validação</w:t>
       </w:r>
     </w:p>
     <w:p>
@@ -11267,6 +13478,34 @@
     <w:p>
       <w:pPr>
         <w:shd w:fill="F2F2F2" w:val="clear"/>
+        <w:spacing w:after="0"/>
+      </w:pPr>
+      <w:r>
+        <w:rPr>
+          <w:rFonts w:ascii="Consolas" w:cs="Consolas" w:eastAsia="Consolas" w:hAnsi="Consolas"/>
+          <w:sz w:val="19"/>
+          <w:szCs w:val="19"/>
+        </w:rPr>
+        <w:t xml:space="preserve">python3 teste_rf_observado.py  # valida o RF observado, as agregacoes e as figuras</w:t>
+      </w:r>
+    </w:p>
+    <w:p>
+      <w:pPr>
+        <w:shd w:fill="F2F2F2" w:val="clear"/>
+        <w:spacing w:after="0"/>
+      </w:pPr>
+      <w:r>
+        <w:rPr>
+          <w:rFonts w:ascii="Consolas" w:cs="Consolas" w:eastAsia="Consolas" w:hAnsi="Consolas"/>
+          <w:sz w:val="19"/>
+          <w:szCs w:val="19"/>
+        </w:rPr>
+        <w:t xml:space="preserve">python3 teste_fwi.py           # valida o motor FWI (referencia + xclim) e o FWI observado</w:t>
+      </w:r>
+    </w:p>
+    <w:p>
+      <w:pPr>
+        <w:shd w:fill="F2F2F2" w:val="clear"/>
         <w:spacing w:after="160"/>
       </w:pPr>
       <w:r>
@@ -11275,7 +13514,7 @@
           <w:sz w:val="19"/>
           <w:szCs w:val="19"/>
         </w:rPr>
-        <w:t xml:space="preserve">python3 teste_rf_observado.py  # valida o RF observado, as agregacoes e as figuras</w:t>
+        <w:t xml:space="preserve">python3 teste_era5_horario.py  # valida o horario da ERA5 (fixo/solar) e a escala da UR</w:t>
       </w:r>
     </w:p>
     <w:p>
@@ -11311,7 +13550,7 @@
           <w:sz w:val="30"/>
           <w:szCs w:val="30"/>
         </w:rPr>
-        <w:t xml:space="preserve">11. Segurança</w:t>
+        <w:t xml:space="preserve">12. Segurança</w:t>
       </w:r>
     </w:p>
     <w:p>
@@ -11347,7 +13586,7 @@
           <w:sz w:val="30"/>
           <w:szCs w:val="30"/>
         </w:rPr>
-        <w:t xml:space="preserve">12. Suporte</w:t>
+        <w:t xml:space="preserve">13. Suporte</w:t>
       </w:r>
     </w:p>
     <w:p>

--- a/docs/manual_usuario.docx
+++ b/docs/manual_usuario.docx
@@ -46,7 +46,7 @@
           <w:sz w:val="22"/>
           <w:szCs w:val="22"/>
         </w:rPr>
-        <w:t xml:space="preserve">Versão 2.2 · 5 de agosto de 2026</w:t>
+        <w:t xml:space="preserve">Versão 2.3 · 5 de agosto de 2026</w:t>
       </w:r>
     </w:p>
     <w:p>
@@ -6841,7 +6841,39 @@
           <w:sz w:val="22"/>
           <w:szCs w:val="22"/>
         </w:rPr>
-        <w:t xml:space="preserve">O prepara_gfs.py baixa a previsão do GFS 0,25° da NOAA e grava os arquivos GFS.PREV.PREC.* (prec em mm/dia) e GFS.PREV.TEMP2m.RH2m.* (T2m em K, UR2m em %) na convenção da seção 2.2, prontos para o rf_previsto.py. Requer o pygrib (python3 -m pip install pygrib).</w:t>
+        <w:t xml:space="preserve">O prepara_gfs.py baixa a previsão do GFS 0,25° da NOAA e grava, na convenção da seção 2.2, GFS.PREV.PREC.* (prec em mm/dia), GFS.PREV.TEMP2m.RH2m.* (T2m em K, UR2m em %) e GFS.PREV.U10m.V10m.* (vento a 10 m em m/s). Requer o pygrib (python3 -m pip install pygrib).</w:t>
+      </w:r>
+    </w:p>
+    <w:p>
+      <w:pPr>
+        <w:spacing w:after="160" w:line="276"/>
+        <w:jc w:val="both"/>
+      </w:pPr>
+      <w:r>
+        <w:rPr>
+          <w:rFonts w:ascii="Calibri" w:cs="Calibri" w:eastAsia="Calibri" w:hAnsi="Calibri"/>
+          <w:b/>
+          <w:bCs/>
+          <w:i w:val="false"/>
+          <w:iCs w:val="false"/>
+          <w:color w:val="000000"/>
+          <w:sz w:val="22"/>
+          <w:szCs w:val="22"/>
+        </w:rPr>
+        <w:t xml:space="preserve">Vento a 10 m. </w:t>
+      </w:r>
+      <w:r>
+        <w:rPr>
+          <w:rFonts w:ascii="Calibri" w:cs="Calibri" w:eastAsia="Calibri" w:hAnsi="Calibri"/>
+          <w:b w:val="false"/>
+          <w:bCs w:val="false"/>
+          <w:i w:val="false"/>
+          <w:iCs w:val="false"/>
+          <w:color w:val="000000"/>
+          <w:sz w:val="22"/>
+          <w:szCs w:val="22"/>
+        </w:rPr>
+        <w:t xml:space="preserve">O RF não usa vento, mas o FWI exige (é o insumo do ISI), então o download traz UGRD/VGRD por padrão — duas mensagens GRIB a mais por horário (~1 MB, de ~2 para ~3 MB). O arquivo de vento segue o mesmo formato do gerado pelo prepara_era5.py e é lido pela mesma função, o que permitirá encadear a análise observada com a previsão no FWI. Use --sem-vento para baixar apenas o necessário ao RF.</w:t>
       </w:r>
     </w:p>
     <w:p>
@@ -7028,7 +7060,7 @@
                 <w:sz w:val="19"/>
                 <w:szCs w:val="19"/>
               </w:rPr>
-              <w:t xml:space="preserve">"Fast download method": lê o índice .idx de cada horário e baixa por byte-range só as 3 mensagens GRIB necessárias, no espelho oficial da AWS (noaa-gfs-bdp-pds), ~2 MB por horário</w:t>
+              <w:t xml:space="preserve">"Fast download method": lê o índice .idx de cada horário e baixa por byte-range só as mensagens GRIB necessárias (3 sem vento, 5 com), no espelho oficial da AWS (noaa-gfs-bdp-pds), ~2–3 MB por horário</w:t>
             </w:r>
           </w:p>
         </w:tc>
@@ -11032,7 +11064,100 @@
           <w:sz w:val="22"/>
           <w:szCs w:val="22"/>
         </w:rPr>
-        <w:t xml:space="preserve">O FWI observado fecha a "análise de fogo contínua" da metodologia. Para o FWI previsto falta apenas o vento nas fontes de previsão: o prepara_gfs.py hoje baixa APCP, TMP e RH — acrescentar UGRD/VGRD a 10 m habilita o FWI de curto prazo; nas fontes sazonais (BESM/Eta) o vento precisa vir no pacote de dados. A condição inicial dos códigos de umidade sai naturalmente do estado salvo pelo fwi_observado.py (--estado-inicial).</w:t>
+        <w:t xml:space="preserve">O FWI observado fecha a "análise de fogo contínua" da metodologia. Para o FWI previsto faltam, nesta ordem:</w:t>
+      </w:r>
+    </w:p>
+    <w:p>
+      <w:pPr>
+        <w:pStyle w:val="ListParagraph"/>
+        <w:numPr>
+          <w:ilvl w:val="0"/>
+          <w:numId w:val="{num-fwi-0}"/>
+        </w:numPr>
+        <w:spacing w:after="100" w:line="276"/>
+        <w:jc w:val="both"/>
+      </w:pPr>
+      <w:r>
+        <w:rPr>
+          <w:rFonts w:ascii="Calibri" w:cs="Calibri" w:eastAsia="Calibri" w:hAnsi="Calibri"/>
+          <w:b/>
+          <w:bCs/>
+          <w:sz w:val="22"/>
+          <w:szCs w:val="22"/>
+        </w:rPr>
+        <w:t xml:space="preserve">Vento nas fontes — </w:t>
+      </w:r>
+      <w:r>
+        <w:rPr>
+          <w:rFonts w:ascii="Calibri" w:cs="Calibri" w:eastAsia="Calibri" w:hAnsi="Calibri"/>
+          <w:b w:val="false"/>
+          <w:bCs w:val="false"/>
+          <w:sz w:val="22"/>
+          <w:szCs w:val="22"/>
+        </w:rPr>
+        <w:t xml:space="preserve">resolvido para o GFS: o prepara_gfs.py já grava GFS.PREV.U10m.V10m.* (seção 6.1). Nas fontes sazonais (BESM/Eta) o vento ainda não vem no pacote de dados e precisa ser solicitado ao CPTEC — sem ele não há ISI e, portanto, não há FWI sazonal.</w:t>
+      </w:r>
+    </w:p>
+    <w:p>
+      <w:pPr>
+        <w:pStyle w:val="ListParagraph"/>
+        <w:numPr>
+          <w:ilvl w:val="0"/>
+          <w:numId w:val="{num-fwi-0}"/>
+        </w:numPr>
+        <w:spacing w:after="100" w:line="276"/>
+        <w:jc w:val="both"/>
+      </w:pPr>
+      <w:r>
+        <w:rPr>
+          <w:rFonts w:ascii="Calibri" w:cs="Calibri" w:eastAsia="Calibri" w:hAnsi="Calibri"/>
+          <w:b/>
+          <w:bCs/>
+          <w:sz w:val="22"/>
+          <w:szCs w:val="22"/>
+        </w:rPr>
+        <w:t xml:space="preserve">Camada de fontes — </w:t>
+      </w:r>
+      <w:r>
+        <w:rPr>
+          <w:rFonts w:ascii="Calibri" w:cs="Calibri" w:eastAsia="Calibri" w:hAnsi="Calibri"/>
+          <w:b w:val="false"/>
+          <w:bCs w:val="false"/>
+          <w:sz w:val="22"/>
+          <w:szCs w:val="22"/>
+        </w:rPr>
+        <w:t xml:space="preserve">o rf_fontes.py entrega precipitação, temperatura e umidade; falta declarar os padrões de arquivo e variáveis do vento.</w:t>
+      </w:r>
+    </w:p>
+    <w:p>
+      <w:pPr>
+        <w:pStyle w:val="ListParagraph"/>
+        <w:numPr>
+          <w:ilvl w:val="0"/>
+          <w:numId w:val="{num-fwi-0}"/>
+        </w:numPr>
+        <w:spacing w:after="100" w:line="276"/>
+        <w:jc w:val="both"/>
+      </w:pPr>
+      <w:r>
+        <w:rPr>
+          <w:rFonts w:ascii="Calibri" w:cs="Calibri" w:eastAsia="Calibri" w:hAnsi="Calibri"/>
+          <w:b/>
+          <w:bCs/>
+          <w:sz w:val="22"/>
+          <w:szCs w:val="22"/>
+        </w:rPr>
+        <w:t xml:space="preserve">Um fwi_previsto.py — </w:t>
+      </w:r>
+      <w:r>
+        <w:rPr>
+          <w:rFonts w:ascii="Calibri" w:cs="Calibri" w:eastAsia="Calibri" w:hAnsi="Calibri"/>
+          <w:b w:val="false"/>
+          <w:bCs w:val="false"/>
+          <w:sz w:val="22"/>
+          <w:szCs w:val="22"/>
+        </w:rPr>
+        <w:t xml:space="preserve">diferente do RF (independente por horizonte), o FWI previsto é sequencial: parte do estado dos códigos de umidade no dia da rodada e avança dia a dia até o horizonte. Essa peça já existe: o fwi_observado.py salva o estado (--salvar-estado) e o fwi_previsto o consumiria com --estado-inicial.</w:t>
       </w:r>
     </w:p>
     <w:p>

--- a/docs/manual_usuario.docx
+++ b/docs/manual_usuario.docx
@@ -46,7 +46,7 @@
           <w:sz w:val="22"/>
           <w:szCs w:val="22"/>
         </w:rPr>
-        <w:t xml:space="preserve">Versão 2.3 · 5 de agosto de 2026</w:t>
+        <w:t xml:space="preserve">Versão 2.4 · 5 de agosto de 2026</w:t>
       </w:r>
     </w:p>
     <w:p>
@@ -7293,7 +7293,86 @@
           <w:sz w:val="22"/>
           <w:szCs w:val="22"/>
         </w:rPr>
-        <w:t xml:space="preserve">Opções principais: --data/--rodada (rodada), --dias (alcance, padrão 16), --passo (validades, padrão 6 h), --dominio latS,latN,lonW,lonE, --acumulo 24h|dia, --jobs (downloads simultâneos), --base/--config (destino), --sobrescrever e --simular.</w:t>
+        <w:t xml:space="preserve">Opções principais: --data/--rodada (rodada), --dias (alcance, padrão 16), --passo (validades, padrão 6 h), --dominio latS,latN,lonW,lonE, --acumulo 24h|dia, --jobs (downloads simultâneos), --base/--config (destino), --sem-vento, --auto-rodada, --sobrescrever e --simular.</w:t>
+      </w:r>
+    </w:p>
+    <w:p>
+      <w:pPr>
+        <w:spacing w:after="160" w:line="276"/>
+        <w:jc w:val="both"/>
+      </w:pPr>
+      <w:r>
+        <w:rPr>
+          <w:rFonts w:ascii="Calibri" w:cs="Calibri" w:eastAsia="Calibri" w:hAnsi="Calibri"/>
+          <w:b/>
+          <w:bCs/>
+          <w:i w:val="false"/>
+          <w:iCs w:val="false"/>
+          <w:color w:val="000000"/>
+          <w:sz w:val="22"/>
+          <w:szCs w:val="22"/>
+        </w:rPr>
+        <w:t xml:space="preserve">Rodada ainda não publicada. </w:t>
+      </w:r>
+      <w:r>
+        <w:rPr>
+          <w:rFonts w:ascii="Calibri" w:cs="Calibri" w:eastAsia="Calibri" w:hAnsi="Calibri"/>
+          <w:b w:val="false"/>
+          <w:bCs w:val="false"/>
+          <w:i w:val="false"/>
+          <w:iCs w:val="false"/>
+          <w:color w:val="000000"/>
+          <w:sz w:val="22"/>
+          <w:szCs w:val="22"/>
+        </w:rPr>
+        <w:t xml:space="preserve">O GFS 00 UTC só começa a aparecer nos servidores ~3,5 h depois do horário sinótico (e completa em ~5 h), então uma execução de madrugada encontra 404 em todos os horários. O script trata isso de duas formas: um 404 não é repetido (não adianta insistir — o arquivo não está lá) e a mensagem diz o que fazer; e a opção --auto-rodada faz o script recuar de 6 em 6 horas até achar a rodada mais recente já publicada (--voltar-rodadas, padrão 4 = 24 h):</w:t>
+      </w:r>
+    </w:p>
+    <w:p>
+      <w:pPr>
+        <w:shd w:fill="F2F2F2" w:val="clear"/>
+        <w:spacing w:after="0"/>
+      </w:pPr>
+      <w:r>
+        <w:rPr>
+          <w:rFonts w:ascii="Consolas" w:cs="Consolas" w:eastAsia="Consolas" w:hAnsi="Consolas"/>
+          <w:sz w:val="19"/>
+          <w:szCs w:val="19"/>
+        </w:rPr>
+        <w:t xml:space="preserve">python3 prepara_gfs.py --config config.yaml --auto-rodada</w:t>
+      </w:r>
+    </w:p>
+    <w:p>
+      <w:pPr>
+        <w:shd w:fill="F2F2F2" w:val="clear"/>
+        <w:spacing w:after="160"/>
+      </w:pPr>
+      <w:r>
+        <w:rPr>
+          <w:rFonts w:ascii="Consolas" w:cs="Consolas" w:eastAsia="Consolas" w:hAnsi="Consolas"/>
+          <w:sz w:val="19"/>
+          <w:szCs w:val="19"/>
+        </w:rPr>
+        <w:t xml:space="preserve"># Rodada 2026080600 ainda nao publicada; usando 2026080518 (6 h antes).</w:t>
+      </w:r>
+    </w:p>
+    <w:p>
+      <w:pPr>
+        <w:spacing w:after="160" w:line="276"/>
+        <w:jc w:val="both"/>
+      </w:pPr>
+      <w:r>
+        <w:rPr>
+          <w:rFonts w:ascii="Calibri" w:cs="Calibri" w:eastAsia="Calibri" w:hAnsi="Calibri"/>
+          <w:b w:val="false"/>
+          <w:bCs w:val="false"/>
+          <w:i w:val="false"/>
+          <w:iCs w:val="false"/>
+          <w:color w:val="000000"/>
+          <w:sz w:val="22"/>
+          <w:szCs w:val="22"/>
+        </w:rPr>
+        <w:t xml:space="preserve">Para uma rodada operacional agendada no cron, --auto-rodada é o modo recomendado: a execução nunca falha por chegar cedo demais, apenas usa a rodada anterior.</w:t>
       </w:r>
     </w:p>
     <w:p>

--- a/docs/manual_usuario.docx
+++ b/docs/manual_usuario.docx
@@ -46,7 +46,7 @@
           <w:sz w:val="22"/>
           <w:szCs w:val="22"/>
         </w:rPr>
-        <w:t xml:space="preserve">Versão 2.4 · 5 de agosto de 2026</w:t>
+        <w:t xml:space="preserve">Versão 2.6 · 6 de agosto de 2026</w:t>
       </w:r>
     </w:p>
     <w:p>
@@ -6110,8 +6110,9 @@
         </w:tblBorders>
       </w:tblPr>
       <w:tblGrid>
-        <w:gridCol w:w="2527"/>
-        <w:gridCol w:w="6499"/>
+        <w:gridCol w:w="1986"/>
+        <w:gridCol w:w="1805"/>
+        <w:gridCol w:w="5235"/>
       </w:tblGrid>
       <w:tr>
         <w:trPr>
@@ -6119,7 +6120,7 @@
         </w:trPr>
         <w:tc>
           <w:tcPr>
-            <w:tcW w:type="dxa" w:w="2527"/>
+            <w:tcW w:type="dxa" w:w="1986"/>
             <w:tcBorders>
               <w:top w:val="single" w:color="BFBFBF" w:sz="4"/>
               <w:left w:val="single" w:color="BFBFBF" w:sz="4"/>
@@ -6153,7 +6154,7 @@
         </w:tc>
         <w:tc>
           <w:tcPr>
-            <w:tcW w:type="dxa" w:w="6499"/>
+            <w:tcW w:type="dxa" w:w="1805"/>
             <w:tcBorders>
               <w:top w:val="single" w:color="BFBFBF" w:sz="4"/>
               <w:left w:val="single" w:color="BFBFBF" w:sz="4"/>
@@ -6181,6 +6182,40 @@
                 <w:sz w:val="19"/>
                 <w:szCs w:val="19"/>
               </w:rPr>
+              <w:t xml:space="preserve">Papel</w:t>
+            </w:r>
+          </w:p>
+        </w:tc>
+        <w:tc>
+          <w:tcPr>
+            <w:tcW w:type="dxa" w:w="5235"/>
+            <w:tcBorders>
+              <w:top w:val="single" w:color="BFBFBF" w:sz="4"/>
+              <w:left w:val="single" w:color="BFBFBF" w:sz="4"/>
+              <w:bottom w:val="single" w:color="BFBFBF" w:sz="4"/>
+              <w:right w:val="single" w:color="BFBFBF" w:sz="4"/>
+            </w:tcBorders>
+            <w:shd w:fill="1F4E79" w:val="clear"/>
+            <w:tcMar>
+              <w:top w:type="dxa" w:w="60"/>
+              <w:left w:type="dxa" w:w="100"/>
+              <w:bottom w:type="dxa" w:w="60"/>
+              <w:right w:type="dxa" w:w="100"/>
+            </w:tcMar>
+          </w:tcPr>
+          <w:p>
+            <w:pPr>
+              <w:spacing w:after="0"/>
+            </w:pPr>
+            <w:r>
+              <w:rPr>
+                <w:rFonts w:ascii="Calibri" w:cs="Calibri" w:eastAsia="Calibri" w:hAnsi="Calibri"/>
+                <w:b/>
+                <w:bCs/>
+                <w:color w:val="FFFFFF"/>
+                <w:sz w:val="19"/>
+                <w:szCs w:val="19"/>
+              </w:rPr>
               <w:t xml:space="preserve">Saída</w:t>
             </w:r>
           </w:p>
@@ -6189,7 +6224,7 @@
       <w:tr>
         <w:tc>
           <w:tcPr>
-            <w:tcW w:type="dxa" w:w="2527"/>
+            <w:tcW w:type="dxa" w:w="1986"/>
             <w:tcBorders>
               <w:top w:val="single" w:color="BFBFBF" w:sz="4"/>
               <w:left w:val="single" w:color="BFBFBF" w:sz="4"/>
@@ -6222,34 +6257,67 @@
         </w:tc>
         <w:tc>
           <w:tcPr>
-            <w:tcW w:type="dxa" w:w="6499"/>
-            <w:tcBorders>
-              <w:top w:val="single" w:color="BFBFBF" w:sz="4"/>
-              <w:left w:val="single" w:color="BFBFBF" w:sz="4"/>
-              <w:bottom w:val="single" w:color="BFBFBF" w:sz="4"/>
-              <w:right w:val="single" w:color="BFBFBF" w:sz="4"/>
-            </w:tcBorders>
-            <w:tcMar>
-              <w:top w:type="dxa" w:w="60"/>
-              <w:left w:type="dxa" w:w="100"/>
-              <w:bottom w:type="dxa" w:w="60"/>
-              <w:right w:type="dxa" w:w="100"/>
-            </w:tcMar>
-          </w:tcPr>
-          <w:p>
-            <w:pPr>
-              <w:spacing w:after="0"/>
-            </w:pPr>
-            <w:r>
-              <w:rPr>
-                <w:rFonts w:ascii="Calibri" w:cs="Calibri" w:eastAsia="Calibri" w:hAnsi="Calibri"/>
-                <w:b w:val="false"/>
-                <w:bCs w:val="false"/>
-                <w:color w:val="000000"/>
-                <w:sz w:val="19"/>
-                <w:szCs w:val="19"/>
-              </w:rPr>
-              <w:t xml:space="preserve">RF.PREV.MEDIA.AAAAMM.nc — uma média por mês-calendário coberto pelas previsões</w:t>
+            <w:tcW w:type="dxa" w:w="1805"/>
+            <w:tcBorders>
+              <w:top w:val="single" w:color="BFBFBF" w:sz="4"/>
+              <w:left w:val="single" w:color="BFBFBF" w:sz="4"/>
+              <w:bottom w:val="single" w:color="BFBFBF" w:sz="4"/>
+              <w:right w:val="single" w:color="BFBFBF" w:sz="4"/>
+            </w:tcBorders>
+            <w:tcMar>
+              <w:top w:type="dxa" w:w="60"/>
+              <w:left w:type="dxa" w:w="100"/>
+              <w:bottom w:type="dxa" w:w="60"/>
+              <w:right w:type="dxa" w:w="100"/>
+            </w:tcMar>
+          </w:tcPr>
+          <w:p>
+            <w:pPr>
+              <w:spacing w:after="0"/>
+            </w:pPr>
+            <w:r>
+              <w:rPr>
+                <w:rFonts w:ascii="Calibri" w:cs="Calibri" w:eastAsia="Calibri" w:hAnsi="Calibri"/>
+                <w:b w:val="false"/>
+                <w:bCs w:val="false"/>
+                <w:color w:val="000000"/>
+                <w:sz w:val="19"/>
+                <w:szCs w:val="19"/>
+              </w:rPr>
+              <w:t xml:space="preserve">agrupamento</w:t>
+            </w:r>
+          </w:p>
+        </w:tc>
+        <w:tc>
+          <w:tcPr>
+            <w:tcW w:type="dxa" w:w="5235"/>
+            <w:tcBorders>
+              <w:top w:val="single" w:color="BFBFBF" w:sz="4"/>
+              <w:left w:val="single" w:color="BFBFBF" w:sz="4"/>
+              <w:bottom w:val="single" w:color="BFBFBF" w:sz="4"/>
+              <w:right w:val="single" w:color="BFBFBF" w:sz="4"/>
+            </w:tcBorders>
+            <w:tcMar>
+              <w:top w:type="dxa" w:w="60"/>
+              <w:left w:type="dxa" w:w="100"/>
+              <w:bottom w:type="dxa" w:w="60"/>
+              <w:right w:type="dxa" w:w="100"/>
+            </w:tcMar>
+          </w:tcPr>
+          <w:p>
+            <w:pPr>
+              <w:spacing w:after="0"/>
+            </w:pPr>
+            <w:r>
+              <w:rPr>
+                <w:rFonts w:ascii="Calibri" w:cs="Calibri" w:eastAsia="Calibri" w:hAnsi="Calibri"/>
+                <w:b w:val="false"/>
+                <w:bCs w:val="false"/>
+                <w:color w:val="000000"/>
+                <w:sz w:val="19"/>
+                <w:szCs w:val="19"/>
+              </w:rPr>
+              <w:t xml:space="preserve">uma agregação por mês-calendário coberto pelas previsões</w:t>
             </w:r>
           </w:p>
         </w:tc>
@@ -6257,7 +6325,7 @@
       <w:tr>
         <w:tc>
           <w:tcPr>
-            <w:tcW w:type="dxa" w:w="2527"/>
+            <w:tcW w:type="dxa" w:w="1986"/>
             <w:tcBorders>
               <w:top w:val="single" w:color="BFBFBF" w:sz="4"/>
               <w:left w:val="single" w:color="BFBFBF" w:sz="4"/>
@@ -6290,34 +6358,67 @@
         </w:tc>
         <w:tc>
           <w:tcPr>
-            <w:tcW w:type="dxa" w:w="6499"/>
-            <w:tcBorders>
-              <w:top w:val="single" w:color="BFBFBF" w:sz="4"/>
-              <w:left w:val="single" w:color="BFBFBF" w:sz="4"/>
-              <w:bottom w:val="single" w:color="BFBFBF" w:sz="4"/>
-              <w:right w:val="single" w:color="BFBFBF" w:sz="4"/>
-            </w:tcBorders>
-            <w:tcMar>
-              <w:top w:type="dxa" w:w="60"/>
-              <w:left w:type="dxa" w:w="100"/>
-              <w:bottom w:type="dxa" w:w="60"/>
-              <w:right w:type="dxa" w:w="100"/>
-            </w:tcMar>
-          </w:tcPr>
-          <w:p>
-            <w:pPr>
-              <w:spacing w:after="0"/>
-            </w:pPr>
-            <w:r>
-              <w:rPr>
-                <w:rFonts w:ascii="Calibri" w:cs="Calibri" w:eastAsia="Calibri" w:hAnsi="Calibri"/>
-                <w:b w:val="false"/>
-                <w:bCs w:val="false"/>
-                <w:color w:val="000000"/>
-                <w:sz w:val="19"/>
-                <w:szCs w:val="19"/>
-              </w:rPr>
-              <w:t xml:space="preserve">RF.PREV.MEDIA.{ini}-{fim}.nc — média de toda a rodada</w:t>
+            <w:tcW w:type="dxa" w:w="1805"/>
+            <w:tcBorders>
+              <w:top w:val="single" w:color="BFBFBF" w:sz="4"/>
+              <w:left w:val="single" w:color="BFBFBF" w:sz="4"/>
+              <w:bottom w:val="single" w:color="BFBFBF" w:sz="4"/>
+              <w:right w:val="single" w:color="BFBFBF" w:sz="4"/>
+            </w:tcBorders>
+            <w:tcMar>
+              <w:top w:type="dxa" w:w="60"/>
+              <w:left w:type="dxa" w:w="100"/>
+              <w:bottom w:type="dxa" w:w="60"/>
+              <w:right w:type="dxa" w:w="100"/>
+            </w:tcMar>
+          </w:tcPr>
+          <w:p>
+            <w:pPr>
+              <w:spacing w:after="0"/>
+            </w:pPr>
+            <w:r>
+              <w:rPr>
+                <w:rFonts w:ascii="Calibri" w:cs="Calibri" w:eastAsia="Calibri" w:hAnsi="Calibri"/>
+                <w:b w:val="false"/>
+                <w:bCs w:val="false"/>
+                <w:color w:val="000000"/>
+                <w:sz w:val="19"/>
+                <w:szCs w:val="19"/>
+              </w:rPr>
+              <w:t xml:space="preserve">agrupamento</w:t>
+            </w:r>
+          </w:p>
+        </w:tc>
+        <w:tc>
+          <w:tcPr>
+            <w:tcW w:type="dxa" w:w="5235"/>
+            <w:tcBorders>
+              <w:top w:val="single" w:color="BFBFBF" w:sz="4"/>
+              <w:left w:val="single" w:color="BFBFBF" w:sz="4"/>
+              <w:bottom w:val="single" w:color="BFBFBF" w:sz="4"/>
+              <w:right w:val="single" w:color="BFBFBF" w:sz="4"/>
+            </w:tcBorders>
+            <w:tcMar>
+              <w:top w:type="dxa" w:w="60"/>
+              <w:left w:type="dxa" w:w="100"/>
+              <w:bottom w:type="dxa" w:w="60"/>
+              <w:right w:type="dxa" w:w="100"/>
+            </w:tcMar>
+          </w:tcPr>
+          <w:p>
+            <w:pPr>
+              <w:spacing w:after="0"/>
+            </w:pPr>
+            <w:r>
+              <w:rPr>
+                <w:rFonts w:ascii="Calibri" w:cs="Calibri" w:eastAsia="Calibri" w:hAnsi="Calibri"/>
+                <w:b w:val="false"/>
+                <w:bCs w:val="false"/>
+                <w:color w:val="000000"/>
+                <w:sz w:val="19"/>
+                <w:szCs w:val="19"/>
+              </w:rPr>
+              <w:t xml:space="preserve">uma agregação de toda a rodada</w:t>
             </w:r>
           </w:p>
         </w:tc>
@@ -6325,7 +6426,7 @@
       <w:tr>
         <w:tc>
           <w:tcPr>
-            <w:tcW w:type="dxa" w:w="2527"/>
+            <w:tcW w:type="dxa" w:w="1986"/>
             <w:tcBorders>
               <w:top w:val="single" w:color="BFBFBF" w:sz="4"/>
               <w:left w:val="single" w:color="BFBFBF" w:sz="4"/>
@@ -6358,7 +6459,40 @@
         </w:tc>
         <w:tc>
           <w:tcPr>
-            <w:tcW w:type="dxa" w:w="6499"/>
+            <w:tcW w:type="dxa" w:w="1805"/>
+            <w:tcBorders>
+              <w:top w:val="single" w:color="BFBFBF" w:sz="4"/>
+              <w:left w:val="single" w:color="BFBFBF" w:sz="4"/>
+              <w:bottom w:val="single" w:color="BFBFBF" w:sz="4"/>
+              <w:right w:val="single" w:color="BFBFBF" w:sz="4"/>
+            </w:tcBorders>
+            <w:tcMar>
+              <w:top w:type="dxa" w:w="60"/>
+              <w:left w:type="dxa" w:w="100"/>
+              <w:bottom w:type="dxa" w:w="60"/>
+              <w:right w:type="dxa" w:w="100"/>
+            </w:tcMar>
+          </w:tcPr>
+          <w:p>
+            <w:pPr>
+              <w:spacing w:after="0"/>
+            </w:pPr>
+            <w:r>
+              <w:rPr>
+                <w:rFonts w:ascii="Calibri" w:cs="Calibri" w:eastAsia="Calibri" w:hAnsi="Calibri"/>
+                <w:b w:val="false"/>
+                <w:bCs w:val="false"/>
+                <w:color w:val="000000"/>
+                <w:sz w:val="19"/>
+                <w:szCs w:val="19"/>
+              </w:rPr>
+              <w:t xml:space="preserve">operação</w:t>
+            </w:r>
+          </w:p>
+        </w:tc>
+        <w:tc>
+          <w:tcPr>
+            <w:tcW w:type="dxa" w:w="5235"/>
             <w:tcBorders>
               <w:top w:val="single" w:color="BFBFBF" w:sz="4"/>
               <w:left w:val="single" w:color="BFBFBF" w:sz="4"/>
@@ -6393,7 +6527,209 @@
       <w:tr>
         <w:tc>
           <w:tcPr>
-            <w:tcW w:type="dxa" w:w="2527"/>
+            <w:tcW w:type="dxa" w:w="1986"/>
+            <w:tcBorders>
+              <w:top w:val="single" w:color="BFBFBF" w:sz="4"/>
+              <w:left w:val="single" w:color="BFBFBF" w:sz="4"/>
+              <w:bottom w:val="single" w:color="BFBFBF" w:sz="4"/>
+              <w:right w:val="single" w:color="BFBFBF" w:sz="4"/>
+            </w:tcBorders>
+            <w:tcMar>
+              <w:top w:type="dxa" w:w="60"/>
+              <w:left w:type="dxa" w:w="100"/>
+              <w:bottom w:type="dxa" w:w="60"/>
+              <w:right w:type="dxa" w:w="100"/>
+            </w:tcMar>
+          </w:tcPr>
+          <w:p>
+            <w:pPr>
+              <w:spacing w:after="0"/>
+            </w:pPr>
+            <w:r>
+              <w:rPr>
+                <w:rFonts w:ascii="Calibri" w:cs="Calibri" w:eastAsia="Calibri" w:hAnsi="Calibri"/>
+                <w:b w:val="false"/>
+                <w:bCs w:val="false"/>
+                <w:color w:val="000000"/>
+                <w:sz w:val="19"/>
+                <w:szCs w:val="19"/>
+              </w:rPr>
+              <w:t xml:space="preserve">--frequencia L</w:t>
+            </w:r>
+          </w:p>
+        </w:tc>
+        <w:tc>
+          <w:tcPr>
+            <w:tcW w:type="dxa" w:w="1805"/>
+            <w:tcBorders>
+              <w:top w:val="single" w:color="BFBFBF" w:sz="4"/>
+              <w:left w:val="single" w:color="BFBFBF" w:sz="4"/>
+              <w:bottom w:val="single" w:color="BFBFBF" w:sz="4"/>
+              <w:right w:val="single" w:color="BFBFBF" w:sz="4"/>
+            </w:tcBorders>
+            <w:tcMar>
+              <w:top w:type="dxa" w:w="60"/>
+              <w:left w:type="dxa" w:w="100"/>
+              <w:bottom w:type="dxa" w:w="60"/>
+              <w:right w:type="dxa" w:w="100"/>
+            </w:tcMar>
+          </w:tcPr>
+          <w:p>
+            <w:pPr>
+              <w:spacing w:after="0"/>
+            </w:pPr>
+            <w:r>
+              <w:rPr>
+                <w:rFonts w:ascii="Calibri" w:cs="Calibri" w:eastAsia="Calibri" w:hAnsi="Calibri"/>
+                <w:b w:val="false"/>
+                <w:bCs w:val="false"/>
+                <w:color w:val="000000"/>
+                <w:sz w:val="19"/>
+                <w:szCs w:val="19"/>
+              </w:rPr>
+              <w:t xml:space="preserve">operação adicional</w:t>
+            </w:r>
+          </w:p>
+        </w:tc>
+        <w:tc>
+          <w:tcPr>
+            <w:tcW w:type="dxa" w:w="5235"/>
+            <w:tcBorders>
+              <w:top w:val="single" w:color="BFBFBF" w:sz="4"/>
+              <w:left w:val="single" w:color="BFBFBF" w:sz="4"/>
+              <w:bottom w:val="single" w:color="BFBFBF" w:sz="4"/>
+              <w:right w:val="single" w:color="BFBFBF" w:sz="4"/>
+            </w:tcBorders>
+            <w:tcMar>
+              <w:top w:type="dxa" w:w="60"/>
+              <w:left w:type="dxa" w:w="100"/>
+              <w:bottom w:type="dxa" w:w="60"/>
+              <w:right w:type="dxa" w:w="100"/>
+            </w:tcMar>
+          </w:tcPr>
+          <w:p>
+            <w:pPr>
+              <w:spacing w:after="0"/>
+            </w:pPr>
+            <w:r>
+              <w:rPr>
+                <w:rFonts w:ascii="Calibri" w:cs="Calibri" w:eastAsia="Calibri" w:hAnsi="Calibri"/>
+                <w:b w:val="false"/>
+                <w:bCs w:val="false"/>
+                <w:color w:val="000000"/>
+                <w:sz w:val="19"/>
+                <w:szCs w:val="19"/>
+              </w:rPr>
+              <w:t xml:space="preserve">nº de previsões com valor &gt;= L e o percentual delas (RF.PREV.FREQ&lt;L&gt;.*, variáveis dias e frequencia)</w:t>
+            </w:r>
+          </w:p>
+        </w:tc>
+      </w:tr>
+      <w:tr>
+        <w:tc>
+          <w:tcPr>
+            <w:tcW w:type="dxa" w:w="1986"/>
+            <w:tcBorders>
+              <w:top w:val="single" w:color="BFBFBF" w:sz="4"/>
+              <w:left w:val="single" w:color="BFBFBF" w:sz="4"/>
+              <w:bottom w:val="single" w:color="BFBFBF" w:sz="4"/>
+              <w:right w:val="single" w:color="BFBFBF" w:sz="4"/>
+            </w:tcBorders>
+            <w:tcMar>
+              <w:top w:type="dxa" w:w="60"/>
+              <w:left w:type="dxa" w:w="100"/>
+              <w:bottom w:type="dxa" w:w="60"/>
+              <w:right w:type="dxa" w:w="100"/>
+            </w:tcMar>
+          </w:tcPr>
+          <w:p>
+            <w:pPr>
+              <w:spacing w:after="0"/>
+            </w:pPr>
+            <w:r>
+              <w:rPr>
+                <w:rFonts w:ascii="Calibri" w:cs="Calibri" w:eastAsia="Calibri" w:hAnsi="Calibri"/>
+                <w:b w:val="false"/>
+                <w:bCs w:val="false"/>
+                <w:color w:val="000000"/>
+                <w:sz w:val="19"/>
+                <w:szCs w:val="19"/>
+              </w:rPr>
+              <w:t xml:space="preserve">--percentil N</w:t>
+            </w:r>
+          </w:p>
+        </w:tc>
+        <w:tc>
+          <w:tcPr>
+            <w:tcW w:type="dxa" w:w="1805"/>
+            <w:tcBorders>
+              <w:top w:val="single" w:color="BFBFBF" w:sz="4"/>
+              <w:left w:val="single" w:color="BFBFBF" w:sz="4"/>
+              <w:bottom w:val="single" w:color="BFBFBF" w:sz="4"/>
+              <w:right w:val="single" w:color="BFBFBF" w:sz="4"/>
+            </w:tcBorders>
+            <w:tcMar>
+              <w:top w:type="dxa" w:w="60"/>
+              <w:left w:type="dxa" w:w="100"/>
+              <w:bottom w:type="dxa" w:w="60"/>
+              <w:right w:type="dxa" w:w="100"/>
+            </w:tcMar>
+          </w:tcPr>
+          <w:p>
+            <w:pPr>
+              <w:spacing w:after="0"/>
+            </w:pPr>
+            <w:r>
+              <w:rPr>
+                <w:rFonts w:ascii="Calibri" w:cs="Calibri" w:eastAsia="Calibri" w:hAnsi="Calibri"/>
+                <w:b w:val="false"/>
+                <w:bCs w:val="false"/>
+                <w:color w:val="000000"/>
+                <w:sz w:val="19"/>
+                <w:szCs w:val="19"/>
+              </w:rPr>
+              <w:t xml:space="preserve">operação adicional</w:t>
+            </w:r>
+          </w:p>
+        </w:tc>
+        <w:tc>
+          <w:tcPr>
+            <w:tcW w:type="dxa" w:w="5235"/>
+            <w:tcBorders>
+              <w:top w:val="single" w:color="BFBFBF" w:sz="4"/>
+              <w:left w:val="single" w:color="BFBFBF" w:sz="4"/>
+              <w:bottom w:val="single" w:color="BFBFBF" w:sz="4"/>
+              <w:right w:val="single" w:color="BFBFBF" w:sz="4"/>
+            </w:tcBorders>
+            <w:tcMar>
+              <w:top w:type="dxa" w:w="60"/>
+              <w:left w:type="dxa" w:w="100"/>
+              <w:bottom w:type="dxa" w:w="60"/>
+              <w:right w:type="dxa" w:w="100"/>
+            </w:tcMar>
+          </w:tcPr>
+          <w:p>
+            <w:pPr>
+              <w:spacing w:after="0"/>
+            </w:pPr>
+            <w:r>
+              <w:rPr>
+                <w:rFonts w:ascii="Calibri" w:cs="Calibri" w:eastAsia="Calibri" w:hAnsi="Calibri"/>
+                <w:b w:val="false"/>
+                <w:bCs w:val="false"/>
+                <w:color w:val="000000"/>
+                <w:sz w:val="19"/>
+                <w:szCs w:val="19"/>
+              </w:rPr>
+              <w:t xml:space="preserve">percentil N da distribuição (RF.PREV.P&lt;N&gt;.*)</w:t>
+            </w:r>
+          </w:p>
+        </w:tc>
+      </w:tr>
+      <w:tr>
+        <w:tc>
+          <w:tcPr>
+            <w:tcW w:type="dxa" w:w="1986"/>
             <w:tcBorders>
               <w:top w:val="single" w:color="BFBFBF" w:sz="4"/>
               <w:left w:val="single" w:color="BFBFBF" w:sz="4"/>
@@ -6426,7 +6762,40 @@
         </w:tc>
         <w:tc>
           <w:tcPr>
-            <w:tcW w:type="dxa" w:w="6499"/>
+            <w:tcW w:type="dxa" w:w="1805"/>
+            <w:tcBorders>
+              <w:top w:val="single" w:color="BFBFBF" w:sz="4"/>
+              <w:left w:val="single" w:color="BFBFBF" w:sz="4"/>
+              <w:bottom w:val="single" w:color="BFBFBF" w:sz="4"/>
+              <w:right w:val="single" w:color="BFBFBF" w:sz="4"/>
+            </w:tcBorders>
+            <w:tcMar>
+              <w:top w:type="dxa" w:w="60"/>
+              <w:left w:type="dxa" w:w="100"/>
+              <w:bottom w:type="dxa" w:w="60"/>
+              <w:right w:type="dxa" w:w="100"/>
+            </w:tcMar>
+          </w:tcPr>
+          <w:p>
+            <w:pPr>
+              <w:spacing w:after="0"/>
+            </w:pPr>
+            <w:r>
+              <w:rPr>
+                <w:rFonts w:ascii="Calibri" w:cs="Calibri" w:eastAsia="Calibri" w:hAnsi="Calibri"/>
+                <w:b w:val="false"/>
+                <w:bCs w:val="false"/>
+                <w:color w:val="000000"/>
+                <w:sz w:val="19"/>
+                <w:szCs w:val="19"/>
+              </w:rPr>
+              <w:t xml:space="preserve">—</w:t>
+            </w:r>
+          </w:p>
+        </w:tc>
+        <w:tc>
+          <w:tcPr>
+            <w:tcW w:type="dxa" w:w="5235"/>
             <w:tcBorders>
               <w:top w:val="single" w:color="BFBFBF" w:sz="4"/>
               <w:left w:val="single" w:color="BFBFBF" w:sz="4"/>
@@ -6459,6 +6828,25 @@
         </w:tc>
       </w:tr>
     </w:tbl>
+    <w:p>
+      <w:pPr>
+        <w:spacing w:after="160" w:line="276"/>
+        <w:jc w:val="both"/>
+      </w:pPr>
+      <w:r>
+        <w:rPr>
+          <w:rFonts w:ascii="Calibri" w:cs="Calibri" w:eastAsia="Calibri" w:hAnsi="Calibri"/>
+          <w:b w:val="false"/>
+          <w:bCs w:val="false"/>
+          <w:i w:val="false"/>
+          <w:iCs w:val="false"/>
+          <w:color w:val="000000"/>
+          <w:sz w:val="22"/>
+          <w:szCs w:val="22"/>
+        </w:rPr>
+        <w:t xml:space="preserve">As opções de agrupamento dizem sobre o quê agregar (o mês ou a rodada inteira) e as de operação dizem como. --frequencia e --percentil são acumulativas: pedidas junto com --media-mensal, geram, para cada mês, a média e os campos de frequência e percentil.</w:t>
+      </w:r>
+    </w:p>
     <w:p>
       <w:pPr>
         <w:spacing w:after="160" w:line="276"/>
@@ -8371,8 +8759,8 @@
         </w:tblBorders>
       </w:tblPr>
       <w:tblGrid>
-        <w:gridCol w:w="2527"/>
-        <w:gridCol w:w="6499"/>
+        <w:gridCol w:w="2166"/>
+        <w:gridCol w:w="6860"/>
       </w:tblGrid>
       <w:tr>
         <w:trPr>
@@ -8380,7 +8768,7 @@
         </w:trPr>
         <w:tc>
           <w:tcPr>
-            <w:tcW w:type="dxa" w:w="2527"/>
+            <w:tcW w:type="dxa" w:w="2166"/>
             <w:tcBorders>
               <w:top w:val="single" w:color="BFBFBF" w:sz="4"/>
               <w:left w:val="single" w:color="BFBFBF" w:sz="4"/>
@@ -8414,7 +8802,7 @@
         </w:tc>
         <w:tc>
           <w:tcPr>
-            <w:tcW w:type="dxa" w:w="6499"/>
+            <w:tcW w:type="dxa" w:w="6860"/>
             <w:tcBorders>
               <w:top w:val="single" w:color="BFBFBF" w:sz="4"/>
               <w:left w:val="single" w:color="BFBFBF" w:sz="4"/>
@@ -8450,7 +8838,7 @@
       <w:tr>
         <w:tc>
           <w:tcPr>
-            <w:tcW w:type="dxa" w:w="2527"/>
+            <w:tcW w:type="dxa" w:w="2166"/>
             <w:tcBorders>
               <w:top w:val="single" w:color="BFBFBF" w:sz="4"/>
               <w:left w:val="single" w:color="BFBFBF" w:sz="4"/>
@@ -8483,7 +8871,7 @@
         </w:tc>
         <w:tc>
           <w:tcPr>
-            <w:tcW w:type="dxa" w:w="6499"/>
+            <w:tcW w:type="dxa" w:w="6860"/>
             <w:tcBorders>
               <w:top w:val="single" w:color="BFBFBF" w:sz="4"/>
               <w:left w:val="single" w:color="BFBFBF" w:sz="4"/>
@@ -8518,7 +8906,7 @@
       <w:tr>
         <w:tc>
           <w:tcPr>
-            <w:tcW w:type="dxa" w:w="2527"/>
+            <w:tcW w:type="dxa" w:w="2166"/>
             <w:tcBorders>
               <w:top w:val="single" w:color="BFBFBF" w:sz="4"/>
               <w:left w:val="single" w:color="BFBFBF" w:sz="4"/>
@@ -8551,7 +8939,7 @@
         </w:tc>
         <w:tc>
           <w:tcPr>
-            <w:tcW w:type="dxa" w:w="6499"/>
+            <w:tcW w:type="dxa" w:w="6860"/>
             <w:tcBorders>
               <w:top w:val="single" w:color="BFBFBF" w:sz="4"/>
               <w:left w:val="single" w:color="BFBFBF" w:sz="4"/>
@@ -8586,7 +8974,7 @@
       <w:tr>
         <w:tc>
           <w:tcPr>
-            <w:tcW w:type="dxa" w:w="2527"/>
+            <w:tcW w:type="dxa" w:w="2166"/>
             <w:tcBorders>
               <w:top w:val="single" w:color="BFBFBF" w:sz="4"/>
               <w:left w:val="single" w:color="BFBFBF" w:sz="4"/>
@@ -8619,7 +9007,7 @@
         </w:tc>
         <w:tc>
           <w:tcPr>
-            <w:tcW w:type="dxa" w:w="6499"/>
+            <w:tcW w:type="dxa" w:w="6860"/>
             <w:tcBorders>
               <w:top w:val="single" w:color="BFBFBF" w:sz="4"/>
               <w:left w:val="single" w:color="BFBFBF" w:sz="4"/>
@@ -8654,67 +9042,67 @@
       <w:tr>
         <w:tc>
           <w:tcPr>
-            <w:tcW w:type="dxa" w:w="2527"/>
-            <w:tcBorders>
-              <w:top w:val="single" w:color="BFBFBF" w:sz="4"/>
-              <w:left w:val="single" w:color="BFBFBF" w:sz="4"/>
-              <w:bottom w:val="single" w:color="BFBFBF" w:sz="4"/>
-              <w:right w:val="single" w:color="BFBFBF" w:sz="4"/>
-            </w:tcBorders>
-            <w:tcMar>
-              <w:top w:type="dxa" w:w="60"/>
-              <w:left w:type="dxa" w:w="100"/>
-              <w:bottom w:type="dxa" w:w="60"/>
-              <w:right w:type="dxa" w:w="100"/>
-            </w:tcMar>
-          </w:tcPr>
-          <w:p>
-            <w:pPr>
-              <w:spacing w:after="0"/>
-            </w:pPr>
-            <w:r>
-              <w:rPr>
-                <w:rFonts w:ascii="Calibri" w:cs="Calibri" w:eastAsia="Calibri" w:hAnsi="Calibri"/>
-                <w:b w:val="false"/>
-                <w:bCs w:val="false"/>
-                <w:color w:val="000000"/>
-                <w:sz w:val="19"/>
-                <w:szCs w:val="19"/>
-              </w:rPr>
-              <w:t xml:space="preserve">--mergetime</w:t>
-            </w:r>
-          </w:p>
-        </w:tc>
-        <w:tc>
-          <w:tcPr>
-            <w:tcW w:type="dxa" w:w="6499"/>
-            <w:tcBorders>
-              <w:top w:val="single" w:color="BFBFBF" w:sz="4"/>
-              <w:left w:val="single" w:color="BFBFBF" w:sz="4"/>
-              <w:bottom w:val="single" w:color="BFBFBF" w:sz="4"/>
-              <w:right w:val="single" w:color="BFBFBF" w:sz="4"/>
-            </w:tcBorders>
-            <w:tcMar>
-              <w:top w:type="dxa" w:w="60"/>
-              <w:left w:type="dxa" w:w="100"/>
-              <w:bottom w:type="dxa" w:w="60"/>
-              <w:right w:type="dxa" w:w="100"/>
-            </w:tcMar>
-          </w:tcPr>
-          <w:p>
-            <w:pPr>
-              <w:spacing w:after="0"/>
-            </w:pPr>
-            <w:r>
-              <w:rPr>
-                <w:rFonts w:ascii="Calibri" w:cs="Calibri" w:eastAsia="Calibri" w:hAnsi="Calibri"/>
-                <w:b w:val="false"/>
-                <w:bCs w:val="false"/>
-                <w:color w:val="000000"/>
-                <w:sz w:val="19"/>
-                <w:szCs w:val="19"/>
-              </w:rPr>
-              <w:t xml:space="preserve">RF.OBS.SERIE.{ini}-{fim}.nc — todos os dias num só arquivo, com eixo de tempo</w:t>
+            <w:tcW w:type="dxa" w:w="2166"/>
+            <w:tcBorders>
+              <w:top w:val="single" w:color="BFBFBF" w:sz="4"/>
+              <w:left w:val="single" w:color="BFBFBF" w:sz="4"/>
+              <w:bottom w:val="single" w:color="BFBFBF" w:sz="4"/>
+              <w:right w:val="single" w:color="BFBFBF" w:sz="4"/>
+            </w:tcBorders>
+            <w:tcMar>
+              <w:top w:type="dxa" w:w="60"/>
+              <w:left w:type="dxa" w:w="100"/>
+              <w:bottom w:type="dxa" w:w="60"/>
+              <w:right w:type="dxa" w:w="100"/>
+            </w:tcMar>
+          </w:tcPr>
+          <w:p>
+            <w:pPr>
+              <w:spacing w:after="0"/>
+            </w:pPr>
+            <w:r>
+              <w:rPr>
+                <w:rFonts w:ascii="Calibri" w:cs="Calibri" w:eastAsia="Calibri" w:hAnsi="Calibri"/>
+                <w:b w:val="false"/>
+                <w:bCs w:val="false"/>
+                <w:color w:val="000000"/>
+                <w:sz w:val="19"/>
+                <w:szCs w:val="19"/>
+              </w:rPr>
+              <w:t xml:space="preserve">--frequencia L</w:t>
+            </w:r>
+          </w:p>
+        </w:tc>
+        <w:tc>
+          <w:tcPr>
+            <w:tcW w:type="dxa" w:w="6860"/>
+            <w:tcBorders>
+              <w:top w:val="single" w:color="BFBFBF" w:sz="4"/>
+              <w:left w:val="single" w:color="BFBFBF" w:sz="4"/>
+              <w:bottom w:val="single" w:color="BFBFBF" w:sz="4"/>
+              <w:right w:val="single" w:color="BFBFBF" w:sz="4"/>
+            </w:tcBorders>
+            <w:tcMar>
+              <w:top w:type="dxa" w:w="60"/>
+              <w:left w:type="dxa" w:w="100"/>
+              <w:bottom w:type="dxa" w:w="60"/>
+              <w:right w:type="dxa" w:w="100"/>
+            </w:tcMar>
+          </w:tcPr>
+          <w:p>
+            <w:pPr>
+              <w:spacing w:after="0"/>
+            </w:pPr>
+            <w:r>
+              <w:rPr>
+                <w:rFonts w:ascii="Calibri" w:cs="Calibri" w:eastAsia="Calibri" w:hAnsi="Calibri"/>
+                <w:b w:val="false"/>
+                <w:bCs w:val="false"/>
+                <w:color w:val="000000"/>
+                <w:sz w:val="19"/>
+                <w:szCs w:val="19"/>
+              </w:rPr>
+              <w:t xml:space="preserve">RF.OBS.FREQ&lt;L&gt;.* — nº de dias com RF &gt;= L (variável dias) e o percentual dos dias válidos (variável frequencia)</w:t>
             </w:r>
           </w:p>
         </w:tc>
@@ -8722,7 +9110,143 @@
       <w:tr>
         <w:tc>
           <w:tcPr>
-            <w:tcW w:type="dxa" w:w="2527"/>
+            <w:tcW w:type="dxa" w:w="2166"/>
+            <w:tcBorders>
+              <w:top w:val="single" w:color="BFBFBF" w:sz="4"/>
+              <w:left w:val="single" w:color="BFBFBF" w:sz="4"/>
+              <w:bottom w:val="single" w:color="BFBFBF" w:sz="4"/>
+              <w:right w:val="single" w:color="BFBFBF" w:sz="4"/>
+            </w:tcBorders>
+            <w:tcMar>
+              <w:top w:type="dxa" w:w="60"/>
+              <w:left w:type="dxa" w:w="100"/>
+              <w:bottom w:type="dxa" w:w="60"/>
+              <w:right w:type="dxa" w:w="100"/>
+            </w:tcMar>
+          </w:tcPr>
+          <w:p>
+            <w:pPr>
+              <w:spacing w:after="0"/>
+            </w:pPr>
+            <w:r>
+              <w:rPr>
+                <w:rFonts w:ascii="Calibri" w:cs="Calibri" w:eastAsia="Calibri" w:hAnsi="Calibri"/>
+                <w:b w:val="false"/>
+                <w:bCs w:val="false"/>
+                <w:color w:val="000000"/>
+                <w:sz w:val="19"/>
+                <w:szCs w:val="19"/>
+              </w:rPr>
+              <w:t xml:space="preserve">--percentil N</w:t>
+            </w:r>
+          </w:p>
+        </w:tc>
+        <w:tc>
+          <w:tcPr>
+            <w:tcW w:type="dxa" w:w="6860"/>
+            <w:tcBorders>
+              <w:top w:val="single" w:color="BFBFBF" w:sz="4"/>
+              <w:left w:val="single" w:color="BFBFBF" w:sz="4"/>
+              <w:bottom w:val="single" w:color="BFBFBF" w:sz="4"/>
+              <w:right w:val="single" w:color="BFBFBF" w:sz="4"/>
+            </w:tcBorders>
+            <w:tcMar>
+              <w:top w:type="dxa" w:w="60"/>
+              <w:left w:type="dxa" w:w="100"/>
+              <w:bottom w:type="dxa" w:w="60"/>
+              <w:right w:type="dxa" w:w="100"/>
+            </w:tcMar>
+          </w:tcPr>
+          <w:p>
+            <w:pPr>
+              <w:spacing w:after="0"/>
+            </w:pPr>
+            <w:r>
+              <w:rPr>
+                <w:rFonts w:ascii="Calibri" w:cs="Calibri" w:eastAsia="Calibri" w:hAnsi="Calibri"/>
+                <w:b w:val="false"/>
+                <w:bCs w:val="false"/>
+                <w:color w:val="000000"/>
+                <w:sz w:val="19"/>
+                <w:szCs w:val="19"/>
+              </w:rPr>
+              <w:t xml:space="preserve">RF.OBS.P&lt;N&gt;.* — percentil N da distribuição dos dias</w:t>
+            </w:r>
+          </w:p>
+        </w:tc>
+      </w:tr>
+      <w:tr>
+        <w:tc>
+          <w:tcPr>
+            <w:tcW w:type="dxa" w:w="2166"/>
+            <w:tcBorders>
+              <w:top w:val="single" w:color="BFBFBF" w:sz="4"/>
+              <w:left w:val="single" w:color="BFBFBF" w:sz="4"/>
+              <w:bottom w:val="single" w:color="BFBFBF" w:sz="4"/>
+              <w:right w:val="single" w:color="BFBFBF" w:sz="4"/>
+            </w:tcBorders>
+            <w:tcMar>
+              <w:top w:type="dxa" w:w="60"/>
+              <w:left w:type="dxa" w:w="100"/>
+              <w:bottom w:type="dxa" w:w="60"/>
+              <w:right w:type="dxa" w:w="100"/>
+            </w:tcMar>
+          </w:tcPr>
+          <w:p>
+            <w:pPr>
+              <w:spacing w:after="0"/>
+            </w:pPr>
+            <w:r>
+              <w:rPr>
+                <w:rFonts w:ascii="Calibri" w:cs="Calibri" w:eastAsia="Calibri" w:hAnsi="Calibri"/>
+                <w:b w:val="false"/>
+                <w:bCs w:val="false"/>
+                <w:color w:val="000000"/>
+                <w:sz w:val="19"/>
+                <w:szCs w:val="19"/>
+              </w:rPr>
+              <w:t xml:space="preserve">--mergetime</w:t>
+            </w:r>
+          </w:p>
+        </w:tc>
+        <w:tc>
+          <w:tcPr>
+            <w:tcW w:type="dxa" w:w="6860"/>
+            <w:tcBorders>
+              <w:top w:val="single" w:color="BFBFBF" w:sz="4"/>
+              <w:left w:val="single" w:color="BFBFBF" w:sz="4"/>
+              <w:bottom w:val="single" w:color="BFBFBF" w:sz="4"/>
+              <w:right w:val="single" w:color="BFBFBF" w:sz="4"/>
+            </w:tcBorders>
+            <w:tcMar>
+              <w:top w:type="dxa" w:w="60"/>
+              <w:left w:type="dxa" w:w="100"/>
+              <w:bottom w:type="dxa" w:w="60"/>
+              <w:right w:type="dxa" w:w="100"/>
+            </w:tcMar>
+          </w:tcPr>
+          <w:p>
+            <w:pPr>
+              <w:spacing w:after="0"/>
+            </w:pPr>
+            <w:r>
+              <w:rPr>
+                <w:rFonts w:ascii="Calibri" w:cs="Calibri" w:eastAsia="Calibri" w:hAnsi="Calibri"/>
+                <w:b w:val="false"/>
+                <w:bCs w:val="false"/>
+                <w:color w:val="000000"/>
+                <w:sz w:val="19"/>
+                <w:szCs w:val="19"/>
+              </w:rPr>
+              <w:t xml:space="preserve">RF.OBS.SERIE.{ini}-{fim}.nc — todos os dias num só arquivo, com eixo de tempo</w:t>
+            </w:r>
+          </w:p>
+        </w:tc>
+      </w:tr>
+      <w:tr>
+        <w:tc>
+          <w:tcPr>
+            <w:tcW w:type="dxa" w:w="2166"/>
             <w:tcBorders>
               <w:top w:val="single" w:color="BFBFBF" w:sz="4"/>
               <w:left w:val="single" w:color="BFBFBF" w:sz="4"/>
@@ -8755,7 +9279,7 @@
         </w:tc>
         <w:tc>
           <w:tcPr>
-            <w:tcW w:type="dxa" w:w="6499"/>
+            <w:tcW w:type="dxa" w:w="6860"/>
             <w:tcBorders>
               <w:top w:val="single" w:color="BFBFBF" w:sz="4"/>
               <w:left w:val="single" w:color="BFBFBF" w:sz="4"/>
@@ -9902,6 +10426,995 @@
           <w:szCs w:val="22"/>
         </w:rPr>
         <w:t xml:space="preserve">qualquer valor diferente de ncl acrescenta sufixo ao produto (_URDEC, _URPER) e registra a escolha no atributo global escala_ur_no_FU, para nunca se misturar com a rodada de referência. Trate como análise de sensibilidade e valide com o autor do modelo antes de qualquer mudança na operação.</w:t>
+      </w:r>
+    </w:p>
+    <w:p>
+      <w:pPr>
+        <w:pStyle w:val="Heading2"/>
+        <w:spacing w:after="160" w:before="280"/>
+      </w:pPr>
+      <w:r>
+        <w:rPr>
+          <w:rFonts w:ascii="Calibri" w:cs="Calibri" w:eastAsia="Calibri" w:hAnsi="Calibri"/>
+          <w:b/>
+          <w:bCs/>
+          <w:color w:val="1F4E79"/>
+          <w:sz w:val="25"/>
+          <w:szCs w:val="25"/>
+        </w:rPr>
+        <w:t xml:space="preserve">6.8 Qual métrica usar no produto mensal</w:t>
+      </w:r>
+    </w:p>
+    <w:p>
+      <w:pPr>
+        <w:spacing w:after="160" w:line="276"/>
+        <w:jc w:val="both"/>
+      </w:pPr>
+      <w:r>
+        <w:rPr>
+          <w:rFonts w:ascii="Calibri" w:cs="Calibri" w:eastAsia="Calibri" w:hAnsi="Calibri"/>
+          <w:b w:val="false"/>
+          <w:bCs w:val="false"/>
+          <w:i w:val="false"/>
+          <w:iCs w:val="false"/>
+          <w:color w:val="000000"/>
+          <w:sz w:val="22"/>
+          <w:szCs w:val="22"/>
+        </w:rPr>
+        <w:t xml:space="preserve">A média dos dias é a leitura mais simples, mas não é a única — e para risco de fogo raramente é suficiente sozinha. A distribuição do RF é assimétrica e o impacto vem da cauda: um mês com 25 dias tranquilos e 5 críticos pode ter a mesma média de um mês com 30 dias medianos, com comportamento do fogo completamente diferente.</w:t>
+      </w:r>
+    </w:p>
+    <w:tbl>
+      <w:tblPr>
+        <w:tblW w:type="dxa" w:w="9026"/>
+        <w:tblBorders>
+          <w:top w:val="single" w:color="auto" w:sz="4"/>
+          <w:left w:val="single" w:color="auto" w:sz="4"/>
+          <w:bottom w:val="single" w:color="auto" w:sz="4"/>
+          <w:right w:val="single" w:color="auto" w:sz="4"/>
+          <w:insideH w:val="single" w:color="auto" w:sz="4"/>
+          <w:insideV w:val="single" w:color="auto" w:sz="4"/>
+        </w:tblBorders>
+      </w:tblPr>
+      <w:tblGrid>
+        <w:gridCol w:w="2888"/>
+        <w:gridCol w:w="6138"/>
+      </w:tblGrid>
+      <w:tr>
+        <w:trPr>
+          <w:tblHeader/>
+        </w:trPr>
+        <w:tc>
+          <w:tcPr>
+            <w:tcW w:type="dxa" w:w="2888"/>
+            <w:tcBorders>
+              <w:top w:val="single" w:color="BFBFBF" w:sz="4"/>
+              <w:left w:val="single" w:color="BFBFBF" w:sz="4"/>
+              <w:bottom w:val="single" w:color="BFBFBF" w:sz="4"/>
+              <w:right w:val="single" w:color="BFBFBF" w:sz="4"/>
+            </w:tcBorders>
+            <w:shd w:fill="1F4E79" w:val="clear"/>
+            <w:tcMar>
+              <w:top w:type="dxa" w:w="60"/>
+              <w:left w:type="dxa" w:w="100"/>
+              <w:bottom w:type="dxa" w:w="60"/>
+              <w:right w:type="dxa" w:w="100"/>
+            </w:tcMar>
+          </w:tcPr>
+          <w:p>
+            <w:pPr>
+              <w:spacing w:after="0"/>
+            </w:pPr>
+            <w:r>
+              <w:rPr>
+                <w:rFonts w:ascii="Calibri" w:cs="Calibri" w:eastAsia="Calibri" w:hAnsi="Calibri"/>
+                <w:b/>
+                <w:bCs/>
+                <w:color w:val="FFFFFF"/>
+                <w:sz w:val="19"/>
+                <w:szCs w:val="19"/>
+              </w:rPr>
+              <w:t xml:space="preserve">Métrica</w:t>
+            </w:r>
+          </w:p>
+        </w:tc>
+        <w:tc>
+          <w:tcPr>
+            <w:tcW w:type="dxa" w:w="6138"/>
+            <w:tcBorders>
+              <w:top w:val="single" w:color="BFBFBF" w:sz="4"/>
+              <w:left w:val="single" w:color="BFBFBF" w:sz="4"/>
+              <w:bottom w:val="single" w:color="BFBFBF" w:sz="4"/>
+              <w:right w:val="single" w:color="BFBFBF" w:sz="4"/>
+            </w:tcBorders>
+            <w:shd w:fill="1F4E79" w:val="clear"/>
+            <w:tcMar>
+              <w:top w:type="dxa" w:w="60"/>
+              <w:left w:type="dxa" w:w="100"/>
+              <w:bottom w:type="dxa" w:w="60"/>
+              <w:right w:type="dxa" w:w="100"/>
+            </w:tcMar>
+          </w:tcPr>
+          <w:p>
+            <w:pPr>
+              <w:spacing w:after="0"/>
+            </w:pPr>
+            <w:r>
+              <w:rPr>
+                <w:rFonts w:ascii="Calibri" w:cs="Calibri" w:eastAsia="Calibri" w:hAnsi="Calibri"/>
+                <w:b/>
+                <w:bCs/>
+                <w:color w:val="FFFFFF"/>
+                <w:sz w:val="19"/>
+                <w:szCs w:val="19"/>
+              </w:rPr>
+              <w:t xml:space="preserve">Quando usar</w:t>
+            </w:r>
+          </w:p>
+        </w:tc>
+      </w:tr>
+      <w:tr>
+        <w:tc>
+          <w:tcPr>
+            <w:tcW w:type="dxa" w:w="2888"/>
+            <w:tcBorders>
+              <w:top w:val="single" w:color="BFBFBF" w:sz="4"/>
+              <w:left w:val="single" w:color="BFBFBF" w:sz="4"/>
+              <w:bottom w:val="single" w:color="BFBFBF" w:sz="4"/>
+              <w:right w:val="single" w:color="BFBFBF" w:sz="4"/>
+            </w:tcBorders>
+            <w:tcMar>
+              <w:top w:type="dxa" w:w="60"/>
+              <w:left w:type="dxa" w:w="100"/>
+              <w:bottom w:type="dxa" w:w="60"/>
+              <w:right w:type="dxa" w:w="100"/>
+            </w:tcMar>
+          </w:tcPr>
+          <w:p>
+            <w:pPr>
+              <w:spacing w:after="0"/>
+            </w:pPr>
+            <w:r>
+              <w:rPr>
+                <w:rFonts w:ascii="Calibri" w:cs="Calibri" w:eastAsia="Calibri" w:hAnsi="Calibri"/>
+                <w:b w:val="false"/>
+                <w:bCs w:val="false"/>
+                <w:color w:val="000000"/>
+                <w:sz w:val="19"/>
+                <w:szCs w:val="19"/>
+              </w:rPr>
+              <w:t xml:space="preserve">Média (--media, --media-mensal)</w:t>
+            </w:r>
+          </w:p>
+        </w:tc>
+        <w:tc>
+          <w:tcPr>
+            <w:tcW w:type="dxa" w:w="6138"/>
+            <w:tcBorders>
+              <w:top w:val="single" w:color="BFBFBF" w:sz="4"/>
+              <w:left w:val="single" w:color="BFBFBF" w:sz="4"/>
+              <w:bottom w:val="single" w:color="BFBFBF" w:sz="4"/>
+              <w:right w:val="single" w:color="BFBFBF" w:sz="4"/>
+            </w:tcBorders>
+            <w:tcMar>
+              <w:top w:type="dxa" w:w="60"/>
+              <w:left w:type="dxa" w:w="100"/>
+              <w:bottom w:type="dxa" w:w="60"/>
+              <w:right w:type="dxa" w:w="100"/>
+            </w:tcMar>
+          </w:tcPr>
+          <w:p>
+            <w:pPr>
+              <w:spacing w:after="0"/>
+            </w:pPr>
+            <w:r>
+              <w:rPr>
+                <w:rFonts w:ascii="Calibri" w:cs="Calibri" w:eastAsia="Calibri" w:hAnsi="Calibri"/>
+                <w:b w:val="false"/>
+                <w:bCs w:val="false"/>
+                <w:color w:val="000000"/>
+                <w:sz w:val="19"/>
+                <w:szCs w:val="19"/>
+              </w:rPr>
+              <w:t xml:space="preserve">condição típica do mês; bom para mapa climatológico e comparação entre meses</w:t>
+            </w:r>
+          </w:p>
+        </w:tc>
+      </w:tr>
+      <w:tr>
+        <w:tc>
+          <w:tcPr>
+            <w:tcW w:type="dxa" w:w="2888"/>
+            <w:tcBorders>
+              <w:top w:val="single" w:color="BFBFBF" w:sz="4"/>
+              <w:left w:val="single" w:color="BFBFBF" w:sz="4"/>
+              <w:bottom w:val="single" w:color="BFBFBF" w:sz="4"/>
+              <w:right w:val="single" w:color="BFBFBF" w:sz="4"/>
+            </w:tcBorders>
+            <w:tcMar>
+              <w:top w:type="dxa" w:w="60"/>
+              <w:left w:type="dxa" w:w="100"/>
+              <w:bottom w:type="dxa" w:w="60"/>
+              <w:right w:type="dxa" w:w="100"/>
+            </w:tcMar>
+          </w:tcPr>
+          <w:p>
+            <w:pPr>
+              <w:spacing w:after="0"/>
+            </w:pPr>
+            <w:r>
+              <w:rPr>
+                <w:rFonts w:ascii="Calibri" w:cs="Calibri" w:eastAsia="Calibri" w:hAnsi="Calibri"/>
+                <w:b w:val="false"/>
+                <w:bCs w:val="false"/>
+                <w:color w:val="000000"/>
+                <w:sz w:val="19"/>
+                <w:szCs w:val="19"/>
+              </w:rPr>
+              <w:t xml:space="preserve">Frequência (--frequencia 0.7)</w:t>
+            </w:r>
+          </w:p>
+        </w:tc>
+        <w:tc>
+          <w:tcPr>
+            <w:tcW w:type="dxa" w:w="6138"/>
+            <w:tcBorders>
+              <w:top w:val="single" w:color="BFBFBF" w:sz="4"/>
+              <w:left w:val="single" w:color="BFBFBF" w:sz="4"/>
+              <w:bottom w:val="single" w:color="BFBFBF" w:sz="4"/>
+              <w:right w:val="single" w:color="BFBFBF" w:sz="4"/>
+            </w:tcBorders>
+            <w:tcMar>
+              <w:top w:type="dxa" w:w="60"/>
+              <w:left w:type="dxa" w:w="100"/>
+              <w:bottom w:type="dxa" w:w="60"/>
+              <w:right w:type="dxa" w:w="100"/>
+            </w:tcMar>
+          </w:tcPr>
+          <w:p>
+            <w:pPr>
+              <w:spacing w:after="0"/>
+            </w:pPr>
+            <w:r>
+              <w:rPr>
+                <w:rFonts w:ascii="Calibri" w:cs="Calibri" w:eastAsia="Calibri" w:hAnsi="Calibri"/>
+                <w:b w:val="false"/>
+                <w:bCs w:val="false"/>
+                <w:color w:val="000000"/>
+                <w:sz w:val="19"/>
+                <w:szCs w:val="19"/>
+              </w:rPr>
+              <w:t xml:space="preserve">leitura operacional direta — "neste mês, 12 dias de risco Alto ou Crítico"; é também a forma que vira probabilidade quando aplicada aos membros de um ensemble em vez dos dias</w:t>
+            </w:r>
+          </w:p>
+        </w:tc>
+      </w:tr>
+      <w:tr>
+        <w:tc>
+          <w:tcPr>
+            <w:tcW w:type="dxa" w:w="2888"/>
+            <w:tcBorders>
+              <w:top w:val="single" w:color="BFBFBF" w:sz="4"/>
+              <w:left w:val="single" w:color="BFBFBF" w:sz="4"/>
+              <w:bottom w:val="single" w:color="BFBFBF" w:sz="4"/>
+              <w:right w:val="single" w:color="BFBFBF" w:sz="4"/>
+            </w:tcBorders>
+            <w:tcMar>
+              <w:top w:type="dxa" w:w="60"/>
+              <w:left w:type="dxa" w:w="100"/>
+              <w:bottom w:type="dxa" w:w="60"/>
+              <w:right w:type="dxa" w:w="100"/>
+            </w:tcMar>
+          </w:tcPr>
+          <w:p>
+            <w:pPr>
+              <w:spacing w:after="0"/>
+            </w:pPr>
+            <w:r>
+              <w:rPr>
+                <w:rFonts w:ascii="Calibri" w:cs="Calibri" w:eastAsia="Calibri" w:hAnsi="Calibri"/>
+                <w:b w:val="false"/>
+                <w:bCs w:val="false"/>
+                <w:color w:val="000000"/>
+                <w:sz w:val="19"/>
+                <w:szCs w:val="19"/>
+              </w:rPr>
+              <w:t xml:space="preserve">Percentil (--percentil 90)</w:t>
+            </w:r>
+          </w:p>
+        </w:tc>
+        <w:tc>
+          <w:tcPr>
+            <w:tcW w:type="dxa" w:w="6138"/>
+            <w:tcBorders>
+              <w:top w:val="single" w:color="BFBFBF" w:sz="4"/>
+              <w:left w:val="single" w:color="BFBFBF" w:sz="4"/>
+              <w:bottom w:val="single" w:color="BFBFBF" w:sz="4"/>
+              <w:right w:val="single" w:color="BFBFBF" w:sz="4"/>
+            </w:tcBorders>
+            <w:tcMar>
+              <w:top w:type="dxa" w:w="60"/>
+              <w:left w:type="dxa" w:w="100"/>
+              <w:bottom w:type="dxa" w:w="60"/>
+              <w:right w:type="dxa" w:w="100"/>
+            </w:tcMar>
+          </w:tcPr>
+          <w:p>
+            <w:pPr>
+              <w:spacing w:after="0"/>
+            </w:pPr>
+            <w:r>
+              <w:rPr>
+                <w:rFonts w:ascii="Calibri" w:cs="Calibri" w:eastAsia="Calibri" w:hAnsi="Calibri"/>
+                <w:b w:val="false"/>
+                <w:bCs w:val="false"/>
+                <w:color w:val="000000"/>
+                <w:sz w:val="19"/>
+                <w:szCs w:val="19"/>
+              </w:rPr>
+              <w:t xml:space="preserve">pega a cauda sem depender de um único dia; base natural para expressar o índice em percentis da climatologia local</w:t>
+            </w:r>
+          </w:p>
+        </w:tc>
+      </w:tr>
+      <w:tr>
+        <w:tc>
+          <w:tcPr>
+            <w:tcW w:type="dxa" w:w="2888"/>
+            <w:tcBorders>
+              <w:top w:val="single" w:color="BFBFBF" w:sz="4"/>
+              <w:left w:val="single" w:color="BFBFBF" w:sz="4"/>
+              <w:bottom w:val="single" w:color="BFBFBF" w:sz="4"/>
+              <w:right w:val="single" w:color="BFBFBF" w:sz="4"/>
+            </w:tcBorders>
+            <w:tcMar>
+              <w:top w:type="dxa" w:w="60"/>
+              <w:left w:type="dxa" w:w="100"/>
+              <w:bottom w:type="dxa" w:w="60"/>
+              <w:right w:type="dxa" w:w="100"/>
+            </w:tcMar>
+          </w:tcPr>
+          <w:p>
+            <w:pPr>
+              <w:spacing w:after="0"/>
+            </w:pPr>
+            <w:r>
+              <w:rPr>
+                <w:rFonts w:ascii="Calibri" w:cs="Calibri" w:eastAsia="Calibri" w:hAnsi="Calibri"/>
+                <w:b w:val="false"/>
+                <w:bCs w:val="false"/>
+                <w:color w:val="000000"/>
+                <w:sz w:val="19"/>
+                <w:szCs w:val="19"/>
+              </w:rPr>
+              <w:t xml:space="preserve">Máximo (--maximo)</w:t>
+            </w:r>
+          </w:p>
+        </w:tc>
+        <w:tc>
+          <w:tcPr>
+            <w:tcW w:type="dxa" w:w="6138"/>
+            <w:tcBorders>
+              <w:top w:val="single" w:color="BFBFBF" w:sz="4"/>
+              <w:left w:val="single" w:color="BFBFBF" w:sz="4"/>
+              <w:bottom w:val="single" w:color="BFBFBF" w:sz="4"/>
+              <w:right w:val="single" w:color="BFBFBF" w:sz="4"/>
+            </w:tcBorders>
+            <w:tcMar>
+              <w:top w:type="dxa" w:w="60"/>
+              <w:left w:type="dxa" w:w="100"/>
+              <w:bottom w:type="dxa" w:w="60"/>
+              <w:right w:type="dxa" w:w="100"/>
+            </w:tcMar>
+          </w:tcPr>
+          <w:p>
+            <w:pPr>
+              <w:spacing w:after="0"/>
+            </w:pPr>
+            <w:r>
+              <w:rPr>
+                <w:rFonts w:ascii="Calibri" w:cs="Calibri" w:eastAsia="Calibri" w:hAnsi="Calibri"/>
+                <w:b w:val="false"/>
+                <w:bCs w:val="false"/>
+                <w:color w:val="000000"/>
+                <w:sz w:val="19"/>
+                <w:szCs w:val="19"/>
+              </w:rPr>
+              <w:t xml:space="preserve">diagnóstico apenas — um único dia com erro de modelo domina o campo</w:t>
+            </w:r>
+          </w:p>
+        </w:tc>
+      </w:tr>
+    </w:tbl>
+    <w:p>
+      <w:pPr>
+        <w:shd w:fill="F2F2F2" w:val="clear"/>
+        <w:spacing w:after="0"/>
+      </w:pPr>
+      <w:r>
+        <w:rPr>
+          <w:rFonts w:ascii="Consolas" w:cs="Consolas" w:eastAsia="Consolas" w:hAnsi="Consolas"/>
+          <w:sz w:val="19"/>
+          <w:szCs w:val="19"/>
+        </w:rPr>
+        <w:t xml:space="preserve"># Julho de 2026: media, dias com RF &gt;= 0,7 e percentil 90 do mes</w:t>
+      </w:r>
+    </w:p>
+    <w:p>
+      <w:pPr>
+        <w:shd w:fill="F2F2F2" w:val="clear"/>
+        <w:spacing w:after="0"/>
+      </w:pPr>
+      <w:r>
+        <w:rPr>
+          <w:rFonts w:ascii="Consolas" w:cs="Consolas" w:eastAsia="Consolas" w:hAnsi="Consolas"/>
+          <w:sz w:val="19"/>
+          <w:szCs w:val="19"/>
+        </w:rPr>
+        <w:t xml:space="preserve">python3 rf_observado.py --de 20260701 --ate 20260731 --media-mensal \</w:t>
+      </w:r>
+    </w:p>
+    <w:p>
+      <w:pPr>
+        <w:shd w:fill="F2F2F2" w:val="clear"/>
+        <w:spacing w:after="160"/>
+      </w:pPr>
+      <w:r>
+        <w:rPr>
+          <w:rFonts w:ascii="Consolas" w:cs="Consolas" w:eastAsia="Consolas" w:hAnsi="Consolas"/>
+          <w:sz w:val="19"/>
+          <w:szCs w:val="19"/>
+        </w:rPr>
+        <w:t xml:space="preserve">    --frequencia 0.7 --percentil 90</w:t>
+      </w:r>
+    </w:p>
+    <w:p>
+      <w:pPr>
+        <w:spacing w:after="160" w:line="276"/>
+        <w:jc w:val="both"/>
+      </w:pPr>
+      <w:r>
+        <w:rPr>
+          <w:rFonts w:ascii="Calibri" w:cs="Calibri" w:eastAsia="Calibri" w:hAnsi="Calibri"/>
+          <w:b/>
+          <w:bCs/>
+          <w:i w:val="false"/>
+          <w:iCs w:val="false"/>
+          <w:color w:val="000000"/>
+          <w:sz w:val="22"/>
+          <w:szCs w:val="22"/>
+        </w:rPr>
+        <w:t xml:space="preserve">No FWI a resposta é canônica: </w:t>
+      </w:r>
+      <w:r>
+        <w:rPr>
+          <w:rFonts w:ascii="Calibri" w:cs="Calibri" w:eastAsia="Calibri" w:hAnsi="Calibri"/>
+          <w:b w:val="false"/>
+          <w:bCs w:val="false"/>
+          <w:i w:val="false"/>
+          <w:iCs w:val="false"/>
+          <w:color w:val="000000"/>
+          <w:sz w:val="22"/>
+          <w:szCs w:val="22"/>
+        </w:rPr>
+        <w:t xml:space="preserve">o índice não deve ser promediado — a relação dele com a dificuldade de controle não é linear. Van Wagner criou o DSR (Daily Severity Rating) justamente para poder ser promediado, e o produto mensal padrão do sistema é o MSR (Monthly Severity Rating) = média do DSR:</w:t>
+      </w:r>
+    </w:p>
+    <w:p>
+      <w:pPr>
+        <w:shd w:fill="F2F2F2" w:val="clear"/>
+        <w:spacing w:after="0"/>
+      </w:pPr>
+      <w:r>
+        <w:rPr>
+          <w:rFonts w:ascii="Consolas" w:cs="Consolas" w:eastAsia="Consolas" w:hAnsi="Consolas"/>
+          <w:sz w:val="19"/>
+          <w:szCs w:val="19"/>
+        </w:rPr>
+        <w:t xml:space="preserve"># MSR: produto mensal recomendado do sistema canadense</w:t>
+      </w:r>
+    </w:p>
+    <w:p>
+      <w:pPr>
+        <w:shd w:fill="F2F2F2" w:val="clear"/>
+        <w:spacing w:after="0"/>
+      </w:pPr>
+      <w:r>
+        <w:rPr>
+          <w:rFonts w:ascii="Consolas" w:cs="Consolas" w:eastAsia="Consolas" w:hAnsi="Consolas"/>
+          <w:sz w:val="19"/>
+          <w:szCs w:val="19"/>
+        </w:rPr>
+        <w:t xml:space="preserve">python3 fwi_observado.py --de 20260701 --ate 20260731 --media-mensal \</w:t>
+      </w:r>
+    </w:p>
+    <w:p>
+      <w:pPr>
+        <w:shd w:fill="F2F2F2" w:val="clear"/>
+        <w:spacing w:after="0"/>
+      </w:pPr>
+      <w:r>
+        <w:rPr>
+          <w:rFonts w:ascii="Consolas" w:cs="Consolas" w:eastAsia="Consolas" w:hAnsi="Consolas"/>
+          <w:sz w:val="19"/>
+          <w:szCs w:val="19"/>
+        </w:rPr>
+        <w:t xml:space="preserve">    --var-agrega DSR</w:t>
+      </w:r>
+    </w:p>
+    <w:p>
+      <w:pPr>
+        <w:shd w:fill="F2F2F2" w:val="clear"/>
+        <w:spacing w:after="0"/>
+      </w:pPr>
+      <w:r>
+        <w:rPr>
+          <w:rFonts w:ascii="Consolas" w:cs="Consolas" w:eastAsia="Consolas" w:hAnsi="Consolas"/>
+          <w:sz w:val="19"/>
+          <w:szCs w:val="19"/>
+        </w:rPr>
+        <w:t xml:space="preserve"> </w:t>
+      </w:r>
+    </w:p>
+    <w:p>
+      <w:pPr>
+        <w:shd w:fill="F2F2F2" w:val="clear"/>
+        <w:spacing w:after="0"/>
+      </w:pPr>
+      <w:r>
+        <w:rPr>
+          <w:rFonts w:ascii="Consolas" w:cs="Consolas" w:eastAsia="Consolas" w:hAnsi="Consolas"/>
+          <w:sz w:val="19"/>
+          <w:szCs w:val="19"/>
+        </w:rPr>
+        <w:t xml:space="preserve"># Dias de perigo alto (FWI &gt;= 22) e percentil 90 do mes</w:t>
+      </w:r>
+    </w:p>
+    <w:p>
+      <w:pPr>
+        <w:shd w:fill="F2F2F2" w:val="clear"/>
+        <w:spacing w:after="0"/>
+      </w:pPr>
+      <w:r>
+        <w:rPr>
+          <w:rFonts w:ascii="Consolas" w:cs="Consolas" w:eastAsia="Consolas" w:hAnsi="Consolas"/>
+          <w:sz w:val="19"/>
+          <w:szCs w:val="19"/>
+        </w:rPr>
+        <w:t xml:space="preserve">python3 fwi_observado.py --de 20260701 --ate 20260731 --media-mensal \</w:t>
+      </w:r>
+    </w:p>
+    <w:p>
+      <w:pPr>
+        <w:shd w:fill="F2F2F2" w:val="clear"/>
+        <w:spacing w:after="160"/>
+      </w:pPr>
+      <w:r>
+        <w:rPr>
+          <w:rFonts w:ascii="Consolas" w:cs="Consolas" w:eastAsia="Consolas" w:hAnsi="Consolas"/>
+          <w:sz w:val="19"/>
+          <w:szCs w:val="19"/>
+        </w:rPr>
+        <w:t xml:space="preserve">    --frequencia 22 --percentil 90</w:t>
+      </w:r>
+    </w:p>
+    <w:p>
+      <w:pPr>
+        <w:spacing w:after="160" w:line="276"/>
+        <w:jc w:val="both"/>
+      </w:pPr>
+      <w:r>
+        <w:rPr>
+          <w:rFonts w:ascii="Calibri" w:cs="Calibri" w:eastAsia="Calibri" w:hAnsi="Calibri"/>
+          <w:b w:val="false"/>
+          <w:bCs w:val="false"/>
+          <w:i w:val="false"/>
+          <w:iCs w:val="false"/>
+          <w:color w:val="000000"/>
+          <w:sz w:val="22"/>
+          <w:szCs w:val="22"/>
+        </w:rPr>
+        <w:t xml:space="preserve">Detalhes de implementação: valores ausentes são ignorados ponto a ponto (a frequência é sempre relativa aos dias válidos daquele ponto, e o número de dias entra no atributo dias_agregados); o percentil é calculado por blocos de latitude, para não carregar a série inteira na memória na grade de 1 km. O rf_figura.py reconhece os arquivos de frequência e usa uma escala sequencial de contagem em vez da paleta de risco.</w:t>
+      </w:r>
+    </w:p>
+    <w:p>
+      <w:pPr>
+        <w:pStyle w:val="Heading2"/>
+        <w:spacing w:after="160" w:before="280"/>
+      </w:pPr>
+      <w:r>
+        <w:rPr>
+          <w:rFonts w:ascii="Calibri" w:cs="Calibri" w:eastAsia="Calibri" w:hAnsi="Calibri"/>
+          <w:b/>
+          <w:bCs/>
+          <w:color w:val="1F4E79"/>
+          <w:sz w:val="25"/>
+          <w:szCs w:val="25"/>
+        </w:rPr>
+        <w:t xml:space="preserve">6.9 Fonte da precipitação observada: IMERG ou MSWEP (prepara_mswep.py)</w:t>
+      </w:r>
+    </w:p>
+    <w:p>
+      <w:pPr>
+        <w:spacing w:after="160" w:line="276"/>
+        <w:jc w:val="both"/>
+      </w:pPr>
+      <w:r>
+        <w:rPr>
+          <w:rFonts w:ascii="Calibri" w:cs="Calibri" w:eastAsia="Calibri" w:hAnsi="Calibri"/>
+          <w:b w:val="false"/>
+          <w:bCs w:val="false"/>
+          <w:i w:val="false"/>
+          <w:iCs w:val="false"/>
+          <w:color w:val="000000"/>
+          <w:sz w:val="22"/>
+          <w:szCs w:val="22"/>
+        </w:rPr>
+        <w:t xml:space="preserve">A precipitação observada alimenta os 119 dias da janela do RF previsto, o RF observado e o FWI observado. Por padrão ela vem do IMERG, baixado pelo prepara_imerg.py. Como alternativa, o pipeline lê o MSWEP (Multi-Source Weighted-Ensemble Precipitation), que já está no disco do CPTEC e portanto dispensa download:</w:t>
+      </w:r>
+    </w:p>
+    <w:p>
+      <w:pPr>
+        <w:shd w:fill="F2F2F2" w:val="clear"/>
+        <w:spacing w:after="160"/>
+      </w:pPr>
+      <w:r>
+        <w:rPr>
+          <w:rFonts w:ascii="Consolas" w:cs="Consolas" w:eastAsia="Consolas" w:hAnsi="Consolas"/>
+          <w:sz w:val="19"/>
+          <w:szCs w:val="19"/>
+        </w:rPr>
+        <w:t xml:space="preserve">/pesq/dados/sismom/SisMOM/sipec/mswep/daily/{ano}/{mes}/{AAAAMMDD}.nc</w:t>
+      </w:r>
+    </w:p>
+    <w:p>
+      <w:pPr>
+        <w:spacing w:after="160" w:line="276"/>
+        <w:jc w:val="both"/>
+      </w:pPr>
+      <w:r>
+        <w:rPr>
+          <w:rFonts w:ascii="Calibri" w:cs="Calibri" w:eastAsia="Calibri" w:hAnsi="Calibri"/>
+          <w:b w:val="false"/>
+          <w:bCs w:val="false"/>
+          <w:i w:val="false"/>
+          <w:iCs w:val="false"/>
+          <w:color w:val="000000"/>
+          <w:sz w:val="22"/>
+          <w:szCs w:val="22"/>
+        </w:rPr>
+        <w:t xml:space="preserve">Os arquivos originais são globais de 0,1° (3600 x 1800), com latitude de norte para sul, longitude -179,95..179,95 e a variável sem nome reconhecível (o cdo sinfo mostra "unknown"). O pipeline resolve os três pontos sozinho: detecta a variável, inverte a latitude para sul-&gt;norte e recorta o domínio na leitura, de modo que a grade global nunca é carregada inteira na memória.</w:t>
+      </w:r>
+    </w:p>
+    <w:p>
+      <w:pPr>
+        <w:spacing w:after="160" w:line="276"/>
+        <w:jc w:val="both"/>
+      </w:pPr>
+      <w:r>
+        <w:rPr>
+          <w:rFonts w:ascii="Calibri" w:cs="Calibri" w:eastAsia="Calibri" w:hAnsi="Calibri"/>
+          <w:b w:val="false"/>
+          <w:bCs w:val="false"/>
+          <w:i w:val="false"/>
+          <w:iCs w:val="false"/>
+          <w:color w:val="000000"/>
+          <w:sz w:val="22"/>
+          <w:szCs w:val="22"/>
+        </w:rPr>
+        <w:t xml:space="preserve">A escolha é feita no config.yaml (ou na linha de comando, que prevalece):</w:t>
+      </w:r>
+    </w:p>
+    <w:p>
+      <w:pPr>
+        <w:shd w:fill="F2F2F2" w:val="clear"/>
+        <w:spacing w:after="0"/>
+      </w:pPr>
+      <w:r>
+        <w:rPr>
+          <w:rFonts w:ascii="Consolas" w:cs="Consolas" w:eastAsia="Consolas" w:hAnsi="Consolas"/>
+          <w:sz w:val="19"/>
+          <w:szCs w:val="19"/>
+        </w:rPr>
+        <w:t xml:space="preserve">precipitacao:</w:t>
+      </w:r>
+    </w:p>
+    <w:p>
+      <w:pPr>
+        <w:shd w:fill="F2F2F2" w:val="clear"/>
+        <w:spacing w:after="0"/>
+      </w:pPr>
+      <w:r>
+        <w:rPr>
+          <w:rFonts w:ascii="Consolas" w:cs="Consolas" w:eastAsia="Consolas" w:hAnsi="Consolas"/>
+          <w:sz w:val="19"/>
+          <w:szCs w:val="19"/>
+        </w:rPr>
+        <w:t xml:space="preserve">  fonte: mswep           # imerg (padrao) | mswep</w:t>
+      </w:r>
+    </w:p>
+    <w:p>
+      <w:pPr>
+        <w:shd w:fill="F2F2F2" w:val="clear"/>
+        <w:spacing w:after="0"/>
+      </w:pPr>
+      <w:r>
+        <w:rPr>
+          <w:rFonts w:ascii="Consolas" w:cs="Consolas" w:eastAsia="Consolas" w:hAnsi="Consolas"/>
+          <w:sz w:val="19"/>
+          <w:szCs w:val="19"/>
+        </w:rPr>
+        <w:t xml:space="preserve">  modo: in_loco          # in_loco (arquivos originais) | convertido</w:t>
+      </w:r>
+    </w:p>
+    <w:p>
+      <w:pPr>
+        <w:shd w:fill="F2F2F2" w:val="clear"/>
+        <w:spacing w:after="0"/>
+      </w:pPr>
+      <w:r>
+        <w:rPr>
+          <w:rFonts w:ascii="Consolas" w:cs="Consolas" w:eastAsia="Consolas" w:hAnsi="Consolas"/>
+          <w:sz w:val="19"/>
+          <w:szCs w:val="19"/>
+        </w:rPr>
+        <w:t xml:space="preserve">  variavel: auto         # nome da variavel no arquivo (auto detecta)</w:t>
+      </w:r>
+    </w:p>
+    <w:p>
+      <w:pPr>
+        <w:shd w:fill="F2F2F2" w:val="clear"/>
+        <w:spacing w:after="0"/>
+      </w:pPr>
+      <w:r>
+        <w:rPr>
+          <w:rFonts w:ascii="Consolas" w:cs="Consolas" w:eastAsia="Consolas" w:hAnsi="Consolas"/>
+          <w:sz w:val="19"/>
+          <w:szCs w:val="19"/>
+        </w:rPr>
+        <w:t xml:space="preserve">  dominio: "-60.05,29.95,-114.95,-30.05"   # recorte da leitura in loco</w:t>
+      </w:r>
+    </w:p>
+    <w:p>
+      <w:pPr>
+        <w:shd w:fill="F2F2F2" w:val="clear"/>
+        <w:spacing w:after="0"/>
+      </w:pPr>
+      <w:r>
+        <w:rPr>
+          <w:rFonts w:ascii="Consolas" w:cs="Consolas" w:eastAsia="Consolas" w:hAnsi="Consolas"/>
+          <w:sz w:val="19"/>
+          <w:szCs w:val="19"/>
+        </w:rPr>
+        <w:t xml:space="preserve"> </w:t>
+      </w:r>
+    </w:p>
+    <w:p>
+      <w:pPr>
+        <w:shd w:fill="F2F2F2" w:val="clear"/>
+        <w:spacing w:after="0"/>
+      </w:pPr>
+      <w:r>
+        <w:rPr>
+          <w:rFonts w:ascii="Consolas" w:cs="Consolas" w:eastAsia="Consolas" w:hAnsi="Consolas"/>
+          <w:sz w:val="19"/>
+          <w:szCs w:val="19"/>
+        </w:rPr>
+        <w:t xml:space="preserve">python3 rf_observado.py  --config config.yaml --dias 7  --precipitacao mswep</w:t>
+      </w:r>
+    </w:p>
+    <w:p>
+      <w:pPr>
+        <w:shd w:fill="F2F2F2" w:val="clear"/>
+        <w:spacing w:after="0"/>
+      </w:pPr>
+      <w:r>
+        <w:rPr>
+          <w:rFonts w:ascii="Consolas" w:cs="Consolas" w:eastAsia="Consolas" w:hAnsi="Consolas"/>
+          <w:sz w:val="19"/>
+          <w:szCs w:val="19"/>
+        </w:rPr>
+        <w:t xml:space="preserve">python3 fwi_observado.py --config config.yaml --dias 30 --precipitacao mswep</w:t>
+      </w:r>
+    </w:p>
+    <w:p>
+      <w:pPr>
+        <w:shd w:fill="F2F2F2" w:val="clear"/>
+        <w:spacing w:after="160"/>
+      </w:pPr>
+      <w:r>
+        <w:rPr>
+          <w:rFonts w:ascii="Consolas" w:cs="Consolas" w:eastAsia="Consolas" w:hAnsi="Consolas"/>
+          <w:sz w:val="19"/>
+          <w:szCs w:val="19"/>
+        </w:rPr>
+        <w:t xml:space="preserve">python3 rf_previsto.py   --config config.yaml --horizontes 3d --precipitacao mswep</w:t>
+      </w:r>
+    </w:p>
+    <w:p>
+      <w:pPr>
+        <w:spacing w:after="160" w:line="276"/>
+        <w:jc w:val="both"/>
+      </w:pPr>
+      <w:r>
+        <w:rPr>
+          <w:rFonts w:ascii="Calibri" w:cs="Calibri" w:eastAsia="Calibri" w:hAnsi="Calibri"/>
+          <w:b w:val="false"/>
+          <w:bCs w:val="false"/>
+          <w:i w:val="false"/>
+          <w:iCs w:val="false"/>
+          <w:color w:val="000000"/>
+          <w:sz w:val="22"/>
+          <w:szCs w:val="22"/>
+        </w:rPr>
+        <w:t xml:space="preserve">Os produtos ganham o sufixo _MSWEP (RF_OBS_MSWEP, FWI_OBS_MSWEP, RF_PREV_GFS_MSWEP...), de modo que uma rodada com MSWEP nunca sobrescreve a rodada de referência com IMERG — as duas podem ser comparadas ponto a ponto.</w:t>
+      </w:r>
+    </w:p>
+    <w:p>
+      <w:pPr>
+        <w:spacing w:after="160" w:line="276"/>
+        <w:jc w:val="both"/>
+      </w:pPr>
+      <w:r>
+        <w:rPr>
+          <w:rFonts w:ascii="Calibri" w:cs="Calibri" w:eastAsia="Calibri" w:hAnsi="Calibri"/>
+          <w:b/>
+          <w:bCs/>
+          <w:i w:val="false"/>
+          <w:iCs w:val="false"/>
+          <w:color w:val="000000"/>
+          <w:sz w:val="22"/>
+          <w:szCs w:val="22"/>
+        </w:rPr>
+        <w:t xml:space="preserve">Converter é opcional. </w:t>
+      </w:r>
+      <w:r>
+        <w:rPr>
+          <w:rFonts w:ascii="Calibri" w:cs="Calibri" w:eastAsia="Calibri" w:hAnsi="Calibri"/>
+          <w:b w:val="false"/>
+          <w:bCs w:val="false"/>
+          <w:i w:val="false"/>
+          <w:iCs w:val="false"/>
+          <w:color w:val="000000"/>
+          <w:sz w:val="22"/>
+          <w:szCs w:val="22"/>
+        </w:rPr>
+        <w:t xml:space="preserve">No modo in_loco (padrão) nada precisa ser preparado. O prepara_mswep.py grava uma cópia já recortada no padrão do pipeline (~2 MB/dia em vez de ~7 MB globais), o que compensa quando a mesma janela de 120 dias é relida todo dia, quando o disco do MSWEP é lento ou indisponível na hora da rodada, ou quando se quer congelar uma versão do banco para reprocessamento:</w:t>
+      </w:r>
+    </w:p>
+    <w:p>
+      <w:pPr>
+        <w:shd w:fill="F2F2F2" w:val="clear"/>
+        <w:spacing w:after="0"/>
+      </w:pPr>
+      <w:r>
+        <w:rPr>
+          <w:rFonts w:ascii="Consolas" w:cs="Consolas" w:eastAsia="Consolas" w:hAnsi="Consolas"/>
+          <w:sz w:val="19"/>
+          <w:szCs w:val="19"/>
+        </w:rPr>
+        <w:t xml:space="preserve"># Converte a janela de 119 dias que antecede hoje</w:t>
+      </w:r>
+    </w:p>
+    <w:p>
+      <w:pPr>
+        <w:shd w:fill="F2F2F2" w:val="clear"/>
+        <w:spacing w:after="0"/>
+      </w:pPr>
+      <w:r>
+        <w:rPr>
+          <w:rFonts w:ascii="Consolas" w:cs="Consolas" w:eastAsia="Consolas" w:hAnsi="Consolas"/>
+          <w:sz w:val="19"/>
+          <w:szCs w:val="19"/>
+        </w:rPr>
+        <w:t xml:space="preserve">python3 prepara_mswep.py --config config.yaml</w:t>
+      </w:r>
+    </w:p>
+    <w:p>
+      <w:pPr>
+        <w:shd w:fill="F2F2F2" w:val="clear"/>
+        <w:spacing w:after="0"/>
+      </w:pPr>
+      <w:r>
+        <w:rPr>
+          <w:rFonts w:ascii="Consolas" w:cs="Consolas" w:eastAsia="Consolas" w:hAnsi="Consolas"/>
+          <w:sz w:val="19"/>
+          <w:szCs w:val="19"/>
+        </w:rPr>
+        <w:t xml:space="preserve"> </w:t>
+      </w:r>
+    </w:p>
+    <w:p>
+      <w:pPr>
+        <w:shd w:fill="F2F2F2" w:val="clear"/>
+        <w:spacing w:after="0"/>
+      </w:pPr>
+      <w:r>
+        <w:rPr>
+          <w:rFonts w:ascii="Consolas" w:cs="Consolas" w:eastAsia="Consolas" w:hAnsi="Consolas"/>
+          <w:sz w:val="19"/>
+          <w:szCs w:val="19"/>
+        </w:rPr>
+        <w:t xml:space="preserve"># Periodo explicito, e conferencia sem gravar</w:t>
+      </w:r>
+    </w:p>
+    <w:p>
+      <w:pPr>
+        <w:shd w:fill="F2F2F2" w:val="clear"/>
+        <w:spacing w:after="0"/>
+      </w:pPr>
+      <w:r>
+        <w:rPr>
+          <w:rFonts w:ascii="Consolas" w:cs="Consolas" w:eastAsia="Consolas" w:hAnsi="Consolas"/>
+          <w:sz w:val="19"/>
+          <w:szCs w:val="19"/>
+        </w:rPr>
+        <w:t xml:space="preserve">python3 prepara_mswep.py --config config.yaml --inicio 20230101 --fim 20230131</w:t>
+      </w:r>
+    </w:p>
+    <w:p>
+      <w:pPr>
+        <w:shd w:fill="F2F2F2" w:val="clear"/>
+        <w:spacing w:after="160"/>
+      </w:pPr>
+      <w:r>
+        <w:rPr>
+          <w:rFonts w:ascii="Consolas" w:cs="Consolas" w:eastAsia="Consolas" w:hAnsi="Consolas"/>
+          <w:sz w:val="19"/>
+          <w:szCs w:val="19"/>
+        </w:rPr>
+        <w:t xml:space="preserve">python3 prepara_mswep.py --config config.yaml --simular</w:t>
+      </w:r>
+    </w:p>
+    <w:p>
+      <w:pPr>
+        <w:spacing w:after="160" w:line="276"/>
+        <w:jc w:val="both"/>
+      </w:pPr>
+      <w:r>
+        <w:rPr>
+          <w:rFonts w:ascii="Calibri" w:cs="Calibri" w:eastAsia="Calibri" w:hAnsi="Calibri"/>
+          <w:b w:val="false"/>
+          <w:bCs w:val="false"/>
+          <w:i w:val="false"/>
+          <w:iCs w:val="false"/>
+          <w:color w:val="000000"/>
+          <w:sz w:val="22"/>
+          <w:szCs w:val="22"/>
+        </w:rPr>
+        <w:t xml:space="preserve">Depois, basta trocar modo: in_loco por modo: convertido (ou usar --modo-precipitacao convertido). O script é incremental — pula os dias já convertidos, --sobrescrever regrava — e, se o arquivo diário não existir, tenta automaticamente o arquivo mensal da mesma pasta (jan.nc, feb.nc, ...), extraindo o dia pedido pelo eixo de tempo. As duas formas de leitura foram verificadas ponto a ponto: teste_mswep.py confirma que o RF observado sai idêntico in loco e convertido.</w:t>
+      </w:r>
+    </w:p>
+    <w:p>
+      <w:pPr>
+        <w:spacing w:after="160" w:line="276"/>
+        <w:jc w:val="both"/>
+      </w:pPr>
+      <w:r>
+        <w:rPr>
+          <w:rFonts w:ascii="Calibri" w:cs="Calibri" w:eastAsia="Calibri" w:hAnsi="Calibri"/>
+          <w:b/>
+          <w:bCs/>
+          <w:i w:val="false"/>
+          <w:iCs w:val="false"/>
+          <w:color w:val="000000"/>
+          <w:sz w:val="22"/>
+          <w:szCs w:val="22"/>
+        </w:rPr>
+        <w:t xml:space="preserve">Qual usar? </w:t>
+      </w:r>
+      <w:r>
+        <w:rPr>
+          <w:rFonts w:ascii="Calibri" w:cs="Calibri" w:eastAsia="Calibri" w:hAnsi="Calibri"/>
+          <w:b w:val="false"/>
+          <w:bCs w:val="false"/>
+          <w:i w:val="false"/>
+          <w:iCs w:val="false"/>
+          <w:color w:val="000000"/>
+          <w:sz w:val="22"/>
+          <w:szCs w:val="22"/>
+        </w:rPr>
+        <w:t xml:space="preserve">O IMERG é o dado da operação do Queimadas e tem latência de ~4 h, o que o torna obrigatório na rodada diária. O MSWEP combina satélite, estações e reanálise, costuma representar melhor a chuva sobre áreas com rede de superfície densa e cobre desde 1979 — sendo mais adequado a reconstruções históricas, calibração e comparação de sensibilidade da precipitação, que é a variável de maior peso no RF (os 120 acumulados diários). Como as duas rodadas escrevem em produtos separados, a comparação é direta.</w:t>
       </w:r>
     </w:p>
     <w:p>

--- a/docs/manual_usuario.docx
+++ b/docs/manual_usuario.docx
@@ -6844,7 +6844,7 @@
           <w:sz w:val="22"/>
           <w:szCs w:val="22"/>
         </w:rPr>
-        <w:t xml:space="preserve">As opções de agrupamento dizem sobre o quê agregar (o mês ou a rodada inteira) e as de operação dizem como. --frequencia e --percentil são acumulativas: pedidas junto com --media-mensal, geram, para cada mês, a média e os campos de frequência e percentil.</w:t>
+        <w:t xml:space="preserve">As opções de agrupamento dizem sobre o quê agregar (o mês ou a rodada inteira) e as de operação dizem como. --frequencia e --percentil são acumulativas: pedidas junto com --media-mensal, geram, para cada mês, a média e os campos de frequência e percentil. Pedidas sozinhas, valem para a rodada inteira e produzem só o que foi pedido — --frequencia 0.7 sem mais nada não gera arquivo de média.</w:t>
       </w:r>
     </w:p>
     <w:p>
@@ -7097,6 +7097,267 @@
           <w:szCs w:val="19"/>
         </w:rPr>
         <w:t xml:space="preserve">    --titulo "BESM - Risco de Fogo medio mensal"</w:t>
+      </w:r>
+    </w:p>
+    <w:p>
+      <w:pPr>
+        <w:spacing w:after="160" w:line="276"/>
+        <w:jc w:val="both"/>
+      </w:pPr>
+      <w:r>
+        <w:rPr>
+          <w:rFonts w:ascii="Calibri" w:cs="Calibri" w:eastAsia="Calibri" w:hAnsi="Calibri"/>
+          <w:b/>
+          <w:bCs/>
+          <w:i w:val="false"/>
+          <w:iCs w:val="false"/>
+          <w:color w:val="000000"/>
+          <w:sz w:val="22"/>
+          <w:szCs w:val="22"/>
+        </w:rPr>
+        <w:t xml:space="preserve">Frequência prevista. </w:t>
+      </w:r>
+      <w:r>
+        <w:rPr>
+          <w:rFonts w:ascii="Calibri" w:cs="Calibri" w:eastAsia="Calibri" w:hAnsi="Calibri"/>
+          <w:b w:val="false"/>
+          <w:bCs w:val="false"/>
+          <w:i w:val="false"/>
+          <w:iCs w:val="false"/>
+          <w:color w:val="000000"/>
+          <w:sz w:val="22"/>
+          <w:szCs w:val="22"/>
+        </w:rPr>
+        <w:t xml:space="preserve">Na escala sazonal a frequência costuma comunicar melhor que a média: em vez de "o risco médio de setembro é 0,68", diz-se "26 dos 30 dias previstos ficam em risco Alto ou Crítico". O caminho é o mesmo, trocando a operação:</w:t>
+      </w:r>
+    </w:p>
+    <w:p>
+      <w:pPr>
+        <w:shd w:fill="F2F2F2" w:val="clear"/>
+        <w:spacing w:after="0"/>
+      </w:pPr>
+      <w:r>
+        <w:rPr>
+          <w:rFonts w:ascii="Consolas" w:cs="Consolas" w:eastAsia="Consolas" w:hAnsi="Consolas"/>
+          <w:sz w:val="19"/>
+          <w:szCs w:val="19"/>
+        </w:rPr>
+        <w:t xml:space="preserve"># Dias (e % dos dias) com RF &gt;= 0,7 em cada mes da rodada sazonal</w:t>
+      </w:r>
+    </w:p>
+    <w:p>
+      <w:pPr>
+        <w:shd w:fill="F2F2F2" w:val="clear"/>
+        <w:spacing w:after="0"/>
+      </w:pPr>
+      <w:r>
+        <w:rPr>
+          <w:rFonts w:ascii="Consolas" w:cs="Consolas" w:eastAsia="Consolas" w:hAnsi="Consolas"/>
+          <w:sz w:val="19"/>
+          <w:szCs w:val="19"/>
+        </w:rPr>
+        <w:t xml:space="preserve">python3 rf_previsto.py --fonte besm --de 1d --ate 396d --passo 1d \</w:t>
+      </w:r>
+    </w:p>
+    <w:p>
+      <w:pPr>
+        <w:shd w:fill="F2F2F2" w:val="clear"/>
+        <w:spacing w:after="0"/>
+      </w:pPr>
+      <w:r>
+        <w:rPr>
+          <w:rFonts w:ascii="Consolas" w:cs="Consolas" w:eastAsia="Consolas" w:hAnsi="Consolas"/>
+          <w:sz w:val="19"/>
+          <w:szCs w:val="19"/>
+        </w:rPr>
+        <w:t xml:space="preserve">    --media-mensal --frequencia 0.7 --percentil 90 \</w:t>
+      </w:r>
+    </w:p>
+    <w:p>
+      <w:pPr>
+        <w:shd w:fill="F2F2F2" w:val="clear"/>
+        <w:spacing w:after="0"/>
+      </w:pPr>
+      <w:r>
+        <w:rPr>
+          <w:rFonts w:ascii="Consolas" w:cs="Consolas" w:eastAsia="Consolas" w:hAnsi="Consolas"/>
+          <w:sz w:val="19"/>
+          <w:szCs w:val="19"/>
+        </w:rPr>
+        <w:t xml:space="preserve">    --produto RF_PREV_BESM --jobs 8 --sem-tif</w:t>
+      </w:r>
+    </w:p>
+    <w:p>
+      <w:pPr>
+        <w:shd w:fill="F2F2F2" w:val="clear"/>
+        <w:spacing w:after="0"/>
+      </w:pPr>
+      <w:r>
+        <w:rPr>
+          <w:rFonts w:ascii="Consolas" w:cs="Consolas" w:eastAsia="Consolas" w:hAnsi="Consolas"/>
+          <w:sz w:val="19"/>
+          <w:szCs w:val="19"/>
+        </w:rPr>
+        <w:t xml:space="preserve"> </w:t>
+      </w:r>
+    </w:p>
+    <w:p>
+      <w:pPr>
+        <w:shd w:fill="F2F2F2" w:val="clear"/>
+        <w:spacing w:after="0"/>
+      </w:pPr>
+      <w:r>
+        <w:rPr>
+          <w:rFonts w:ascii="Consolas" w:cs="Consolas" w:eastAsia="Consolas" w:hAnsi="Consolas"/>
+          <w:sz w:val="19"/>
+          <w:szCs w:val="19"/>
+        </w:rPr>
+        <w:t xml:space="preserve"># So as agregacoes, se os diarios ja existirem</w:t>
+      </w:r>
+    </w:p>
+    <w:p>
+      <w:pPr>
+        <w:shd w:fill="F2F2F2" w:val="clear"/>
+        <w:spacing w:after="0"/>
+      </w:pPr>
+      <w:r>
+        <w:rPr>
+          <w:rFonts w:ascii="Consolas" w:cs="Consolas" w:eastAsia="Consolas" w:hAnsi="Consolas"/>
+          <w:sz w:val="19"/>
+          <w:szCs w:val="19"/>
+        </w:rPr>
+        <w:t xml:space="preserve">python3 rf_previsto.py --fonte besm --de 1d --ate 396d --passo 1d \</w:t>
+      </w:r>
+    </w:p>
+    <w:p>
+      <w:pPr>
+        <w:shd w:fill="F2F2F2" w:val="clear"/>
+        <w:spacing w:after="0"/>
+      </w:pPr>
+      <w:r>
+        <w:rPr>
+          <w:rFonts w:ascii="Consolas" w:cs="Consolas" w:eastAsia="Consolas" w:hAnsi="Consolas"/>
+          <w:sz w:val="19"/>
+          <w:szCs w:val="19"/>
+        </w:rPr>
+        <w:t xml:space="preserve">    --media-mensal --frequencia 0.7 --so-agrega --produto RF_PREV_BESM</w:t>
+      </w:r>
+    </w:p>
+    <w:p>
+      <w:pPr>
+        <w:shd w:fill="F2F2F2" w:val="clear"/>
+        <w:spacing w:after="0"/>
+      </w:pPr>
+      <w:r>
+        <w:rPr>
+          <w:rFonts w:ascii="Consolas" w:cs="Consolas" w:eastAsia="Consolas" w:hAnsi="Consolas"/>
+          <w:sz w:val="19"/>
+          <w:szCs w:val="19"/>
+        </w:rPr>
+        <w:t xml:space="preserve"> </w:t>
+      </w:r>
+    </w:p>
+    <w:p>
+      <w:pPr>
+        <w:shd w:fill="F2F2F2" w:val="clear"/>
+        <w:spacing w:after="0"/>
+      </w:pPr>
+      <w:r>
+        <w:rPr>
+          <w:rFonts w:ascii="Consolas" w:cs="Consolas" w:eastAsia="Consolas" w:hAnsi="Consolas"/>
+          <w:sz w:val="19"/>
+          <w:szCs w:val="19"/>
+        </w:rPr>
+        <w:t xml:space="preserve"># Figuras: um painel com os meses (a escala e comum aos 13 mapas)</w:t>
+      </w:r>
+    </w:p>
+    <w:p>
+      <w:pPr>
+        <w:shd w:fill="F2F2F2" w:val="clear"/>
+        <w:spacing w:after="0"/>
+      </w:pPr>
+      <w:r>
+        <w:rPr>
+          <w:rFonts w:ascii="Consolas" w:cs="Consolas" w:eastAsia="Consolas" w:hAnsi="Consolas"/>
+          <w:sz w:val="19"/>
+          <w:szCs w:val="19"/>
+        </w:rPr>
+        <w:t xml:space="preserve">S=data/output/2.2/RF_PREV_BESM/netcdf/&lt;modelo&gt;</w:t>
+      </w:r>
+    </w:p>
+    <w:p>
+      <w:pPr>
+        <w:shd w:fill="F2F2F2" w:val="clear"/>
+        <w:spacing w:after="0"/>
+      </w:pPr>
+      <w:r>
+        <w:rPr>
+          <w:rFonts w:ascii="Consolas" w:cs="Consolas" w:eastAsia="Consolas" w:hAnsi="Consolas"/>
+          <w:sz w:val="19"/>
+          <w:szCs w:val="19"/>
+        </w:rPr>
+        <w:t xml:space="preserve">python3 rf_figura.py "$S/RF.PREV.FREQ0.7.2026*.nc" --painel --colunas 4 \</w:t>
+      </w:r>
+    </w:p>
+    <w:p>
+      <w:pPr>
+        <w:shd w:fill="F2F2F2" w:val="clear"/>
+        <w:spacing w:after="0"/>
+      </w:pPr>
+      <w:r>
+        <w:rPr>
+          <w:rFonts w:ascii="Consolas" w:cs="Consolas" w:eastAsia="Consolas" w:hAnsi="Consolas"/>
+          <w:sz w:val="19"/>
+          <w:szCs w:val="19"/>
+        </w:rPr>
+        <w:t xml:space="preserve">    --titulo "BESM - dias com RF &gt;= 0,7" --saida besm_freq.png</w:t>
+      </w:r>
+    </w:p>
+    <w:p>
+      <w:pPr>
+        <w:shd w:fill="F2F2F2" w:val="clear"/>
+        <w:spacing w:after="0"/>
+      </w:pPr>
+      <w:r>
+        <w:rPr>
+          <w:rFonts w:ascii="Consolas" w:cs="Consolas" w:eastAsia="Consolas" w:hAnsi="Consolas"/>
+          <w:sz w:val="19"/>
+          <w:szCs w:val="19"/>
+        </w:rPr>
+        <w:t xml:space="preserve">python3 rf_figura.py "$S/RF.PREV.FREQ0.7.2026*.nc" --painel --colunas 4 \</w:t>
+      </w:r>
+    </w:p>
+    <w:p>
+      <w:pPr>
+        <w:shd w:fill="F2F2F2" w:val="clear"/>
+        <w:spacing w:after="160"/>
+      </w:pPr>
+      <w:r>
+        <w:rPr>
+          <w:rFonts w:ascii="Consolas" w:cs="Consolas" w:eastAsia="Consolas" w:hAnsi="Consolas"/>
+          <w:sz w:val="19"/>
+          <w:szCs w:val="19"/>
+        </w:rPr>
+        <w:t xml:space="preserve">    --var frequencia --titulo "BESM - % dos dias com RF &gt;= 0,7"</w:t>
+      </w:r>
+    </w:p>
+    <w:p>
+      <w:pPr>
+        <w:spacing w:after="160" w:line="276"/>
+        <w:jc w:val="both"/>
+      </w:pPr>
+      <w:r>
+        <w:rPr>
+          <w:rFonts w:ascii="Calibri" w:cs="Calibri" w:eastAsia="Calibri" w:hAnsi="Calibri"/>
+          <w:b w:val="false"/>
+          <w:bCs w:val="false"/>
+          <w:i w:val="false"/>
+          <w:iCs w:val="false"/>
+          <w:color w:val="000000"/>
+          <w:sz w:val="22"/>
+          <w:szCs w:val="22"/>
+        </w:rPr>
+        <w:t xml:space="preserve">Aplicada às previsões, a frequência é a leitura mais próxima de uma probabilidade: com um único membro ela mede a fração de dias do mês acima do limiar; com um ensemble (quando os membros do BESM estiverem disponíveis), a mesma conta sobre os membros vira a probabilidade de o mês exceder o limiar.</w:t>
       </w:r>
     </w:p>
     <w:p>
@@ -9636,6 +9897,700 @@
           <w:szCs w:val="22"/>
         </w:rPr>
         <w:t xml:space="preserve">Opções: --painel (vários campos numa figura) com --colunas, --titulo, --saida (arquivo ou pasta), --dpi, --classes (uma cor por faixa, em vez da rampa — útil para leitura por classe) e --sem-mascara (não aplica a máscara de oceano, necessária apenas em campos gerados com --sem-vegetacao, que não trazem a máscara d'água). Requer matplotlib (e global-land-mask para a máscara de oceano).</w:t>
+      </w:r>
+    </w:p>
+    <w:p>
+      <w:pPr>
+        <w:spacing w:after="160" w:line="276"/>
+        <w:jc w:val="both"/>
+      </w:pPr>
+      <w:r>
+        <w:rPr>
+          <w:rFonts w:ascii="Calibri" w:cs="Calibri" w:eastAsia="Calibri" w:hAnsi="Calibri"/>
+          <w:b/>
+          <w:bCs/>
+          <w:i w:val="false"/>
+          <w:iCs w:val="false"/>
+          <w:color w:val="000000"/>
+          <w:sz w:val="22"/>
+          <w:szCs w:val="22"/>
+        </w:rPr>
+        <w:t xml:space="preserve">Figuras de frequência e de percentil. </w:t>
+      </w:r>
+      <w:r>
+        <w:rPr>
+          <w:rFonts w:ascii="Calibri" w:cs="Calibri" w:eastAsia="Calibri" w:hAnsi="Calibri"/>
+          <w:b w:val="false"/>
+          <w:bCs w:val="false"/>
+          <w:i w:val="false"/>
+          <w:iCs w:val="false"/>
+          <w:color w:val="000000"/>
+          <w:sz w:val="22"/>
+          <w:szCs w:val="22"/>
+        </w:rPr>
+        <w:t xml:space="preserve">São os mesmos comandos — o script reconhece o tipo do arquivo pelo conteúdo e escolhe a escala sozinho:</w:t>
+      </w:r>
+    </w:p>
+    <w:tbl>
+      <w:tblPr>
+        <w:tblW w:type="dxa" w:w="9026"/>
+        <w:tblBorders>
+          <w:top w:val="single" w:color="auto" w:sz="4"/>
+          <w:left w:val="single" w:color="auto" w:sz="4"/>
+          <w:bottom w:val="single" w:color="auto" w:sz="4"/>
+          <w:right w:val="single" w:color="auto" w:sz="4"/>
+          <w:insideH w:val="single" w:color="auto" w:sz="4"/>
+          <w:insideV w:val="single" w:color="auto" w:sz="4"/>
+        </w:tblBorders>
+      </w:tblPr>
+      <w:tblGrid>
+        <w:gridCol w:w="2347"/>
+        <w:gridCol w:w="3069"/>
+        <w:gridCol w:w="3610"/>
+      </w:tblGrid>
+      <w:tr>
+        <w:trPr>
+          <w:tblHeader/>
+        </w:trPr>
+        <w:tc>
+          <w:tcPr>
+            <w:tcW w:type="dxa" w:w="2347"/>
+            <w:tcBorders>
+              <w:top w:val="single" w:color="BFBFBF" w:sz="4"/>
+              <w:left w:val="single" w:color="BFBFBF" w:sz="4"/>
+              <w:bottom w:val="single" w:color="BFBFBF" w:sz="4"/>
+              <w:right w:val="single" w:color="BFBFBF" w:sz="4"/>
+            </w:tcBorders>
+            <w:shd w:fill="1F4E79" w:val="clear"/>
+            <w:tcMar>
+              <w:top w:type="dxa" w:w="60"/>
+              <w:left w:type="dxa" w:w="100"/>
+              <w:bottom w:type="dxa" w:w="60"/>
+              <w:right w:type="dxa" w:w="100"/>
+            </w:tcMar>
+          </w:tcPr>
+          <w:p>
+            <w:pPr>
+              <w:spacing w:after="0"/>
+            </w:pPr>
+            <w:r>
+              <w:rPr>
+                <w:rFonts w:ascii="Calibri" w:cs="Calibri" w:eastAsia="Calibri" w:hAnsi="Calibri"/>
+                <w:b/>
+                <w:bCs/>
+                <w:color w:val="FFFFFF"/>
+                <w:sz w:val="19"/>
+                <w:szCs w:val="19"/>
+              </w:rPr>
+              <w:t xml:space="preserve">Arquivo</w:t>
+            </w:r>
+          </w:p>
+        </w:tc>
+        <w:tc>
+          <w:tcPr>
+            <w:tcW w:type="dxa" w:w="3069"/>
+            <w:tcBorders>
+              <w:top w:val="single" w:color="BFBFBF" w:sz="4"/>
+              <w:left w:val="single" w:color="BFBFBF" w:sz="4"/>
+              <w:bottom w:val="single" w:color="BFBFBF" w:sz="4"/>
+              <w:right w:val="single" w:color="BFBFBF" w:sz="4"/>
+            </w:tcBorders>
+            <w:shd w:fill="1F4E79" w:val="clear"/>
+            <w:tcMar>
+              <w:top w:type="dxa" w:w="60"/>
+              <w:left w:type="dxa" w:w="100"/>
+              <w:bottom w:type="dxa" w:w="60"/>
+              <w:right w:type="dxa" w:w="100"/>
+            </w:tcMar>
+          </w:tcPr>
+          <w:p>
+            <w:pPr>
+              <w:spacing w:after="0"/>
+            </w:pPr>
+            <w:r>
+              <w:rPr>
+                <w:rFonts w:ascii="Calibri" w:cs="Calibri" w:eastAsia="Calibri" w:hAnsi="Calibri"/>
+                <w:b/>
+                <w:bCs/>
+                <w:color w:val="FFFFFF"/>
+                <w:sz w:val="19"/>
+                <w:szCs w:val="19"/>
+              </w:rPr>
+              <w:t xml:space="preserve">Escala usada</w:t>
+            </w:r>
+          </w:p>
+        </w:tc>
+        <w:tc>
+          <w:tcPr>
+            <w:tcW w:type="dxa" w:w="3610"/>
+            <w:tcBorders>
+              <w:top w:val="single" w:color="BFBFBF" w:sz="4"/>
+              <w:left w:val="single" w:color="BFBFBF" w:sz="4"/>
+              <w:bottom w:val="single" w:color="BFBFBF" w:sz="4"/>
+              <w:right w:val="single" w:color="BFBFBF" w:sz="4"/>
+            </w:tcBorders>
+            <w:shd w:fill="1F4E79" w:val="clear"/>
+            <w:tcMar>
+              <w:top w:type="dxa" w:w="60"/>
+              <w:left w:type="dxa" w:w="100"/>
+              <w:bottom w:type="dxa" w:w="60"/>
+              <w:right w:type="dxa" w:w="100"/>
+            </w:tcMar>
+          </w:tcPr>
+          <w:p>
+            <w:pPr>
+              <w:spacing w:after="0"/>
+            </w:pPr>
+            <w:r>
+              <w:rPr>
+                <w:rFonts w:ascii="Calibri" w:cs="Calibri" w:eastAsia="Calibri" w:hAnsi="Calibri"/>
+                <w:b/>
+                <w:bCs/>
+                <w:color w:val="FFFFFF"/>
+                <w:sz w:val="19"/>
+                <w:szCs w:val="19"/>
+              </w:rPr>
+              <w:t xml:space="preserve">Comando</w:t>
+            </w:r>
+          </w:p>
+        </w:tc>
+      </w:tr>
+      <w:tr>
+        <w:tc>
+          <w:tcPr>
+            <w:tcW w:type="dxa" w:w="2347"/>
+            <w:tcBorders>
+              <w:top w:val="single" w:color="BFBFBF" w:sz="4"/>
+              <w:left w:val="single" w:color="BFBFBF" w:sz="4"/>
+              <w:bottom w:val="single" w:color="BFBFBF" w:sz="4"/>
+              <w:right w:val="single" w:color="BFBFBF" w:sz="4"/>
+            </w:tcBorders>
+            <w:tcMar>
+              <w:top w:type="dxa" w:w="60"/>
+              <w:left w:type="dxa" w:w="100"/>
+              <w:bottom w:type="dxa" w:w="60"/>
+              <w:right w:type="dxa" w:w="100"/>
+            </w:tcMar>
+          </w:tcPr>
+          <w:p>
+            <w:pPr>
+              <w:spacing w:after="0"/>
+            </w:pPr>
+            <w:r>
+              <w:rPr>
+                <w:rFonts w:ascii="Calibri" w:cs="Calibri" w:eastAsia="Calibri" w:hAnsi="Calibri"/>
+                <w:b w:val="false"/>
+                <w:bCs w:val="false"/>
+                <w:color w:val="000000"/>
+                <w:sz w:val="19"/>
+                <w:szCs w:val="19"/>
+              </w:rPr>
+              <w:t xml:space="preserve">RF.OBS.P90.* (percentil)</w:t>
+            </w:r>
+          </w:p>
+        </w:tc>
+        <w:tc>
+          <w:tcPr>
+            <w:tcW w:type="dxa" w:w="3069"/>
+            <w:tcBorders>
+              <w:top w:val="single" w:color="BFBFBF" w:sz="4"/>
+              <w:left w:val="single" w:color="BFBFBF" w:sz="4"/>
+              <w:bottom w:val="single" w:color="BFBFBF" w:sz="4"/>
+              <w:right w:val="single" w:color="BFBFBF" w:sz="4"/>
+            </w:tcBorders>
+            <w:tcMar>
+              <w:top w:type="dxa" w:w="60"/>
+              <w:left w:type="dxa" w:w="100"/>
+              <w:bottom w:type="dxa" w:w="60"/>
+              <w:right w:type="dxa" w:w="100"/>
+            </w:tcMar>
+          </w:tcPr>
+          <w:p>
+            <w:pPr>
+              <w:spacing w:after="0"/>
+            </w:pPr>
+            <w:r>
+              <w:rPr>
+                <w:rFonts w:ascii="Calibri" w:cs="Calibri" w:eastAsia="Calibri" w:hAnsi="Calibri"/>
+                <w:b w:val="false"/>
+                <w:bCs w:val="false"/>
+                <w:color w:val="000000"/>
+                <w:sz w:val="19"/>
+                <w:szCs w:val="19"/>
+              </w:rPr>
+              <w:t xml:space="preserve">paleta oficial do RF (0-1), igual às médias</w:t>
+            </w:r>
+          </w:p>
+        </w:tc>
+        <w:tc>
+          <w:tcPr>
+            <w:tcW w:type="dxa" w:w="3610"/>
+            <w:tcBorders>
+              <w:top w:val="single" w:color="BFBFBF" w:sz="4"/>
+              <w:left w:val="single" w:color="BFBFBF" w:sz="4"/>
+              <w:bottom w:val="single" w:color="BFBFBF" w:sz="4"/>
+              <w:right w:val="single" w:color="BFBFBF" w:sz="4"/>
+            </w:tcBorders>
+            <w:tcMar>
+              <w:top w:type="dxa" w:w="60"/>
+              <w:left w:type="dxa" w:w="100"/>
+              <w:bottom w:type="dxa" w:w="60"/>
+              <w:right w:type="dxa" w:w="100"/>
+            </w:tcMar>
+          </w:tcPr>
+          <w:p>
+            <w:pPr>
+              <w:spacing w:after="0"/>
+            </w:pPr>
+            <w:r>
+              <w:rPr>
+                <w:rFonts w:ascii="Calibri" w:cs="Calibri" w:eastAsia="Calibri" w:hAnsi="Calibri"/>
+                <w:b w:val="false"/>
+                <w:bCs w:val="false"/>
+                <w:color w:val="000000"/>
+                <w:sz w:val="19"/>
+                <w:szCs w:val="19"/>
+              </w:rPr>
+              <w:t xml:space="preserve">python3 rf_figura.py .../RF.OBS.P90.202607.nc</w:t>
+            </w:r>
+          </w:p>
+        </w:tc>
+      </w:tr>
+      <w:tr>
+        <w:tc>
+          <w:tcPr>
+            <w:tcW w:type="dxa" w:w="2347"/>
+            <w:tcBorders>
+              <w:top w:val="single" w:color="BFBFBF" w:sz="4"/>
+              <w:left w:val="single" w:color="BFBFBF" w:sz="4"/>
+              <w:bottom w:val="single" w:color="BFBFBF" w:sz="4"/>
+              <w:right w:val="single" w:color="BFBFBF" w:sz="4"/>
+            </w:tcBorders>
+            <w:tcMar>
+              <w:top w:type="dxa" w:w="60"/>
+              <w:left w:type="dxa" w:w="100"/>
+              <w:bottom w:type="dxa" w:w="60"/>
+              <w:right w:type="dxa" w:w="100"/>
+            </w:tcMar>
+          </w:tcPr>
+          <w:p>
+            <w:pPr>
+              <w:spacing w:after="0"/>
+            </w:pPr>
+            <w:r>
+              <w:rPr>
+                <w:rFonts w:ascii="Calibri" w:cs="Calibri" w:eastAsia="Calibri" w:hAnsi="Calibri"/>
+                <w:b w:val="false"/>
+                <w:bCs w:val="false"/>
+                <w:color w:val="000000"/>
+                <w:sz w:val="19"/>
+                <w:szCs w:val="19"/>
+              </w:rPr>
+              <w:t xml:space="preserve">RF.OBS.FREQ0.7.* (nº de dias)</w:t>
+            </w:r>
+          </w:p>
+        </w:tc>
+        <w:tc>
+          <w:tcPr>
+            <w:tcW w:type="dxa" w:w="3069"/>
+            <w:tcBorders>
+              <w:top w:val="single" w:color="BFBFBF" w:sz="4"/>
+              <w:left w:val="single" w:color="BFBFBF" w:sz="4"/>
+              <w:bottom w:val="single" w:color="BFBFBF" w:sz="4"/>
+              <w:right w:val="single" w:color="BFBFBF" w:sz="4"/>
+            </w:tcBorders>
+            <w:tcMar>
+              <w:top w:type="dxa" w:w="60"/>
+              <w:left w:type="dxa" w:w="100"/>
+              <w:bottom w:type="dxa" w:w="60"/>
+              <w:right w:type="dxa" w:w="100"/>
+            </w:tcMar>
+          </w:tcPr>
+          <w:p>
+            <w:pPr>
+              <w:spacing w:after="0"/>
+            </w:pPr>
+            <w:r>
+              <w:rPr>
+                <w:rFonts w:ascii="Calibri" w:cs="Calibri" w:eastAsia="Calibri" w:hAnsi="Calibri"/>
+                <w:b w:val="false"/>
+                <w:bCs w:val="false"/>
+                <w:color w:val="000000"/>
+                <w:sz w:val="19"/>
+                <w:szCs w:val="19"/>
+              </w:rPr>
+              <w:t xml:space="preserve">sequencial de contagem (YlOrRd), 0 ao total de dias</w:t>
+            </w:r>
+          </w:p>
+        </w:tc>
+        <w:tc>
+          <w:tcPr>
+            <w:tcW w:type="dxa" w:w="3610"/>
+            <w:tcBorders>
+              <w:top w:val="single" w:color="BFBFBF" w:sz="4"/>
+              <w:left w:val="single" w:color="BFBFBF" w:sz="4"/>
+              <w:bottom w:val="single" w:color="BFBFBF" w:sz="4"/>
+              <w:right w:val="single" w:color="BFBFBF" w:sz="4"/>
+            </w:tcBorders>
+            <w:tcMar>
+              <w:top w:type="dxa" w:w="60"/>
+              <w:left w:type="dxa" w:w="100"/>
+              <w:bottom w:type="dxa" w:w="60"/>
+              <w:right w:type="dxa" w:w="100"/>
+            </w:tcMar>
+          </w:tcPr>
+          <w:p>
+            <w:pPr>
+              <w:spacing w:after="0"/>
+            </w:pPr>
+            <w:r>
+              <w:rPr>
+                <w:rFonts w:ascii="Calibri" w:cs="Calibri" w:eastAsia="Calibri" w:hAnsi="Calibri"/>
+                <w:b w:val="false"/>
+                <w:bCs w:val="false"/>
+                <w:color w:val="000000"/>
+                <w:sz w:val="19"/>
+                <w:szCs w:val="19"/>
+              </w:rPr>
+              <w:t xml:space="preserve">python3 rf_figura.py .../RF.OBS.FREQ0.7.202607.nc</w:t>
+            </w:r>
+          </w:p>
+        </w:tc>
+      </w:tr>
+      <w:tr>
+        <w:tc>
+          <w:tcPr>
+            <w:tcW w:type="dxa" w:w="2347"/>
+            <w:tcBorders>
+              <w:top w:val="single" w:color="BFBFBF" w:sz="4"/>
+              <w:left w:val="single" w:color="BFBFBF" w:sz="4"/>
+              <w:bottom w:val="single" w:color="BFBFBF" w:sz="4"/>
+              <w:right w:val="single" w:color="BFBFBF" w:sz="4"/>
+            </w:tcBorders>
+            <w:tcMar>
+              <w:top w:type="dxa" w:w="60"/>
+              <w:left w:type="dxa" w:w="100"/>
+              <w:bottom w:type="dxa" w:w="60"/>
+              <w:right w:type="dxa" w:w="100"/>
+            </w:tcMar>
+          </w:tcPr>
+          <w:p>
+            <w:pPr>
+              <w:spacing w:after="0"/>
+            </w:pPr>
+            <w:r>
+              <w:rPr>
+                <w:rFonts w:ascii="Calibri" w:cs="Calibri" w:eastAsia="Calibri" w:hAnsi="Calibri"/>
+                <w:b w:val="false"/>
+                <w:bCs w:val="false"/>
+                <w:color w:val="000000"/>
+                <w:sz w:val="19"/>
+                <w:szCs w:val="19"/>
+              </w:rPr>
+              <w:t xml:space="preserve">RF.OBS.FREQ0.7.* (% dos dias)</w:t>
+            </w:r>
+          </w:p>
+        </w:tc>
+        <w:tc>
+          <w:tcPr>
+            <w:tcW w:type="dxa" w:w="3069"/>
+            <w:tcBorders>
+              <w:top w:val="single" w:color="BFBFBF" w:sz="4"/>
+              <w:left w:val="single" w:color="BFBFBF" w:sz="4"/>
+              <w:bottom w:val="single" w:color="BFBFBF" w:sz="4"/>
+              <w:right w:val="single" w:color="BFBFBF" w:sz="4"/>
+            </w:tcBorders>
+            <w:tcMar>
+              <w:top w:type="dxa" w:w="60"/>
+              <w:left w:type="dxa" w:w="100"/>
+              <w:bottom w:type="dxa" w:w="60"/>
+              <w:right w:type="dxa" w:w="100"/>
+            </w:tcMar>
+          </w:tcPr>
+          <w:p>
+            <w:pPr>
+              <w:spacing w:after="0"/>
+            </w:pPr>
+            <w:r>
+              <w:rPr>
+                <w:rFonts w:ascii="Calibri" w:cs="Calibri" w:eastAsia="Calibri" w:hAnsi="Calibri"/>
+                <w:b w:val="false"/>
+                <w:bCs w:val="false"/>
+                <w:color w:val="000000"/>
+                <w:sz w:val="19"/>
+                <w:szCs w:val="19"/>
+              </w:rPr>
+              <w:t xml:space="preserve">a mesma, em percentual</w:t>
+            </w:r>
+          </w:p>
+        </w:tc>
+        <w:tc>
+          <w:tcPr>
+            <w:tcW w:type="dxa" w:w="3610"/>
+            <w:tcBorders>
+              <w:top w:val="single" w:color="BFBFBF" w:sz="4"/>
+              <w:left w:val="single" w:color="BFBFBF" w:sz="4"/>
+              <w:bottom w:val="single" w:color="BFBFBF" w:sz="4"/>
+              <w:right w:val="single" w:color="BFBFBF" w:sz="4"/>
+            </w:tcBorders>
+            <w:tcMar>
+              <w:top w:type="dxa" w:w="60"/>
+              <w:left w:type="dxa" w:w="100"/>
+              <w:bottom w:type="dxa" w:w="60"/>
+              <w:right w:type="dxa" w:w="100"/>
+            </w:tcMar>
+          </w:tcPr>
+          <w:p>
+            <w:pPr>
+              <w:spacing w:after="0"/>
+            </w:pPr>
+            <w:r>
+              <w:rPr>
+                <w:rFonts w:ascii="Calibri" w:cs="Calibri" w:eastAsia="Calibri" w:hAnsi="Calibri"/>
+                <w:b w:val="false"/>
+                <w:bCs w:val="false"/>
+                <w:color w:val="000000"/>
+                <w:sz w:val="19"/>
+                <w:szCs w:val="19"/>
+              </w:rPr>
+              <w:t xml:space="preserve">python3 rf_figura.py .../RF.OBS.FREQ0.7.202607.nc --var frequencia</w:t>
+            </w:r>
+          </w:p>
+        </w:tc>
+      </w:tr>
+    </w:tbl>
+    <w:p>
+      <w:pPr>
+        <w:spacing w:after="160" w:line="276"/>
+        <w:jc w:val="both"/>
+      </w:pPr>
+      <w:r>
+        <w:rPr>
+          <w:rFonts w:ascii="Calibri" w:cs="Calibri" w:eastAsia="Calibri" w:hAnsi="Calibri"/>
+          <w:b w:val="false"/>
+          <w:bCs w:val="false"/>
+          <w:i w:val="false"/>
+          <w:iCs w:val="false"/>
+          <w:color w:val="000000"/>
+          <w:sz w:val="22"/>
+          <w:szCs w:val="22"/>
+        </w:rPr>
+        <w:t xml:space="preserve">O arquivo de frequência traz duas variáveis: dias (contagem, o padrão da figura) e frequencia (percentual dos dias válidos); --var frequencia troca de uma para a outra. O limiar aparece no rótulo da barra de cores, lido do atributo limiar do NetCDF, e o número de dias agregados vai no título.</w:t>
+      </w:r>
+    </w:p>
+    <w:p>
+      <w:pPr>
+        <w:shd w:fill="F2F2F2" w:val="clear"/>
+        <w:spacing w:after="0"/>
+      </w:pPr>
+      <w:r>
+        <w:rPr>
+          <w:rFonts w:ascii="Consolas" w:cs="Consolas" w:eastAsia="Consolas" w:hAnsi="Consolas"/>
+          <w:sz w:val="19"/>
+          <w:szCs w:val="19"/>
+        </w:rPr>
+        <w:t xml:space="preserve"># Julho/2026: gerar as tres agregacoes e depois as figuras</w:t>
+      </w:r>
+    </w:p>
+    <w:p>
+      <w:pPr>
+        <w:shd w:fill="F2F2F2" w:val="clear"/>
+        <w:spacing w:after="0"/>
+      </w:pPr>
+      <w:r>
+        <w:rPr>
+          <w:rFonts w:ascii="Consolas" w:cs="Consolas" w:eastAsia="Consolas" w:hAnsi="Consolas"/>
+          <w:sz w:val="19"/>
+          <w:szCs w:val="19"/>
+        </w:rPr>
+        <w:t xml:space="preserve">python3 rf_observado.py --de 20260701 --ate 20260731 \</w:t>
+      </w:r>
+    </w:p>
+    <w:p>
+      <w:pPr>
+        <w:shd w:fill="F2F2F2" w:val="clear"/>
+        <w:spacing w:after="0"/>
+      </w:pPr>
+      <w:r>
+        <w:rPr>
+          <w:rFonts w:ascii="Consolas" w:cs="Consolas" w:eastAsia="Consolas" w:hAnsi="Consolas"/>
+          <w:sz w:val="19"/>
+          <w:szCs w:val="19"/>
+        </w:rPr>
+        <w:t xml:space="preserve">    --media --frequencia 0.7 --percentil 90</w:t>
+      </w:r>
+    </w:p>
+    <w:p>
+      <w:pPr>
+        <w:shd w:fill="F2F2F2" w:val="clear"/>
+        <w:spacing w:after="0"/>
+      </w:pPr>
+      <w:r>
+        <w:rPr>
+          <w:rFonts w:ascii="Consolas" w:cs="Consolas" w:eastAsia="Consolas" w:hAnsi="Consolas"/>
+          <w:sz w:val="19"/>
+          <w:szCs w:val="19"/>
+        </w:rPr>
+        <w:t xml:space="preserve"> </w:t>
+      </w:r>
+    </w:p>
+    <w:p>
+      <w:pPr>
+        <w:shd w:fill="F2F2F2" w:val="clear"/>
+        <w:spacing w:after="0"/>
+      </w:pPr>
+      <w:r>
+        <w:rPr>
+          <w:rFonts w:ascii="Consolas" w:cs="Consolas" w:eastAsia="Consolas" w:hAnsi="Consolas"/>
+          <w:sz w:val="19"/>
+          <w:szCs w:val="19"/>
+        </w:rPr>
+        <w:t xml:space="preserve">D=data/output/2.2/RF_OBS/netcdf</w:t>
+      </w:r>
+    </w:p>
+    <w:p>
+      <w:pPr>
+        <w:shd w:fill="F2F2F2" w:val="clear"/>
+        <w:spacing w:after="0"/>
+      </w:pPr>
+      <w:r>
+        <w:rPr>
+          <w:rFonts w:ascii="Consolas" w:cs="Consolas" w:eastAsia="Consolas" w:hAnsi="Consolas"/>
+          <w:sz w:val="19"/>
+          <w:szCs w:val="19"/>
+        </w:rPr>
+        <w:t xml:space="preserve">python3 rf_figura.py $D/RF.OBS.FREQ0.7.202607.nc                  # dias</w:t>
+      </w:r>
+    </w:p>
+    <w:p>
+      <w:pPr>
+        <w:shd w:fill="F2F2F2" w:val="clear"/>
+        <w:spacing w:after="0"/>
+      </w:pPr>
+      <w:r>
+        <w:rPr>
+          <w:rFonts w:ascii="Consolas" w:cs="Consolas" w:eastAsia="Consolas" w:hAnsi="Consolas"/>
+          <w:sz w:val="19"/>
+          <w:szCs w:val="19"/>
+        </w:rPr>
+        <w:t xml:space="preserve">python3 rf_figura.py $D/RF.OBS.FREQ0.7.202607.nc --var frequencia # % dos dias</w:t>
+      </w:r>
+    </w:p>
+    <w:p>
+      <w:pPr>
+        <w:shd w:fill="F2F2F2" w:val="clear"/>
+        <w:spacing w:after="0"/>
+      </w:pPr>
+      <w:r>
+        <w:rPr>
+          <w:rFonts w:ascii="Consolas" w:cs="Consolas" w:eastAsia="Consolas" w:hAnsi="Consolas"/>
+          <w:sz w:val="19"/>
+          <w:szCs w:val="19"/>
+        </w:rPr>
+        <w:t xml:space="preserve">python3 rf_figura.py $D/RF.OBS.P90.202607.nc                      # percentil 90</w:t>
+      </w:r>
+    </w:p>
+    <w:p>
+      <w:pPr>
+        <w:shd w:fill="F2F2F2" w:val="clear"/>
+        <w:spacing w:after="0"/>
+      </w:pPr>
+      <w:r>
+        <w:rPr>
+          <w:rFonts w:ascii="Consolas" w:cs="Consolas" w:eastAsia="Consolas" w:hAnsi="Consolas"/>
+          <w:sz w:val="19"/>
+          <w:szCs w:val="19"/>
+        </w:rPr>
+        <w:t xml:space="preserve"> </w:t>
+      </w:r>
+    </w:p>
+    <w:p>
+      <w:pPr>
+        <w:shd w:fill="F2F2F2" w:val="clear"/>
+        <w:spacing w:after="0"/>
+      </w:pPr>
+      <w:r>
+        <w:rPr>
+          <w:rFonts w:ascii="Consolas" w:cs="Consolas" w:eastAsia="Consolas" w:hAnsi="Consolas"/>
+          <w:sz w:val="19"/>
+          <w:szCs w:val="19"/>
+        </w:rPr>
+        <w:t xml:space="preserve"># Painel do ano: 12 mapas de dias acima do limiar (mesma escala nos 12)</w:t>
+      </w:r>
+    </w:p>
+    <w:p>
+      <w:pPr>
+        <w:shd w:fill="F2F2F2" w:val="clear"/>
+        <w:spacing w:after="0"/>
+      </w:pPr>
+      <w:r>
+        <w:rPr>
+          <w:rFonts w:ascii="Consolas" w:cs="Consolas" w:eastAsia="Consolas" w:hAnsi="Consolas"/>
+          <w:sz w:val="19"/>
+          <w:szCs w:val="19"/>
+        </w:rPr>
+        <w:t xml:space="preserve">python3 rf_figura.py "$D/RF.OBS.FREQ0.7.2026*.nc" --painel --colunas 4 \</w:t>
+      </w:r>
+    </w:p>
+    <w:p>
+      <w:pPr>
+        <w:shd w:fill="F2F2F2" w:val="clear"/>
+        <w:spacing w:after="160"/>
+      </w:pPr>
+      <w:r>
+        <w:rPr>
+          <w:rFonts w:ascii="Consolas" w:cs="Consolas" w:eastAsia="Consolas" w:hAnsi="Consolas"/>
+          <w:sz w:val="19"/>
+          <w:szCs w:val="19"/>
+        </w:rPr>
+        <w:t xml:space="preserve">    --titulo "Dias com RF &gt;= 0,7 - 2026" --saida freq_2026.png</w:t>
+      </w:r>
+    </w:p>
+    <w:p>
+      <w:pPr>
+        <w:spacing w:after="160" w:line="276"/>
+        <w:jc w:val="both"/>
+      </w:pPr>
+      <w:r>
+        <w:rPr>
+          <w:rFonts w:ascii="Calibri" w:cs="Calibri" w:eastAsia="Calibri" w:hAnsi="Calibri"/>
+          <w:b w:val="false"/>
+          <w:bCs w:val="false"/>
+          <w:i w:val="false"/>
+          <w:iCs w:val="false"/>
+          <w:color w:val="000000"/>
+          <w:sz w:val="22"/>
+          <w:szCs w:val="22"/>
+        </w:rPr>
+        <w:t xml:space="preserve">Num painel, a escala é comum a todos os campos, o que torna os meses comparáveis entre si. Por isso não é possível misturar frequência (contagem de dias) e risco (0-1) na mesma figura: uma figura tem uma só barra de cores, e o script recusa a mistura com uma mensagem explicando como separar. O FWI segue a mesma lógica (--var escolhe o componente, --escala-fwi força a escala 0-5-12-22-35-60).</w:t>
+      </w:r>
+    </w:p>
+    <w:p>
+      <w:pPr>
+        <w:shd w:fill="F2F2F2" w:val="clear"/>
+        <w:spacing w:after="0"/>
+      </w:pPr>
+      <w:r>
+        <w:rPr>
+          <w:rFonts w:ascii="Consolas" w:cs="Consolas" w:eastAsia="Consolas" w:hAnsi="Consolas"/>
+          <w:sz w:val="19"/>
+          <w:szCs w:val="19"/>
+        </w:rPr>
+        <w:t xml:space="preserve">python3 rf_figura.py .../FWI.OBS.FREQ22.202607.nc          # dias com FWI &gt;= 22</w:t>
+      </w:r>
+    </w:p>
+    <w:p>
+      <w:pPr>
+        <w:shd w:fill="F2F2F2" w:val="clear"/>
+        <w:spacing w:after="160"/>
+      </w:pPr>
+      <w:r>
+        <w:rPr>
+          <w:rFonts w:ascii="Consolas" w:cs="Consolas" w:eastAsia="Consolas" w:hAnsi="Consolas"/>
+          <w:sz w:val="19"/>
+          <w:szCs w:val="19"/>
+        </w:rPr>
+        <w:t xml:space="preserve">python3 rf_figura.py .../FWI.OBS.P90.202607.nc --var DSR   # percentil 90 do DSR</w:t>
       </w:r>
     </w:p>
     <w:p>

--- a/docs/manual_usuario.docx
+++ b/docs/manual_usuario.docx
@@ -12038,7 +12038,7 @@
           <w:sz w:val="22"/>
           <w:szCs w:val="22"/>
         </w:rPr>
-        <w:t xml:space="preserve">Os arquivos originais são globais de 0,1° (3600 x 1800), com latitude de norte para sul, longitude -179,95..179,95 e a variável sem nome reconhecível (o cdo sinfo mostra "unknown"). O pipeline resolve os três pontos sozinho: detecta a variável, inverte a latitude para sul-&gt;norte e recorta o domínio na leitura, de modo que a grade global nunca é carregada inteira na memória.</w:t>
+        <w:t xml:space="preserve">Os arquivos originais são globais de 0,1° (3600 x 1800), com latitude de norte para sul, longitude -179,95..179,95 e a variável sem nome reconhecível (o cdo sinfo mostra "unknown"). O pipeline resolve isso sozinho: detecta a variável, inverte a latitude para sul-&gt;norte e recorta o domínio na leitura, de modo que a grade global nunca é carregada inteira na memória. A comparação com os limites do domínio usa uma folga de 1 % do passo da grade, porque as coordenadas do arquivo trazem ruído de ponto flutuante (a latitude é declarada até -89,95001): sem essa folga, os pontos exatamente na borda cairiam fora e a grade sairia com uma linha e uma coluna a menos. Com ela, o recorte dá 901 x 850 pontos - exatamente a grade do IMERG, o que permite comparar as duas rodadas ponto a ponto.</w:t>
       </w:r>
     </w:p>
     <w:p>

--- a/docs/manual_usuario.docx
+++ b/docs/manual_usuario.docx
@@ -11969,7 +11969,7 @@
           <w:sz w:val="22"/>
           <w:szCs w:val="22"/>
         </w:rPr>
-        <w:t xml:space="preserve">Detalhes de implementação: valores ausentes são ignorados ponto a ponto (a frequência é sempre relativa aos dias válidos daquele ponto, e o número de dias entra no atributo dias_agregados); o percentil é calculado por blocos de latitude, para não carregar a série inteira na memória na grade de 1 km. O rf_figura.py reconhece os arquivos de frequência e usa uma escala sequencial de contagem em vez da paleta de risco.</w:t>
+        <w:t xml:space="preserve">Detalhes de implementação: pontos sem nenhum campo válido (oceano, por exemplo) saem como ausentes, sem aviso na tela; valores ausentes são ignorados ponto a ponto (a frequência é sempre relativa aos dias válidos daquele ponto, e o número de dias entra no atributo dias_agregados); o percentil é calculado por blocos de latitude, para não carregar a série inteira na memória na grade de 1 km. O rf_figura.py reconhece os arquivos de frequência e usa uma escala sequencial de contagem em vez da paleta de risco.</w:t>
       </w:r>
     </w:p>
     <w:p>

--- a/docs/manual_usuario.docx
+++ b/docs/manual_usuario.docx
@@ -10359,6 +10359,80 @@
         </w:tc>
       </w:tr>
     </w:tbl>
+    <w:p>
+      <w:pPr>
+        <w:spacing w:after="160" w:line="276"/>
+        <w:jc w:val="both"/>
+      </w:pPr>
+      <w:r>
+        <w:rPr>
+          <w:rFonts w:ascii="Calibri" w:cs="Calibri" w:eastAsia="Calibri" w:hAnsi="Calibri"/>
+          <w:b/>
+          <w:bCs/>
+          <w:i w:val="false"/>
+          <w:iCs w:val="false"/>
+          <w:color w:val="000000"/>
+          <w:sz w:val="22"/>
+          <w:szCs w:val="22"/>
+        </w:rPr>
+        <w:t xml:space="preserve">Escopo dos arquivos (--sem-periodo / --so-periodo). </w:t>
+      </w:r>
+      <w:r>
+        <w:rPr>
+          <w:rFonts w:ascii="Calibri" w:cs="Calibri" w:eastAsia="Calibri" w:hAnsi="Calibri"/>
+          <w:b w:val="false"/>
+          <w:bCs w:val="false"/>
+          <w:i w:val="false"/>
+          <w:iCs w:val="false"/>
+          <w:color w:val="000000"/>
+          <w:sz w:val="22"/>
+          <w:szCs w:val="22"/>
+        </w:rPr>
+        <w:t xml:space="preserve">Um curinga como RF.PREV.MEDIA.*.nc pega tanto os mapas mensais (...202609.nc) quanto o da rodada inteira (...20260805-20270904.nc), e o segundo entra no painel desalinhando a grade de meses. --sem-periodo descarta o campo do período inteiro e deixa só os mensais/diários; --so-periodo faz o contrário, plotando apenas o do período todo. As duas opções são mutuamente exclusivas e o script informa quantos arquivos sobraram (ou explica o que encontrou, se o escopo ficar vazio).</w:t>
+      </w:r>
+    </w:p>
+    <w:p>
+      <w:pPr>
+        <w:shd w:fill="F2F2F2" w:val="clear"/>
+        <w:spacing w:after="0"/>
+      </w:pPr>
+      <w:r>
+        <w:rPr>
+          <w:rFonts w:ascii="Consolas" w:cs="Consolas" w:eastAsia="Consolas" w:hAnsi="Consolas"/>
+          <w:sz w:val="19"/>
+          <w:szCs w:val="19"/>
+        </w:rPr>
+        <w:t xml:space="preserve">S=data/output/2.2/RF_PREV_BESM/netcdf/&lt;modelo&gt;</w:t>
+      </w:r>
+    </w:p>
+    <w:p>
+      <w:pPr>
+        <w:shd w:fill="F2F2F2" w:val="clear"/>
+        <w:spacing w:after="0"/>
+      </w:pPr>
+      <w:r>
+        <w:rPr>
+          <w:rFonts w:ascii="Consolas" w:cs="Consolas" w:eastAsia="Consolas" w:hAnsi="Consolas"/>
+          <w:sz w:val="19"/>
+          <w:szCs w:val="19"/>
+        </w:rPr>
+        <w:t xml:space="preserve">python3 rf_figura.py "$S/RF.PREV.MEDIA.*.nc" --painel --colunas 4 --sem-periodo</w:t>
+      </w:r>
+    </w:p>
+    <w:p>
+      <w:pPr>
+        <w:shd w:fill="F2F2F2" w:val="clear"/>
+        <w:spacing w:after="160"/>
+      </w:pPr>
+      <w:r>
+        <w:rPr>
+          <w:rFonts w:ascii="Consolas" w:cs="Consolas" w:eastAsia="Consolas" w:hAnsi="Consolas"/>
+          <w:sz w:val="19"/>
+          <w:szCs w:val="19"/>
+        </w:rPr>
+        <w:t xml:space="preserve">python3 rf_figura.py "$S/RF.PREV.MEDIA.*.nc" --so-periodo --saida media_rodada.png</w:t>
+      </w:r>
+    </w:p>
     <w:p>
       <w:pPr>
         <w:spacing w:after="160" w:line="276"/>
